--- a/downloads/student/ai-2-week-16.docx
+++ b/downloads/student/ai-2-week-16.docx
@@ -1863,6 +1863,16 @@
     <w:p>
       <w:r>
         <w:t>A single small validation set may be noisy; selection evidence does not prove future population performance.</w:t>
+      </w:r>
+    </w:p>
+    <w:p>
+      <w:r>
+        <w:t>Read the labelled picture: Does zero training error justify choosing Complex in the original record?</w:t>
+      </w:r>
+    </w:p>
+    <w:p>
+      <w:r>
+        <w:t>Change one thing: Complex’s validation error becomes 2 on a newly documented, fair development comparison. Predict the result before checking the explanation. What remains the same?</w:t>
       </w:r>
     </w:p>
     <w:p>
@@ -3843,6 +3853,187 @@
     <w:p>
       <w:r>
         <w:t>Attempt the independent case before hints. Record whether you worked alone, used a hint or followed a model. After feedback, fix the first unsupported step and explain why it changed. A later check uses a changed case, not a copied answer.</w:t>
+      </w:r>
+    </w:p>
+    <w:p>
+      <w:pPr>
+        <w:pStyle w:val="Heading1"/>
+      </w:pPr>
+      <w:r>
+        <w:t>15. Your lesson route</w:t>
+      </w:r>
+    </w:p>
+    <w:p>
+      <w:r>
+        <w:t>Start with this question: A fictional project compares three book-length prediction models on the same development sets.</w:t>
+      </w:r>
+    </w:p>
+    <w:tbl>
+      <w:tblPr>
+        <w:tblStyle w:val="LightShading-Accent1"/>
+        <w:tblW w:type="auto" w:w="0"/>
+        <w:tblLook w:firstColumn="1" w:firstRow="1" w:lastColumn="0" w:lastRow="0" w:noHBand="0" w:noVBand="1" w:val="04A0"/>
+      </w:tblPr>
+      <w:tblGrid>
+        <w:gridCol w:w="5112"/>
+        <w:gridCol w:w="5112"/>
+      </w:tblGrid>
+      <w:tr>
+        <w:trPr>
+          <w:tblHeader/>
+        </w:trPr>
+        <w:tc>
+          <w:tcPr>
+            <w:tcW w:type="dxa" w:w="5112"/>
+          </w:tcPr>
+          <w:p>
+            <w:r>
+              <w:t>By the end, I can</w:t>
+            </w:r>
+          </w:p>
+        </w:tc>
+        <w:tc>
+          <w:tcPr>
+            <w:tcW w:type="dxa" w:w="5112"/>
+          </w:tcPr>
+          <w:p>
+            <w:r>
+              <w:t>How I will show it</w:t>
+            </w:r>
+          </w:p>
+        </w:tc>
+      </w:tr>
+      <w:tr>
+        <w:tc>
+          <w:tcPr>
+            <w:tcW w:type="dxa" w:w="5112"/>
+          </w:tcPr>
+          <w:p>
+            <w:r>
+              <w:t>Compare training and validation evidence for model capacity</w:t>
+            </w:r>
+          </w:p>
+        </w:tc>
+        <w:tc>
+          <w:tcPr>
+            <w:tcW w:type="dxa" w:w="5112"/>
+          </w:tcPr>
+          <w:p>
+            <w:r>
+              <w:t>Explain the deciding step, show a trace or test, and state one limit.</w:t>
+            </w:r>
+          </w:p>
+        </w:tc>
+      </w:tr>
+      <w:tr>
+        <w:tc>
+          <w:tcPr>
+            <w:tcW w:type="dxa" w:w="5112"/>
+          </w:tcPr>
+          <w:p>
+            <w:r>
+              <w:t>Explain overfitting without assuming every gap proves it</w:t>
+            </w:r>
+          </w:p>
+        </w:tc>
+        <w:tc>
+          <w:tcPr>
+            <w:tcW w:type="dxa" w:w="5112"/>
+          </w:tcPr>
+          <w:p>
+            <w:r>
+              <w:t>Explain the deciding step, show a trace or test, and state one limit.</w:t>
+            </w:r>
+          </w:p>
+        </w:tc>
+      </w:tr>
+      <w:tr>
+        <w:tc>
+          <w:tcPr>
+            <w:tcW w:type="dxa" w:w="5112"/>
+          </w:tcPr>
+          <w:p>
+            <w:r>
+              <w:t>Use a declared selection rule instead of perfect training fit</w:t>
+            </w:r>
+          </w:p>
+        </w:tc>
+        <w:tc>
+          <w:tcPr>
+            <w:tcW w:type="dxa" w:w="5112"/>
+          </w:tcPr>
+          <w:p>
+            <w:r>
+              <w:t>Explain the deciding step, show a trace or test, and state one limit.</w:t>
+            </w:r>
+          </w:p>
+        </w:tc>
+      </w:tr>
+    </w:tbl>
+    <w:p>
+      <w:r>
+        <w:t>Remember → watch and explain → try with help → investigate → try independently → keep project evidence. Your teacher may spread this lesson across several classes.</w:t>
+      </w:r>
+    </w:p>
+    <w:p>
+      <w:r>
+        <w:t>Keep your first prediction. Compare it with what the evidence shows and explain any change.</w:t>
+      </w:r>
+    </w:p>
+    <w:p>
+      <w:pPr>
+        <w:pStyle w:val="Heading1"/>
+      </w:pPr>
+      <w:r>
+        <w:t>16. Finish and return</w:t>
+      </w:r>
+    </w:p>
+    <w:p>
+      <w:r>
+        <w:t>Close your notes. Explain this goal in your own words: Compare training and validation evidence for model capacity</w:t>
+      </w:r>
+    </w:p>
+    <w:p>
+      <w:pPr>
+        <w:pStyle w:val="Heading3"/>
+      </w:pPr>
+      <w:r>
+        <w:t>My deciding step, evidence and one remaining question</w:t>
+      </w:r>
+    </w:p>
+    <w:p>
+      <w:r>
+        <w:t>________________________________________________________________</w:t>
+      </w:r>
+    </w:p>
+    <w:p>
+      <w:r>
+        <w:t>________________________________________________________________</w:t>
+      </w:r>
+    </w:p>
+    <w:p>
+      <w:r>
+        <w:t>________________________________________________________________</w:t>
+      </w:r>
+    </w:p>
+    <w:p>
+      <w:r>
+        <w:t>________________________________________________________________</w:t>
+      </w:r>
+    </w:p>
+    <w:p>
+      <w:r>
+        <w:t>________________________________________________________________</w:t>
+      </w:r>
+    </w:p>
+    <w:p>
+      <w:r>
+        <w:t>If you are unsure, return to the worked picture and explain one arrow. If you are ready, change an input or assumption and justify your prediction.</w:t>
+      </w:r>
+    </w:p>
+    <w:p>
+      <w:r>
+        <w:t>Save your workbook evidence. At the next review, try a different case before opening your old answer.</w:t>
       </w:r>
     </w:p>
     <w:sectPr>

--- a/downloads/student/ai-2-week-16.docx
+++ b/downloads/student/ai-2-week-16.docx
@@ -4034,6 +4034,207 @@
     <w:p>
       <w:r>
         <w:t>Save your workbook evidence. At the next review, try a different case before opening your old answer.</w:t>
+      </w:r>
+    </w:p>
+    <w:p>
+      <w:pPr>
+        <w:pStyle w:val="Heading1"/>
+      </w:pPr>
+      <w:r>
+        <w:t>17. Supported practice, repair and portfolio</w:t>
+      </w:r>
+    </w:p>
+    <w:p>
+      <w:r>
+        <w:t>Use this supported practice once, in the browser or on paper. Keep the reserved independent assessment for a separate first attempt before teacher feedback.</w:t>
+      </w:r>
+    </w:p>
+    <w:p>
+      <w:r>
+        <w:t>A fictional project compares three book-length prediction models on the same development sets.</w:t>
+      </w:r>
+    </w:p>
+    <w:p>
+      <w:pPr>
+        <w:pStyle w:val="Heading3"/>
+      </w:pPr>
+      <w:r>
+        <w:t>Practice 1: explain the deciding evidence</w:t>
+      </w:r>
+    </w:p>
+    <w:p>
+      <w:r>
+        <w:t>Which labelled step matches this detail? Freeze the selection, then evaluate new reserved cases.</w:t>
+      </w:r>
+    </w:p>
+    <w:p>
+      <w:r>
+        <w:t>1. Final evaluation</w:t>
+      </w:r>
+    </w:p>
+    <w:p>
+      <w:r>
+        <w:t>2. Training comparison</w:t>
+      </w:r>
+    </w:p>
+    <w:p>
+      <w:r>
+        <w:t>3. Choose for development</w:t>
+      </w:r>
+    </w:p>
+    <w:p>
+      <w:r>
+        <w:t>4. Validation comparison</w:t>
+      </w:r>
+    </w:p>
+    <w:p>
+      <w:pPr>
+        <w:pStyle w:val="Heading3"/>
+      </w:pPr>
+      <w:r>
+        <w:t>My selected conclusion, deciding fact and explanation</w:t>
+      </w:r>
+    </w:p>
+    <w:p>
+      <w:r>
+        <w:t>________________________________________________________________</w:t>
+      </w:r>
+    </w:p>
+    <w:p>
+      <w:r>
+        <w:t>________________________________________________________________</w:t>
+      </w:r>
+    </w:p>
+    <w:p>
+      <w:r>
+        <w:t>________________________________________________________________</w:t>
+      </w:r>
+    </w:p>
+    <w:p>
+      <w:r>
+        <w:t>________________________________________________________________</w:t>
+      </w:r>
+    </w:p>
+    <w:p>
+      <w:r>
+        <w:t>________________________________________________________________</w:t>
+      </w:r>
+    </w:p>
+    <w:p>
+      <w:r>
+        <w:t>Hint if needed: Read the steps in the pictorial case. Match the supplied detail to the stage that performs or records it.</w:t>
+      </w:r>
+    </w:p>
+    <w:p>
+      <w:r>
+        <w:t>After your attempt, compare with the supported explanation: Final evaluation Freeze the selection, then evaluate new reserved cases. A flexible model can fit quirks of its training set without predicting new examples well. Here Complex’s training success occur togethers with the worst validation error. The numbers are invented comparisons, not a claim that complexity always hurts. Choosing Medium uses development evidence; its validation score must not be advertised as an untouched final-test result.</w:t>
+      </w:r>
+    </w:p>
+    <w:p>
+      <w:pPr>
+        <w:pStyle w:val="Heading3"/>
+      </w:pPr>
+      <w:r>
+        <w:t>Practice 2: explain the deciding evidence</w:t>
+      </w:r>
+    </w:p>
+    <w:p>
+      <w:r>
+        <w:t>Changed-case practice: Complex’s validation error becomes 2 on a newly documented, fair development comparison. Which conclusion is supported by the supplied facts?</w:t>
+      </w:r>
+    </w:p>
+    <w:p>
+      <w:r>
+        <w:t>1. We can decide the result without examining the changed input or the procedure.</w:t>
+      </w:r>
+    </w:p>
+    <w:p>
+      <w:r>
+        <w:t>2. This one example guarantees correct results for every future input.</w:t>
+      </w:r>
+    </w:p>
+    <w:p>
+      <w:r>
+        <w:t>3. The stated rule now selects Complex.</w:t>
+      </w:r>
+    </w:p>
+    <w:p>
+      <w:pPr>
+        <w:pStyle w:val="Heading3"/>
+      </w:pPr>
+      <w:r>
+        <w:t>My selected conclusion, deciding fact and explanation</w:t>
+      </w:r>
+    </w:p>
+    <w:p>
+      <w:r>
+        <w:t>________________________________________________________________</w:t>
+      </w:r>
+    </w:p>
+    <w:p>
+      <w:r>
+        <w:t>________________________________________________________________</w:t>
+      </w:r>
+    </w:p>
+    <w:p>
+      <w:r>
+        <w:t>________________________________________________________________</w:t>
+      </w:r>
+    </w:p>
+    <w:p>
+      <w:r>
+        <w:t>________________________________________________________________</w:t>
+      </w:r>
+    </w:p>
+    <w:p>
+      <w:r>
+        <w:t>________________________________________________________________</w:t>
+      </w:r>
+    </w:p>
+    <w:p>
+      <w:r>
+        <w:t>Hint if needed: Use the changed condition and the deciding step in the pictorial trace. The answer must say what follows from those facts.</w:t>
+      </w:r>
+    </w:p>
+    <w:p>
+      <w:r>
+        <w:t>After your attempt, compare with the supported explanation: The stated rule now selects Complex. The rule compares validation errors; it does not ban complex models.</w:t>
+      </w:r>
+    </w:p>
+    <w:p>
+      <w:pPr>
+        <w:pStyle w:val="Heading3"/>
+      </w:pPr>
+      <w:r>
+        <w:t>Repair a missing building block</w:t>
+      </w:r>
+    </w:p>
+    <w:p>
+      <w:r>
+        <w:t>Review Choose Informative Questions (ai-2/15). Goal: Fit a root question and leaf predictions from training examples. Short practice: Choose the best original question and explain why its more balanced split matters here.. Return to this week and explain what you changed.</w:t>
+      </w:r>
+    </w:p>
+    <w:p>
+      <w:r>
+        <w:t>Review Types of Classification Error (ai-2/13). Goal: Build a labelled confusion matrix from matched reference and prediction pairs. Short practice: Which error causes a sound book to be sent for unnecessary repair review?. Return to this week and explain what you changed.</w:t>
+      </w:r>
+    </w:p>
+    <w:p>
+      <w:r>
+        <w:t>Review Human Classifier Simulation (ai-2/10). Goal: Construct a classifier with a stated input format, selected rule and recorded output. Short practice: Why are J and M initially treated differently even though both are illustrated mysteries?. Return to this week and explain what you changed.</w:t>
+      </w:r>
+    </w:p>
+    <w:p>
+      <w:pPr>
+        <w:pStyle w:val="Heading3"/>
+      </w:pPr>
+      <w:r>
+        <w:t>Keep your completed work</w:t>
+      </w:r>
+    </w:p>
+    <w:p>
+      <w:r>
+        <w:t>Use Download completed work in the hosted lesson to export your answers, reflections, practice feedback and code-run evidence. Open the HTML copy to read or print it. Drafts stay in this browser when storage is available; clear drafts on a shared device.</w:t>
       </w:r>
     </w:p>
     <w:sectPr>

--- a/downloads/student/ai-2-week-16.docx
+++ b/downloads/student/ai-2-week-16.docx
@@ -42,6 +42,11 @@
       </w:r>
     </w:p>
     <w:p>
+      <w:r>
+        <w:t>Start with the target: Compare training and validation evidence for model capacity. Try the recall before opening notes.</w:t>
+      </w:r>
+    </w:p>
+    <w:p>
       <w:pPr>
         <w:pStyle w:val="Heading3"/>
       </w:pPr>
@@ -50,18 +55,96 @@
       </w:r>
     </w:p>
     <w:p>
-      <w:r>
-        <w:t>I can compare training and validation evidence for model capacity.</w:t>
-      </w:r>
-    </w:p>
-    <w:p>
-      <w:r>
-        <w:t>I can explain overfitting without assuming every gap proves it.</w:t>
-      </w:r>
-    </w:p>
-    <w:p>
-      <w:r>
-        <w:t>I can use a declared selection rule instead of perfect training fit.</w:t>
+      <w:pPr>
+        <w:spacing w:line="336" w:lineRule="auto" w:after="180"/>
+      </w:pPr>
+      <w:r>
+        <w:rPr>
+          <w:b w:val="0"/>
+        </w:rPr>
+        <w:t xml:space="preserve">I can compare </w:t>
+      </w:r>
+      <w:r>
+        <w:rPr>
+          <w:b/>
+        </w:rPr>
+        <w:t>training</w:t>
+      </w:r>
+      <w:r>
+        <w:rPr>
+          <w:b w:val="0"/>
+        </w:rPr>
+        <w:t xml:space="preserve"> and validation </w:t>
+      </w:r>
+      <w:r>
+        <w:rPr>
+          <w:b/>
+        </w:rPr>
+        <w:t>evidence</w:t>
+      </w:r>
+      <w:r>
+        <w:rPr>
+          <w:b w:val="0"/>
+        </w:rPr>
+        <w:t xml:space="preserve"> for model </w:t>
+      </w:r>
+      <w:r>
+        <w:rPr>
+          <w:b/>
+        </w:rPr>
+        <w:t>capacity</w:t>
+      </w:r>
+      <w:r>
+        <w:rPr>
+          <w:b w:val="0"/>
+        </w:rPr>
+        <w:t>.</w:t>
+      </w:r>
+    </w:p>
+    <w:p>
+      <w:pPr>
+        <w:spacing w:line="336" w:lineRule="auto" w:after="180"/>
+      </w:pPr>
+      <w:r>
+        <w:rPr>
+          <w:b w:val="0"/>
+        </w:rPr>
+        <w:t xml:space="preserve">I can explain </w:t>
+      </w:r>
+      <w:r>
+        <w:rPr>
+          <w:b/>
+        </w:rPr>
+        <w:t>overfitting</w:t>
+      </w:r>
+      <w:r>
+        <w:rPr>
+          <w:b w:val="0"/>
+        </w:rPr>
+        <w:t xml:space="preserve"> without assuming every gap proves it.</w:t>
+      </w:r>
+    </w:p>
+    <w:p>
+      <w:pPr>
+        <w:spacing w:line="336" w:lineRule="auto" w:after="180"/>
+      </w:pPr>
+      <w:r>
+        <w:rPr>
+          <w:b w:val="0"/>
+        </w:rPr>
+        <w:t xml:space="preserve">I can use a declared selection rule instead of perfect </w:t>
+      </w:r>
+      <w:r>
+        <w:rPr>
+          <w:b/>
+        </w:rPr>
+        <w:t>training</w:t>
+      </w:r>
+      <w:r>
+        <w:rPr>
+          <w:b w:val="0"/>
+        </w:rPr>
+        <w:t xml:space="preserve"> fit.</w:t>
       </w:r>
     </w:p>
     <w:p>
@@ -73,37 +156,103 @@
       </w:r>
     </w:p>
     <w:p>
-      <w:r>
+      <w:pPr>
+        <w:spacing w:line="336" w:lineRule="auto" w:after="180"/>
+      </w:pPr>
+      <w:r>
+        <w:rPr>
+          <w:b w:val="0"/>
+        </w:rPr>
         <w:t>Close your notes first. A rough first answer helps us choose the right starting point; it is not a score for your ability.</w:t>
       </w:r>
     </w:p>
     <w:p>
-      <w:r>
+      <w:pPr>
+        <w:spacing w:line="336" w:lineRule="auto" w:after="180"/>
+      </w:pPr>
+      <w:r>
+        <w:rPr>
+          <w:b w:val="0"/>
+        </w:rPr>
         <w:t>Without opening the old lesson, explain one key idea from Choose Informative Questions. Give an example and a mistake that the idea helps you avoid.</w:t>
       </w:r>
     </w:p>
     <w:p>
-      <w:r>
+      <w:pPr>
+        <w:spacing w:line="336" w:lineRule="auto" w:after="180"/>
+      </w:pPr>
+      <w:r>
+        <w:rPr>
+          <w:b w:val="0"/>
+        </w:rPr>
         <w:t>Without opening the old lesson, explain one key idea from Types of Classification Error. Give an example and a mistake that the idea helps you avoid.</w:t>
       </w:r>
     </w:p>
     <w:p>
-      <w:r>
+      <w:pPr>
+        <w:spacing w:line="336" w:lineRule="auto" w:after="180"/>
+      </w:pPr>
+      <w:r>
+        <w:rPr>
+          <w:b w:val="0"/>
+        </w:rPr>
         <w:t>Without opening the old lesson, explain one key idea from Human Classifier Simulation. Give an example and a mistake that the idea helps you avoid.</w:t>
       </w:r>
     </w:p>
     <w:p>
-      <w:r>
-        <w:t>After trying, check the relevant lesson or ask your teacher. Change the part of your explanation that the evidence shows was wrong.</w:t>
-      </w:r>
-    </w:p>
-    <w:p>
-      <w:r>
-        <w:t>Week 16: Overfitting Intuition</w:t>
-      </w:r>
-    </w:p>
-    <w:p>
-      <w:r>
+      <w:pPr>
+        <w:spacing w:line="336" w:lineRule="auto" w:after="180"/>
+      </w:pPr>
+      <w:r>
+        <w:rPr>
+          <w:b w:val="0"/>
+        </w:rPr>
+        <w:t xml:space="preserve">After trying, check the relevant lesson or ask your teacher. Change the part of your explanation that the </w:t>
+      </w:r>
+      <w:r>
+        <w:rPr>
+          <w:b/>
+        </w:rPr>
+        <w:t>evidence</w:t>
+      </w:r>
+      <w:r>
+        <w:rPr>
+          <w:b w:val="0"/>
+        </w:rPr>
+        <w:t xml:space="preserve"> shows was wrong.</w:t>
+      </w:r>
+    </w:p>
+    <w:p>
+      <w:pPr>
+        <w:spacing w:line="336" w:lineRule="auto" w:after="180"/>
+      </w:pPr>
+      <w:r>
+        <w:rPr>
+          <w:b w:val="0"/>
+        </w:rPr>
+        <w:t xml:space="preserve">Week 16: </w:t>
+      </w:r>
+      <w:r>
+        <w:rPr>
+          <w:b/>
+        </w:rPr>
+        <w:t>Overfitting</w:t>
+      </w:r>
+      <w:r>
+        <w:rPr>
+          <w:b w:val="0"/>
+        </w:rPr>
+        <w:t xml:space="preserve"> Intuition</w:t>
+      </w:r>
+    </w:p>
+    <w:p>
+      <w:pPr>
+        <w:spacing w:line="336" w:lineRule="auto" w:after="180"/>
+      </w:pPr>
+      <w:r>
+        <w:rPr>
+          <w:b w:val="0"/>
+        </w:rPr>
         <w:t>A rule that memorizes examples may fail on new cases.</w:t>
       </w:r>
     </w:p>
@@ -144,17 +293,47 @@
       </w:r>
     </w:p>
     <w:p>
-      <w:r>
+      <w:pPr>
+        <w:spacing w:line="336" w:lineRule="auto" w:after="180"/>
+      </w:pPr>
+      <w:r>
+        <w:rPr>
+          <w:b/>
+        </w:rPr>
         <w:t>THINKER MISSION</w:t>
       </w:r>
     </w:p>
     <w:p>
-      <w:r>
-        <w:t>Contrast a simple rule with a seven-exception rule.</w:t>
-      </w:r>
-    </w:p>
-    <w:p>
-      <w:r>
+      <w:pPr>
+        <w:spacing w:line="336" w:lineRule="auto" w:after="180"/>
+      </w:pPr>
+      <w:r>
+        <w:rPr>
+          <w:b w:val="0"/>
+        </w:rPr>
+        <w:t>Contrast a simple rule with a seven-</w:t>
+      </w:r>
+      <w:r>
+        <w:rPr>
+          <w:b/>
+        </w:rPr>
+        <w:t>exception</w:t>
+      </w:r>
+      <w:r>
+        <w:rPr>
+          <w:b w:val="0"/>
+        </w:rPr>
+        <w:t xml:space="preserve"> rule.</w:t>
+      </w:r>
+    </w:p>
+    <w:p>
+      <w:pPr>
+        <w:spacing w:line="336" w:lineRule="auto" w:after="180"/>
+      </w:pPr>
+      <w:r>
+        <w:rPr>
+          <w:b w:val="0"/>
+        </w:rPr>
         <w:t>Thinker name and date:</w:t>
       </w:r>
     </w:p>
@@ -200,8 +379,27 @@
       </w:r>
     </w:p>
     <w:p>
-      <w:r>
-        <w:t>Can a zero training error guarantee good validation performance?</w:t>
+      <w:pPr>
+        <w:spacing w:line="336" w:lineRule="auto" w:after="180"/>
+        <w:shd w:fill="F5F1FB"/>
+      </w:pPr>
+      <w:r>
+        <w:rPr>
+          <w:b w:val="0"/>
+        </w:rPr>
+        <w:t xml:space="preserve">Can a zero </w:t>
+      </w:r>
+      <w:r>
+        <w:rPr>
+          <w:b/>
+        </w:rPr>
+        <w:t>training</w:t>
+      </w:r>
+      <w:r>
+        <w:rPr>
+          <w:b w:val="0"/>
+        </w:rPr>
+        <w:t xml:space="preserve"> error guarantee good validation performance?</w:t>
       </w:r>
     </w:p>
     <w:p>
@@ -213,8 +411,38 @@
       </w:r>
     </w:p>
     <w:p>
-      <w:r>
-        <w:t>By the end, I can use development performance rather than training fit alone to choose model complexity.</w:t>
+      <w:pPr>
+        <w:spacing w:line="336" w:lineRule="auto" w:after="180"/>
+      </w:pPr>
+      <w:r>
+        <w:rPr>
+          <w:b w:val="0"/>
+        </w:rPr>
+        <w:t xml:space="preserve">By the end, I can use development performance rather than </w:t>
+      </w:r>
+      <w:r>
+        <w:rPr>
+          <w:b/>
+        </w:rPr>
+        <w:t>training</w:t>
+      </w:r>
+      <w:r>
+        <w:rPr>
+          <w:b w:val="0"/>
+        </w:rPr>
+        <w:t xml:space="preserve"> fit alone to choose model </w:t>
+      </w:r>
+      <w:r>
+        <w:rPr>
+          <w:b/>
+        </w:rPr>
+        <w:t>complexity</w:t>
+      </w:r>
+      <w:r>
+        <w:rPr>
+          <w:b w:val="0"/>
+        </w:rPr>
+        <w:t>.</w:t>
       </w:r>
     </w:p>
     <w:p>
@@ -227,17 +455,52 @@
     </w:p>
     <w:p>
       <w:r>
+        <w:t>Investigate the supplied Overfitting Intuition case. Separate observations, given facts and assumptions before choosing an explanation.</w:t>
+      </w:r>
+    </w:p>
+    <w:p>
+      <w:pPr>
+        <w:spacing w:line="336" w:lineRule="auto" w:after="180"/>
+      </w:pPr>
+      <w:r>
+        <w:rPr>
+          <w:b/>
+        </w:rPr>
         <w:t>PICTURE STORY</w:t>
       </w:r>
     </w:p>
     <w:p>
-      <w:r>
+      <w:pPr>
+        <w:spacing w:line="336" w:lineRule="auto" w:after="180"/>
+      </w:pPr>
+      <w:r>
+        <w:rPr>
+          <w:b w:val="0"/>
+        </w:rPr>
         <w:t>Notice → Predict → Explain</w:t>
       </w:r>
     </w:p>
     <w:p>
-      <w:r>
-        <w:t>Begin with visible evidence. Do not explain more than the picture and information support.</w:t>
+      <w:pPr>
+        <w:spacing w:line="336" w:lineRule="auto" w:after="180"/>
+      </w:pPr>
+      <w:r>
+        <w:rPr>
+          <w:b w:val="0"/>
+        </w:rPr>
+        <w:t xml:space="preserve">Begin with visible </w:t>
+      </w:r>
+      <w:r>
+        <w:rPr>
+          <w:b/>
+        </w:rPr>
+        <w:t>evidence</w:t>
+      </w:r>
+      <w:r>
+        <w:rPr>
+          <w:b w:val="0"/>
+        </w:rPr>
+        <w:t>. Do not explain more than the picture and information support.</w:t>
       </w:r>
     </w:p>
     <w:p>
@@ -277,18 +540,82 @@
       </w:r>
     </w:p>
     <w:p>
-      <w:r>
+      <w:pPr>
+        <w:pStyle w:val="Heading3"/>
+      </w:pPr>
+      <w:r>
+        <w:t>Start with this puzzle</w:t>
+      </w:r>
+    </w:p>
+    <w:p>
+      <w:pPr>
+        <w:spacing w:line="336" w:lineRule="auto" w:after="180"/>
+        <w:shd w:fill="F1F6FC"/>
+      </w:pPr>
+      <w:r>
+        <w:rPr>
+          <w:b w:val="0"/>
+        </w:rPr>
         <w:t>MYSTERY</w:t>
       </w:r>
     </w:p>
     <w:p>
-      <w:r>
-        <w:t>The learners must use overfitting intuition to solve a problem. What information do they have? What decision or calculation do they make? What would count as evidence that it worked?</w:t>
-      </w:r>
-    </w:p>
-    <w:p>
-      <w:r>
-        <w:t>Three observations (what you can point to):</w:t>
+      <w:pPr>
+        <w:spacing w:line="336" w:lineRule="auto" w:after="180"/>
+        <w:shd w:fill="F5F1FB"/>
+      </w:pPr>
+      <w:r>
+        <w:rPr>
+          <w:b w:val="0"/>
+        </w:rPr>
+        <w:t xml:space="preserve">The learners must use </w:t>
+      </w:r>
+      <w:r>
+        <w:rPr>
+          <w:b/>
+        </w:rPr>
+        <w:t>overfitting</w:t>
+      </w:r>
+      <w:r>
+        <w:rPr>
+          <w:b w:val="0"/>
+        </w:rPr>
+        <w:t xml:space="preserve"> intuition to solve a problem. What information do they have? What decision or calculation do they make? What would count as </w:t>
+      </w:r>
+      <w:r>
+        <w:rPr>
+          <w:b/>
+        </w:rPr>
+        <w:t>evidence</w:t>
+      </w:r>
+      <w:r>
+        <w:rPr>
+          <w:b w:val="0"/>
+        </w:rPr>
+        <w:t xml:space="preserve"> that it worked?</w:t>
+      </w:r>
+    </w:p>
+    <w:p>
+      <w:pPr>
+        <w:spacing w:line="336" w:lineRule="auto" w:after="180"/>
+      </w:pPr>
+      <w:r>
+        <w:rPr>
+          <w:b w:val="0"/>
+        </w:rPr>
+        <w:t xml:space="preserve">Three </w:t>
+      </w:r>
+      <w:r>
+        <w:rPr>
+          <w:b/>
+        </w:rPr>
+        <w:t>observation</w:t>
+      </w:r>
+      <w:r>
+        <w:rPr>
+          <w:b w:val="0"/>
+        </w:rPr>
+        <w:t>s (what you can point to):</w:t>
       </w:r>
     </w:p>
     <w:p>
@@ -325,8 +652,26 @@
       </w:r>
     </w:p>
     <w:p>
-      <w:r>
-        <w:t>My prediction and the clue supporting it:</w:t>
+      <w:pPr>
+        <w:spacing w:line="336" w:lineRule="auto" w:after="180"/>
+      </w:pPr>
+      <w:r>
+        <w:rPr>
+          <w:b w:val="0"/>
+        </w:rPr>
+        <w:t xml:space="preserve">My </w:t>
+      </w:r>
+      <w:r>
+        <w:rPr>
+          <w:b/>
+        </w:rPr>
+        <w:t>prediction</w:t>
+      </w:r>
+      <w:r>
+        <w:rPr>
+          <w:b w:val="0"/>
+        </w:rPr>
+        <w:t xml:space="preserve"> and the clue supporting it:</w:t>
       </w:r>
     </w:p>
     <w:p>
@@ -371,13 +716,131 @@
       </w:r>
     </w:p>
     <w:p>
-      <w:r>
-        <w:t>A more flexible model can represent complicated relationships and accidental details. Capacity can help when there is enough relevant evidence, but perfect training performance is not the goal. Compare training and validation using the same metric while checking leakage and representativeness.</w:t>
-      </w:r>
-    </w:p>
-    <w:p>
-      <w:r>
-        <w:t>Use fictional classroom data throughout this investigation. Keep the task, units, reference labels and data split visible as you reason. Earlier weeks supplied the model-building process; this week examines overfitting and model capacity.</w:t>
+      <w:pPr>
+        <w:spacing w:line="336" w:lineRule="auto" w:after="180"/>
+      </w:pPr>
+      <w:r>
+        <w:rPr>
+          <w:b w:val="0"/>
+        </w:rPr>
+        <w:t xml:space="preserve">A more flexible model can represent complicated relationships and accidental details. </w:t>
+      </w:r>
+      <w:r>
+        <w:rPr>
+          <w:b/>
+        </w:rPr>
+        <w:t>Capacity</w:t>
+      </w:r>
+      <w:r>
+        <w:rPr>
+          <w:b w:val="0"/>
+        </w:rPr>
+        <w:t xml:space="preserve"> can help when there is enough relevant </w:t>
+      </w:r>
+      <w:r>
+        <w:rPr>
+          <w:b/>
+        </w:rPr>
+        <w:t>evidence</w:t>
+      </w:r>
+      <w:r>
+        <w:rPr>
+          <w:b w:val="0"/>
+        </w:rPr>
+        <w:t xml:space="preserve">, but perfect </w:t>
+      </w:r>
+      <w:r>
+        <w:rPr>
+          <w:b/>
+        </w:rPr>
+        <w:t>training</w:t>
+      </w:r>
+      <w:r>
+        <w:rPr>
+          <w:b w:val="0"/>
+        </w:rPr>
+        <w:t xml:space="preserve"> performance is not the goal.</w:t>
+      </w:r>
+    </w:p>
+    <w:p>
+      <w:pPr>
+        <w:spacing w:line="336" w:lineRule="auto" w:after="180"/>
+      </w:pPr>
+      <w:r>
+        <w:rPr>
+          <w:b w:val="0"/>
+        </w:rPr>
+        <w:t xml:space="preserve">Compare </w:t>
+      </w:r>
+      <w:r>
+        <w:rPr>
+          <w:b/>
+        </w:rPr>
+        <w:t>training</w:t>
+      </w:r>
+      <w:r>
+        <w:rPr>
+          <w:b w:val="0"/>
+        </w:rPr>
+        <w:t xml:space="preserve"> and validation using the same metric while checking leakage and representativeness.</w:t>
+      </w:r>
+    </w:p>
+    <w:p>
+      <w:pPr>
+        <w:spacing w:line="336" w:lineRule="auto" w:after="180"/>
+      </w:pPr>
+      <w:r>
+        <w:rPr>
+          <w:b w:val="0"/>
+        </w:rPr>
+        <w:t>Use fictional classroom data throughout this investigation. Keep the task, units, reference labels and data split visible as you reason.</w:t>
+      </w:r>
+    </w:p>
+    <w:p>
+      <w:pPr>
+        <w:spacing w:line="336" w:lineRule="auto" w:after="180"/>
+      </w:pPr>
+      <w:r>
+        <w:rPr>
+          <w:b w:val="0"/>
+        </w:rPr>
+        <w:t xml:space="preserve">Earlier weeks supplied the model-building </w:t>
+      </w:r>
+      <w:r>
+        <w:rPr>
+          <w:b/>
+        </w:rPr>
+        <w:t>process</w:t>
+      </w:r>
+      <w:r>
+        <w:rPr>
+          <w:b w:val="0"/>
+        </w:rPr>
+        <w:t xml:space="preserve">; this week examines </w:t>
+      </w:r>
+      <w:r>
+        <w:rPr>
+          <w:b/>
+        </w:rPr>
+        <w:t>overfitting</w:t>
+      </w:r>
+      <w:r>
+        <w:rPr>
+          <w:b w:val="0"/>
+        </w:rPr>
+        <w:t xml:space="preserve"> and model </w:t>
+      </w:r>
+      <w:r>
+        <w:rPr>
+          <w:b/>
+        </w:rPr>
+        <w:t>capacity</w:t>
+      </w:r>
+      <w:r>
+        <w:rPr>
+          <w:b w:val="0"/>
+        </w:rPr>
+        <w:t>.</w:t>
       </w:r>
     </w:p>
     <w:p>
@@ -390,16 +853,69 @@
     </w:p>
     <w:p>
       <w:r>
-        <w:t>VISUAL MECHANISM</w:t>
-      </w:r>
-    </w:p>
-    <w:p>
-      <w:r>
-        <w:t>Input → Process → Output</w:t>
-      </w:r>
-    </w:p>
-    <w:p>
-      <w:r>
+        <w:t>Follow the mechanism for Overfitting Intuition. Connect each labelled input, deciding step and result.</w:t>
+      </w:r>
+    </w:p>
+    <w:p>
+      <w:pPr>
+        <w:spacing w:line="336" w:lineRule="auto" w:after="180"/>
+      </w:pPr>
+      <w:r>
+        <w:rPr>
+          <w:b/>
+        </w:rPr>
+        <w:t xml:space="preserve">VISUAL </w:t>
+      </w:r>
+      <w:r>
+        <w:rPr>
+          <w:b/>
+        </w:rPr>
+        <w:t>MECHANISM</w:t>
+      </w:r>
+    </w:p>
+    <w:p>
+      <w:pPr>
+        <w:spacing w:line="336" w:lineRule="auto" w:after="180"/>
+      </w:pPr>
+      <w:r>
+        <w:rPr>
+          <w:b/>
+        </w:rPr>
+        <w:t>Input</w:t>
+      </w:r>
+      <w:r>
+        <w:rPr>
+          <w:b w:val="0"/>
+        </w:rPr>
+        <w:t xml:space="preserve"> → </w:t>
+      </w:r>
+      <w:r>
+        <w:rPr>
+          <w:b/>
+        </w:rPr>
+        <w:t>Process</w:t>
+      </w:r>
+      <w:r>
+        <w:rPr>
+          <w:b w:val="0"/>
+        </w:rPr>
+        <w:t xml:space="preserve"> → </w:t>
+      </w:r>
+      <w:r>
+        <w:rPr>
+          <w:b/>
+        </w:rPr>
+        <w:t>Output</w:t>
+      </w:r>
+    </w:p>
+    <w:p>
+      <w:pPr>
+        <w:spacing w:line="336" w:lineRule="auto" w:after="180"/>
+      </w:pPr>
+      <w:r>
+        <w:rPr>
+          <w:b w:val="0"/>
+        </w:rPr>
         <w:t>Trace the information. At each stage, ask what changed and how you could test it.</w:t>
       </w:r>
     </w:p>
@@ -440,7 +956,13 @@
       </w:r>
     </w:p>
     <w:p>
-      <w:r>
+      <w:pPr>
+        <w:spacing w:line="336" w:lineRule="auto" w:after="180"/>
+      </w:pPr>
+      <w:r>
+        <w:rPr>
+          <w:b w:val="0"/>
+        </w:rPr>
         <w:t>↓</w:t>
       </w:r>
     </w:p>
@@ -481,7 +1003,13 @@
       </w:r>
     </w:p>
     <w:p>
-      <w:r>
+      <w:pPr>
+        <w:spacing w:line="336" w:lineRule="auto" w:after="180"/>
+      </w:pPr>
+      <w:r>
+        <w:rPr>
+          <w:b w:val="0"/>
+        </w:rPr>
         <w:t>↓</w:t>
       </w:r>
     </w:p>
@@ -522,7 +1050,13 @@
       </w:r>
     </w:p>
     <w:p>
-      <w:r>
+      <w:pPr>
+        <w:spacing w:line="336" w:lineRule="auto" w:after="180"/>
+      </w:pPr>
+      <w:r>
+        <w:rPr>
+          <w:b w:val="0"/>
+        </w:rPr>
         <w:t>Which stage could fail even when the other two are correct? Explain:</w:t>
       </w:r>
     </w:p>
@@ -568,13 +1102,107 @@
       </w:r>
     </w:p>
     <w:p>
-      <w:r>
-        <w:t>On the same regression split, a constant has training MAE 5 and validation 6, a line has training 2 and validation 3, and a highly flexible curve has training 0 and validation 8. Under smallest validation MAE, choose the line. The curve has the lowest training loss but the worst validation result.</w:t>
-      </w:r>
-    </w:p>
-    <w:p>
-      <w:r>
-        <w:t>Before continuing, underline the decision rule and circle the evidence that supports the conclusion. Explain the example to a partner without replacing the counts or conditions with a stronger claim. Keep the distinction between an observed result and a proposed next step.</w:t>
+      <w:pPr>
+        <w:spacing w:line="336" w:lineRule="auto" w:after="180"/>
+      </w:pPr>
+      <w:r>
+        <w:rPr>
+          <w:b w:val="0"/>
+        </w:rPr>
+        <w:t xml:space="preserve">On the same regression split, a constant has </w:t>
+      </w:r>
+      <w:r>
+        <w:rPr>
+          <w:b/>
+        </w:rPr>
+        <w:t>training</w:t>
+      </w:r>
+      <w:r>
+        <w:rPr>
+          <w:b w:val="0"/>
+        </w:rPr>
+        <w:t xml:space="preserve"> MAE 5 and validation 6, a line has </w:t>
+      </w:r>
+      <w:r>
+        <w:rPr>
+          <w:b/>
+        </w:rPr>
+        <w:t>training</w:t>
+      </w:r>
+      <w:r>
+        <w:rPr>
+          <w:b w:val="0"/>
+        </w:rPr>
+        <w:t xml:space="preserve"> 2 and validation 3, and a highly flexible curve has </w:t>
+      </w:r>
+      <w:r>
+        <w:rPr>
+          <w:b/>
+        </w:rPr>
+        <w:t>training</w:t>
+      </w:r>
+      <w:r>
+        <w:rPr>
+          <w:b w:val="0"/>
+        </w:rPr>
+        <w:t xml:space="preserve"> 0 and validation 8. Under smallest validation MAE, choose the line.</w:t>
+      </w:r>
+    </w:p>
+    <w:p>
+      <w:pPr>
+        <w:spacing w:line="336" w:lineRule="auto" w:after="180"/>
+      </w:pPr>
+      <w:r>
+        <w:rPr>
+          <w:b w:val="0"/>
+        </w:rPr>
+        <w:t xml:space="preserve">The curve has the lowest </w:t>
+      </w:r>
+      <w:r>
+        <w:rPr>
+          <w:b/>
+        </w:rPr>
+        <w:t>training</w:t>
+      </w:r>
+      <w:r>
+        <w:rPr>
+          <w:b w:val="0"/>
+        </w:rPr>
+        <w:t xml:space="preserve"> loss but the worst validation result.</w:t>
+      </w:r>
+    </w:p>
+    <w:p>
+      <w:pPr>
+        <w:spacing w:line="336" w:lineRule="auto" w:after="180"/>
+      </w:pPr>
+      <w:r>
+        <w:rPr>
+          <w:b w:val="0"/>
+        </w:rPr>
+        <w:t xml:space="preserve">Before continuing, underline the decision rule and circle the </w:t>
+      </w:r>
+      <w:r>
+        <w:rPr>
+          <w:b/>
+        </w:rPr>
+        <w:t>evidence</w:t>
+      </w:r>
+      <w:r>
+        <w:rPr>
+          <w:b w:val="0"/>
+        </w:rPr>
+        <w:t xml:space="preserve"> that supports the conclusion. Explain the example to a partner without replacing the counts or conditions with a stronger claim.</w:t>
+      </w:r>
+    </w:p>
+    <w:p>
+      <w:pPr>
+        <w:spacing w:line="336" w:lineRule="auto" w:after="180"/>
+      </w:pPr>
+      <w:r>
+        <w:rPr>
+          <w:b w:val="0"/>
+        </w:rPr>
+        <w:t>Keep the distinction between an observed result and a proposed next step.</w:t>
       </w:r>
     </w:p>
     <w:p>
@@ -586,8 +1214,26 @@
       </w:r>
     </w:p>
     <w:p>
-      <w:r>
-        <w:t>Point to the input, the deciding step and the result in this week’s visual. Explain the same step in ordinary words. A picture helps when you can say what each part represents.</w:t>
+      <w:pPr>
+        <w:spacing w:line="336" w:lineRule="auto" w:after="180"/>
+      </w:pPr>
+      <w:r>
+        <w:rPr>
+          <w:b w:val="0"/>
+        </w:rPr>
+        <w:t xml:space="preserve">Point to the </w:t>
+      </w:r>
+      <w:r>
+        <w:rPr>
+          <w:b/>
+        </w:rPr>
+        <w:t>input</w:t>
+      </w:r>
+      <w:r>
+        <w:rPr>
+          <w:b w:val="0"/>
+        </w:rPr>
+        <w:t>, the deciding step and the result in this week’s visual. Explain the same step in ordinary words. A picture helps when you can say what each part represents.</w:t>
       </w:r>
     </w:p>
     <w:p>
@@ -600,16 +1246,54 @@
     </w:p>
     <w:p>
       <w:r>
+        <w:t>Compare the supplied cases for Overfitting Intuition. Identify the detail that changes the conclusion.</w:t>
+      </w:r>
+    </w:p>
+    <w:p>
+      <w:pPr>
+        <w:pStyle w:val="Heading3"/>
+      </w:pPr>
+      <w:r>
+        <w:t>The case to investigate</w:t>
+      </w:r>
+    </w:p>
+    <w:p>
+      <w:pPr>
+        <w:spacing w:line="336" w:lineRule="auto" w:after="180"/>
+        <w:shd w:fill="F1F6FC"/>
+      </w:pPr>
+      <w:r>
+        <w:rPr>
+          <w:b w:val="0"/>
+        </w:rPr>
         <w:t>CASE GALLERY</w:t>
       </w:r>
     </w:p>
     <w:p>
-      <w:r>
-        <w:t>Four Tests, Four Kinds of Evidence</w:t>
-      </w:r>
-    </w:p>
-    <w:p>
-      <w:r>
+      <w:pPr>
+        <w:spacing w:line="336" w:lineRule="auto" w:after="180"/>
+      </w:pPr>
+      <w:r>
+        <w:rPr>
+          <w:b w:val="0"/>
+        </w:rPr>
+        <w:t xml:space="preserve">Four Tests, Four Kinds of </w:t>
+      </w:r>
+      <w:r>
+        <w:rPr>
+          <w:b/>
+        </w:rPr>
+        <w:t>Evidence</w:t>
+      </w:r>
+    </w:p>
+    <w:p>
+      <w:pPr>
+        <w:spacing w:line="336" w:lineRule="auto" w:after="180"/>
+      </w:pPr>
+      <w:r>
+        <w:rPr>
+          <w:b w:val="0"/>
+        </w:rPr>
         <w:t>A system is not understood until it survives more than one comfortable example.</w:t>
       </w:r>
     </w:p>
@@ -686,8 +1370,47 @@
       </w:r>
     </w:p>
     <w:p>
-      <w:r>
-        <w:t>NORMAL CASE: predict and name evidence.     BOUNDARY CASE: predict and name evidence.</w:t>
+      <w:pPr>
+        <w:pStyle w:val="Heading3"/>
+      </w:pPr>
+      <w:r>
+        <w:t>The normal case</w:t>
+      </w:r>
+    </w:p>
+    <w:p>
+      <w:pPr>
+        <w:spacing w:line="336" w:lineRule="auto" w:after="180"/>
+        <w:shd w:fill="F1F6FC"/>
+      </w:pPr>
+      <w:r>
+        <w:rPr>
+          <w:b w:val="0"/>
+        </w:rPr>
+        <w:t xml:space="preserve">NORMAL CASE: predict and name </w:t>
+      </w:r>
+      <w:r>
+        <w:rPr>
+          <w:b/>
+        </w:rPr>
+        <w:t>evidence</w:t>
+      </w:r>
+      <w:r>
+        <w:rPr>
+          <w:b w:val="0"/>
+        </w:rPr>
+        <w:t xml:space="preserve">.     BOUNDARY CASE: predict and name </w:t>
+      </w:r>
+      <w:r>
+        <w:rPr>
+          <w:b/>
+        </w:rPr>
+        <w:t>evidence</w:t>
+      </w:r>
+      <w:r>
+        <w:rPr>
+          <w:b w:val="0"/>
+        </w:rPr>
+        <w:t>.</w:t>
       </w:r>
     </w:p>
     <w:p>
@@ -763,12 +1486,58 @@
       </w:r>
     </w:p>
     <w:p>
-      <w:r>
-        <w:t>MISSING INFORMATION: predict and name evidence.     TRANSFER CASE: predict and name evidence.</w:t>
-      </w:r>
-    </w:p>
-    <w:p>
-      <w:r>
+      <w:pPr>
+        <w:pStyle w:val="Heading3"/>
+      </w:pPr>
+      <w:r>
+        <w:t>Check missing information</w:t>
+      </w:r>
+    </w:p>
+    <w:p>
+      <w:pPr>
+        <w:spacing w:line="336" w:lineRule="auto" w:after="180"/>
+        <w:shd w:fill="FFF5E6"/>
+      </w:pPr>
+      <w:r>
+        <w:rPr>
+          <w:b w:val="0"/>
+        </w:rPr>
+        <w:t xml:space="preserve">MISSING INFORMATION: predict and name </w:t>
+      </w:r>
+      <w:r>
+        <w:rPr>
+          <w:b/>
+        </w:rPr>
+        <w:t>evidence</w:t>
+      </w:r>
+      <w:r>
+        <w:rPr>
+          <w:b w:val="0"/>
+        </w:rPr>
+        <w:t xml:space="preserve">.     TRANSFER CASE: predict and name </w:t>
+      </w:r>
+      <w:r>
+        <w:rPr>
+          <w:b/>
+        </w:rPr>
+        <w:t>evidence</w:t>
+      </w:r>
+      <w:r>
+        <w:rPr>
+          <w:b w:val="0"/>
+        </w:rPr>
+        <w:t>.</w:t>
+      </w:r>
+    </w:p>
+    <w:p>
+      <w:pPr>
+        <w:spacing w:line="336" w:lineRule="auto" w:after="180"/>
+        <w:shd w:fill="F5F1FB"/>
+      </w:pPr>
+      <w:r>
+        <w:rPr>
+          <w:b w:val="0"/>
+        </w:rPr>
         <w:t>Which case is most likely to reveal a hidden assumption? Why?</w:t>
       </w:r>
     </w:p>
@@ -814,17 +1583,68 @@
       </w:r>
     </w:p>
     <w:p>
-      <w:r>
+      <w:pPr>
+        <w:pStyle w:val="Heading3"/>
+      </w:pPr>
+      <w:r>
+        <w:t>Change one thing</w:t>
+      </w:r>
+    </w:p>
+    <w:p>
+      <w:pPr>
+        <w:spacing w:line="336" w:lineRule="auto" w:after="180"/>
+        <w:shd w:fill="F5F1FB"/>
+      </w:pPr>
+      <w:r>
+        <w:rPr>
+          <w:b w:val="0"/>
+        </w:rPr>
         <w:t>Change: Complex’s validation error becomes 2 on a newly documented, fair development comparison.</w:t>
       </w:r>
     </w:p>
     <w:p>
-      <w:r>
-        <w:t>Prediction: The stated rule now selects Complex.</w:t>
-      </w:r>
-    </w:p>
-    <w:p>
-      <w:r>
+      <w:pPr>
+        <w:pStyle w:val="Heading3"/>
+      </w:pPr>
+      <w:r>
+        <w:t>Predicted result</w:t>
+      </w:r>
+    </w:p>
+    <w:p>
+      <w:pPr>
+        <w:spacing w:line="336" w:lineRule="auto" w:after="180"/>
+        <w:shd w:fill="F1F6FC"/>
+      </w:pPr>
+      <w:r>
+        <w:rPr>
+          <w:b/>
+        </w:rPr>
+        <w:t>Prediction</w:t>
+      </w:r>
+      <w:r>
+        <w:rPr>
+          <w:b w:val="0"/>
+        </w:rPr>
+        <w:t>: The stated rule now selects Complex.</w:t>
+      </w:r>
+    </w:p>
+    <w:p>
+      <w:pPr>
+        <w:pStyle w:val="Heading3"/>
+      </w:pPr>
+      <w:r>
+        <w:t>Why the result follows</w:t>
+      </w:r>
+    </w:p>
+    <w:p>
+      <w:pPr>
+        <w:spacing w:line="336" w:lineRule="auto" w:after="180"/>
+        <w:shd w:fill="F1F6FC"/>
+      </w:pPr>
+      <w:r>
+        <w:rPr>
+          <w:b w:val="0"/>
+        </w:rPr>
         <w:t>Reason: The rule compares validation errors; it does not ban complex models.</w:t>
       </w:r>
     </w:p>
@@ -838,16 +1658,39 @@
     </w:p>
     <w:p>
       <w:r>
+        <w:t>Use the vocabulary of Overfitting Intuition to explain a concrete decision, rather than only memorising definitions.</w:t>
+      </w:r>
+    </w:p>
+    <w:p>
+      <w:pPr>
+        <w:spacing w:line="336" w:lineRule="auto" w:after="180"/>
+      </w:pPr>
+      <w:r>
+        <w:rPr>
+          <w:b/>
+        </w:rPr>
         <w:t>VOCABULARY LAB</w:t>
       </w:r>
     </w:p>
     <w:p>
-      <w:r>
+      <w:pPr>
+        <w:spacing w:line="336" w:lineRule="auto" w:after="180"/>
+      </w:pPr>
+      <w:r>
+        <w:rPr>
+          <w:b w:val="0"/>
+        </w:rPr>
         <w:t>Words You Can Use to Reason</w:t>
       </w:r>
     </w:p>
     <w:p>
-      <w:r>
+      <w:pPr>
+        <w:spacing w:line="336" w:lineRule="auto" w:after="180"/>
+      </w:pPr>
+      <w:r>
+        <w:rPr>
+          <w:b w:val="0"/>
+        </w:rPr>
         <w:t>A definition matters when you can recognize the idea, use it, and contrast it with a near-miss.</w:t>
       </w:r>
     </w:p>
@@ -1282,17 +2125,58 @@
     </w:p>
     <w:p>
       <w:r>
-        <w:t>WORKED EVIDENCE</w:t>
-      </w:r>
-    </w:p>
-    <w:p>
-      <w:r>
+        <w:t>Follow the worked trace for Overfitting Intuition, predict a step, then compare with its explanation.</w:t>
+      </w:r>
+    </w:p>
+    <w:p>
+      <w:pPr>
+        <w:spacing w:line="336" w:lineRule="auto" w:after="180"/>
+      </w:pPr>
+      <w:r>
+        <w:rPr>
+          <w:b/>
+        </w:rPr>
+        <w:t xml:space="preserve">WORKED </w:t>
+      </w:r>
+      <w:r>
+        <w:rPr>
+          <w:b/>
+        </w:rPr>
+        <w:t>EVIDENCE</w:t>
+      </w:r>
+    </w:p>
+    <w:p>
+      <w:pPr>
+        <w:spacing w:line="336" w:lineRule="auto" w:after="180"/>
+      </w:pPr>
+      <w:r>
+        <w:rPr>
+          <w:b w:val="0"/>
+        </w:rPr>
         <w:t>Reason Step by Step</w:t>
       </w:r>
     </w:p>
     <w:p>
-      <w:r>
-        <w:t>Predict first. Then check each step. A correct answer without visible reasoning is incomplete evidence.</w:t>
+      <w:pPr>
+        <w:spacing w:line="336" w:lineRule="auto" w:after="180"/>
+      </w:pPr>
+      <w:r>
+        <w:rPr>
+          <w:b w:val="0"/>
+        </w:rPr>
+        <w:t xml:space="preserve">Predict first. Then check each step. A correct answer without visible reasoning is incomplete </w:t>
+      </w:r>
+      <w:r>
+        <w:rPr>
+          <w:b/>
+        </w:rPr>
+        <w:t>evidence</w:t>
+      </w:r>
+      <w:r>
+        <w:rPr>
+          <w:b w:val="0"/>
+        </w:rPr>
+        <w:t>.</w:t>
       </w:r>
     </w:p>
     <w:p>
@@ -1332,27 +2216,85 @@
       </w:r>
     </w:p>
     <w:p>
-      <w:r>
+      <w:pPr>
+        <w:spacing w:line="336" w:lineRule="auto" w:after="180"/>
+        <w:shd w:fill="F4F9FC"/>
+      </w:pPr>
+      <w:r>
+        <w:rPr>
+          <w:b w:val="0"/>
+        </w:rPr>
         <w:t>1. Simple rule: difficulty ≤ reader level + 1.</w:t>
       </w:r>
     </w:p>
     <w:p>
-      <w:r>
-        <w:t>2. Memorized rule: seven title-specific exceptions.</w:t>
-      </w:r>
-    </w:p>
-    <w:p>
-      <w:r>
-        <w:t>3. Both fit the seen books; only new books reveal generalization.</w:t>
-      </w:r>
-    </w:p>
-    <w:p>
-      <w:r>
+      <w:pPr>
+        <w:spacing w:line="336" w:lineRule="auto" w:after="180"/>
+        <w:shd w:fill="F4F9FC"/>
+      </w:pPr>
+      <w:r>
+        <w:rPr>
+          <w:b w:val="0"/>
+        </w:rPr>
+        <w:t xml:space="preserve">2. Memorized rule: seven title-specific </w:t>
+      </w:r>
+      <w:r>
+        <w:rPr>
+          <w:b/>
+        </w:rPr>
+        <w:t>exception</w:t>
+      </w:r>
+      <w:r>
+        <w:rPr>
+          <w:b w:val="0"/>
+        </w:rPr>
+        <w:t>s.</w:t>
+      </w:r>
+    </w:p>
+    <w:p>
+      <w:pPr>
+        <w:spacing w:line="336" w:lineRule="auto" w:after="180"/>
+        <w:shd w:fill="F4F9FC"/>
+      </w:pPr>
+      <w:r>
+        <w:rPr>
+          <w:b w:val="0"/>
+        </w:rPr>
+        <w:t xml:space="preserve">3. Both fit the seen books; only new books reveal </w:t>
+      </w:r>
+      <w:r>
+        <w:rPr>
+          <w:b/>
+        </w:rPr>
+        <w:t>generalization</w:t>
+      </w:r>
+      <w:r>
+        <w:rPr>
+          <w:b w:val="0"/>
+        </w:rPr>
+        <w:t>.</w:t>
+      </w:r>
+    </w:p>
+    <w:p>
+      <w:pPr>
+        <w:spacing w:line="336" w:lineRule="auto" w:after="180"/>
+        <w:shd w:fill="F4F9FC"/>
+      </w:pPr>
+      <w:r>
+        <w:rPr>
+          <w:b w:val="0"/>
+        </w:rPr>
         <w:t>4. Prefer the simplest rule that performs well on fair validation cases.</w:t>
       </w:r>
     </w:p>
     <w:p>
-      <w:r>
+      <w:pPr>
+        <w:spacing w:line="336" w:lineRule="auto" w:after="180"/>
+      </w:pPr>
+      <w:r>
+        <w:rPr>
+          <w:b w:val="0"/>
+        </w:rPr>
         <w:t>Recalculate, retrace, or restate the reasoning in your own representation:</w:t>
       </w:r>
     </w:p>
@@ -1390,8 +2332,27 @@
       </w:r>
     </w:p>
     <w:p>
-      <w:r>
-        <w:t>CHECK  Did the evidence answer the exact question? Did the total, path, or source record stay consistent?</w:t>
+      <w:pPr>
+        <w:spacing w:line="336" w:lineRule="auto" w:after="180"/>
+        <w:shd w:fill="F5F1FB"/>
+      </w:pPr>
+      <w:r>
+        <w:rPr>
+          <w:b w:val="0"/>
+        </w:rPr>
+        <w:t xml:space="preserve">CHECK  Did the </w:t>
+      </w:r>
+      <w:r>
+        <w:rPr>
+          <w:b/>
+        </w:rPr>
+        <w:t>evidence</w:t>
+      </w:r>
+      <w:r>
+        <w:rPr>
+          <w:b w:val="0"/>
+        </w:rPr>
+        <w:t xml:space="preserve"> answer the exact question? Did the total, path, or source record stay consistent?</w:t>
       </w:r>
     </w:p>
     <w:p>
@@ -1595,7 +2556,13 @@
       </w:r>
     </w:p>
     <w:p>
-      <w:r>
+      <w:pPr>
+        <w:spacing w:line="336" w:lineRule="auto" w:after="180"/>
+      </w:pPr>
+      <w:r>
+        <w:rPr>
+          <w:b w:val="0"/>
+        </w:rPr>
         <w:t>Cover the result before checking it. Say what is given, choose the procedure, and follow one step at a time. Then uncover the result and explain your first mismatch. Ask why a step is allowed, not only what number it produces.</w:t>
       </w:r>
     </w:p>
@@ -1608,8 +2575,26 @@
       </w:r>
     </w:p>
     <w:p>
-      <w:r>
-        <w:t>A fictional project compares three book-length prediction models on the same development sets.</w:t>
+      <w:pPr>
+        <w:spacing w:line="336" w:lineRule="auto" w:after="180"/>
+      </w:pPr>
+      <w:r>
+        <w:rPr>
+          <w:b w:val="0"/>
+        </w:rPr>
+        <w:t xml:space="preserve">A fictional project compares three book-length </w:t>
+      </w:r>
+      <w:r>
+        <w:rPr>
+          <w:b/>
+        </w:rPr>
+        <w:t>prediction</w:t>
+      </w:r>
+      <w:r>
+        <w:rPr>
+          <w:b w:val="0"/>
+        </w:rPr>
+        <w:t xml:space="preserve"> models on the same development sets.</w:t>
       </w:r>
     </w:p>
     <w:p>
@@ -1621,12 +2606,78 @@
       </w:r>
     </w:p>
     <w:p>
-      <w:r>
-        <w:t>Mean absolute errors in pages: Simple training 5, validation 6; Medium training 2, validation 3; Complex training 0, validation 7.</w:t>
-      </w:r>
-    </w:p>
-    <w:p>
-      <w:r>
+      <w:pPr>
+        <w:pStyle w:val="Heading3"/>
+      </w:pPr>
+      <w:r>
+        <w:t>Supplied facts</w:t>
+      </w:r>
+    </w:p>
+    <w:p>
+      <w:pPr>
+        <w:spacing w:line="336" w:lineRule="auto" w:after="180"/>
+        <w:shd w:fill="F1F6FC"/>
+      </w:pPr>
+      <w:r>
+        <w:rPr>
+          <w:b w:val="0"/>
+        </w:rPr>
+        <w:t xml:space="preserve">Mean absolute errors in pages: Simple </w:t>
+      </w:r>
+      <w:r>
+        <w:rPr>
+          <w:b/>
+        </w:rPr>
+        <w:t>training</w:t>
+      </w:r>
+      <w:r>
+        <w:rPr>
+          <w:b w:val="0"/>
+        </w:rPr>
+        <w:t xml:space="preserve"> 5, validation 6; Medium </w:t>
+      </w:r>
+      <w:r>
+        <w:rPr>
+          <w:b/>
+        </w:rPr>
+        <w:t>training</w:t>
+      </w:r>
+      <w:r>
+        <w:rPr>
+          <w:b w:val="0"/>
+        </w:rPr>
+        <w:t xml:space="preserve"> 2, validation 3; Complex </w:t>
+      </w:r>
+      <w:r>
+        <w:rPr>
+          <w:b/>
+        </w:rPr>
+        <w:t>training</w:t>
+      </w:r>
+      <w:r>
+        <w:rPr>
+          <w:b w:val="0"/>
+        </w:rPr>
+        <w:t xml:space="preserve"> 0, validation 7.</w:t>
+      </w:r>
+    </w:p>
+    <w:p>
+      <w:pPr>
+        <w:pStyle w:val="Heading3"/>
+      </w:pPr>
+      <w:r>
+        <w:t>Supplied facts</w:t>
+      </w:r>
+    </w:p>
+    <w:p>
+      <w:pPr>
+        <w:spacing w:line="336" w:lineRule="auto" w:after="180"/>
+        <w:shd w:fill="F1F6FC"/>
+      </w:pPr>
+      <w:r>
+        <w:rPr>
+          <w:b w:val="0"/>
+        </w:rPr>
         <w:t>Select lowest validation error; untouched final tests are not used for selection.</w:t>
       </w:r>
     </w:p>
@@ -1848,30 +2899,174 @@
       </w:r>
     </w:p>
     <w:p>
-      <w:r>
-        <w:t>A flexible model can fit quirks of its training set without predicting new examples well. Here Complex’s training success occur togethers with the worst validation error. The numbers are invented comparisons, not a claim that complexity always hurts. Choosing Medium uses development evidence; its validation score must not be advertised as an untouched final-test result.</w:t>
-      </w:r>
-    </w:p>
-    <w:p>
       <w:pPr>
         <w:pStyle w:val="Heading3"/>
       </w:pPr>
       <w:r>
+        <w:t>Why the result follows</w:t>
+      </w:r>
+    </w:p>
+    <w:p>
+      <w:pPr>
+        <w:spacing w:line="336" w:lineRule="auto" w:after="180"/>
+        <w:shd w:fill="F1F6FC"/>
+      </w:pPr>
+      <w:r>
+        <w:rPr>
+          <w:b w:val="0"/>
+        </w:rPr>
+        <w:t xml:space="preserve">A flexible model can fit quirks of its </w:t>
+      </w:r>
+      <w:r>
+        <w:rPr>
+          <w:b/>
+        </w:rPr>
+        <w:t>training</w:t>
+      </w:r>
+      <w:r>
+        <w:rPr>
+          <w:b w:val="0"/>
+        </w:rPr>
+        <w:t xml:space="preserve"> set without predicting new examples well. Here Complex’s </w:t>
+      </w:r>
+      <w:r>
+        <w:rPr>
+          <w:b/>
+        </w:rPr>
+        <w:t>training</w:t>
+      </w:r>
+      <w:r>
+        <w:rPr>
+          <w:b w:val="0"/>
+        </w:rPr>
+        <w:t xml:space="preserve"> success occur togethers with the worst validation error.</w:t>
+      </w:r>
+    </w:p>
+    <w:p>
+      <w:pPr>
+        <w:spacing w:line="336" w:lineRule="auto" w:after="180"/>
+        <w:shd w:fill="F1F6FC"/>
+      </w:pPr>
+      <w:r>
+        <w:rPr>
+          <w:b w:val="0"/>
+        </w:rPr>
+        <w:t xml:space="preserve">The numbers are invented comparisons, not a claim that </w:t>
+      </w:r>
+      <w:r>
+        <w:rPr>
+          <w:b/>
+        </w:rPr>
+        <w:t>complexity</w:t>
+      </w:r>
+      <w:r>
+        <w:rPr>
+          <w:b w:val="0"/>
+        </w:rPr>
+        <w:t xml:space="preserve"> always hurts. Choosing Medium uses development </w:t>
+      </w:r>
+      <w:r>
+        <w:rPr>
+          <w:b/>
+        </w:rPr>
+        <w:t>evidence</w:t>
+      </w:r>
+      <w:r>
+        <w:rPr>
+          <w:b w:val="0"/>
+        </w:rPr>
+        <w:t>; its validation score must not be advertised as an untouched final-test result.</w:t>
+      </w:r>
+    </w:p>
+    <w:p>
+      <w:pPr>
+        <w:pStyle w:val="Heading3"/>
+      </w:pPr>
+      <w:r>
         <w:t>What this example does not establish</w:t>
       </w:r>
     </w:p>
     <w:p>
-      <w:r>
-        <w:t>A single small validation set may be noisy; selection evidence does not prove future population performance.</w:t>
-      </w:r>
-    </w:p>
-    <w:p>
-      <w:r>
-        <w:t>Read the labelled picture: Does zero training error justify choosing Complex in the original record?</w:t>
-      </w:r>
-    </w:p>
-    <w:p>
-      <w:r>
+      <w:pPr>
+        <w:pStyle w:val="Heading3"/>
+      </w:pPr>
+      <w:r>
+        <w:t>Keep the stated limit</w:t>
+      </w:r>
+    </w:p>
+    <w:p>
+      <w:pPr>
+        <w:spacing w:line="336" w:lineRule="auto" w:after="180"/>
+        <w:shd w:fill="FFF5E6"/>
+      </w:pPr>
+      <w:r>
+        <w:rPr>
+          <w:b w:val="0"/>
+        </w:rPr>
+        <w:t xml:space="preserve">A single small validation set may be noisy; selection </w:t>
+      </w:r>
+      <w:r>
+        <w:rPr>
+          <w:b/>
+        </w:rPr>
+        <w:t>evidence</w:t>
+      </w:r>
+      <w:r>
+        <w:rPr>
+          <w:b w:val="0"/>
+        </w:rPr>
+        <w:t xml:space="preserve"> does not prove future population performance.</w:t>
+      </w:r>
+    </w:p>
+    <w:p>
+      <w:pPr>
+        <w:pStyle w:val="Heading3"/>
+      </w:pPr>
+      <w:r>
+        <w:t>Keep the stated limit</w:t>
+      </w:r>
+    </w:p>
+    <w:p>
+      <w:pPr>
+        <w:spacing w:line="336" w:lineRule="auto" w:after="180"/>
+        <w:shd w:fill="FFF5E6"/>
+      </w:pPr>
+      <w:r>
+        <w:rPr>
+          <w:b w:val="0"/>
+        </w:rPr>
+        <w:t xml:space="preserve">Read the labelled picture: Does zero </w:t>
+      </w:r>
+      <w:r>
+        <w:rPr>
+          <w:b/>
+        </w:rPr>
+        <w:t>training</w:t>
+      </w:r>
+      <w:r>
+        <w:rPr>
+          <w:b w:val="0"/>
+        </w:rPr>
+        <w:t xml:space="preserve"> error justify choosing Complex in the original record?</w:t>
+      </w:r>
+    </w:p>
+    <w:p>
+      <w:pPr>
+        <w:pStyle w:val="Heading3"/>
+      </w:pPr>
+      <w:r>
+        <w:t>Keep the stated limit</w:t>
+      </w:r>
+    </w:p>
+    <w:p>
+      <w:pPr>
+        <w:spacing w:line="336" w:lineRule="auto" w:after="180"/>
+        <w:shd w:fill="FFF5E6"/>
+      </w:pPr>
+      <w:r>
+        <w:rPr>
+          <w:b w:val="0"/>
+        </w:rPr>
         <w:t>Change one thing: Complex’s validation error becomes 2 on a newly documented, fair development comparison. Predict the result before checking the explanation. What remains the same?</w:t>
       </w:r>
     </w:p>
@@ -1885,17 +3080,61 @@
     </w:p>
     <w:p>
       <w:r>
+        <w:t>Find the unsupported step in the Overfitting Intuition claim and explain a repair using the supplied evidence.</w:t>
+      </w:r>
+    </w:p>
+    <w:p>
+      <w:pPr>
+        <w:pStyle w:val="Heading3"/>
+      </w:pPr>
+      <w:r>
+        <w:t>Find the first error</w:t>
+      </w:r>
+    </w:p>
+    <w:p>
+      <w:pPr>
+        <w:spacing w:line="336" w:lineRule="auto" w:after="180"/>
+        <w:shd w:fill="FFF5E6"/>
+      </w:pPr>
+      <w:r>
+        <w:rPr>
+          <w:b w:val="0"/>
+        </w:rPr>
         <w:t>ERROR DETECTIVE</w:t>
       </w:r>
     </w:p>
     <w:p>
-      <w:r>
+      <w:pPr>
+        <w:spacing w:line="336" w:lineRule="auto" w:after="180"/>
+      </w:pPr>
+      <w:r>
+        <w:rPr>
+          <w:b w:val="0"/>
+        </w:rPr>
         <w:t>Compare → Diagnose → Repair</w:t>
       </w:r>
     </w:p>
     <w:p>
-      <w:r>
-        <w:t>Do not patch the answer. Find the earliest unsupported assumption, wrong step, or weak evidence.</w:t>
+      <w:pPr>
+        <w:spacing w:line="336" w:lineRule="auto" w:after="180"/>
+      </w:pPr>
+      <w:r>
+        <w:rPr>
+          <w:b w:val="0"/>
+        </w:rPr>
+        <w:t xml:space="preserve">Do not patch the answer. Find the earliest unsupported assumption, wrong step, or weak </w:t>
+      </w:r>
+      <w:r>
+        <w:rPr>
+          <w:b/>
+        </w:rPr>
+        <w:t>evidence</w:t>
+      </w:r>
+      <w:r>
+        <w:rPr>
+          <w:b w:val="0"/>
+        </w:rPr>
+        <w:t>.</w:t>
       </w:r>
     </w:p>
     <w:p>
@@ -2145,7 +3384,14 @@
       </w:tr>
     </w:tbl>
     <w:p>
-      <w:r>
+      <w:pPr>
+        <w:spacing w:line="336" w:lineRule="auto" w:after="180"/>
+        <w:shd w:fill="F5F1FB"/>
+      </w:pPr>
+      <w:r>
+        <w:rPr>
+          <w:b w:val="0"/>
+        </w:rPr>
         <w:t>Repair one cause. Why is this repair better than changing several things?</w:t>
       </w:r>
     </w:p>
@@ -2191,8 +3437,61 @@
       </w:r>
     </w:p>
     <w:p>
-      <w:r>
-        <w:t>A simpler model is not always better. If a flexible candidate has better valid evidence under the declared rule, keep that evidence visible. Model capacity is one part of an experiment, alongside features, sample size, label quality and the split.</w:t>
+      <w:pPr>
+        <w:spacing w:line="336" w:lineRule="auto" w:after="180"/>
+      </w:pPr>
+      <w:r>
+        <w:rPr>
+          <w:b w:val="0"/>
+        </w:rPr>
+        <w:t xml:space="preserve">A simpler model is not always better. If a flexible candidate has better valid </w:t>
+      </w:r>
+      <w:r>
+        <w:rPr>
+          <w:b/>
+        </w:rPr>
+        <w:t>evidence</w:t>
+      </w:r>
+      <w:r>
+        <w:rPr>
+          <w:b w:val="0"/>
+        </w:rPr>
+        <w:t xml:space="preserve"> under the declared rule, keep that </w:t>
+      </w:r>
+      <w:r>
+        <w:rPr>
+          <w:b/>
+        </w:rPr>
+        <w:t>evidence</w:t>
+      </w:r>
+      <w:r>
+        <w:rPr>
+          <w:b w:val="0"/>
+        </w:rPr>
+        <w:t xml:space="preserve"> visible.</w:t>
+      </w:r>
+    </w:p>
+    <w:p>
+      <w:pPr>
+        <w:spacing w:line="336" w:lineRule="auto" w:after="180"/>
+      </w:pPr>
+      <w:r>
+        <w:rPr>
+          <w:b w:val="0"/>
+        </w:rPr>
+        <w:t xml:space="preserve">Model </w:t>
+      </w:r>
+      <w:r>
+        <w:rPr>
+          <w:b/>
+        </w:rPr>
+        <w:t>capacity</w:t>
+      </w:r>
+      <w:r>
+        <w:rPr>
+          <w:b w:val="0"/>
+        </w:rPr>
+        <w:t xml:space="preserve"> is one part of an experiment, alongside features, sample size, label quality and the split.</w:t>
       </w:r>
     </w:p>
     <w:p>
@@ -2233,16 +3532,39 @@
     </w:p>
     <w:p>
       <w:r>
+        <w:t>Practise Overfitting Intuition with support, then explain the deciding step in your own words.</w:t>
+      </w:r>
+    </w:p>
+    <w:p>
+      <w:pPr>
+        <w:spacing w:line="336" w:lineRule="auto" w:after="180"/>
+      </w:pPr>
+      <w:r>
+        <w:rPr>
+          <w:b/>
+        </w:rPr>
         <w:t>LOGIC STUDIO</w:t>
       </w:r>
     </w:p>
     <w:p>
-      <w:r>
+      <w:pPr>
+        <w:spacing w:line="336" w:lineRule="auto" w:after="180"/>
+      </w:pPr>
+      <w:r>
+        <w:rPr>
+          <w:b w:val="0"/>
+        </w:rPr>
         <w:t>Trace Before You Run</w:t>
       </w:r>
     </w:p>
     <w:p>
-      <w:r>
+      <w:pPr>
+        <w:spacing w:line="336" w:lineRule="auto" w:after="180"/>
+      </w:pPr>
+      <w:r>
+        <w:rPr>
+          <w:b w:val="0"/>
+        </w:rPr>
         <w:t>Block code, pseudocode, tables, and diagrams are different ways to expose the same reasoning.</w:t>
       </w:r>
     </w:p>
@@ -2283,8 +3605,26 @@
       </w:r>
     </w:p>
     <w:p>
-      <w:r>
-        <w:t>SET evidence_record</w:t>
+      <w:pPr>
+        <w:spacing w:line="336" w:lineRule="auto" w:after="180"/>
+      </w:pPr>
+      <w:r>
+        <w:rPr>
+          <w:b w:val="0"/>
+        </w:rPr>
+        <w:t xml:space="preserve">SET </w:t>
+      </w:r>
+      <w:r>
+        <w:rPr>
+          <w:b/>
+        </w:rPr>
+        <w:t>evidence</w:t>
+      </w:r>
+      <w:r>
+        <w:rPr>
+          <w:b w:val="0"/>
+        </w:rPr>
+        <w:t>_record</w:t>
         <w:br/>
         <w:t>PREDICT expected_result</w:t>
         <w:br/>
@@ -2298,8 +3638,27 @@
       </w:r>
     </w:p>
     <w:p>
-      <w:r>
-        <w:t>Trace one input. Which line changes the state or chooses a path?</w:t>
+      <w:pPr>
+        <w:spacing w:line="336" w:lineRule="auto" w:after="180"/>
+        <w:shd w:fill="F5F1FB"/>
+      </w:pPr>
+      <w:r>
+        <w:rPr>
+          <w:b w:val="0"/>
+        </w:rPr>
+        <w:t xml:space="preserve">Trace one </w:t>
+      </w:r>
+      <w:r>
+        <w:rPr>
+          <w:b/>
+        </w:rPr>
+        <w:t>input</w:t>
+      </w:r>
+      <w:r>
+        <w:rPr>
+          <w:b w:val="0"/>
+        </w:rPr>
+        <w:t>. Which line changes the state or chooses a path?</w:t>
       </w:r>
     </w:p>
     <w:p>
@@ -2344,8 +3703,37 @@
       </w:r>
     </w:p>
     <w:p>
-      <w:r>
-        <w:t>Change one development factor at a time: simplify the candidate, improve data coverage or adjust a declared regularization setting. Refit on training and compare on validation. Do not remove difficult valid examples or repeatedly search the test for a favorable result.</w:t>
+      <w:pPr>
+        <w:spacing w:line="336" w:lineRule="auto" w:after="180"/>
+      </w:pPr>
+      <w:r>
+        <w:rPr>
+          <w:b w:val="0"/>
+        </w:rPr>
+        <w:t xml:space="preserve">Change one development factor at a time: simplify the candidate, improve data coverage or adjust a declared regularization setting. Refit on </w:t>
+      </w:r>
+      <w:r>
+        <w:rPr>
+          <w:b/>
+        </w:rPr>
+        <w:t>training</w:t>
+      </w:r>
+      <w:r>
+        <w:rPr>
+          <w:b w:val="0"/>
+        </w:rPr>
+        <w:t xml:space="preserve"> and compare on validation.</w:t>
+      </w:r>
+    </w:p>
+    <w:p>
+      <w:pPr>
+        <w:spacing w:line="336" w:lineRule="auto" w:after="180"/>
+      </w:pPr>
+      <w:r>
+        <w:rPr>
+          <w:b w:val="0"/>
+        </w:rPr>
+        <w:t>Do not remove difficult valid examples or repeatedly search the test for a favorable result.</w:t>
       </w:r>
     </w:p>
     <w:p>
@@ -2357,8 +3745,50 @@
       </w:r>
     </w:p>
     <w:p>
-      <w:r>
-        <w:t>Use workbook W2 for the connected example “Overfitting and model capacity”. First fill the input and rule boxes. Try the middle steps before asking for a hint. After a hint, try the next step yourself.</w:t>
+      <w:pPr>
+        <w:spacing w:line="336" w:lineRule="auto" w:after="180"/>
+      </w:pPr>
+      <w:r>
+        <w:rPr>
+          <w:b w:val="0"/>
+        </w:rPr>
+        <w:t>Use workbook W2 for the connected example “</w:t>
+      </w:r>
+      <w:r>
+        <w:rPr>
+          <w:b/>
+        </w:rPr>
+        <w:t>Overfitting</w:t>
+      </w:r>
+      <w:r>
+        <w:rPr>
+          <w:b w:val="0"/>
+        </w:rPr>
+        <w:t xml:space="preserve"> and model </w:t>
+      </w:r>
+      <w:r>
+        <w:rPr>
+          <w:b/>
+        </w:rPr>
+        <w:t>capacity</w:t>
+      </w:r>
+      <w:r>
+        <w:rPr>
+          <w:b w:val="0"/>
+        </w:rPr>
+        <w:t xml:space="preserve">”. First fill the </w:t>
+      </w:r>
+      <w:r>
+        <w:rPr>
+          <w:b/>
+        </w:rPr>
+        <w:t>input</w:t>
+      </w:r>
+      <w:r>
+        <w:rPr>
+          <w:b w:val="0"/>
+        </w:rPr>
+        <w:t xml:space="preserve"> and rule boxes. Try the middle steps before asking for a hint. After a hint, try the next step yourself.</w:t>
       </w:r>
     </w:p>
     <w:tbl>
@@ -2441,7 +3871,13 @@
       </w:tr>
     </w:tbl>
     <w:p>
-      <w:r>
+      <w:pPr>
+        <w:spacing w:line="336" w:lineRule="auto" w:after="180"/>
+      </w:pPr>
+      <w:r>
+        <w:rPr>
+          <w:b w:val="0"/>
+        </w:rPr>
         <w:t>Explain your trace to a partner. Your partner points to one step to check. Swap roles on the next case. Each person writes their own explanation.</w:t>
       </w:r>
     </w:p>
@@ -2454,12 +3890,59 @@
       </w:r>
     </w:p>
     <w:p>
-      <w:r>
-        <w:t>Use the worked case for Overfitting and model capacity. Proposed explanation: “A final answer is enough”. Decide whether this explanation is supported. Point to the step or supplied fact that decides; explain your repair if needed.</w:t>
-      </w:r>
-    </w:p>
-    <w:p>
-      <w:r>
+      <w:pPr>
+        <w:spacing w:line="336" w:lineRule="auto" w:after="180"/>
+      </w:pPr>
+      <w:r>
+        <w:rPr>
+          <w:b w:val="0"/>
+        </w:rPr>
+        <w:t xml:space="preserve">Use the worked case for </w:t>
+      </w:r>
+      <w:r>
+        <w:rPr>
+          <w:b/>
+        </w:rPr>
+        <w:t>Overfitting</w:t>
+      </w:r>
+      <w:r>
+        <w:rPr>
+          <w:b w:val="0"/>
+        </w:rPr>
+        <w:t xml:space="preserve"> and model </w:t>
+      </w:r>
+      <w:r>
+        <w:rPr>
+          <w:b/>
+        </w:rPr>
+        <w:t>capacity</w:t>
+      </w:r>
+      <w:r>
+        <w:rPr>
+          <w:b w:val="0"/>
+        </w:rPr>
+        <w:t>. Proposed explanation: “A final answer is enough”. Decide whether this explanation is supported.</w:t>
+      </w:r>
+    </w:p>
+    <w:p>
+      <w:pPr>
+        <w:spacing w:line="336" w:lineRule="auto" w:after="180"/>
+      </w:pPr>
+      <w:r>
+        <w:rPr>
+          <w:b w:val="0"/>
+        </w:rPr>
+        <w:t>Point to the step or supplied fact that decides; explain your repair if needed.</w:t>
+      </w:r>
+    </w:p>
+    <w:p>
+      <w:pPr>
+        <w:spacing w:line="336" w:lineRule="auto" w:after="180"/>
+      </w:pPr>
+      <w:r>
+        <w:rPr>
+          <w:b w:val="0"/>
+        </w:rPr>
         <w:t>Answer on your own before discussion. If you are unsure, say which step you need help with.</w:t>
       </w:r>
     </w:p>
@@ -2472,8 +3955,27 @@
       </w:r>
     </w:p>
     <w:p>
-      <w:r>
-        <w:t>Does zero training error justify choosing Complex in the original record?</w:t>
+      <w:pPr>
+        <w:spacing w:line="336" w:lineRule="auto" w:after="180"/>
+        <w:shd w:fill="F5F1FB"/>
+      </w:pPr>
+      <w:r>
+        <w:rPr>
+          <w:b w:val="0"/>
+        </w:rPr>
+        <w:t xml:space="preserve">Does zero </w:t>
+      </w:r>
+      <w:r>
+        <w:rPr>
+          <w:b/>
+        </w:rPr>
+        <w:t>training</w:t>
+      </w:r>
+      <w:r>
+        <w:rPr>
+          <w:b w:val="0"/>
+        </w:rPr>
+        <w:t xml:space="preserve"> error justify choosing Complex in the original record?</w:t>
       </w:r>
     </w:p>
     <w:p>
@@ -2505,7 +4007,13 @@
       </w:r>
     </w:p>
     <w:p>
-      <w:r>
+      <w:pPr>
+        <w:spacing w:line="336" w:lineRule="auto" w:after="180"/>
+      </w:pPr>
+      <w:r>
+        <w:rPr>
+          <w:b w:val="0"/>
+        </w:rPr>
         <w:t>This is supported practice. Keep the separately named independent case for an attempt before feedback.</w:t>
       </w:r>
     </w:p>
@@ -2519,16 +4027,45 @@
     </w:p>
     <w:p>
       <w:r>
-        <w:t>EVIDENCE LAB</w:t>
-      </w:r>
-    </w:p>
-    <w:p>
-      <w:r>
+        <w:t>Investigate Overfitting Intuition. Record the prediction, actual observation or labelled paper trace, explanation and next test separately.</w:t>
+      </w:r>
+    </w:p>
+    <w:p>
+      <w:pPr>
+        <w:spacing w:line="336" w:lineRule="auto" w:after="180"/>
+      </w:pPr>
+      <w:r>
+        <w:rPr>
+          <w:b/>
+        </w:rPr>
+        <w:t>EVIDENCE</w:t>
+      </w:r>
+      <w:r>
+        <w:rPr>
+          <w:b/>
+        </w:rPr>
+        <w:t xml:space="preserve"> LAB</w:t>
+      </w:r>
+    </w:p>
+    <w:p>
+      <w:pPr>
+        <w:spacing w:line="336" w:lineRule="auto" w:after="180"/>
+      </w:pPr>
+      <w:r>
+        <w:rPr>
+          <w:b w:val="0"/>
+        </w:rPr>
         <w:t>Predict → Test → Record → Explain</w:t>
       </w:r>
     </w:p>
     <w:p>
-      <w:r>
+      <w:pPr>
+        <w:spacing w:line="336" w:lineRule="auto" w:after="180"/>
+      </w:pPr>
+      <w:r>
+        <w:rPr>
+          <w:b w:val="0"/>
+        </w:rPr>
         <w:t>Keep expected and actual results separate. Surprises are useful data when recorded honestly.</w:t>
       </w:r>
     </w:p>
@@ -2569,8 +4106,38 @@
       </w:r>
     </w:p>
     <w:p>
-      <w:r>
-        <w:t>Compare simple and exception-heavy rules on training cards, then on sealed new cards. Count where performance changes and explain why.</w:t>
+      <w:pPr>
+        <w:spacing w:line="336" w:lineRule="auto" w:after="180"/>
+      </w:pPr>
+      <w:r>
+        <w:rPr>
+          <w:b w:val="0"/>
+        </w:rPr>
+        <w:t xml:space="preserve">Compare simple and </w:t>
+      </w:r>
+      <w:r>
+        <w:rPr>
+          <w:b/>
+        </w:rPr>
+        <w:t>exception</w:t>
+      </w:r>
+      <w:r>
+        <w:rPr>
+          <w:b w:val="0"/>
+        </w:rPr>
+        <w:t xml:space="preserve">-heavy rules on </w:t>
+      </w:r>
+      <w:r>
+        <w:rPr>
+          <w:b/>
+        </w:rPr>
+        <w:t>training</w:t>
+      </w:r>
+      <w:r>
+        <w:rPr>
+          <w:b w:val="0"/>
+        </w:rPr>
+        <w:t xml:space="preserve"> cards, then on sealed new cards. Count where performance changes and explain why.</w:t>
       </w:r>
     </w:p>
     <w:tbl>
@@ -2819,7 +4386,14 @@
       </w:tr>
     </w:tbl>
     <w:p>
-      <w:r>
+      <w:pPr>
+        <w:spacing w:line="336" w:lineRule="auto" w:after="180"/>
+        <w:shd w:fill="F5F1FB"/>
+      </w:pPr>
+      <w:r>
+        <w:rPr>
+          <w:b w:val="0"/>
+        </w:rPr>
         <w:t>What did the hardest test teach you that the normal test did not?</w:t>
       </w:r>
     </w:p>
@@ -2865,7 +4439,13 @@
       </w:r>
     </w:p>
     <w:p>
-      <w:r>
+      <w:pPr>
+        <w:spacing w:line="336" w:lineRule="auto" w:after="180"/>
+      </w:pPr>
+      <w:r>
+        <w:rPr>
+          <w:b w:val="0"/>
+        </w:rPr>
         <w:t>Before trying: what do I expect, and why? While trying: which step could first go wrong? Afterwards: what did I actually observe, and what should change? Keep “not run” if you only traced the procedure.</w:t>
       </w:r>
     </w:p>
@@ -2879,17 +4459,52 @@
     </w:p>
     <w:p>
       <w:r>
+        <w:t>Move from recall to tracing, diagnosis and transfer in Overfitting Intuition. Explain why each step is justified.</w:t>
+      </w:r>
+    </w:p>
+    <w:p>
+      <w:pPr>
+        <w:spacing w:line="336" w:lineRule="auto" w:after="180"/>
+      </w:pPr>
+      <w:r>
+        <w:rPr>
+          <w:b/>
+        </w:rPr>
         <w:t>MASTERY</w:t>
       </w:r>
     </w:p>
     <w:p>
-      <w:r>
+      <w:pPr>
+        <w:spacing w:line="336" w:lineRule="auto" w:after="180"/>
+      </w:pPr>
+      <w:r>
+        <w:rPr>
+          <w:b w:val="0"/>
+        </w:rPr>
         <w:t>From Knowing the Word to Owning the Idea</w:t>
       </w:r>
     </w:p>
     <w:p>
-      <w:r>
-        <w:t>Move upward only when you can produce evidence without copying the worked example.</w:t>
+      <w:pPr>
+        <w:spacing w:line="336" w:lineRule="auto" w:after="180"/>
+      </w:pPr>
+      <w:r>
+        <w:rPr>
+          <w:b w:val="0"/>
+        </w:rPr>
+        <w:t xml:space="preserve">Move upward only when you can produce </w:t>
+      </w:r>
+      <w:r>
+        <w:rPr>
+          <w:b/>
+        </w:rPr>
+        <w:t>evidence</w:t>
+      </w:r>
+      <w:r>
+        <w:rPr>
+          <w:b w:val="0"/>
+        </w:rPr>
+        <w:t xml:space="preserve"> without copying the worked example.</w:t>
       </w:r>
     </w:p>
     <w:p>
@@ -2929,33 +4544,93 @@
       </w:r>
     </w:p>
     <w:p>
-      <w:r>
+      <w:pPr>
+        <w:spacing w:line="336" w:lineRule="auto" w:after="180"/>
+      </w:pPr>
+      <w:r>
+        <w:rPr>
+          <w:b w:val="0"/>
+        </w:rPr>
         <w:t>1 • NAME: Define the concept without repeating the textbook.</w:t>
       </w:r>
     </w:p>
     <w:p>
-      <w:r>
-        <w:t>2 • TRACE: Show the information, state, branch, calculation, or evidence path.</w:t>
-      </w:r>
-    </w:p>
-    <w:p>
-      <w:r>
+      <w:pPr>
+        <w:spacing w:line="336" w:lineRule="auto" w:after="180"/>
+      </w:pPr>
+      <w:r>
+        <w:rPr>
+          <w:b w:val="0"/>
+        </w:rPr>
+        <w:t xml:space="preserve">2 • TRACE: Show the information, state, branch, calculation, or </w:t>
+      </w:r>
+      <w:r>
+        <w:rPr>
+          <w:b/>
+        </w:rPr>
+        <w:t>evidence</w:t>
+      </w:r>
+      <w:r>
+        <w:rPr>
+          <w:b w:val="0"/>
+        </w:rPr>
+        <w:t xml:space="preserve"> path.</w:t>
+      </w:r>
+    </w:p>
+    <w:p>
+      <w:pPr>
+        <w:spacing w:line="336" w:lineRule="auto" w:after="180"/>
+      </w:pPr>
+      <w:r>
+        <w:rPr>
+          <w:b w:val="0"/>
+        </w:rPr>
         <w:t>3 • APPLY: Solve a different example independently.</w:t>
       </w:r>
     </w:p>
     <w:p>
-      <w:r>
+      <w:pPr>
+        <w:spacing w:line="336" w:lineRule="auto" w:after="180"/>
+      </w:pPr>
+      <w:r>
+        <w:rPr>
+          <w:b w:val="0"/>
+        </w:rPr>
         <w:t>4 • CHALLENGE: Find a boundary case, counterexample, or unfair outcome.</w:t>
       </w:r>
     </w:p>
     <w:p>
-      <w:r>
+      <w:pPr>
+        <w:spacing w:line="336" w:lineRule="auto" w:after="180"/>
+      </w:pPr>
+      <w:r>
+        <w:rPr>
+          <w:b w:val="0"/>
+        </w:rPr>
         <w:t>5 • EXPLAIN LIMITS: Say when the result should not be trusted or used alone.</w:t>
       </w:r>
     </w:p>
     <w:p>
-      <w:r>
-        <w:t>My strongest evidence of independent understanding:</w:t>
+      <w:pPr>
+        <w:spacing w:line="336" w:lineRule="auto" w:after="180"/>
+      </w:pPr>
+      <w:r>
+        <w:rPr>
+          <w:b w:val="0"/>
+        </w:rPr>
+        <w:t xml:space="preserve">My strongest </w:t>
+      </w:r>
+      <w:r>
+        <w:rPr>
+          <w:b/>
+        </w:rPr>
+        <w:t>evidence</w:t>
+      </w:r>
+      <w:r>
+        <w:rPr>
+          <w:b w:val="0"/>
+        </w:rPr>
+        <w:t xml:space="preserve"> of independent understanding:</w:t>
       </w:r>
     </w:p>
     <w:p>
@@ -3001,16 +4676,39 @@
     </w:p>
     <w:p>
       <w:r>
+        <w:t>Apply this week’s idea to Transparent Book Recommender. Keep an annotated decision and the evidence supporting it.</w:t>
+      </w:r>
+    </w:p>
+    <w:p>
+      <w:pPr>
+        <w:spacing w:line="336" w:lineRule="auto" w:after="180"/>
+      </w:pPr>
+      <w:r>
+        <w:rPr>
+          <w:b/>
+        </w:rPr>
         <w:t>CUMULATIVE PROJECT</w:t>
       </w:r>
     </w:p>
     <w:p>
-      <w:r>
+      <w:pPr>
+        <w:spacing w:line="336" w:lineRule="auto" w:after="180"/>
+      </w:pPr>
+      <w:r>
+        <w:rPr>
+          <w:b w:val="0"/>
+        </w:rPr>
         <w:t>Transparent Book Recommender</w:t>
       </w:r>
     </w:p>
     <w:p>
-      <w:r>
+      <w:pPr>
+        <w:spacing w:line="336" w:lineRule="auto" w:after="180"/>
+      </w:pPr>
+      <w:r>
+        <w:rPr>
+          <w:b w:val="0"/>
+        </w:rPr>
         <w:t>Every week adds one inspectable piece. The system must show how it reached a result.</w:t>
       </w:r>
     </w:p>
@@ -3051,17 +4749,63 @@
       </w:r>
     </w:p>
     <w:p>
-      <w:r>
+      <w:pPr>
+        <w:spacing w:line="336" w:lineRule="auto" w:after="180"/>
+      </w:pPr>
+      <w:r>
+        <w:rPr>
+          <w:b w:val="0"/>
+        </w:rPr>
         <w:t>THIS WEEK’S CHECKPOINT  Avoid title-by-title patches; improve features or thresholds that transfer.</w:t>
       </w:r>
     </w:p>
     <w:p>
-      <w:r>
-        <w:t>SYSTEM MAP  Reader need → allowed inputs → transparent rule or score → ranked candidates → explanation → test record → human decision</w:t>
-      </w:r>
-    </w:p>
-    <w:p>
-      <w:r>
+      <w:pPr>
+        <w:pStyle w:val="Heading3"/>
+      </w:pPr>
+      <w:r>
+        <w:t>Trace the system</w:t>
+      </w:r>
+    </w:p>
+    <w:p>
+      <w:pPr>
+        <w:spacing w:line="336" w:lineRule="auto" w:after="180"/>
+        <w:shd w:fill="EDF7F3"/>
+      </w:pPr>
+      <w:r>
+        <w:rPr>
+          <w:b w:val="0"/>
+        </w:rPr>
+        <w:t xml:space="preserve">SYSTEM MAP  Reader need → allowed </w:t>
+      </w:r>
+      <w:r>
+        <w:rPr>
+          <w:b/>
+        </w:rPr>
+        <w:t>input</w:t>
+      </w:r>
+      <w:r>
+        <w:rPr>
+          <w:b w:val="0"/>
+        </w:rPr>
+        <w:t xml:space="preserve">s → transparent rule or score → ranked candidates → explanation → test record → </w:t>
+      </w:r>
+      <w:r>
+        <w:rPr>
+          <w:b/>
+        </w:rPr>
+        <w:t>human decision</w:t>
+      </w:r>
+    </w:p>
+    <w:p>
+      <w:pPr>
+        <w:spacing w:line="336" w:lineRule="auto" w:after="180"/>
+        <w:shd w:fill="F5F1FB"/>
+      </w:pPr>
+      <w:r>
+        <w:rPr>
+          <w:b w:val="0"/>
+        </w:rPr>
         <w:t>What will you add, change, or verify in the project this week?</w:t>
       </w:r>
     </w:p>
@@ -3099,8 +4843,27 @@
       </w:r>
     </w:p>
     <w:p>
-      <w:r>
-        <w:t>What should remain under human control?</w:t>
+      <w:pPr>
+        <w:spacing w:line="336" w:lineRule="auto" w:after="180"/>
+        <w:shd w:fill="F5F1FB"/>
+      </w:pPr>
+      <w:r>
+        <w:rPr>
+          <w:b w:val="0"/>
+        </w:rPr>
+        <w:t xml:space="preserve">What should remain under </w:t>
+      </w:r>
+      <w:r>
+        <w:rPr>
+          <w:b/>
+        </w:rPr>
+        <w:t>human control</w:t>
+      </w:r>
+      <w:r>
+        <w:rPr>
+          <w:b w:val="0"/>
+        </w:rPr>
+        <w:t>?</w:t>
       </w:r>
     </w:p>
     <w:p>
@@ -3137,7 +4900,22 @@
       </w:r>
     </w:p>
     <w:p>
-      <w:r>
+      <w:pPr>
+        <w:pStyle w:val="Heading3"/>
+      </w:pPr>
+      <w:r>
+        <w:t>Responsible design</w:t>
+      </w:r>
+    </w:p>
+    <w:p>
+      <w:pPr>
+        <w:spacing w:line="336" w:lineRule="auto" w:after="180"/>
+        <w:shd w:fill="FFF5E6"/>
+      </w:pPr>
+      <w:r>
+        <w:rPr>
+          <w:b w:val="0"/>
+        </w:rPr>
         <w:t>RESPONSIBLE DESIGN  Collect only necessary information. Show uncertainty and limits. Never confuse a ranking with a fact about a person.</w:t>
       </w:r>
     </w:p>
@@ -3150,7 +4928,13 @@
       </w:r>
     </w:p>
     <w:p>
-      <w:r>
+      <w:pPr>
+        <w:spacing w:line="336" w:lineRule="auto" w:after="180"/>
+      </w:pPr>
+      <w:r>
+        <w:rPr>
+          <w:b w:val="0"/>
+        </w:rPr>
         <w:t>Compare recommender revisions on fixed development cases, reserving new cases for the final presentation.</w:t>
       </w:r>
     </w:p>
@@ -3164,16 +4948,48 @@
     </w:p>
     <w:p>
       <w:r>
+        <w:t>Use a genuinely new case for independent evidence. Previously discussed examples remain practice; use the separately named independent case before feedback.</w:t>
+      </w:r>
+    </w:p>
+    <w:p>
+      <w:pPr>
+        <w:pStyle w:val="Heading3"/>
+      </w:pPr>
+      <w:r>
+        <w:t>Independent evidence</w:t>
+      </w:r>
+    </w:p>
+    <w:p>
+      <w:pPr>
+        <w:spacing w:line="336" w:lineRule="auto" w:after="180"/>
+        <w:shd w:fill="FFF5E6"/>
+      </w:pPr>
+      <w:r>
+        <w:rPr>
+          <w:b w:val="0"/>
+        </w:rPr>
         <w:t>INDEPENDENT MASTERY PROOF</w:t>
       </w:r>
     </w:p>
     <w:p>
-      <w:r>
+      <w:pPr>
+        <w:spacing w:line="336" w:lineRule="auto" w:after="180"/>
+      </w:pPr>
+      <w:r>
+        <w:rPr>
+          <w:b w:val="0"/>
+        </w:rPr>
         <w:t>Explain • Transfer • Test • Defend</w:t>
       </w:r>
     </w:p>
     <w:p>
-      <w:r>
+      <w:pPr>
+        <w:spacing w:line="336" w:lineRule="auto" w:after="180"/>
+      </w:pPr>
+      <w:r>
+        <w:rPr>
+          <w:b w:val="0"/>
+        </w:rPr>
         <w:t>Complete this page without copying the worked example. Your reasoning matters more than decoration.</w:t>
       </w:r>
     </w:p>
@@ -3214,12 +5030,46 @@
       </w:r>
     </w:p>
     <w:p>
-      <w:r>
-        <w:t>CHALLENGE  Contrast a simple rule with a seven-exception rule.</w:t>
-      </w:r>
-    </w:p>
-    <w:p>
-      <w:r>
+      <w:pPr>
+        <w:pStyle w:val="Heading3"/>
+      </w:pPr>
+      <w:r>
+        <w:t>Try a more demanding case</w:t>
+      </w:r>
+    </w:p>
+    <w:p>
+      <w:pPr>
+        <w:spacing w:line="336" w:lineRule="auto" w:after="180"/>
+        <w:shd w:fill="F5F1FB"/>
+      </w:pPr>
+      <w:r>
+        <w:rPr>
+          <w:b w:val="0"/>
+        </w:rPr>
+        <w:t>CHALLENGE  Contrast a simple rule with a seven-</w:t>
+      </w:r>
+      <w:r>
+        <w:rPr>
+          <w:b/>
+        </w:rPr>
+        <w:t>exception</w:t>
+      </w:r>
+      <w:r>
+        <w:rPr>
+          <w:b w:val="0"/>
+        </w:rPr>
+        <w:t xml:space="preserve"> rule.</w:t>
+      </w:r>
+    </w:p>
+    <w:p>
+      <w:pPr>
+        <w:spacing w:line="336" w:lineRule="auto" w:after="180"/>
+        <w:shd w:fill="F4F9FC"/>
+      </w:pPr>
+      <w:r>
+        <w:rPr>
+          <w:b w:val="0"/>
+        </w:rPr>
         <w:t>1. My fresh example, trace, calculation, or design:</w:t>
       </w:r>
     </w:p>
@@ -3257,8 +5107,27 @@
       </w:r>
     </w:p>
     <w:p>
-      <w:r>
-        <w:t>2. My evidence that it works (include a boundary or missing-data case):</w:t>
+      <w:pPr>
+        <w:spacing w:line="336" w:lineRule="auto" w:after="180"/>
+        <w:shd w:fill="F4F9FC"/>
+      </w:pPr>
+      <w:r>
+        <w:rPr>
+          <w:b w:val="0"/>
+        </w:rPr>
+        <w:t xml:space="preserve">2. My </w:t>
+      </w:r>
+      <w:r>
+        <w:rPr>
+          <w:b/>
+        </w:rPr>
+        <w:t>evidence</w:t>
+      </w:r>
+      <w:r>
+        <w:rPr>
+          <w:b w:val="0"/>
+        </w:rPr>
+        <w:t xml:space="preserve"> that it works (include a boundary or missing-data case):</w:t>
       </w:r>
     </w:p>
     <w:p>
@@ -3295,7 +5164,14 @@
       </w:r>
     </w:p>
     <w:p>
-      <w:r>
+      <w:pPr>
+        <w:spacing w:line="336" w:lineRule="auto" w:after="180"/>
+        <w:shd w:fill="F4F9FC"/>
+      </w:pPr>
+      <w:r>
+        <w:rPr>
+          <w:b w:val="0"/>
+        </w:rPr>
         <w:t>3. One limitation, fairness concern, or situation needing human review:</w:t>
       </w:r>
     </w:p>
@@ -3333,8 +5209,47 @@
       </w:r>
     </w:p>
     <w:p>
-      <w:r>
-        <w:t>SELF-CHECK  □ I explained the mechanism  □ I used evidence  □ I tested a fresh case  □ I named a limitation  □ I can answer ‘why?’</w:t>
+      <w:pPr>
+        <w:pStyle w:val="Heading3"/>
+      </w:pPr>
+      <w:r>
+        <w:t>Check your explanation</w:t>
+      </w:r>
+    </w:p>
+    <w:p>
+      <w:pPr>
+        <w:spacing w:line="336" w:lineRule="auto" w:after="180"/>
+        <w:shd w:fill="F5F1FB"/>
+      </w:pPr>
+      <w:r>
+        <w:rPr>
+          <w:b w:val="0"/>
+        </w:rPr>
+        <w:t xml:space="preserve">SELF-CHECK  □ I explained the </w:t>
+      </w:r>
+      <w:r>
+        <w:rPr>
+          <w:b/>
+        </w:rPr>
+        <w:t>mechanism</w:t>
+      </w:r>
+      <w:r>
+        <w:rPr>
+          <w:b w:val="0"/>
+        </w:rPr>
+        <w:t xml:space="preserve">  □ I used </w:t>
+      </w:r>
+      <w:r>
+        <w:rPr>
+          <w:b/>
+        </w:rPr>
+        <w:t>evidence</w:t>
+      </w:r>
+      <w:r>
+        <w:rPr>
+          <w:b w:val="0"/>
+        </w:rPr>
+        <w:t xml:space="preserve">  □ I tested a fresh case  □ I named a limitation  □ I can answer ‘why?’</w:t>
       </w:r>
     </w:p>
     <w:p>
@@ -3346,6 +5261,11 @@
       </w:r>
     </w:p>
     <w:p>
+      <w:r>
+        <w:t>Revisit the complete Overfitting Intuition case for supported practice. Repeated examples do not become fresh assessments.</w:t>
+      </w:r>
+    </w:p>
+    <w:p>
       <w:pPr>
         <w:pStyle w:val="Heading3"/>
       </w:pPr>
@@ -3354,7 +5274,13 @@
       </w:r>
     </w:p>
     <w:p>
-      <w:r>
+      <w:pPr>
+        <w:spacing w:line="336" w:lineRule="auto" w:after="180"/>
+      </w:pPr>
+      <w:r>
+        <w:rPr>
+          <w:b w:val="0"/>
+        </w:rPr>
         <w:t>Use the supplied details to practise the weekly concept before attempting the independent question. This case extends the illustrated lesson.</w:t>
       </w:r>
     </w:p>
@@ -3367,8 +5293,26 @@
       </w:r>
     </w:p>
     <w:p>
-      <w:r>
-        <w:t>Rule A memorises six training book names. It scores 6/6 familiar and 2/6 new. Rule B uses relevant traits but is untested.</w:t>
+      <w:pPr>
+        <w:spacing w:line="336" w:lineRule="auto" w:after="180"/>
+      </w:pPr>
+      <w:r>
+        <w:rPr>
+          <w:b w:val="0"/>
+        </w:rPr>
+        <w:t xml:space="preserve">Rule A memorises six </w:t>
+      </w:r>
+      <w:r>
+        <w:rPr>
+          <w:b/>
+        </w:rPr>
+        <w:t>training</w:t>
+      </w:r>
+      <w:r>
+        <w:rPr>
+          <w:b w:val="0"/>
+        </w:rPr>
+        <w:t xml:space="preserve"> book names. It scores 6/6 familiar and 2/6 new. Rule B uses relevant traits but is untested.</w:t>
       </w:r>
     </w:p>
     <w:p>
@@ -3380,8 +5324,27 @@
       </w:r>
     </w:p>
     <w:p>
-      <w:r>
-        <w:t>What does the evidence support?</w:t>
+      <w:pPr>
+        <w:spacing w:line="336" w:lineRule="auto" w:after="180"/>
+        <w:shd w:fill="F5F1FB"/>
+      </w:pPr>
+      <w:r>
+        <w:rPr>
+          <w:b w:val="0"/>
+        </w:rPr>
+        <w:t xml:space="preserve">What does the </w:t>
+      </w:r>
+      <w:r>
+        <w:rPr>
+          <w:b/>
+        </w:rPr>
+        <w:t>evidence</w:t>
+      </w:r>
+      <w:r>
+        <w:rPr>
+          <w:b w:val="0"/>
+        </w:rPr>
+        <w:t xml:space="preserve"> support?</w:t>
       </w:r>
     </w:p>
     <w:p>
@@ -3393,7 +5356,13 @@
       </w:r>
     </w:p>
     <w:p>
-      <w:r>
+      <w:pPr>
+        <w:spacing w:line="336" w:lineRule="auto" w:after="180"/>
+      </w:pPr>
+      <w:r>
+        <w:rPr>
+          <w:b w:val="0"/>
+        </w:rPr>
         <w:t>A shows weak transfer. B might generalise better but requires testing; simplicity is not proof.</w:t>
       </w:r>
     </w:p>
@@ -3406,7 +5375,14 @@
       </w:r>
     </w:p>
     <w:p>
-      <w:r>
+      <w:pPr>
+        <w:spacing w:line="336" w:lineRule="auto" w:after="180"/>
+        <w:shd w:fill="F5F1FB"/>
+      </w:pPr>
+      <w:r>
+        <w:rPr>
+          <w:b w:val="0"/>
+        </w:rPr>
         <w:t>Which detail supports the answer, and why does it matter?</w:t>
       </w:r>
     </w:p>
@@ -3540,17 +5516,60 @@
       </w:tr>
     </w:tbl>
     <w:p>
-      <w:r>
-        <w:t>Rule A memorises six training book names. It scores 6/6 familiar and 2/6 new. Rule B uses relevant traits but is untested.</w:t>
-      </w:r>
-    </w:p>
-    <w:p>
-      <w:r>
-        <w:t>What does the evidence support?</w:t>
-      </w:r>
-    </w:p>
-    <w:p>
-      <w:r>
+      <w:pPr>
+        <w:spacing w:line="336" w:lineRule="auto" w:after="180"/>
+      </w:pPr>
+      <w:r>
+        <w:rPr>
+          <w:b w:val="0"/>
+        </w:rPr>
+        <w:t xml:space="preserve">Rule A memorises six </w:t>
+      </w:r>
+      <w:r>
+        <w:rPr>
+          <w:b/>
+        </w:rPr>
+        <w:t>training</w:t>
+      </w:r>
+      <w:r>
+        <w:rPr>
+          <w:b w:val="0"/>
+        </w:rPr>
+        <w:t xml:space="preserve"> book names. It scores 6/6 familiar and 2/6 new. Rule B uses relevant traits but is untested.</w:t>
+      </w:r>
+    </w:p>
+    <w:p>
+      <w:pPr>
+        <w:spacing w:line="336" w:lineRule="auto" w:after="180"/>
+        <w:shd w:fill="F5F1FB"/>
+      </w:pPr>
+      <w:r>
+        <w:rPr>
+          <w:b w:val="0"/>
+        </w:rPr>
+        <w:t xml:space="preserve">What does the </w:t>
+      </w:r>
+      <w:r>
+        <w:rPr>
+          <w:b/>
+        </w:rPr>
+        <w:t>evidence</w:t>
+      </w:r>
+      <w:r>
+        <w:rPr>
+          <w:b w:val="0"/>
+        </w:rPr>
+        <w:t xml:space="preserve"> support?</w:t>
+      </w:r>
+    </w:p>
+    <w:p>
+      <w:pPr>
+        <w:spacing w:line="336" w:lineRule="auto" w:after="180"/>
+      </w:pPr>
+      <w:r>
+        <w:rPr>
+          <w:b w:val="0"/>
+        </w:rPr>
         <w:t>A shows weak transfer. B might generalise better but requires testing; simplicity is not proof.</w:t>
       </w:r>
     </w:p>
@@ -3563,6 +5582,11 @@
       </w:r>
     </w:p>
     <w:p>
+      <w:r>
+        <w:t>Attempt the reserved new case before feedback. Record support; the earlier examples below remain additional practice.</w:t>
+      </w:r>
+    </w:p>
+    <w:p>
       <w:pPr>
         <w:pStyle w:val="Heading3"/>
       </w:pPr>
@@ -3571,8 +5595,50 @@
       </w:r>
     </w:p>
     <w:p>
-      <w:r>
-        <w:t>Models A training 4 validation 5, B training 1 validation 2, C training 0 validation 2. Lowest validation MAE then simpler; B is simpler than C. Choose and justify.</w:t>
+      <w:pPr>
+        <w:spacing w:line="336" w:lineRule="auto" w:after="180"/>
+      </w:pPr>
+      <w:r>
+        <w:rPr>
+          <w:b w:val="0"/>
+        </w:rPr>
+        <w:t xml:space="preserve">Models A </w:t>
+      </w:r>
+      <w:r>
+        <w:rPr>
+          <w:b/>
+        </w:rPr>
+        <w:t>training</w:t>
+      </w:r>
+      <w:r>
+        <w:rPr>
+          <w:b w:val="0"/>
+        </w:rPr>
+        <w:t xml:space="preserve"> 4 validation 5, B </w:t>
+      </w:r>
+      <w:r>
+        <w:rPr>
+          <w:b/>
+        </w:rPr>
+        <w:t>training</w:t>
+      </w:r>
+      <w:r>
+        <w:rPr>
+          <w:b w:val="0"/>
+        </w:rPr>
+        <w:t xml:space="preserve"> 1 validation 2, C </w:t>
+      </w:r>
+      <w:r>
+        <w:rPr>
+          <w:b/>
+        </w:rPr>
+        <w:t>training</w:t>
+      </w:r>
+      <w:r>
+        <w:rPr>
+          <w:b w:val="0"/>
+        </w:rPr>
+        <w:t xml:space="preserve"> 0 validation 2. Lowest validation MAE then simpler; B is simpler than C. Choose and justify.</w:t>
       </w:r>
     </w:p>
     <w:p>
@@ -3619,7 +5685,13 @@
       </w:r>
     </w:p>
     <w:p>
-      <w:r>
+      <w:pPr>
+        <w:spacing w:line="336" w:lineRule="auto" w:after="180"/>
+      </w:pPr>
+      <w:r>
+        <w:rPr>
+          <w:b w:val="0"/>
+        </w:rPr>
         <w:t>Attempt this case before feedback. Record any help. Earlier examples below are further practice; a case already practised with feedback cannot establish fresh transfer.</w:t>
       </w:r>
     </w:p>
@@ -3632,18 +5704,55 @@
       </w:r>
     </w:p>
     <w:p>
-      <w:r>
+      <w:pPr>
+        <w:spacing w:line="336" w:lineRule="auto" w:after="180"/>
+      </w:pPr>
+      <w:r>
+        <w:rPr>
+          <w:b w:val="0"/>
+        </w:rPr>
         <w:t>Close the worked explanation. Apply the idea to this different question without copying.</w:t>
       </w:r>
     </w:p>
     <w:p>
-      <w:r>
-        <w:t>Rule A memorises six training book IDs. Rule B uses a relevant topic feature. Why might A fail on a new ID? What test is needed?</w:t>
-      </w:r>
-    </w:p>
-    <w:p>
-      <w:r>
-        <w:t>My answer, with a trace, calculation or supporting evidence</w:t>
+      <w:pPr>
+        <w:spacing w:line="336" w:lineRule="auto" w:after="180"/>
+        <w:shd w:fill="F5F1FB"/>
+      </w:pPr>
+      <w:r>
+        <w:rPr>
+          <w:b w:val="0"/>
+        </w:rPr>
+        <w:t xml:space="preserve">Rule A memorises six </w:t>
+      </w:r>
+      <w:r>
+        <w:rPr>
+          <w:b/>
+        </w:rPr>
+        <w:t>training</w:t>
+      </w:r>
+      <w:r>
+        <w:rPr>
+          <w:b w:val="0"/>
+        </w:rPr>
+        <w:t xml:space="preserve"> book IDs. Rule B uses a relevant topic feature. Why might A fail on a new ID? What test is needed?</w:t>
+      </w:r>
+    </w:p>
+    <w:p>
+      <w:pPr>
+        <w:spacing w:line="336" w:lineRule="auto" w:after="180"/>
+      </w:pPr>
+      <w:r>
+        <w:rPr>
+          <w:b w:val="0"/>
+        </w:rPr>
+        <w:t xml:space="preserve">My answer, with a trace, calculation or supporting </w:t>
+      </w:r>
+      <w:r>
+        <w:rPr>
+          <w:b/>
+        </w:rPr>
+        <w:t>evidence</w:t>
       </w:r>
     </w:p>
     <w:p>
@@ -3688,13 +5797,37 @@
       </w:r>
     </w:p>
     <w:p>
-      <w:r>
+      <w:pPr>
+        <w:spacing w:line="336" w:lineRule="auto" w:after="180"/>
+      </w:pPr>
+      <w:r>
+        <w:rPr>
+          <w:b w:val="0"/>
+        </w:rPr>
         <w:t>Change one relevant detail. Predict the result before testing. Include a boundary or missing-information case when it helps reveal a limit.</w:t>
       </w:r>
     </w:p>
     <w:p>
-      <w:r>
-        <w:t>My changed input and expected result</w:t>
+      <w:pPr>
+        <w:spacing w:line="336" w:lineRule="auto" w:after="180"/>
+      </w:pPr>
+      <w:r>
+        <w:rPr>
+          <w:b w:val="0"/>
+        </w:rPr>
+        <w:t xml:space="preserve">My changed </w:t>
+      </w:r>
+      <w:r>
+        <w:rPr>
+          <w:b/>
+        </w:rPr>
+        <w:t>input</w:t>
+      </w:r>
+      <w:r>
+        <w:rPr>
+          <w:b w:val="0"/>
+        </w:rPr>
+        <w:t xml:space="preserve"> and expected result</w:t>
       </w:r>
     </w:p>
     <w:p>
@@ -3739,13 +5872,37 @@
       </w:r>
     </w:p>
     <w:p>
-      <w:r>
+      <w:pPr>
+        <w:spacing w:line="336" w:lineRule="auto" w:after="180"/>
+      </w:pPr>
+      <w:r>
+        <w:rPr>
+          <w:b w:val="0"/>
+        </w:rPr>
         <w:t>Avoid title-by-title patches; improve features or thresholds that transfer.</w:t>
       </w:r>
     </w:p>
     <w:p>
-      <w:r>
-        <w:t>The evidence I will keep</w:t>
+      <w:pPr>
+        <w:spacing w:line="336" w:lineRule="auto" w:after="180"/>
+      </w:pPr>
+      <w:r>
+        <w:rPr>
+          <w:b w:val="0"/>
+        </w:rPr>
+        <w:t xml:space="preserve">The </w:t>
+      </w:r>
+      <w:r>
+        <w:rPr>
+          <w:b/>
+        </w:rPr>
+        <w:t>evidence</w:t>
+      </w:r>
+      <w:r>
+        <w:rPr>
+          <w:b w:val="0"/>
+        </w:rPr>
+        <w:t xml:space="preserve"> I will keep</w:t>
       </w:r>
     </w:p>
     <w:p>
@@ -3782,8 +5939,26 @@
       </w:r>
     </w:p>
     <w:p>
-      <w:r>
-        <w:t>Your teacher has the independent answer and scoring criteria. Complete the matching workbook week to keep your practice evidence together.</w:t>
+      <w:pPr>
+        <w:spacing w:line="336" w:lineRule="auto" w:after="180"/>
+      </w:pPr>
+      <w:r>
+        <w:rPr>
+          <w:b w:val="0"/>
+        </w:rPr>
+        <w:t xml:space="preserve">Your teacher has the independent answer and scoring criteria. Complete the matching workbook week to keep your practice </w:t>
+      </w:r>
+      <w:r>
+        <w:rPr>
+          <w:b/>
+        </w:rPr>
+        <w:t>evidence</w:t>
+      </w:r>
+      <w:r>
+        <w:rPr>
+          <w:b w:val="0"/>
+        </w:rPr>
+        <w:t xml:space="preserve"> together.</w:t>
       </w:r>
     </w:p>
     <w:p>
@@ -3795,8 +5970,63 @@
       </w:r>
     </w:p>
     <w:p>
-      <w:r>
-        <w:t>Rule A memorises eight training IDs and gets 8/8 training, 2/8 validation. Rule B uses genre and gets 6/8 training, 6/8 validation. Which is preferable on this evidence, and what test remains?</w:t>
+      <w:pPr>
+        <w:spacing w:line="336" w:lineRule="auto" w:after="180"/>
+        <w:shd w:fill="F5F1FB"/>
+      </w:pPr>
+      <w:r>
+        <w:rPr>
+          <w:b w:val="0"/>
+        </w:rPr>
+        <w:t xml:space="preserve">Rule A memorises eight </w:t>
+      </w:r>
+      <w:r>
+        <w:rPr>
+          <w:b/>
+        </w:rPr>
+        <w:t>training</w:t>
+      </w:r>
+      <w:r>
+        <w:rPr>
+          <w:b w:val="0"/>
+        </w:rPr>
+        <w:t xml:space="preserve"> IDs and gets 8/8 </w:t>
+      </w:r>
+      <w:r>
+        <w:rPr>
+          <w:b/>
+        </w:rPr>
+        <w:t>training</w:t>
+      </w:r>
+      <w:r>
+        <w:rPr>
+          <w:b w:val="0"/>
+        </w:rPr>
+        <w:t xml:space="preserve">, 2/8 validation. Rule B uses genre and gets 6/8 </w:t>
+      </w:r>
+      <w:r>
+        <w:rPr>
+          <w:b/>
+        </w:rPr>
+        <w:t>training</w:t>
+      </w:r>
+      <w:r>
+        <w:rPr>
+          <w:b w:val="0"/>
+        </w:rPr>
+        <w:t xml:space="preserve">, 6/8 validation. Which is preferable on this </w:t>
+      </w:r>
+      <w:r>
+        <w:rPr>
+          <w:b/>
+        </w:rPr>
+        <w:t>evidence</w:t>
+      </w:r>
+      <w:r>
+        <w:rPr>
+          <w:b w:val="0"/>
+        </w:rPr>
+        <w:t>, and what test remains?</w:t>
       </w:r>
     </w:p>
     <w:p>
@@ -3851,8 +6081,25 @@
       </w:r>
     </w:p>
     <w:p>
-      <w:r>
-        <w:t>Attempt the independent case before hints. Record whether you worked alone, used a hint or followed a model. After feedback, fix the first unsupported step and explain why it changed. A later check uses a changed case, not a copied answer.</w:t>
+      <w:pPr>
+        <w:spacing w:line="336" w:lineRule="auto" w:after="180"/>
+      </w:pPr>
+      <w:r>
+        <w:rPr>
+          <w:b w:val="0"/>
+        </w:rPr>
+        <w:t>Attempt the independent case before hints. Record whether you worked alone, used a hint or followed a model. After feedback, fix the first unsupported step and explain why it changed.</w:t>
+      </w:r>
+    </w:p>
+    <w:p>
+      <w:pPr>
+        <w:spacing w:line="336" w:lineRule="auto" w:after="180"/>
+      </w:pPr>
+      <w:r>
+        <w:rPr>
+          <w:b w:val="0"/>
+        </w:rPr>
+        <w:t>A later check uses a changed case, not a copied answer.</w:t>
       </w:r>
     </w:p>
     <w:p>
@@ -3865,7 +6112,30 @@
     </w:p>
     <w:p>
       <w:r>
-        <w:t>Start with this question: A fictional project compares three book-length prediction models on the same development sets.</w:t>
+        <w:t>Use this map to navigate Overfitting Intuition, connect the goals to tasks and keep one evidence record for each attempt.</w:t>
+      </w:r>
+    </w:p>
+    <w:p>
+      <w:pPr>
+        <w:spacing w:line="336" w:lineRule="auto" w:after="180"/>
+      </w:pPr>
+      <w:r>
+        <w:rPr>
+          <w:b w:val="0"/>
+        </w:rPr>
+        <w:t xml:space="preserve">Start with this question: A fictional project compares three book-length </w:t>
+      </w:r>
+      <w:r>
+        <w:rPr>
+          <w:b/>
+        </w:rPr>
+        <w:t>prediction</w:t>
+      </w:r>
+      <w:r>
+        <w:rPr>
+          <w:b w:val="0"/>
+        </w:rPr>
+        <w:t xml:space="preserve"> models on the same development sets.</w:t>
       </w:r>
     </w:p>
     <w:tbl>
@@ -3971,13 +6241,61 @@
       </w:tr>
     </w:tbl>
     <w:p>
-      <w:r>
-        <w:t>Remember → watch and explain → try with help → investigate → try independently → keep project evidence. Your teacher may spread this lesson across several classes.</w:t>
-      </w:r>
-    </w:p>
-    <w:p>
-      <w:r>
-        <w:t>Keep your first prediction. Compare it with what the evidence shows and explain any change.</w:t>
+      <w:pPr>
+        <w:spacing w:line="336" w:lineRule="auto" w:after="180"/>
+      </w:pPr>
+      <w:r>
+        <w:rPr>
+          <w:b w:val="0"/>
+        </w:rPr>
+        <w:t xml:space="preserve">Remember → watch and explain → try with help → investigate → try independently → keep project </w:t>
+      </w:r>
+      <w:r>
+        <w:rPr>
+          <w:b/>
+        </w:rPr>
+        <w:t>evidence</w:t>
+      </w:r>
+      <w:r>
+        <w:rPr>
+          <w:b w:val="0"/>
+        </w:rPr>
+        <w:t>. Your teacher may spread this lesson across several classes.</w:t>
+      </w:r>
+    </w:p>
+    <w:p>
+      <w:pPr>
+        <w:spacing w:line="336" w:lineRule="auto" w:after="180"/>
+      </w:pPr>
+      <w:r>
+        <w:rPr>
+          <w:b w:val="0"/>
+        </w:rPr>
+        <w:t xml:space="preserve">Keep your first </w:t>
+      </w:r>
+      <w:r>
+        <w:rPr>
+          <w:b/>
+        </w:rPr>
+        <w:t>prediction</w:t>
+      </w:r>
+      <w:r>
+        <w:rPr>
+          <w:b w:val="0"/>
+        </w:rPr>
+        <w:t xml:space="preserve">. Compare it with what the </w:t>
+      </w:r>
+      <w:r>
+        <w:rPr>
+          <w:b/>
+        </w:rPr>
+        <w:t>evidence</w:t>
+      </w:r>
+      <w:r>
+        <w:rPr>
+          <w:b w:val="0"/>
+        </w:rPr>
+        <w:t xml:space="preserve"> shows and explain any change.</w:t>
       </w:r>
     </w:p>
     <w:p>
@@ -3990,7 +6308,48 @@
     </w:p>
     <w:p>
       <w:r>
-        <w:t>Close your notes. Explain this goal in your own words: Compare training and validation evidence for model capacity</w:t>
+        <w:t>Explain Overfitting Intuition without notes, identify a remaining question and plan a later check with a changed case.</w:t>
+      </w:r>
+    </w:p>
+    <w:p>
+      <w:pPr>
+        <w:spacing w:line="336" w:lineRule="auto" w:after="180"/>
+      </w:pPr>
+      <w:r>
+        <w:rPr>
+          <w:b w:val="0"/>
+        </w:rPr>
+        <w:t xml:space="preserve">Close your notes. Explain this goal in your own words: Compare </w:t>
+      </w:r>
+      <w:r>
+        <w:rPr>
+          <w:b/>
+        </w:rPr>
+        <w:t>training</w:t>
+      </w:r>
+      <w:r>
+        <w:rPr>
+          <w:b w:val="0"/>
+        </w:rPr>
+        <w:t xml:space="preserve"> and validation </w:t>
+      </w:r>
+      <w:r>
+        <w:rPr>
+          <w:b/>
+        </w:rPr>
+        <w:t>evidence</w:t>
+      </w:r>
+      <w:r>
+        <w:rPr>
+          <w:b w:val="0"/>
+        </w:rPr>
+        <w:t xml:space="preserve"> for model </w:t>
+      </w:r>
+      <w:r>
+        <w:rPr>
+          <w:b/>
+        </w:rPr>
+        <w:t>capacity</w:t>
       </w:r>
     </w:p>
     <w:p>
@@ -4027,13 +6386,61 @@
       </w:r>
     </w:p>
     <w:p>
-      <w:r>
-        <w:t>If you are unsure, return to the worked picture and explain one arrow. If you are ready, change an input or assumption and justify your prediction.</w:t>
-      </w:r>
-    </w:p>
-    <w:p>
-      <w:r>
-        <w:t>Save your workbook evidence. At the next review, try a different case before opening your old answer.</w:t>
+      <w:pPr>
+        <w:spacing w:line="336" w:lineRule="auto" w:after="180"/>
+      </w:pPr>
+      <w:r>
+        <w:rPr>
+          <w:b w:val="0"/>
+        </w:rPr>
+        <w:t xml:space="preserve">If you are unsure, return to the worked picture and explain one arrow. If you are ready, change an </w:t>
+      </w:r>
+      <w:r>
+        <w:rPr>
+          <w:b/>
+        </w:rPr>
+        <w:t>input</w:t>
+      </w:r>
+      <w:r>
+        <w:rPr>
+          <w:b w:val="0"/>
+        </w:rPr>
+        <w:t xml:space="preserve"> or assumption and justify your </w:t>
+      </w:r>
+      <w:r>
+        <w:rPr>
+          <w:b/>
+        </w:rPr>
+        <w:t>prediction</w:t>
+      </w:r>
+      <w:r>
+        <w:rPr>
+          <w:b w:val="0"/>
+        </w:rPr>
+        <w:t>.</w:t>
+      </w:r>
+    </w:p>
+    <w:p>
+      <w:pPr>
+        <w:spacing w:line="336" w:lineRule="auto" w:after="180"/>
+      </w:pPr>
+      <w:r>
+        <w:rPr>
+          <w:b w:val="0"/>
+        </w:rPr>
+        <w:t xml:space="preserve">Save your workbook </w:t>
+      </w:r>
+      <w:r>
+        <w:rPr>
+          <w:b/>
+        </w:rPr>
+        <w:t>evidence</w:t>
+      </w:r>
+      <w:r>
+        <w:rPr>
+          <w:b w:val="0"/>
+        </w:rPr>
+        <w:t>. At the next review, try a different case before opening your old answer.</w:t>
       </w:r>
     </w:p>
     <w:p>
@@ -4046,12 +6453,41 @@
     </w:p>
     <w:p>
       <w:r>
+        <w:t>Attempt supported questions before using hints or feedback. Review a missing building block, then keep the completed work.</w:t>
+      </w:r>
+    </w:p>
+    <w:p>
+      <w:pPr>
+        <w:spacing w:line="336" w:lineRule="auto" w:after="180"/>
+      </w:pPr>
+      <w:r>
+        <w:rPr>
+          <w:b w:val="0"/>
+        </w:rPr>
         <w:t>Use this supported practice once, in the browser or on paper. Keep the reserved independent assessment for a separate first attempt before teacher feedback.</w:t>
       </w:r>
     </w:p>
     <w:p>
-      <w:r>
-        <w:t>A fictional project compares three book-length prediction models on the same development sets.</w:t>
+      <w:pPr>
+        <w:spacing w:line="336" w:lineRule="auto" w:after="180"/>
+      </w:pPr>
+      <w:r>
+        <w:rPr>
+          <w:b w:val="0"/>
+        </w:rPr>
+        <w:t xml:space="preserve">A fictional project compares three book-length </w:t>
+      </w:r>
+      <w:r>
+        <w:rPr>
+          <w:b/>
+        </w:rPr>
+        <w:t>prediction</w:t>
+      </w:r>
+      <w:r>
+        <w:rPr>
+          <w:b w:val="0"/>
+        </w:rPr>
+        <w:t xml:space="preserve"> models on the same development sets.</w:t>
       </w:r>
     </w:p>
     <w:p>
@@ -4063,27 +6499,73 @@
       </w:r>
     </w:p>
     <w:p>
-      <w:r>
+      <w:pPr>
+        <w:spacing w:line="336" w:lineRule="auto" w:after="180"/>
+      </w:pPr>
+      <w:r>
+        <w:rPr>
+          <w:b w:val="0"/>
+        </w:rPr>
         <w:t>Which labelled step matches this detail? Freeze the selection, then evaluate new reserved cases.</w:t>
       </w:r>
     </w:p>
     <w:p>
-      <w:r>
+      <w:pPr>
+        <w:spacing w:line="336" w:lineRule="auto" w:after="180"/>
+        <w:shd w:fill="F4F9FC"/>
+      </w:pPr>
+      <w:r>
+        <w:rPr>
+          <w:b w:val="0"/>
+        </w:rPr>
         <w:t>1. Final evaluation</w:t>
       </w:r>
     </w:p>
     <w:p>
-      <w:r>
-        <w:t>2. Training comparison</w:t>
-      </w:r>
-    </w:p>
-    <w:p>
-      <w:r>
+      <w:pPr>
+        <w:spacing w:line="336" w:lineRule="auto" w:after="180"/>
+        <w:shd w:fill="F4F9FC"/>
+      </w:pPr>
+      <w:r>
+        <w:rPr>
+          <w:b w:val="0"/>
+        </w:rPr>
+        <w:t xml:space="preserve">2. </w:t>
+      </w:r>
+      <w:r>
+        <w:rPr>
+          <w:b/>
+        </w:rPr>
+        <w:t>Training</w:t>
+      </w:r>
+      <w:r>
+        <w:rPr>
+          <w:b w:val="0"/>
+        </w:rPr>
+        <w:t xml:space="preserve"> comparison</w:t>
+      </w:r>
+    </w:p>
+    <w:p>
+      <w:pPr>
+        <w:spacing w:line="336" w:lineRule="auto" w:after="180"/>
+        <w:shd w:fill="F4F9FC"/>
+      </w:pPr>
+      <w:r>
+        <w:rPr>
+          <w:b w:val="0"/>
+        </w:rPr>
         <w:t>3. Choose for development</w:t>
       </w:r>
     </w:p>
     <w:p>
-      <w:r>
+      <w:pPr>
+        <w:spacing w:line="336" w:lineRule="auto" w:after="180"/>
+        <w:shd w:fill="F4F9FC"/>
+      </w:pPr>
+      <w:r>
+        <w:rPr>
+          <w:b w:val="0"/>
+        </w:rPr>
         <w:t>4. Validation comparison</w:t>
       </w:r>
     </w:p>
@@ -4121,40 +6603,202 @@
       </w:r>
     </w:p>
     <w:p>
-      <w:r>
+      <w:pPr>
+        <w:pStyle w:val="Heading3"/>
+      </w:pPr>
+      <w:r>
+        <w:t>Hint · try first</w:t>
+      </w:r>
+    </w:p>
+    <w:p>
+      <w:pPr>
+        <w:spacing w:line="336" w:lineRule="auto" w:after="180"/>
+        <w:shd w:fill="F1F6F8"/>
+      </w:pPr>
+      <w:r>
+        <w:rPr>
+          <w:b w:val="0"/>
+        </w:rPr>
         <w:t>Hint if needed: Read the steps in the pictorial case. Match the supplied detail to the stage that performs or records it.</w:t>
       </w:r>
     </w:p>
     <w:p>
-      <w:r>
-        <w:t>After your attempt, compare with the supported explanation: Final evaluation Freeze the selection, then evaluate new reserved cases. A flexible model can fit quirks of its training set without predicting new examples well. Here Complex’s training success occur togethers with the worst validation error. The numbers are invented comparisons, not a claim that complexity always hurts. Choosing Medium uses development evidence; its validation score must not be advertised as an untouched final-test result.</w:t>
-      </w:r>
-    </w:p>
-    <w:p>
       <w:pPr>
         <w:pStyle w:val="Heading3"/>
       </w:pPr>
       <w:r>
+        <w:t>Feedback · compare after trying</w:t>
+      </w:r>
+    </w:p>
+    <w:p>
+      <w:pPr>
+        <w:spacing w:line="336" w:lineRule="auto" w:after="180"/>
+        <w:shd w:fill="F1F6FC"/>
+      </w:pPr>
+      <w:r>
+        <w:rPr>
+          <w:b w:val="0"/>
+        </w:rPr>
+        <w:t xml:space="preserve">After your attempt, compare with the supported explanation: Final evaluation Freeze the selection, then evaluate new reserved cases. A flexible model can fit quirks of its </w:t>
+      </w:r>
+      <w:r>
+        <w:rPr>
+          <w:b/>
+        </w:rPr>
+        <w:t>training</w:t>
+      </w:r>
+      <w:r>
+        <w:rPr>
+          <w:b w:val="0"/>
+        </w:rPr>
+        <w:t xml:space="preserve"> set without predicting new examples well.</w:t>
+      </w:r>
+    </w:p>
+    <w:p>
+      <w:pPr>
+        <w:spacing w:line="336" w:lineRule="auto" w:after="180"/>
+        <w:shd w:fill="F1F6FC"/>
+      </w:pPr>
+      <w:r>
+        <w:rPr>
+          <w:b w:val="0"/>
+        </w:rPr>
+        <w:t xml:space="preserve">Here Complex’s </w:t>
+      </w:r>
+      <w:r>
+        <w:rPr>
+          <w:b/>
+        </w:rPr>
+        <w:t>training</w:t>
+      </w:r>
+      <w:r>
+        <w:rPr>
+          <w:b w:val="0"/>
+        </w:rPr>
+        <w:t xml:space="preserve"> success occur togethers with the worst validation error. The numbers are invented comparisons, not a claim that </w:t>
+      </w:r>
+      <w:r>
+        <w:rPr>
+          <w:b/>
+        </w:rPr>
+        <w:t>complexity</w:t>
+      </w:r>
+      <w:r>
+        <w:rPr>
+          <w:b w:val="0"/>
+        </w:rPr>
+        <w:t xml:space="preserve"> always hurts.</w:t>
+      </w:r>
+    </w:p>
+    <w:p>
+      <w:pPr>
+        <w:spacing w:line="336" w:lineRule="auto" w:after="180"/>
+        <w:shd w:fill="F1F6FC"/>
+      </w:pPr>
+      <w:r>
+        <w:rPr>
+          <w:b w:val="0"/>
+        </w:rPr>
+        <w:t xml:space="preserve">Choosing Medium uses development </w:t>
+      </w:r>
+      <w:r>
+        <w:rPr>
+          <w:b/>
+        </w:rPr>
+        <w:t>evidence</w:t>
+      </w:r>
+      <w:r>
+        <w:rPr>
+          <w:b w:val="0"/>
+        </w:rPr>
+        <w:t>; its validation score must not be advertised as an untouched final-test result.</w:t>
+      </w:r>
+    </w:p>
+    <w:p>
+      <w:pPr>
+        <w:pStyle w:val="Heading3"/>
+      </w:pPr>
+      <w:r>
         <w:t>Practice 2: explain the deciding evidence</w:t>
       </w:r>
     </w:p>
     <w:p>
-      <w:r>
+      <w:pPr>
+        <w:pStyle w:val="Heading3"/>
+      </w:pPr>
+      <w:r>
+        <w:t>Changed case · predict first</w:t>
+      </w:r>
+    </w:p>
+    <w:p>
+      <w:pPr>
+        <w:spacing w:line="336" w:lineRule="auto" w:after="180"/>
+        <w:shd w:fill="F5F1FB"/>
+      </w:pPr>
+      <w:r>
+        <w:rPr>
+          <w:b w:val="0"/>
+        </w:rPr>
         <w:t>Changed-case practice: Complex’s validation error becomes 2 on a newly documented, fair development comparison. Which conclusion is supported by the supplied facts?</w:t>
       </w:r>
     </w:p>
     <w:p>
-      <w:r>
-        <w:t>1. We can decide the result without examining the changed input or the procedure.</w:t>
-      </w:r>
-    </w:p>
-    <w:p>
-      <w:r>
-        <w:t>2. This one example guarantees correct results for every future input.</w:t>
-      </w:r>
-    </w:p>
-    <w:p>
-      <w:r>
+      <w:pPr>
+        <w:spacing w:line="336" w:lineRule="auto" w:after="180"/>
+        <w:shd w:fill="F4F9FC"/>
+      </w:pPr>
+      <w:r>
+        <w:rPr>
+          <w:b w:val="0"/>
+        </w:rPr>
+        <w:t xml:space="preserve">1. We can decide the result without examining the changed </w:t>
+      </w:r>
+      <w:r>
+        <w:rPr>
+          <w:b/>
+        </w:rPr>
+        <w:t>input</w:t>
+      </w:r>
+      <w:r>
+        <w:rPr>
+          <w:b w:val="0"/>
+        </w:rPr>
+        <w:t xml:space="preserve"> or the procedure.</w:t>
+      </w:r>
+    </w:p>
+    <w:p>
+      <w:pPr>
+        <w:spacing w:line="336" w:lineRule="auto" w:after="180"/>
+        <w:shd w:fill="F4F9FC"/>
+      </w:pPr>
+      <w:r>
+        <w:rPr>
+          <w:b w:val="0"/>
+        </w:rPr>
+        <w:t xml:space="preserve">2. This one example guarantees correct results for every future </w:t>
+      </w:r>
+      <w:r>
+        <w:rPr>
+          <w:b/>
+        </w:rPr>
+        <w:t>input</w:t>
+      </w:r>
+      <w:r>
+        <w:rPr>
+          <w:b w:val="0"/>
+        </w:rPr>
+        <w:t>.</w:t>
+      </w:r>
+    </w:p>
+    <w:p>
+      <w:pPr>
+        <w:spacing w:line="336" w:lineRule="auto" w:after="180"/>
+        <w:shd w:fill="F4F9FC"/>
+      </w:pPr>
+      <w:r>
+        <w:rPr>
+          <w:b w:val="0"/>
+        </w:rPr>
         <w:t>3. The stated rule now selects Complex.</w:t>
       </w:r>
     </w:p>
@@ -4192,12 +6836,42 @@
       </w:r>
     </w:p>
     <w:p>
-      <w:r>
+      <w:pPr>
+        <w:pStyle w:val="Heading3"/>
+      </w:pPr>
+      <w:r>
+        <w:t>Hint · try first</w:t>
+      </w:r>
+    </w:p>
+    <w:p>
+      <w:pPr>
+        <w:spacing w:line="336" w:lineRule="auto" w:after="180"/>
+        <w:shd w:fill="F1F6F8"/>
+      </w:pPr>
+      <w:r>
+        <w:rPr>
+          <w:b w:val="0"/>
+        </w:rPr>
         <w:t>Hint if needed: Use the changed condition and the deciding step in the pictorial trace. The answer must say what follows from those facts.</w:t>
       </w:r>
     </w:p>
     <w:p>
-      <w:r>
+      <w:pPr>
+        <w:pStyle w:val="Heading3"/>
+      </w:pPr>
+      <w:r>
+        <w:t>Feedback · compare after trying</w:t>
+      </w:r>
+    </w:p>
+    <w:p>
+      <w:pPr>
+        <w:spacing w:line="336" w:lineRule="auto" w:after="180"/>
+        <w:shd w:fill="F1F6FC"/>
+      </w:pPr>
+      <w:r>
+        <w:rPr>
+          <w:b w:val="0"/>
+        </w:rPr>
         <w:t>After your attempt, compare with the supported explanation: The stated rule now selects Complex. The rule compares validation errors; it does not ban complex models.</w:t>
       </w:r>
     </w:p>
@@ -4210,18 +6884,129 @@
       </w:r>
     </w:p>
     <w:p>
-      <w:r>
-        <w:t>Review Choose Informative Questions (ai-2/15). Goal: Fit a root question and leaf predictions from training examples. Short practice: Choose the best original question and explain why its more balanced split matters here.. Return to this week and explain what you changed.</w:t>
-      </w:r>
-    </w:p>
-    <w:p>
-      <w:r>
-        <w:t>Review Types of Classification Error (ai-2/13). Goal: Build a labelled confusion matrix from matched reference and prediction pairs. Short practice: Which error causes a sound book to be sent for unnecessary repair review?. Return to this week and explain what you changed.</w:t>
-      </w:r>
-    </w:p>
-    <w:p>
-      <w:r>
-        <w:t>Review Human Classifier Simulation (ai-2/10). Goal: Construct a classifier with a stated input format, selected rule and recorded output. Short practice: Why are J and M initially treated differently even though both are illustrated mysteries?. Return to this week and explain what you changed.</w:t>
+      <w:pPr>
+        <w:spacing w:line="336" w:lineRule="auto" w:after="180"/>
+      </w:pPr>
+      <w:r>
+        <w:rPr>
+          <w:b w:val="0"/>
+        </w:rPr>
+        <w:t xml:space="preserve">Review Choose Informative Questions (ai-2/15). Goal: Fit a root question and leaf </w:t>
+      </w:r>
+      <w:r>
+        <w:rPr>
+          <w:b/>
+        </w:rPr>
+        <w:t>prediction</w:t>
+      </w:r>
+      <w:r>
+        <w:rPr>
+          <w:b w:val="0"/>
+        </w:rPr>
+        <w:t xml:space="preserve">s from </w:t>
+      </w:r>
+      <w:r>
+        <w:rPr>
+          <w:b/>
+        </w:rPr>
+        <w:t>training</w:t>
+      </w:r>
+      <w:r>
+        <w:rPr>
+          <w:b w:val="0"/>
+        </w:rPr>
+        <w:t xml:space="preserve"> examples. Short practice: Choose the best original question and explain why its more balanced split matters here..</w:t>
+      </w:r>
+    </w:p>
+    <w:p>
+      <w:pPr>
+        <w:spacing w:line="336" w:lineRule="auto" w:after="180"/>
+      </w:pPr>
+      <w:r>
+        <w:rPr>
+          <w:b w:val="0"/>
+        </w:rPr>
+        <w:t>Return to this week and explain what you changed.</w:t>
+      </w:r>
+    </w:p>
+    <w:p>
+      <w:pPr>
+        <w:spacing w:line="336" w:lineRule="auto" w:after="180"/>
+      </w:pPr>
+      <w:r>
+        <w:rPr>
+          <w:b w:val="0"/>
+        </w:rPr>
+        <w:t xml:space="preserve">Review Types of Classification Error (ai-2/13). Goal: Build a labelled confusion matrix from matched reference and </w:t>
+      </w:r>
+      <w:r>
+        <w:rPr>
+          <w:b/>
+        </w:rPr>
+        <w:t>prediction</w:t>
+      </w:r>
+      <w:r>
+        <w:rPr>
+          <w:b w:val="0"/>
+        </w:rPr>
+        <w:t xml:space="preserve"> pairs. Short practice: Which error causes a sound book to be sent for unnecessary repair review?.</w:t>
+      </w:r>
+    </w:p>
+    <w:p>
+      <w:pPr>
+        <w:spacing w:line="336" w:lineRule="auto" w:after="180"/>
+      </w:pPr>
+      <w:r>
+        <w:rPr>
+          <w:b w:val="0"/>
+        </w:rPr>
+        <w:t>Return to this week and explain what you changed.</w:t>
+      </w:r>
+    </w:p>
+    <w:p>
+      <w:pPr>
+        <w:spacing w:line="336" w:lineRule="auto" w:after="180"/>
+      </w:pPr>
+      <w:r>
+        <w:rPr>
+          <w:b w:val="0"/>
+        </w:rPr>
+        <w:t xml:space="preserve">Review Human Classifier Simulation (ai-2/10). Goal: Construct a classifier with a stated </w:t>
+      </w:r>
+      <w:r>
+        <w:rPr>
+          <w:b/>
+        </w:rPr>
+        <w:t>input</w:t>
+      </w:r>
+      <w:r>
+        <w:rPr>
+          <w:b w:val="0"/>
+        </w:rPr>
+        <w:t xml:space="preserve"> format, selected rule and recorded </w:t>
+      </w:r>
+      <w:r>
+        <w:rPr>
+          <w:b/>
+        </w:rPr>
+        <w:t>output</w:t>
+      </w:r>
+      <w:r>
+        <w:rPr>
+          <w:b w:val="0"/>
+        </w:rPr>
+        <w:t>.</w:t>
+      </w:r>
+    </w:p>
+    <w:p>
+      <w:pPr>
+        <w:spacing w:line="336" w:lineRule="auto" w:after="180"/>
+      </w:pPr>
+      <w:r>
+        <w:rPr>
+          <w:b w:val="0"/>
+        </w:rPr>
+        <w:t>Short practice: Why are J and M initially treated differently even though both are illustrated mysteries?. Return to this week and explain what you changed.</w:t>
       </w:r>
     </w:p>
     <w:p>
@@ -4233,8 +7018,736 @@
       </w:r>
     </w:p>
     <w:p>
-      <w:r>
-        <w:t>Use Download completed work in the hosted lesson to export your answers, reflections, practice feedback and code-run evidence. Open the HTML copy to read or print it. Drafts stay in this browser when storage is available; clear drafts on a shared device.</w:t>
+      <w:pPr>
+        <w:spacing w:line="336" w:lineRule="auto" w:after="180"/>
+      </w:pPr>
+      <w:r>
+        <w:rPr>
+          <w:b w:val="0"/>
+        </w:rPr>
+        <w:t xml:space="preserve">Use Download completed work in the hosted lesson to export your answers, reflections, practice feedback and code-run </w:t>
+      </w:r>
+      <w:r>
+        <w:rPr>
+          <w:b/>
+        </w:rPr>
+        <w:t>evidence</w:t>
+      </w:r>
+      <w:r>
+        <w:rPr>
+          <w:b w:val="0"/>
+        </w:rPr>
+        <w:t>. Open the HTML copy to read or print it.</w:t>
+      </w:r>
+    </w:p>
+    <w:p>
+      <w:pPr>
+        <w:spacing w:line="336" w:lineRule="auto" w:after="180"/>
+      </w:pPr>
+      <w:r>
+        <w:rPr>
+          <w:b w:val="0"/>
+        </w:rPr>
+        <w:t>Drafts stay in this browser when storage is available; clear drafts on a shared device.</w:t>
+      </w:r>
+    </w:p>
+    <w:p>
+      <w:pPr>
+        <w:pStyle w:val="Heading1"/>
+      </w:pPr>
+      <w:r>
+        <w:t>18. Visual concept journey</w:t>
+      </w:r>
+    </w:p>
+    <w:p>
+      <w:r>
+        <w:t>Explain each Overfitting Intuition graphic using its labels, deciding evidence and relevant limitation.</w:t>
+      </w:r>
+    </w:p>
+    <w:p>
+      <w:pPr>
+        <w:pStyle w:val="Heading3"/>
+      </w:pPr>
+      <w:r>
+        <w:t>01. Overfitting Intuition: the case</w:t>
+      </w:r>
+    </w:p>
+    <w:p>
+      <w:r>
+        <w:drawing>
+          <wp:inline xmlns:a="http://schemas.openxmlformats.org/drawingml/2006/main" xmlns:pic="http://schemas.openxmlformats.org/drawingml/2006/picture">
+            <wp:extent cx="5486400" cy="3142488"/>
+            <wp:docPr id="23" name="Picture 23" descr="A fictional project compares three book-length prediction models on the same development sets. Supplied facts: Mean absolute errors in pages: Simple training 5, validation 6; Medium training 2, validation 3; Complex training 0, validation 7. Select lowest validation error; untouched final tests are not used for selection."/>
+            <wp:cNvGraphicFramePr>
+              <a:graphicFrameLocks noChangeAspect="1"/>
+            </wp:cNvGraphicFramePr>
+            <a:graphic>
+              <a:graphicData uri="http://schemas.openxmlformats.org/drawingml/2006/picture">
+                <pic:pic>
+                  <pic:nvPicPr>
+                    <pic:cNvPr id="0" name="academy-story-ai-2-16-01.png"/>
+                    <pic:cNvPicPr/>
+                  </pic:nvPicPr>
+                  <pic:blipFill>
+                    <a:blip r:embed="rId30"/>
+                    <a:stretch>
+                      <a:fillRect/>
+                    </a:stretch>
+                  </pic:blipFill>
+                  <pic:spPr>
+                    <a:xfrm>
+                      <a:off x="0" y="0"/>
+                      <a:ext cx="5486400" cy="3142488"/>
+                    </a:xfrm>
+                    <a:prstGeom prst="rect"/>
+                  </pic:spPr>
+                </pic:pic>
+              </a:graphicData>
+            </a:graphic>
+          </wp:inline>
+        </w:drawing>
+      </w:r>
+    </w:p>
+    <w:p>
+      <w:pPr>
+        <w:spacing w:line="336" w:lineRule="auto" w:after="180"/>
+      </w:pPr>
+      <w:r>
+        <w:rPr>
+          <w:b w:val="0"/>
+        </w:rPr>
+        <w:t xml:space="preserve">A fictional project compares three book-length </w:t>
+      </w:r>
+      <w:r>
+        <w:rPr>
+          <w:b/>
+        </w:rPr>
+        <w:t>prediction</w:t>
+      </w:r>
+      <w:r>
+        <w:rPr>
+          <w:b w:val="0"/>
+        </w:rPr>
+        <w:t xml:space="preserve"> models on the same development sets.</w:t>
+      </w:r>
+    </w:p>
+    <w:p>
+      <w:pPr>
+        <w:spacing w:line="336" w:lineRule="auto" w:after="180"/>
+      </w:pPr>
+      <w:r>
+        <w:rPr>
+          <w:b w:val="0"/>
+        </w:rPr>
+        <w:t xml:space="preserve">Supplied facts: Mean absolute errors in pages: Simple </w:t>
+      </w:r>
+      <w:r>
+        <w:rPr>
+          <w:b/>
+        </w:rPr>
+        <w:t>training</w:t>
+      </w:r>
+      <w:r>
+        <w:rPr>
+          <w:b w:val="0"/>
+        </w:rPr>
+        <w:t xml:space="preserve"> 5, validation 6; Medium </w:t>
+      </w:r>
+      <w:r>
+        <w:rPr>
+          <w:b/>
+        </w:rPr>
+        <w:t>training</w:t>
+      </w:r>
+      <w:r>
+        <w:rPr>
+          <w:b w:val="0"/>
+        </w:rPr>
+        <w:t xml:space="preserve"> 2, validation 3; Complex </w:t>
+      </w:r>
+      <w:r>
+        <w:rPr>
+          <w:b/>
+        </w:rPr>
+        <w:t>training</w:t>
+      </w:r>
+      <w:r>
+        <w:rPr>
+          <w:b w:val="0"/>
+        </w:rPr>
+        <w:t xml:space="preserve"> 0, validation 7.</w:t>
+      </w:r>
+    </w:p>
+    <w:p>
+      <w:pPr>
+        <w:spacing w:line="336" w:lineRule="auto" w:after="180"/>
+      </w:pPr>
+      <w:r>
+        <w:rPr>
+          <w:b w:val="0"/>
+        </w:rPr>
+        <w:t>Select lowest validation error; untouched final tests are not used for selection.</w:t>
+      </w:r>
+    </w:p>
+    <w:p>
+      <w:pPr>
+        <w:spacing w:line="336" w:lineRule="auto" w:after="180"/>
+        <w:shd w:fill="F5F1FB"/>
+      </w:pPr>
+      <w:r>
+        <w:rPr>
+          <w:b w:val="0"/>
+        </w:rPr>
+        <w:t>Point to the given fact that matters most. Explain why it matters.</w:t>
+      </w:r>
+    </w:p>
+    <w:p>
+      <w:pPr>
+        <w:pStyle w:val="Heading3"/>
+      </w:pPr>
+      <w:r>
+        <w:t>02. Follow the deciding steps</w:t>
+      </w:r>
+    </w:p>
+    <w:p>
+      <w:r>
+        <w:drawing>
+          <wp:inline xmlns:a="http://schemas.openxmlformats.org/drawingml/2006/main" xmlns:pic="http://schemas.openxmlformats.org/drawingml/2006/picture">
+            <wp:extent cx="5486400" cy="4005072"/>
+            <wp:docPr id="24" name="Picture 24" descr="Training comparison: Complex fits training perfectly with zero error. → Validation comparison: Medium has error 3, versus Simple 6 and Complex 7. → Choose for development: Select Medium under the declared lowest-validation-error rule. → Final evaluation: Freeze the selection, then evaluate new reserved cases."/>
+            <wp:cNvGraphicFramePr>
+              <a:graphicFrameLocks noChangeAspect="1"/>
+            </wp:cNvGraphicFramePr>
+            <a:graphic>
+              <a:graphicData uri="http://schemas.openxmlformats.org/drawingml/2006/picture">
+                <pic:pic>
+                  <pic:nvPicPr>
+                    <pic:cNvPr id="0" name="academy-story-ai-2-16-02.png"/>
+                    <pic:cNvPicPr/>
+                  </pic:nvPicPr>
+                  <pic:blipFill>
+                    <a:blip r:embed="rId31"/>
+                    <a:stretch>
+                      <a:fillRect/>
+                    </a:stretch>
+                  </pic:blipFill>
+                  <pic:spPr>
+                    <a:xfrm>
+                      <a:off x="0" y="0"/>
+                      <a:ext cx="5486400" cy="4005072"/>
+                    </a:xfrm>
+                    <a:prstGeom prst="rect"/>
+                  </pic:spPr>
+                </pic:pic>
+              </a:graphicData>
+            </a:graphic>
+          </wp:inline>
+        </w:drawing>
+      </w:r>
+    </w:p>
+    <w:p>
+      <w:pPr>
+        <w:spacing w:line="336" w:lineRule="auto" w:after="180"/>
+      </w:pPr>
+      <w:r>
+        <w:rPr>
+          <w:b/>
+        </w:rPr>
+        <w:t>Training</w:t>
+      </w:r>
+      <w:r>
+        <w:rPr>
+          <w:b w:val="0"/>
+        </w:rPr>
+        <w:t xml:space="preserve"> comparison: Complex fits </w:t>
+      </w:r>
+      <w:r>
+        <w:rPr>
+          <w:b/>
+        </w:rPr>
+        <w:t>training</w:t>
+      </w:r>
+      <w:r>
+        <w:rPr>
+          <w:b w:val="0"/>
+        </w:rPr>
+        <w:t xml:space="preserve"> perfectly with zero error. → Validation comparison: Medium has error 3, versus Simple 6 and Complex 7. → Choose for development: Select Medium under the declared lowest-validation-error rule. → Final evaluation: Freeze the selection, then evaluate new reserved cases.</w:t>
+      </w:r>
+    </w:p>
+    <w:p>
+      <w:pPr>
+        <w:spacing w:line="336" w:lineRule="auto" w:after="180"/>
+        <w:shd w:fill="F5F1FB"/>
+      </w:pPr>
+      <w:r>
+        <w:rPr>
+          <w:b w:val="0"/>
+        </w:rPr>
+        <w:t xml:space="preserve">Point to each numbered stage and explain which recorded </w:t>
+      </w:r>
+      <w:r>
+        <w:rPr>
+          <w:b/>
+        </w:rPr>
+        <w:t>input</w:t>
+      </w:r>
+      <w:r>
+        <w:rPr>
+          <w:b w:val="0"/>
+        </w:rPr>
+        <w:t xml:space="preserve"> it uses.</w:t>
+      </w:r>
+    </w:p>
+    <w:p>
+      <w:pPr>
+        <w:pStyle w:val="Heading3"/>
+      </w:pPr>
+      <w:r>
+        <w:t>03. Training and validation errors</w:t>
+      </w:r>
+    </w:p>
+    <w:p>
+      <w:r>
+        <w:drawing>
+          <wp:inline xmlns:a="http://schemas.openxmlformats.org/drawingml/2006/main" xmlns:pic="http://schemas.openxmlformats.org/drawingml/2006/picture">
+            <wp:extent cx="5486400" cy="3617976"/>
+            <wp:docPr id="25" name="Picture 25" descr="Training and validation errors. Simple: Training MAE pages = 5, Validation MAE pages = 6. Medium: Training MAE pages = 2, Validation MAE pages = 3. Complex: Training MAE pages = 0, Validation MAE pages = 7."/>
+            <wp:cNvGraphicFramePr>
+              <a:graphicFrameLocks noChangeAspect="1"/>
+            </wp:cNvGraphicFramePr>
+            <a:graphic>
+              <a:graphicData uri="http://schemas.openxmlformats.org/drawingml/2006/picture">
+                <pic:pic>
+                  <pic:nvPicPr>
+                    <pic:cNvPr id="0" name="academy-story-ai-2-16-03.png"/>
+                    <pic:cNvPicPr/>
+                  </pic:nvPicPr>
+                  <pic:blipFill>
+                    <a:blip r:embed="rId32"/>
+                    <a:stretch>
+                      <a:fillRect/>
+                    </a:stretch>
+                  </pic:blipFill>
+                  <pic:spPr>
+                    <a:xfrm>
+                      <a:off x="0" y="0"/>
+                      <a:ext cx="5486400" cy="3617976"/>
+                    </a:xfrm>
+                    <a:prstGeom prst="rect"/>
+                  </pic:spPr>
+                </pic:pic>
+              </a:graphicData>
+            </a:graphic>
+          </wp:inline>
+        </w:drawing>
+      </w:r>
+    </w:p>
+    <w:p>
+      <w:pPr>
+        <w:spacing w:line="336" w:lineRule="auto" w:after="180"/>
+      </w:pPr>
+      <w:r>
+        <w:rPr>
+          <w:b/>
+        </w:rPr>
+        <w:t>Training</w:t>
+      </w:r>
+      <w:r>
+        <w:rPr>
+          <w:b w:val="0"/>
+        </w:rPr>
+        <w:t xml:space="preserve"> and validation errors. Simple: </w:t>
+      </w:r>
+      <w:r>
+        <w:rPr>
+          <w:b/>
+        </w:rPr>
+        <w:t>Training</w:t>
+      </w:r>
+      <w:r>
+        <w:rPr>
+          <w:b w:val="0"/>
+        </w:rPr>
+        <w:t xml:space="preserve"> MAE pages = 5, Validation MAE pages = 6. Medium: </w:t>
+      </w:r>
+      <w:r>
+        <w:rPr>
+          <w:b/>
+        </w:rPr>
+        <w:t>Training</w:t>
+      </w:r>
+      <w:r>
+        <w:rPr>
+          <w:b w:val="0"/>
+        </w:rPr>
+        <w:t xml:space="preserve"> MAE pages = 2, Validation MAE pages = 3. Complex: </w:t>
+      </w:r>
+      <w:r>
+        <w:rPr>
+          <w:b/>
+        </w:rPr>
+        <w:t>Training</w:t>
+      </w:r>
+      <w:r>
+        <w:rPr>
+          <w:b w:val="0"/>
+        </w:rPr>
+        <w:t xml:space="preserve"> MAE pages = 0, Validation MAE pages = 7.</w:t>
+      </w:r>
+    </w:p>
+    <w:p>
+      <w:pPr>
+        <w:spacing w:line="336" w:lineRule="auto" w:after="180"/>
+        <w:shd w:fill="F5F1FB"/>
+      </w:pPr>
+      <w:r>
+        <w:rPr>
+          <w:b w:val="0"/>
+        </w:rPr>
+        <w:t>Read the labels and values. Explain the relationship the model shows.</w:t>
+      </w:r>
+    </w:p>
+    <w:p>
+      <w:pPr>
+        <w:pStyle w:val="Heading3"/>
+      </w:pPr>
+      <w:r>
+        <w:t>04. Change one thing. Trace what follows.</w:t>
+      </w:r>
+    </w:p>
+    <w:p>
+      <w:r>
+        <w:drawing>
+          <wp:inline xmlns:a="http://schemas.openxmlformats.org/drawingml/2006/main" xmlns:pic="http://schemas.openxmlformats.org/drawingml/2006/picture">
+            <wp:extent cx="5486400" cy="3041904"/>
+            <wp:docPr id="26" name="Picture 26" descr="Original case: Freeze the selection, then evaluate new reserved cases. Changed condition: Complex’s validation error becomes 2 on a newly documented, fair development comparison. Expected result: The stated rule now selects Complex. Reason: The rule compares validation errors; it does not ban complex models."/>
+            <wp:cNvGraphicFramePr>
+              <a:graphicFrameLocks noChangeAspect="1"/>
+            </wp:cNvGraphicFramePr>
+            <a:graphic>
+              <a:graphicData uri="http://schemas.openxmlformats.org/drawingml/2006/picture">
+                <pic:pic>
+                  <pic:nvPicPr>
+                    <pic:cNvPr id="0" name="academy-story-ai-2-16-04.png"/>
+                    <pic:cNvPicPr/>
+                  </pic:nvPicPr>
+                  <pic:blipFill>
+                    <a:blip r:embed="rId33"/>
+                    <a:stretch>
+                      <a:fillRect/>
+                    </a:stretch>
+                  </pic:blipFill>
+                  <pic:spPr>
+                    <a:xfrm>
+                      <a:off x="0" y="0"/>
+                      <a:ext cx="5486400" cy="3041904"/>
+                    </a:xfrm>
+                    <a:prstGeom prst="rect"/>
+                  </pic:spPr>
+                </pic:pic>
+              </a:graphicData>
+            </a:graphic>
+          </wp:inline>
+        </w:drawing>
+      </w:r>
+    </w:p>
+    <w:p>
+      <w:pPr>
+        <w:spacing w:line="336" w:lineRule="auto" w:after="180"/>
+      </w:pPr>
+      <w:r>
+        <w:rPr>
+          <w:b w:val="0"/>
+        </w:rPr>
+        <w:t>Original case: Freeze the selection, then evaluate new reserved cases. Changed condition: Complex’s validation error becomes 2 on a newly documented, fair development comparison.</w:t>
+      </w:r>
+    </w:p>
+    <w:p>
+      <w:pPr>
+        <w:spacing w:line="336" w:lineRule="auto" w:after="180"/>
+      </w:pPr>
+      <w:r>
+        <w:rPr>
+          <w:b w:val="0"/>
+        </w:rPr>
+        <w:t>Expected result: The stated rule now selects Complex. Reason: The rule compares validation errors; it does not ban complex models.</w:t>
+      </w:r>
+    </w:p>
+    <w:p>
+      <w:pPr>
+        <w:spacing w:line="336" w:lineRule="auto" w:after="180"/>
+        <w:shd w:fill="F5F1FB"/>
+      </w:pPr>
+      <w:r>
+        <w:rPr>
+          <w:b w:val="0"/>
+        </w:rPr>
+        <w:t>Predict before checking the worked changed-case result. Name what changed and what the supplied facts allow you to conclude.</w:t>
+      </w:r>
+    </w:p>
+    <w:p>
+      <w:pPr>
+        <w:pStyle w:val="Heading3"/>
+      </w:pPr>
+      <w:r>
+        <w:t>05. Connect the explanation to its limit</w:t>
+      </w:r>
+    </w:p>
+    <w:p>
+      <w:r>
+        <w:drawing>
+          <wp:inline xmlns:a="http://schemas.openxmlformats.org/drawingml/2006/main" xmlns:pic="http://schemas.openxmlformats.org/drawingml/2006/picture">
+            <wp:extent cx="5486400" cy="2834640"/>
+            <wp:docPr id="27" name="Picture 27" descr="A flexible model can fit quirks of its training set without predicting new examples well. Here Complex’s training success occur togethers with the worst validation error. The numbers are invented comparisons, not a claim that complexity always hurts. Choosing Medium uses development evidence; its validation score must not be advertised as an untouched final-test result. Limit: A single small validation set may be noisy; selection evidence does not prove future population performance."/>
+            <wp:cNvGraphicFramePr>
+              <a:graphicFrameLocks noChangeAspect="1"/>
+            </wp:cNvGraphicFramePr>
+            <a:graphic>
+              <a:graphicData uri="http://schemas.openxmlformats.org/drawingml/2006/picture">
+                <pic:pic>
+                  <pic:nvPicPr>
+                    <pic:cNvPr id="0" name="academy-story-ai-2-16-05.png"/>
+                    <pic:cNvPicPr/>
+                  </pic:nvPicPr>
+                  <pic:blipFill>
+                    <a:blip r:embed="rId34"/>
+                    <a:stretch>
+                      <a:fillRect/>
+                    </a:stretch>
+                  </pic:blipFill>
+                  <pic:spPr>
+                    <a:xfrm>
+                      <a:off x="0" y="0"/>
+                      <a:ext cx="5486400" cy="2834640"/>
+                    </a:xfrm>
+                    <a:prstGeom prst="rect"/>
+                  </pic:spPr>
+                </pic:pic>
+              </a:graphicData>
+            </a:graphic>
+          </wp:inline>
+        </w:drawing>
+      </w:r>
+    </w:p>
+    <w:p>
+      <w:pPr>
+        <w:spacing w:line="336" w:lineRule="auto" w:after="180"/>
+      </w:pPr>
+      <w:r>
+        <w:rPr>
+          <w:b w:val="0"/>
+        </w:rPr>
+        <w:t xml:space="preserve">A flexible model can fit quirks of its </w:t>
+      </w:r>
+      <w:r>
+        <w:rPr>
+          <w:b/>
+        </w:rPr>
+        <w:t>training</w:t>
+      </w:r>
+      <w:r>
+        <w:rPr>
+          <w:b w:val="0"/>
+        </w:rPr>
+        <w:t xml:space="preserve"> set without predicting new examples well. Here Complex’s </w:t>
+      </w:r>
+      <w:r>
+        <w:rPr>
+          <w:b/>
+        </w:rPr>
+        <w:t>training</w:t>
+      </w:r>
+      <w:r>
+        <w:rPr>
+          <w:b w:val="0"/>
+        </w:rPr>
+        <w:t xml:space="preserve"> success occur togethers with the worst validation error.</w:t>
+      </w:r>
+    </w:p>
+    <w:p>
+      <w:pPr>
+        <w:spacing w:line="336" w:lineRule="auto" w:after="180"/>
+      </w:pPr>
+      <w:r>
+        <w:rPr>
+          <w:b w:val="0"/>
+        </w:rPr>
+        <w:t xml:space="preserve">The numbers are invented comparisons, not a claim that </w:t>
+      </w:r>
+      <w:r>
+        <w:rPr>
+          <w:b/>
+        </w:rPr>
+        <w:t>complexity</w:t>
+      </w:r>
+      <w:r>
+        <w:rPr>
+          <w:b w:val="0"/>
+        </w:rPr>
+        <w:t xml:space="preserve"> always hurts. Choosing Medium uses development </w:t>
+      </w:r>
+      <w:r>
+        <w:rPr>
+          <w:b/>
+        </w:rPr>
+        <w:t>evidence</w:t>
+      </w:r>
+      <w:r>
+        <w:rPr>
+          <w:b w:val="0"/>
+        </w:rPr>
+        <w:t>; its validation score must not be advertised as an untouched final-test result.</w:t>
+      </w:r>
+    </w:p>
+    <w:p>
+      <w:pPr>
+        <w:spacing w:line="336" w:lineRule="auto" w:after="180"/>
+      </w:pPr>
+      <w:r>
+        <w:rPr>
+          <w:b w:val="0"/>
+        </w:rPr>
+        <w:t xml:space="preserve">Limit: A single small validation set may be noisy; selection </w:t>
+      </w:r>
+      <w:r>
+        <w:rPr>
+          <w:b/>
+        </w:rPr>
+        <w:t>evidence</w:t>
+      </w:r>
+      <w:r>
+        <w:rPr>
+          <w:b w:val="0"/>
+        </w:rPr>
+        <w:t xml:space="preserve"> does not prove future population performance.</w:t>
+      </w:r>
+    </w:p>
+    <w:p>
+      <w:pPr>
+        <w:spacing w:line="336" w:lineRule="auto" w:after="180"/>
+        <w:shd w:fill="F5F1FB"/>
+      </w:pPr>
+      <w:r>
+        <w:rPr>
+          <w:b w:val="0"/>
+        </w:rPr>
+        <w:t>Explain the case, then point to a limit on the claim.</w:t>
+      </w:r>
+    </w:p>
+    <w:p>
+      <w:pPr>
+        <w:pStyle w:val="Heading3"/>
+      </w:pPr>
+      <w:r>
+        <w:t>06. Make the idea visible in your project</w:t>
+      </w:r>
+    </w:p>
+    <w:p>
+      <w:r>
+        <w:drawing>
+          <wp:inline xmlns:a="http://schemas.openxmlformats.org/drawingml/2006/main" xmlns:pic="http://schemas.openxmlformats.org/drawingml/2006/picture">
+            <wp:extent cx="5486400" cy="3380232"/>
+            <wp:docPr id="28" name="Picture 28" descr="Compare recommender revisions on fixed development cases, reserving new cases for the final presentation. Draw your input, deciding step, result and limit. Supported question: Does zero training error justify choosing Complex in the original record?"/>
+            <wp:cNvGraphicFramePr>
+              <a:graphicFrameLocks noChangeAspect="1"/>
+            </wp:cNvGraphicFramePr>
+            <a:graphic>
+              <a:graphicData uri="http://schemas.openxmlformats.org/drawingml/2006/picture">
+                <pic:pic>
+                  <pic:nvPicPr>
+                    <pic:cNvPr id="0" name="academy-story-ai-2-16-06.png"/>
+                    <pic:cNvPicPr/>
+                  </pic:nvPicPr>
+                  <pic:blipFill>
+                    <a:blip r:embed="rId35"/>
+                    <a:stretch>
+                      <a:fillRect/>
+                    </a:stretch>
+                  </pic:blipFill>
+                  <pic:spPr>
+                    <a:xfrm>
+                      <a:off x="0" y="0"/>
+                      <a:ext cx="5486400" cy="3380232"/>
+                    </a:xfrm>
+                    <a:prstGeom prst="rect"/>
+                  </pic:spPr>
+                </pic:pic>
+              </a:graphicData>
+            </a:graphic>
+          </wp:inline>
+        </w:drawing>
+      </w:r>
+    </w:p>
+    <w:p>
+      <w:pPr>
+        <w:spacing w:line="336" w:lineRule="auto" w:after="180"/>
+        <w:shd w:fill="F5F1FB"/>
+      </w:pPr>
+      <w:r>
+        <w:rPr>
+          <w:b w:val="0"/>
+        </w:rPr>
+        <w:t xml:space="preserve">Compare recommender revisions on fixed development cases, reserving new cases for the final presentation. Draw your </w:t>
+      </w:r>
+      <w:r>
+        <w:rPr>
+          <w:b/>
+        </w:rPr>
+        <w:t>input</w:t>
+      </w:r>
+      <w:r>
+        <w:rPr>
+          <w:b w:val="0"/>
+        </w:rPr>
+        <w:t>, deciding step, result and limit.</w:t>
+      </w:r>
+    </w:p>
+    <w:p>
+      <w:pPr>
+        <w:spacing w:line="336" w:lineRule="auto" w:after="180"/>
+        <w:shd w:fill="F5F1FB"/>
+      </w:pPr>
+      <w:r>
+        <w:rPr>
+          <w:b w:val="0"/>
+        </w:rPr>
+        <w:t xml:space="preserve">Supported question: Does zero </w:t>
+      </w:r>
+      <w:r>
+        <w:rPr>
+          <w:b/>
+        </w:rPr>
+        <w:t>training</w:t>
+      </w:r>
+      <w:r>
+        <w:rPr>
+          <w:b w:val="0"/>
+        </w:rPr>
+        <w:t xml:space="preserve"> error justify choosing Complex in the original record?</w:t>
+      </w:r>
+    </w:p>
+    <w:p>
+      <w:pPr>
+        <w:spacing w:line="336" w:lineRule="auto" w:after="180"/>
+        <w:shd w:fill="F5F1FB"/>
+      </w:pPr>
+      <w:r>
+        <w:rPr>
+          <w:b w:val="0"/>
+        </w:rPr>
+        <w:t xml:space="preserve">Draw your project trace and justify the deciding step using </w:t>
+      </w:r>
+      <w:r>
+        <w:rPr>
+          <w:b/>
+        </w:rPr>
+        <w:t>evidence</w:t>
+      </w:r>
+      <w:r>
+        <w:rPr>
+          <w:b w:val="0"/>
+        </w:rPr>
+        <w:t>.</w:t>
       </w:r>
     </w:p>
     <w:sectPr>

--- a/downloads/student/ai-2-week-16.docx
+++ b/downloads/student/ai-2-week-16.docx
@@ -1109,7 +1109,7 @@
         <w:rPr>
           <w:b w:val="0"/>
         </w:rPr>
-        <w:t xml:space="preserve">On the same regression split, a constant has </w:t>
+        <w:t xml:space="preserve">MAE means mean absolute error: find the size of each prediction mistake without its plus or minus sign, then average those sizes. Lower MAE means smaller average mistakes in the stated units. On the same regression split, a constant has </w:t>
       </w:r>
       <w:r>
         <w:rPr>
@@ -2939,7 +2939,7 @@
         <w:rPr>
           <w:b w:val="0"/>
         </w:rPr>
-        <w:t xml:space="preserve"> success occur togethers with the worst validation error.</w:t>
+        <w:t xml:space="preserve"> success occurs alongside the worst validation error.</w:t>
       </w:r>
     </w:p>
     <w:p>
@@ -6675,7 +6675,7 @@
         <w:rPr>
           <w:b w:val="0"/>
         </w:rPr>
-        <w:t xml:space="preserve"> success occur togethers with the worst validation error. The numbers are invented comparisons, not a claim that </w:t>
+        <w:t xml:space="preserve"> success occurs alongside the worst validation error. The numbers are invented comparisons, not a claim that </w:t>
       </w:r>
       <w:r>
         <w:rPr>
@@ -7498,7 +7498,7 @@
         <w:drawing>
           <wp:inline xmlns:a="http://schemas.openxmlformats.org/drawingml/2006/main" xmlns:pic="http://schemas.openxmlformats.org/drawingml/2006/picture">
             <wp:extent cx="5486400" cy="2834640"/>
-            <wp:docPr id="27" name="Picture 27" descr="A flexible model can fit quirks of its training set without predicting new examples well. Here Complex’s training success occur togethers with the worst validation error. The numbers are invented comparisons, not a claim that complexity always hurts. Choosing Medium uses development evidence; its validation score must not be advertised as an untouched final-test result. Limit: A single small validation set may be noisy; selection evidence does not prove future population performance."/>
+            <wp:docPr id="27" name="Picture 27" descr="A flexible model can fit quirks of its training set without predicting new examples well. Here Complex’s training success occurs alongside the worst validation error. The numbers are invented comparisons, not a claim that complexity always hurts. Choosing Medium uses development evidence; its validation score must not be advertised as an untouched final-test result. Limit: A single small validation set may be noisy; selection evidence does not prove future population performance."/>
             <wp:cNvGraphicFramePr>
               <a:graphicFrameLocks noChangeAspect="1"/>
             </wp:cNvGraphicFramePr>
@@ -7561,7 +7561,7 @@
         <w:rPr>
           <w:b w:val="0"/>
         </w:rPr>
-        <w:t xml:space="preserve"> success occur togethers with the worst validation error.</w:t>
+        <w:t xml:space="preserve"> success occurs alongside the worst validation error.</w:t>
       </w:r>
     </w:p>
     <w:p>

--- a/downloads/student/ai-2-week-16.docx
+++ b/downloads/student/ai-2-week-16.docx
@@ -25,12 +25,17 @@
         <w:pStyle w:val="Heading1"/>
       </w:pPr>
       <w:r>
-        <w:t>Before you start</w:t>
-      </w:r>
-    </w:p>
-    <w:p>
-      <w:r>
-        <w:t>Week 11: judge transfer on cases not used to choose the rule.</w:t>
+        <w:t>Audit the errors. Compare on validation. Limit the conclusion.</w:t>
+      </w:r>
+    </w:p>
+    <w:p>
+      <w:r>
+        <w:t>Separate numerical prediction error from accuracy and inspect model flexibility with complete validation records.</w:t>
+      </w:r>
+    </w:p>
+    <w:p>
+      <w:r>
+        <w:t>Metric and units → supplied summaries → per-record MAE audit → controlled development and independent tie-break.</w:t>
       </w:r>
     </w:p>
     <w:p>
@@ -38,12 +43,188 @@
         <w:pStyle w:val="Heading1"/>
       </w:pPr>
       <w:r>
-        <w:t>01. Your mission</w:t>
-      </w:r>
-    </w:p>
-    <w:p>
-      <w:r>
-        <w:t>Start with the target: Compare training and validation evidence for model capacity. Try the recall before opening notes.</w:t>
+        <w:t>01. Does perfect training fit make a model the best choice?</w:t>
+      </w:r>
+    </w:p>
+    <w:p>
+      <w:r>
+        <w:t>Use separate development evidence and a declared comparison rule.</w:t>
+      </w:r>
+    </w:p>
+    <w:p>
+      <w:pPr>
+        <w:pStyle w:val="Heading2"/>
+      </w:pPr>
+      <w:r>
+        <w:t>Your learning goals</w:t>
+      </w:r>
+    </w:p>
+    <w:p>
+      <w:pPr>
+        <w:spacing w:line="336" w:lineRule="auto" w:after="180"/>
+      </w:pPr>
+      <w:r>
+        <w:rPr>
+          <w:b w:val="0"/>
+        </w:rPr>
+        <w:t xml:space="preserve">I can compare </w:t>
+      </w:r>
+      <w:r>
+        <w:rPr>
+          <w:b/>
+        </w:rPr>
+        <w:t>training</w:t>
+      </w:r>
+      <w:r>
+        <w:rPr>
+          <w:b w:val="0"/>
+        </w:rPr>
+        <w:t xml:space="preserve"> and validation </w:t>
+      </w:r>
+      <w:r>
+        <w:rPr>
+          <w:b/>
+        </w:rPr>
+        <w:t>evidence</w:t>
+      </w:r>
+      <w:r>
+        <w:rPr>
+          <w:b w:val="0"/>
+        </w:rPr>
+        <w:t xml:space="preserve"> for model </w:t>
+      </w:r>
+      <w:r>
+        <w:rPr>
+          <w:b/>
+        </w:rPr>
+        <w:t>capacity</w:t>
+      </w:r>
+      <w:r>
+        <w:rPr>
+          <w:b w:val="0"/>
+        </w:rPr>
+        <w:t>.</w:t>
+      </w:r>
+    </w:p>
+    <w:p>
+      <w:pPr>
+        <w:spacing w:line="336" w:lineRule="auto" w:after="180"/>
+      </w:pPr>
+      <w:r>
+        <w:rPr>
+          <w:b w:val="0"/>
+        </w:rPr>
+        <w:t xml:space="preserve">I can explain </w:t>
+      </w:r>
+      <w:r>
+        <w:rPr>
+          <w:b/>
+        </w:rPr>
+        <w:t>overfitting</w:t>
+      </w:r>
+      <w:r>
+        <w:rPr>
+          <w:b w:val="0"/>
+        </w:rPr>
+        <w:t xml:space="preserve"> without assuming every gap proves it.</w:t>
+      </w:r>
+    </w:p>
+    <w:p>
+      <w:pPr>
+        <w:spacing w:line="336" w:lineRule="auto" w:after="180"/>
+      </w:pPr>
+      <w:r>
+        <w:rPr>
+          <w:b w:val="0"/>
+        </w:rPr>
+        <w:t xml:space="preserve">I can use a declared selection rule instead of perfect </w:t>
+      </w:r>
+      <w:r>
+        <w:rPr>
+          <w:b/>
+        </w:rPr>
+        <w:t>training</w:t>
+      </w:r>
+      <w:r>
+        <w:rPr>
+          <w:b w:val="0"/>
+        </w:rPr>
+        <w:t xml:space="preserve"> fit.</w:t>
+      </w:r>
+    </w:p>
+    <w:p>
+      <w:pPr>
+        <w:pStyle w:val="Heading2"/>
+      </w:pPr>
+      <w:r>
+        <w:t>Recall the limit of zero training error</w:t>
+      </w:r>
+    </w:p>
+    <w:p>
+      <w:pPr>
+        <w:pStyle w:val="ListBullet"/>
+      </w:pPr>
+      <w:r>
+        <w:t>Close your notes first. A rough first answer helps us choose the right starting point; it is not a score for your ability.</w:t>
+      </w:r>
+    </w:p>
+    <w:p>
+      <w:pPr>
+        <w:pStyle w:val="ListBullet"/>
+      </w:pPr>
+      <w:r>
+        <w:t>Can a zero training error guarantee good validation performance?</w:t>
+      </w:r>
+    </w:p>
+    <w:p>
+      <w:pPr>
+        <w:pStyle w:val="Heading2"/>
+      </w:pPr>
+      <w:r>
+        <w:t>Your end goal</w:t>
+      </w:r>
+    </w:p>
+    <w:p>
+      <w:pPr>
+        <w:spacing w:line="336" w:lineRule="auto" w:after="180"/>
+      </w:pPr>
+      <w:r>
+        <w:rPr>
+          <w:b w:val="0"/>
+        </w:rPr>
+        <w:t xml:space="preserve">By the end, I can use development performance rather than </w:t>
+      </w:r>
+      <w:r>
+        <w:rPr>
+          <w:b/>
+        </w:rPr>
+        <w:t>training</w:t>
+      </w:r>
+      <w:r>
+        <w:rPr>
+          <w:b w:val="0"/>
+        </w:rPr>
+        <w:t xml:space="preserve"> fit alone to choose model </w:t>
+      </w:r>
+      <w:r>
+        <w:rPr>
+          <w:b/>
+        </w:rPr>
+        <w:t>complexity</w:t>
+      </w:r>
+      <w:r>
+        <w:rPr>
+          <w:b w:val="0"/>
+        </w:rPr>
+        <w:t>.</w:t>
+      </w:r>
+    </w:p>
+    <w:p>
+      <w:pPr>
+        <w:pStyle w:val="Heading2"/>
+      </w:pPr>
+      <w:r>
+        <w:t>Earlier wording, alternatives and picture transcripts · reference / check after trying</w:t>
       </w:r>
     </w:p>
     <w:p>
@@ -56,114 +237,10 @@
     </w:p>
     <w:p>
       <w:pPr>
-        <w:spacing w:line="336" w:lineRule="auto" w:after="180"/>
-      </w:pPr>
-      <w:r>
-        <w:rPr>
-          <w:b w:val="0"/>
-        </w:rPr>
-        <w:t xml:space="preserve">I can compare </w:t>
-      </w:r>
-      <w:r>
-        <w:rPr>
-          <w:b/>
-        </w:rPr>
-        <w:t>training</w:t>
-      </w:r>
-      <w:r>
-        <w:rPr>
-          <w:b w:val="0"/>
-        </w:rPr>
-        <w:t xml:space="preserve"> and validation </w:t>
-      </w:r>
-      <w:r>
-        <w:rPr>
-          <w:b/>
-        </w:rPr>
-        <w:t>evidence</w:t>
-      </w:r>
-      <w:r>
-        <w:rPr>
-          <w:b w:val="0"/>
-        </w:rPr>
-        <w:t xml:space="preserve"> for model </w:t>
-      </w:r>
-      <w:r>
-        <w:rPr>
-          <w:b/>
-        </w:rPr>
-        <w:t>capacity</w:t>
-      </w:r>
-      <w:r>
-        <w:rPr>
-          <w:b w:val="0"/>
-        </w:rPr>
-        <w:t>.</w:t>
-      </w:r>
-    </w:p>
-    <w:p>
-      <w:pPr>
-        <w:spacing w:line="336" w:lineRule="auto" w:after="180"/>
-      </w:pPr>
-      <w:r>
-        <w:rPr>
-          <w:b w:val="0"/>
-        </w:rPr>
-        <w:t xml:space="preserve">I can explain </w:t>
-      </w:r>
-      <w:r>
-        <w:rPr>
-          <w:b/>
-        </w:rPr>
-        <w:t>overfitting</w:t>
-      </w:r>
-      <w:r>
-        <w:rPr>
-          <w:b w:val="0"/>
-        </w:rPr>
-        <w:t xml:space="preserve"> without assuming every gap proves it.</w:t>
-      </w:r>
-    </w:p>
-    <w:p>
-      <w:pPr>
-        <w:spacing w:line="336" w:lineRule="auto" w:after="180"/>
-      </w:pPr>
-      <w:r>
-        <w:rPr>
-          <w:b w:val="0"/>
-        </w:rPr>
-        <w:t xml:space="preserve">I can use a declared selection rule instead of perfect </w:t>
-      </w:r>
-      <w:r>
-        <w:rPr>
-          <w:b/>
-        </w:rPr>
-        <w:t>training</w:t>
-      </w:r>
-      <w:r>
-        <w:rPr>
-          <w:b w:val="0"/>
-        </w:rPr>
-        <w:t xml:space="preserve"> fit.</w:t>
-      </w:r>
-    </w:p>
-    <w:p>
-      <w:pPr>
         <w:pStyle w:val="Heading3"/>
       </w:pPr>
       <w:r>
         <w:t>Remember before reading</w:t>
-      </w:r>
-    </w:p>
-    <w:p>
-      <w:pPr>
-        <w:spacing w:line="336" w:lineRule="auto" w:after="180"/>
-      </w:pPr>
-      <w:r>
-        <w:rPr>
-          <w:b w:val="0"/>
-        </w:rPr>
-        <w:t>Close your notes first. A rough first answer helps us choose the right starting point; it is not a score for your ability.</w:t>
       </w:r>
     </w:p>
     <w:p>
@@ -298,9 +375,32 @@
       </w:pPr>
       <w:r>
         <w:rPr>
+          <w:b w:val="0"/>
+        </w:rPr>
+        <w:t>THINKER MISSION</w:t>
+      </w:r>
+    </w:p>
+    <w:p>
+      <w:pPr>
+        <w:spacing w:line="336" w:lineRule="auto" w:after="180"/>
+      </w:pPr>
+      <w:r>
+        <w:rPr>
+          <w:b w:val="0"/>
+        </w:rPr>
+        <w:t>Contrast a simple rule with a seven-</w:t>
+      </w:r>
+      <w:r>
+        <w:rPr>
           <w:b/>
         </w:rPr>
-        <w:t>THINKER MISSION</w:t>
+        <w:t>exception</w:t>
+      </w:r>
+      <w:r>
+        <w:rPr>
+          <w:b w:val="0"/>
+        </w:rPr>
+        <w:t xml:space="preserve"> rule.</w:t>
       </w:r>
     </w:p>
     <w:p>
@@ -311,19 +411,124 @@
         <w:rPr>
           <w:b w:val="0"/>
         </w:rPr>
-        <w:t>Contrast a simple rule with a seven-</w:t>
+        <w:t>Thinker name and date:</w:t>
+      </w:r>
+    </w:p>
+    <w:p>
+      <w:pPr>
+        <w:pStyle w:val="Heading3"/>
+      </w:pPr>
+      <w:r>
+        <w:t>Write or draw your reasoning and evidence.</w:t>
+      </w:r>
+    </w:p>
+    <w:p>
+      <w:r>
+        <w:t>________________________________________________________________</w:t>
+      </w:r>
+    </w:p>
+    <w:p>
+      <w:r>
+        <w:t>________________________________________________________________</w:t>
+      </w:r>
+    </w:p>
+    <w:p>
+      <w:r>
+        <w:t>________________________________________________________________</w:t>
+      </w:r>
+    </w:p>
+    <w:p>
+      <w:r>
+        <w:t>________________________________________________________________</w:t>
+      </w:r>
+    </w:p>
+    <w:p>
+      <w:r>
+        <w:t>________________________________________________________________</w:t>
+      </w:r>
+    </w:p>
+    <w:p>
+      <w:pPr>
+        <w:pStyle w:val="Heading3"/>
+      </w:pPr>
+      <w:r>
+        <w:t>Readiness for the connected explanation</w:t>
+      </w:r>
+    </w:p>
+    <w:p>
+      <w:pPr>
+        <w:pStyle w:val="Heading3"/>
+      </w:pPr>
+      <w:r>
+        <w:t>This week’s end goal</w:t>
+      </w:r>
+    </w:p>
+    <w:p>
+      <w:pPr>
+        <w:pStyle w:val="Heading1"/>
+      </w:pPr>
+      <w:r>
+        <w:t>02. Compare model flexibility using the same task and metric</w:t>
+      </w:r>
+    </w:p>
+    <w:p>
+      <w:r>
+        <w:t>A training score and a validation score answer different questions.</w:t>
+      </w:r>
+    </w:p>
+    <w:p>
+      <w:pPr>
+        <w:pStyle w:val="Heading2"/>
+      </w:pPr>
+      <w:r>
+        <w:t>Introduce capacity and separate evidence</w:t>
+      </w:r>
+    </w:p>
+    <w:p>
+      <w:pPr>
+        <w:spacing w:line="336" w:lineRule="auto" w:after="180"/>
+      </w:pPr>
+      <w:r>
+        <w:rPr>
+          <w:b w:val="0"/>
+        </w:rPr>
+        <w:t xml:space="preserve">A more flexible model can represent complicated relationships and accidental details. </w:t>
       </w:r>
       <w:r>
         <w:rPr>
           <w:b/>
         </w:rPr>
-        <w:t>exception</w:t>
+        <w:t>Capacity</w:t>
       </w:r>
       <w:r>
         <w:rPr>
           <w:b w:val="0"/>
         </w:rPr>
-        <w:t xml:space="preserve"> rule.</w:t>
+        <w:t xml:space="preserve"> can help when there is enough relevant </w:t>
+      </w:r>
+      <w:r>
+        <w:rPr>
+          <w:b/>
+        </w:rPr>
+        <w:t>evidence</w:t>
+      </w:r>
+      <w:r>
+        <w:rPr>
+          <w:b w:val="0"/>
+        </w:rPr>
+        <w:t xml:space="preserve">, but perfect </w:t>
+      </w:r>
+      <w:r>
+        <w:rPr>
+          <w:b/>
+        </w:rPr>
+        <w:t>training</w:t>
+      </w:r>
+      <w:r>
+        <w:rPr>
+          <w:b w:val="0"/>
+        </w:rPr>
+        <w:t xml:space="preserve"> performance is not the goal.</w:t>
       </w:r>
     </w:p>
     <w:p>
@@ -334,80 +539,85 @@
         <w:rPr>
           <w:b w:val="0"/>
         </w:rPr>
-        <w:t>Thinker name and date:</w:t>
-      </w:r>
-    </w:p>
-    <w:p>
-      <w:pPr>
-        <w:pStyle w:val="Heading3"/>
-      </w:pPr>
-      <w:r>
-        <w:t>Write or draw your reasoning and evidence.</w:t>
-      </w:r>
-    </w:p>
-    <w:p>
-      <w:r>
-        <w:t>________________________________________________________________</w:t>
-      </w:r>
-    </w:p>
-    <w:p>
-      <w:r>
-        <w:t>________________________________________________________________</w:t>
-      </w:r>
-    </w:p>
-    <w:p>
-      <w:r>
-        <w:t>________________________________________________________________</w:t>
-      </w:r>
-    </w:p>
-    <w:p>
-      <w:r>
-        <w:t>________________________________________________________________</w:t>
-      </w:r>
-    </w:p>
-    <w:p>
-      <w:r>
-        <w:t>________________________________________________________________</w:t>
-      </w:r>
-    </w:p>
-    <w:p>
-      <w:pPr>
-        <w:pStyle w:val="Heading3"/>
-      </w:pPr>
-      <w:r>
-        <w:t>Readiness for the connected explanation</w:t>
+        <w:t xml:space="preserve">Compare </w:t>
+      </w:r>
+      <w:r>
+        <w:rPr>
+          <w:b/>
+        </w:rPr>
+        <w:t>training</w:t>
+      </w:r>
+      <w:r>
+        <w:rPr>
+          <w:b w:val="0"/>
+        </w:rPr>
+        <w:t xml:space="preserve"> and validation using the same metric while checking leakage and representativeness.</w:t>
       </w:r>
     </w:p>
     <w:p>
       <w:pPr>
         <w:spacing w:line="336" w:lineRule="auto" w:after="180"/>
-        <w:shd w:fill="F5F1FB"/>
       </w:pPr>
       <w:r>
         <w:rPr>
           <w:b w:val="0"/>
         </w:rPr>
-        <w:t xml:space="preserve">Can a zero </w:t>
+        <w:t>Use fictional classroom data throughout this investigation. Keep the task, units, reference labels and data split visible as you reason.</w:t>
+      </w:r>
+    </w:p>
+    <w:p>
+      <w:pPr>
+        <w:spacing w:line="336" w:lineRule="auto" w:after="180"/>
+      </w:pPr>
+      <w:r>
+        <w:rPr>
+          <w:b w:val="0"/>
+        </w:rPr>
+        <w:t xml:space="preserve">Earlier weeks supplied the model-building </w:t>
       </w:r>
       <w:r>
         <w:rPr>
           <w:b/>
         </w:rPr>
-        <w:t>training</w:t>
+        <w:t>process</w:t>
       </w:r>
       <w:r>
         <w:rPr>
           <w:b w:val="0"/>
         </w:rPr>
-        <w:t xml:space="preserve"> error guarantee good validation performance?</w:t>
-      </w:r>
-    </w:p>
-    <w:p>
-      <w:pPr>
-        <w:pStyle w:val="Heading3"/>
-      </w:pPr>
-      <w:r>
-        <w:t>This week’s end goal</w:t>
+        <w:t xml:space="preserve">; this week examines </w:t>
+      </w:r>
+      <w:r>
+        <w:rPr>
+          <w:b/>
+        </w:rPr>
+        <w:t>overfitting</w:t>
+      </w:r>
+      <w:r>
+        <w:rPr>
+          <w:b w:val="0"/>
+        </w:rPr>
+        <w:t xml:space="preserve"> and model </w:t>
+      </w:r>
+      <w:r>
+        <w:rPr>
+          <w:b/>
+        </w:rPr>
+        <w:t>capacity</w:t>
+      </w:r>
+      <w:r>
+        <w:rPr>
+          <w:b w:val="0"/>
+        </w:rPr>
+        <w:t>.</w:t>
+      </w:r>
+    </w:p>
+    <w:p>
+      <w:pPr>
+        <w:pStyle w:val="Heading2"/>
+      </w:pPr>
+      <w:r>
+        <w:t>Name the numeric target, units and error direction</w:t>
       </w:r>
     </w:p>
     <w:p>
@@ -418,53 +628,24 @@
         <w:rPr>
           <w:b w:val="0"/>
         </w:rPr>
-        <w:t xml:space="preserve">By the end, I can use development performance rather than </w:t>
-      </w:r>
-      <w:r>
-        <w:rPr>
-          <w:b/>
-        </w:rPr>
-        <w:t>training</w:t>
-      </w:r>
+        <w:t>This week predicts a number, book length in pages, rather than a category. Use mean absolute error (MAE): take the absolute size of each prediction minus its reference, add those sizes and divide by the number of evaluated books. Lower is better; MAE0 means no error on those particular records. This is not the same metric as percent-correct accuracy, where higher is better.</w:t>
+      </w:r>
+    </w:p>
+    <w:p>
+      <w:pPr>
+        <w:pStyle w:val="Heading2"/>
+      </w:pPr>
+      <w:r>
+        <w:t>Earlier wording, alternatives and picture transcripts · reference / check after trying</w:t>
+      </w:r>
+    </w:p>
+    <w:p>
+      <w:pPr>
+        <w:spacing w:line="336" w:lineRule="auto" w:after="180"/>
+      </w:pPr>
       <w:r>
         <w:rPr>
           <w:b w:val="0"/>
-        </w:rPr>
-        <w:t xml:space="preserve"> fit alone to choose model </w:t>
-      </w:r>
-      <w:r>
-        <w:rPr>
-          <w:b/>
-        </w:rPr>
-        <w:t>complexity</w:t>
-      </w:r>
-      <w:r>
-        <w:rPr>
-          <w:b w:val="0"/>
-        </w:rPr>
-        <w:t>.</w:t>
-      </w:r>
-    </w:p>
-    <w:p>
-      <w:pPr>
-        <w:pStyle w:val="Heading1"/>
-      </w:pPr>
-      <w:r>
-        <w:t>02. Notice the evidence</w:t>
-      </w:r>
-    </w:p>
-    <w:p>
-      <w:r>
-        <w:t>Investigate the supplied Overfitting Intuition case. Separate observations, given facts and assumptions before choosing an explanation.</w:t>
-      </w:r>
-    </w:p>
-    <w:p>
-      <w:pPr>
-        <w:spacing w:line="336" w:lineRule="auto" w:after="180"/>
-      </w:pPr>
-      <w:r>
-        <w:rPr>
-          <w:b/>
         </w:rPr>
         <w:t>PICTURE STORY</w:t>
       </w:r>
@@ -541,58 +722,236 @@
     </w:p>
     <w:p>
       <w:pPr>
+        <w:spacing w:line="336" w:lineRule="auto" w:after="180"/>
+      </w:pPr>
+      <w:r>
+        <w:rPr>
+          <w:b w:val="0"/>
+        </w:rPr>
+        <w:t>MYSTERY</w:t>
+      </w:r>
+    </w:p>
+    <w:p>
+      <w:pPr>
+        <w:spacing w:line="336" w:lineRule="auto" w:after="180"/>
+      </w:pPr>
+      <w:r>
+        <w:rPr>
+          <w:b w:val="0"/>
+        </w:rPr>
+        <w:t xml:space="preserve">The learners must use </w:t>
+      </w:r>
+      <w:r>
+        <w:rPr>
+          <w:b/>
+        </w:rPr>
+        <w:t>overfitting</w:t>
+      </w:r>
+      <w:r>
+        <w:rPr>
+          <w:b w:val="0"/>
+        </w:rPr>
+        <w:t xml:space="preserve"> intuition to solve a problem. What information do they have? What decision or calculation do they make? What would count as </w:t>
+      </w:r>
+      <w:r>
+        <w:rPr>
+          <w:b/>
+        </w:rPr>
+        <w:t>evidence</w:t>
+      </w:r>
+      <w:r>
+        <w:rPr>
+          <w:b w:val="0"/>
+        </w:rPr>
+        <w:t xml:space="preserve"> that it worked?</w:t>
+      </w:r>
+    </w:p>
+    <w:p>
+      <w:pPr>
+        <w:spacing w:line="336" w:lineRule="auto" w:after="180"/>
+      </w:pPr>
+      <w:r>
+        <w:rPr>
+          <w:b w:val="0"/>
+        </w:rPr>
+        <w:t xml:space="preserve">Three </w:t>
+      </w:r>
+      <w:r>
+        <w:rPr>
+          <w:b/>
+        </w:rPr>
+        <w:t>observation</w:t>
+      </w:r>
+      <w:r>
+        <w:rPr>
+          <w:b w:val="0"/>
+        </w:rPr>
+        <w:t>s (what you can point to):</w:t>
+      </w:r>
+    </w:p>
+    <w:p>
+      <w:pPr>
         <w:pStyle w:val="Heading3"/>
       </w:pPr>
       <w:r>
-        <w:t>Start with this puzzle</w:t>
+        <w:t>Write or draw your reasoning and evidence.</w:t>
+      </w:r>
+    </w:p>
+    <w:p>
+      <w:r>
+        <w:t>________________________________________________________________</w:t>
+      </w:r>
+    </w:p>
+    <w:p>
+      <w:r>
+        <w:t>________________________________________________________________</w:t>
+      </w:r>
+    </w:p>
+    <w:p>
+      <w:r>
+        <w:t>________________________________________________________________</w:t>
+      </w:r>
+    </w:p>
+    <w:p>
+      <w:r>
+        <w:t>________________________________________________________________</w:t>
+      </w:r>
+    </w:p>
+    <w:p>
+      <w:r>
+        <w:t>________________________________________________________________</w:t>
       </w:r>
     </w:p>
     <w:p>
       <w:pPr>
         <w:spacing w:line="336" w:lineRule="auto" w:after="180"/>
-        <w:shd w:fill="F1F6FC"/>
       </w:pPr>
       <w:r>
         <w:rPr>
           <w:b w:val="0"/>
         </w:rPr>
-        <w:t>MYSTERY</w:t>
+        <w:t xml:space="preserve">My </w:t>
+      </w:r>
+      <w:r>
+        <w:rPr>
+          <w:b/>
+        </w:rPr>
+        <w:t>prediction</w:t>
+      </w:r>
+      <w:r>
+        <w:rPr>
+          <w:b w:val="0"/>
+        </w:rPr>
+        <w:t xml:space="preserve"> and the clue supporting it:</w:t>
+      </w:r>
+    </w:p>
+    <w:p>
+      <w:pPr>
+        <w:pStyle w:val="Heading3"/>
+      </w:pPr>
+      <w:r>
+        <w:t>Write or draw your reasoning and evidence.</w:t>
+      </w:r>
+    </w:p>
+    <w:p>
+      <w:r>
+        <w:t>________________________________________________________________</w:t>
+      </w:r>
+    </w:p>
+    <w:p>
+      <w:r>
+        <w:t>________________________________________________________________</w:t>
+      </w:r>
+    </w:p>
+    <w:p>
+      <w:r>
+        <w:t>________________________________________________________________</w:t>
+      </w:r>
+    </w:p>
+    <w:p>
+      <w:r>
+        <w:t>________________________________________________________________</w:t>
+      </w:r>
+    </w:p>
+    <w:p>
+      <w:r>
+        <w:t>________________________________________________________________</w:t>
+      </w:r>
+    </w:p>
+    <w:p>
+      <w:pPr>
+        <w:pStyle w:val="Heading3"/>
+      </w:pPr>
+      <w:r>
+        <w:t>A closer explanation</w:t>
+      </w:r>
+    </w:p>
+    <w:p>
+      <w:pPr>
+        <w:pStyle w:val="Heading1"/>
+      </w:pPr>
+      <w:r>
+        <w:t>03. Read the declared lowest-validation-error comparison</w:t>
+      </w:r>
+    </w:p>
+    <w:p>
+      <w:r>
+        <w:t>These are supplied fictional model results, not a model-fitting run.</w:t>
+      </w:r>
+    </w:p>
+    <w:p>
+      <w:pPr>
+        <w:pStyle w:val="Heading2"/>
+      </w:pPr>
+      <w:r>
+        <w:t>Define MAE and state the comparison rule</w:t>
       </w:r>
     </w:p>
     <w:p>
       <w:pPr>
         <w:spacing w:line="336" w:lineRule="auto" w:after="180"/>
-        <w:shd w:fill="F5F1FB"/>
       </w:pPr>
       <w:r>
         <w:rPr>
           <w:b w:val="0"/>
         </w:rPr>
-        <w:t xml:space="preserve">The learners must use </w:t>
+        <w:t xml:space="preserve">MAE means mean absolute error: find the size of each prediction mistake without its plus or minus sign, then average those sizes. Lower MAE means smaller average mistakes in the stated units. On the same regression split, a constant has </w:t>
       </w:r>
       <w:r>
         <w:rPr>
           <w:b/>
         </w:rPr>
-        <w:t>overfitting</w:t>
+        <w:t>training</w:t>
       </w:r>
       <w:r>
         <w:rPr>
           <w:b w:val="0"/>
         </w:rPr>
-        <w:t xml:space="preserve"> intuition to solve a problem. What information do they have? What decision or calculation do they make? What would count as </w:t>
+        <w:t xml:space="preserve"> MAE 5 and validation 6, a line has </w:t>
       </w:r>
       <w:r>
         <w:rPr>
           <w:b/>
         </w:rPr>
-        <w:t>evidence</w:t>
+        <w:t>training</w:t>
       </w:r>
       <w:r>
         <w:rPr>
           <w:b w:val="0"/>
         </w:rPr>
-        <w:t xml:space="preserve"> that it worked?</w:t>
+        <w:t xml:space="preserve"> 2 and validation 3, and a highly flexible curve has </w:t>
+      </w:r>
+      <w:r>
+        <w:rPr>
+          <w:b/>
+        </w:rPr>
+        <w:t>training</w:t>
+      </w:r>
+      <w:r>
+        <w:rPr>
+          <w:b w:val="0"/>
+        </w:rPr>
+        <w:t xml:space="preserve"> 0 and validation 8. Under smallest validation MAE, choose the line.</w:t>
       </w:r>
     </w:p>
     <w:p>
@@ -603,52 +962,202 @@
         <w:rPr>
           <w:b w:val="0"/>
         </w:rPr>
-        <w:t xml:space="preserve">Three </w:t>
+        <w:t xml:space="preserve">The curve has the lowest </w:t>
       </w:r>
       <w:r>
         <w:rPr>
           <w:b/>
         </w:rPr>
-        <w:t>observation</w:t>
+        <w:t>training</w:t>
       </w:r>
       <w:r>
         <w:rPr>
           <w:b w:val="0"/>
         </w:rPr>
-        <w:t>s (what you can point to):</w:t>
-      </w:r>
-    </w:p>
-    <w:p>
-      <w:pPr>
-        <w:pStyle w:val="Heading3"/>
-      </w:pPr>
-      <w:r>
-        <w:t>Write or draw your reasoning and evidence.</w:t>
-      </w:r>
-    </w:p>
-    <w:p>
-      <w:r>
-        <w:t>________________________________________________________________</w:t>
-      </w:r>
-    </w:p>
-    <w:p>
-      <w:r>
-        <w:t>________________________________________________________________</w:t>
-      </w:r>
-    </w:p>
-    <w:p>
-      <w:r>
-        <w:t>________________________________________________________________</w:t>
-      </w:r>
-    </w:p>
-    <w:p>
-      <w:r>
-        <w:t>________________________________________________________________</w:t>
-      </w:r>
-    </w:p>
-    <w:p>
-      <w:r>
-        <w:t>________________________________________________________________</w:t>
+        <w:t xml:space="preserve"> loss but the worst validation result.</w:t>
+      </w:r>
+    </w:p>
+    <w:p>
+      <w:pPr>
+        <w:pStyle w:val="Heading2"/>
+      </w:pPr>
+      <w:r>
+        <w:t>Keep training and validation in separate columns</w:t>
+      </w:r>
+    </w:p>
+    <w:tbl>
+      <w:tblPr>
+        <w:tblStyle w:val="LightShading-Accent1"/>
+        <w:tblW w:type="auto" w:w="0"/>
+        <w:tblLook w:firstColumn="1" w:firstRow="1" w:lastColumn="0" w:lastRow="0" w:noHBand="0" w:noVBand="1" w:val="04A0"/>
+      </w:tblPr>
+      <w:tblGrid>
+        <w:gridCol w:w="3408"/>
+        <w:gridCol w:w="3408"/>
+        <w:gridCol w:w="3408"/>
+      </w:tblGrid>
+      <w:tr>
+        <w:trPr>
+          <w:tblHeader/>
+        </w:trPr>
+        <w:tc>
+          <w:tcPr>
+            <w:tcW w:type="dxa" w:w="3408"/>
+          </w:tcPr>
+          <w:p>
+            <w:r>
+              <w:t>Candidate</w:t>
+            </w:r>
+          </w:p>
+        </w:tc>
+        <w:tc>
+          <w:tcPr>
+            <w:tcW w:type="dxa" w:w="3408"/>
+          </w:tcPr>
+          <w:p>
+            <w:r>
+              <w:t>Training MAE (pages)</w:t>
+            </w:r>
+          </w:p>
+        </w:tc>
+        <w:tc>
+          <w:tcPr>
+            <w:tcW w:type="dxa" w:w="3408"/>
+          </w:tcPr>
+          <w:p>
+            <w:r>
+              <w:t>Validation MAE (pages)</w:t>
+            </w:r>
+          </w:p>
+        </w:tc>
+      </w:tr>
+      <w:tr>
+        <w:tc>
+          <w:tcPr>
+            <w:tcW w:type="dxa" w:w="3408"/>
+          </w:tcPr>
+          <w:p>
+            <w:r>
+              <w:t>Constant</w:t>
+            </w:r>
+          </w:p>
+        </w:tc>
+        <w:tc>
+          <w:tcPr>
+            <w:tcW w:type="dxa" w:w="3408"/>
+          </w:tcPr>
+          <w:p>
+            <w:r>
+              <w:t>5</w:t>
+            </w:r>
+          </w:p>
+        </w:tc>
+        <w:tc>
+          <w:tcPr>
+            <w:tcW w:type="dxa" w:w="3408"/>
+          </w:tcPr>
+          <w:p>
+            <w:r>
+              <w:t>6</w:t>
+            </w:r>
+          </w:p>
+        </w:tc>
+      </w:tr>
+      <w:tr>
+        <w:tc>
+          <w:tcPr>
+            <w:tcW w:type="dxa" w:w="3408"/>
+          </w:tcPr>
+          <w:p>
+            <w:r>
+              <w:t>Line</w:t>
+            </w:r>
+          </w:p>
+        </w:tc>
+        <w:tc>
+          <w:tcPr>
+            <w:tcW w:type="dxa" w:w="3408"/>
+          </w:tcPr>
+          <w:p>
+            <w:r>
+              <w:t>2</w:t>
+            </w:r>
+          </w:p>
+        </w:tc>
+        <w:tc>
+          <w:tcPr>
+            <w:tcW w:type="dxa" w:w="3408"/>
+          </w:tcPr>
+          <w:p>
+            <w:r>
+              <w:t>3</w:t>
+            </w:r>
+          </w:p>
+        </w:tc>
+      </w:tr>
+      <w:tr>
+        <w:tc>
+          <w:tcPr>
+            <w:tcW w:type="dxa" w:w="3408"/>
+          </w:tcPr>
+          <w:p>
+            <w:r>
+              <w:t>Flexible curve</w:t>
+            </w:r>
+          </w:p>
+        </w:tc>
+        <w:tc>
+          <w:tcPr>
+            <w:tcW w:type="dxa" w:w="3408"/>
+          </w:tcPr>
+          <w:p>
+            <w:r>
+              <w:t>0</w:t>
+            </w:r>
+          </w:p>
+        </w:tc>
+        <w:tc>
+          <w:tcPr>
+            <w:tcW w:type="dxa" w:w="3408"/>
+          </w:tcPr>
+          <w:p>
+            <w:r>
+              <w:t>8</w:t>
+            </w:r>
+          </w:p>
+        </w:tc>
+      </w:tr>
+    </w:tbl>
+    <w:p>
+      <w:pPr>
+        <w:pStyle w:val="Heading2"/>
+      </w:pPr>
+      <w:r>
+        <w:t>Explain exactly which evidence supports the choice</w:t>
+      </w:r>
+    </w:p>
+    <w:p>
+      <w:pPr>
+        <w:pStyle w:val="ListBullet"/>
+      </w:pPr>
+      <w:r>
+        <w:t>Before continuing, underline the decision rule and circle the evidence that supports the conclusion. Explain the example to a partner without replacing the counts or conditions with a stronger claim. Keep the distinction between an observed result and a proposed next step.</w:t>
+      </w:r>
+    </w:p>
+    <w:p>
+      <w:pPr>
+        <w:pStyle w:val="ListBullet"/>
+      </w:pPr>
+      <w:r>
+        <w:t>Point to the input, the deciding step and the result in this week’s visual. Explain the same step in ordinary words. A picture helps when you can say what each part represents.</w:t>
+      </w:r>
+    </w:p>
+    <w:p>
+      <w:pPr>
+        <w:pStyle w:val="Heading2"/>
+      </w:pPr>
+      <w:r>
+        <w:t>Earlier wording, alternatives and picture transcripts · reference / check after trying</w:t>
       </w:r>
     </w:p>
     <w:p>
@@ -658,211 +1167,6 @@
       <w:r>
         <w:rPr>
           <w:b w:val="0"/>
-        </w:rPr>
-        <w:t xml:space="preserve">My </w:t>
-      </w:r>
-      <w:r>
-        <w:rPr>
-          <w:b/>
-        </w:rPr>
-        <w:t>prediction</w:t>
-      </w:r>
-      <w:r>
-        <w:rPr>
-          <w:b w:val="0"/>
-        </w:rPr>
-        <w:t xml:space="preserve"> and the clue supporting it:</w:t>
-      </w:r>
-    </w:p>
-    <w:p>
-      <w:pPr>
-        <w:pStyle w:val="Heading3"/>
-      </w:pPr>
-      <w:r>
-        <w:t>Write or draw your reasoning and evidence.</w:t>
-      </w:r>
-    </w:p>
-    <w:p>
-      <w:r>
-        <w:t>________________________________________________________________</w:t>
-      </w:r>
-    </w:p>
-    <w:p>
-      <w:r>
-        <w:t>________________________________________________________________</w:t>
-      </w:r>
-    </w:p>
-    <w:p>
-      <w:r>
-        <w:t>________________________________________________________________</w:t>
-      </w:r>
-    </w:p>
-    <w:p>
-      <w:r>
-        <w:t>________________________________________________________________</w:t>
-      </w:r>
-    </w:p>
-    <w:p>
-      <w:r>
-        <w:t>________________________________________________________________</w:t>
-      </w:r>
-    </w:p>
-    <w:p>
-      <w:pPr>
-        <w:pStyle w:val="Heading3"/>
-      </w:pPr>
-      <w:r>
-        <w:t>A closer explanation</w:t>
-      </w:r>
-    </w:p>
-    <w:p>
-      <w:pPr>
-        <w:spacing w:line="336" w:lineRule="auto" w:after="180"/>
-      </w:pPr>
-      <w:r>
-        <w:rPr>
-          <w:b w:val="0"/>
-        </w:rPr>
-        <w:t xml:space="preserve">A more flexible model can represent complicated relationships and accidental details. </w:t>
-      </w:r>
-      <w:r>
-        <w:rPr>
-          <w:b/>
-        </w:rPr>
-        <w:t>Capacity</w:t>
-      </w:r>
-      <w:r>
-        <w:rPr>
-          <w:b w:val="0"/>
-        </w:rPr>
-        <w:t xml:space="preserve"> can help when there is enough relevant </w:t>
-      </w:r>
-      <w:r>
-        <w:rPr>
-          <w:b/>
-        </w:rPr>
-        <w:t>evidence</w:t>
-      </w:r>
-      <w:r>
-        <w:rPr>
-          <w:b w:val="0"/>
-        </w:rPr>
-        <w:t xml:space="preserve">, but perfect </w:t>
-      </w:r>
-      <w:r>
-        <w:rPr>
-          <w:b/>
-        </w:rPr>
-        <w:t>training</w:t>
-      </w:r>
-      <w:r>
-        <w:rPr>
-          <w:b w:val="0"/>
-        </w:rPr>
-        <w:t xml:space="preserve"> performance is not the goal.</w:t>
-      </w:r>
-    </w:p>
-    <w:p>
-      <w:pPr>
-        <w:spacing w:line="336" w:lineRule="auto" w:after="180"/>
-      </w:pPr>
-      <w:r>
-        <w:rPr>
-          <w:b w:val="0"/>
-        </w:rPr>
-        <w:t xml:space="preserve">Compare </w:t>
-      </w:r>
-      <w:r>
-        <w:rPr>
-          <w:b/>
-        </w:rPr>
-        <w:t>training</w:t>
-      </w:r>
-      <w:r>
-        <w:rPr>
-          <w:b w:val="0"/>
-        </w:rPr>
-        <w:t xml:space="preserve"> and validation using the same metric while checking leakage and representativeness.</w:t>
-      </w:r>
-    </w:p>
-    <w:p>
-      <w:pPr>
-        <w:spacing w:line="336" w:lineRule="auto" w:after="180"/>
-      </w:pPr>
-      <w:r>
-        <w:rPr>
-          <w:b w:val="0"/>
-        </w:rPr>
-        <w:t>Use fictional classroom data throughout this investigation. Keep the task, units, reference labels and data split visible as you reason.</w:t>
-      </w:r>
-    </w:p>
-    <w:p>
-      <w:pPr>
-        <w:spacing w:line="336" w:lineRule="auto" w:after="180"/>
-      </w:pPr>
-      <w:r>
-        <w:rPr>
-          <w:b w:val="0"/>
-        </w:rPr>
-        <w:t xml:space="preserve">Earlier weeks supplied the model-building </w:t>
-      </w:r>
-      <w:r>
-        <w:rPr>
-          <w:b/>
-        </w:rPr>
-        <w:t>process</w:t>
-      </w:r>
-      <w:r>
-        <w:rPr>
-          <w:b w:val="0"/>
-        </w:rPr>
-        <w:t xml:space="preserve">; this week examines </w:t>
-      </w:r>
-      <w:r>
-        <w:rPr>
-          <w:b/>
-        </w:rPr>
-        <w:t>overfitting</w:t>
-      </w:r>
-      <w:r>
-        <w:rPr>
-          <w:b w:val="0"/>
-        </w:rPr>
-        <w:t xml:space="preserve"> and model </w:t>
-      </w:r>
-      <w:r>
-        <w:rPr>
-          <w:b/>
-        </w:rPr>
-        <w:t>capacity</w:t>
-      </w:r>
-      <w:r>
-        <w:rPr>
-          <w:b w:val="0"/>
-        </w:rPr>
-        <w:t>.</w:t>
-      </w:r>
-    </w:p>
-    <w:p>
-      <w:pPr>
-        <w:pStyle w:val="Heading1"/>
-      </w:pPr>
-      <w:r>
-        <w:t>03. See how it works</w:t>
-      </w:r>
-    </w:p>
-    <w:p>
-      <w:r>
-        <w:t>Follow the mechanism for Overfitting Intuition. Connect each labelled input, deciding step and result.</w:t>
-      </w:r>
-    </w:p>
-    <w:p>
-      <w:pPr>
-        <w:spacing w:line="336" w:lineRule="auto" w:after="180"/>
-      </w:pPr>
-      <w:r>
-        <w:rPr>
-          <w:b/>
         </w:rPr>
         <w:t xml:space="preserve">VISUAL </w:t>
       </w:r>
@@ -1103,110 +1407,6 @@
     </w:p>
     <w:p>
       <w:pPr>
-        <w:spacing w:line="336" w:lineRule="auto" w:after="180"/>
-      </w:pPr>
-      <w:r>
-        <w:rPr>
-          <w:b w:val="0"/>
-        </w:rPr>
-        <w:t xml:space="preserve">MAE means mean absolute error: find the size of each prediction mistake without its plus or minus sign, then average those sizes. Lower MAE means smaller average mistakes in the stated units. On the same regression split, a constant has </w:t>
-      </w:r>
-      <w:r>
-        <w:rPr>
-          <w:b/>
-        </w:rPr>
-        <w:t>training</w:t>
-      </w:r>
-      <w:r>
-        <w:rPr>
-          <w:b w:val="0"/>
-        </w:rPr>
-        <w:t xml:space="preserve"> MAE 5 and validation 6, a line has </w:t>
-      </w:r>
-      <w:r>
-        <w:rPr>
-          <w:b/>
-        </w:rPr>
-        <w:t>training</w:t>
-      </w:r>
-      <w:r>
-        <w:rPr>
-          <w:b w:val="0"/>
-        </w:rPr>
-        <w:t xml:space="preserve"> 2 and validation 3, and a highly flexible curve has </w:t>
-      </w:r>
-      <w:r>
-        <w:rPr>
-          <w:b/>
-        </w:rPr>
-        <w:t>training</w:t>
-      </w:r>
-      <w:r>
-        <w:rPr>
-          <w:b w:val="0"/>
-        </w:rPr>
-        <w:t xml:space="preserve"> 0 and validation 8. Under smallest validation MAE, choose the line.</w:t>
-      </w:r>
-    </w:p>
-    <w:p>
-      <w:pPr>
-        <w:spacing w:line="336" w:lineRule="auto" w:after="180"/>
-      </w:pPr>
-      <w:r>
-        <w:rPr>
-          <w:b w:val="0"/>
-        </w:rPr>
-        <w:t xml:space="preserve">The curve has the lowest </w:t>
-      </w:r>
-      <w:r>
-        <w:rPr>
-          <w:b/>
-        </w:rPr>
-        <w:t>training</w:t>
-      </w:r>
-      <w:r>
-        <w:rPr>
-          <w:b w:val="0"/>
-        </w:rPr>
-        <w:t xml:space="preserve"> loss but the worst validation result.</w:t>
-      </w:r>
-    </w:p>
-    <w:p>
-      <w:pPr>
-        <w:spacing w:line="336" w:lineRule="auto" w:after="180"/>
-      </w:pPr>
-      <w:r>
-        <w:rPr>
-          <w:b w:val="0"/>
-        </w:rPr>
-        <w:t xml:space="preserve">Before continuing, underline the decision rule and circle the </w:t>
-      </w:r>
-      <w:r>
-        <w:rPr>
-          <w:b/>
-        </w:rPr>
-        <w:t>evidence</w:t>
-      </w:r>
-      <w:r>
-        <w:rPr>
-          <w:b w:val="0"/>
-        </w:rPr>
-        <w:t xml:space="preserve"> that supports the conclusion. Explain the example to a partner without replacing the counts or conditions with a stronger claim.</w:t>
-      </w:r>
-    </w:p>
-    <w:p>
-      <w:pPr>
-        <w:spacing w:line="336" w:lineRule="auto" w:after="180"/>
-      </w:pPr>
-      <w:r>
-        <w:rPr>
-          <w:b w:val="0"/>
-        </w:rPr>
-        <w:t>Keep the distinction between an observed result and a proposed next step.</w:t>
-      </w:r>
-    </w:p>
-    <w:p>
-      <w:pPr>
         <w:pStyle w:val="Heading3"/>
       </w:pPr>
       <w:r>
@@ -1215,86 +1415,23 @@
     </w:p>
     <w:p>
       <w:pPr>
-        <w:spacing w:line="336" w:lineRule="auto" w:after="180"/>
-      </w:pPr>
-      <w:r>
-        <w:rPr>
-          <w:b w:val="0"/>
-        </w:rPr>
-        <w:t xml:space="preserve">Point to the </w:t>
-      </w:r>
-      <w:r>
-        <w:rPr>
-          <w:b/>
-        </w:rPr>
-        <w:t>input</w:t>
-      </w:r>
-      <w:r>
-        <w:rPr>
-          <w:b w:val="0"/>
-        </w:rPr>
-        <w:t>, the deciding step and the result in this week’s visual. Explain the same step in ordinary words. A picture helps when you can say what each part represents.</w:t>
-      </w:r>
-    </w:p>
-    <w:p>
-      <w:pPr>
         <w:pStyle w:val="Heading1"/>
       </w:pPr>
       <w:r>
-        <w:t>04. Compare the cases</w:t>
-      </w:r>
-    </w:p>
-    <w:p>
-      <w:r>
-        <w:t>Compare the supplied cases for Overfitting Intuition. Identify the detail that changes the conclusion.</w:t>
-      </w:r>
-    </w:p>
-    <w:p>
-      <w:pPr>
-        <w:pStyle w:val="Heading3"/>
-      </w:pPr>
-      <w:r>
-        <w:t>The case to investigate</w:t>
-      </w:r>
-    </w:p>
-    <w:p>
-      <w:pPr>
-        <w:spacing w:line="336" w:lineRule="auto" w:after="180"/>
-        <w:shd w:fill="F1F6FC"/>
-      </w:pPr>
-      <w:r>
-        <w:rPr>
-          <w:b w:val="0"/>
-        </w:rPr>
-        <w:t>CASE GALLERY</w:t>
-      </w:r>
-    </w:p>
-    <w:p>
-      <w:pPr>
-        <w:spacing w:line="336" w:lineRule="auto" w:after="180"/>
-      </w:pPr>
-      <w:r>
-        <w:rPr>
-          <w:b w:val="0"/>
-        </w:rPr>
-        <w:t xml:space="preserve">Four Tests, Four Kinds of </w:t>
-      </w:r>
-      <w:r>
-        <w:rPr>
-          <w:b/>
-        </w:rPr>
-        <w:t>Evidence</w:t>
-      </w:r>
-    </w:p>
-    <w:p>
-      <w:pPr>
-        <w:spacing w:line="336" w:lineRule="auto" w:after="180"/>
-      </w:pPr>
-      <w:r>
-        <w:rPr>
-          <w:b w:val="0"/>
-        </w:rPr>
-        <w:t>A system is not understood until it survives more than one comfortable example.</w:t>
+        <w:t>04. Test the claim against a changed comparison</w:t>
+      </w:r>
+    </w:p>
+    <w:p>
+      <w:r>
+        <w:t>A more flexible candidate can win when its valid evidence is better.</w:t>
+      </w:r>
+    </w:p>
+    <w:p>
+      <w:pPr>
+        <w:pStyle w:val="Heading2"/>
+      </w:pPr>
+      <w:r>
+        <w:t>Four pictures with a purpose</w:t>
       </w:r>
     </w:p>
     <w:p>
@@ -1335,6 +1472,11 @@
     </w:p>
     <w:p>
       <w:r>
+        <w:t>Normal case: predict the result and deciding evidence.</w:t>
+      </w:r>
+    </w:p>
+    <w:p>
+      <w:r>
         <w:drawing>
           <wp:inline xmlns:a="http://schemas.openxmlformats.org/drawingml/2006/main" xmlns:pic="http://schemas.openxmlformats.org/drawingml/2006/picture">
             <wp:extent cx="5486400" cy="3200400"/>
@@ -1370,47 +1512,8 @@
       </w:r>
     </w:p>
     <w:p>
-      <w:pPr>
-        <w:pStyle w:val="Heading3"/>
-      </w:pPr>
-      <w:r>
-        <w:t>The normal case</w:t>
-      </w:r>
-    </w:p>
-    <w:p>
-      <w:pPr>
-        <w:spacing w:line="336" w:lineRule="auto" w:after="180"/>
-        <w:shd w:fill="F1F6FC"/>
-      </w:pPr>
-      <w:r>
-        <w:rPr>
-          <w:b w:val="0"/>
-        </w:rPr>
-        <w:t xml:space="preserve">NORMAL CASE: predict and name </w:t>
-      </w:r>
-      <w:r>
-        <w:rPr>
-          <w:b/>
-        </w:rPr>
-        <w:t>evidence</w:t>
-      </w:r>
-      <w:r>
-        <w:rPr>
-          <w:b w:val="0"/>
-        </w:rPr>
-        <w:t xml:space="preserve">.     BOUNDARY CASE: predict and name </w:t>
-      </w:r>
-      <w:r>
-        <w:rPr>
-          <w:b/>
-        </w:rPr>
-        <w:t>evidence</w:t>
-      </w:r>
-      <w:r>
-        <w:rPr>
-          <w:b w:val="0"/>
-        </w:rPr>
-        <w:t>.</w:t>
+      <w:r>
+        <w:t>Boundary case: identify the exact limit.</w:t>
       </w:r>
     </w:p>
     <w:p>
@@ -1451,6 +1554,11 @@
     </w:p>
     <w:p>
       <w:r>
+        <w:t>Missing information: name what must be clarified.</w:t>
+      </w:r>
+    </w:p>
+    <w:p>
+      <w:r>
         <w:drawing>
           <wp:inline xmlns:a="http://schemas.openxmlformats.org/drawingml/2006/main" xmlns:pic="http://schemas.openxmlformats.org/drawingml/2006/picture">
             <wp:extent cx="5486400" cy="3200400"/>
@@ -1486,212 +1594,156 @@
       </w:r>
     </w:p>
     <w:p>
+      <w:r>
+        <w:t>Transfer case: explain which procedure still applies.</w:t>
+      </w:r>
+    </w:p>
+    <w:p>
+      <w:pPr>
+        <w:pStyle w:val="Heading2"/>
+      </w:pPr>
+      <w:r>
+        <w:t>Choose a revealing case</w:t>
+      </w:r>
+    </w:p>
+    <w:p>
+      <w:pPr>
+        <w:pStyle w:val="ListBullet"/>
+      </w:pPr>
+      <w:r>
+        <w:t>Which case is most likely to reveal a hidden assumption? Why?</w:t>
+      </w:r>
+    </w:p>
+    <w:p>
       <w:pPr>
         <w:pStyle w:val="Heading3"/>
       </w:pPr>
       <w:r>
-        <w:t>Check missing information</w:t>
+        <w:t>Write or draw your reasoning and evidence.</w:t>
+      </w:r>
+    </w:p>
+    <w:p>
+      <w:r>
+        <w:t>________________________________________________________________</w:t>
+      </w:r>
+    </w:p>
+    <w:p>
+      <w:r>
+        <w:t>________________________________________________________________</w:t>
+      </w:r>
+    </w:p>
+    <w:p>
+      <w:r>
+        <w:t>________________________________________________________________</w:t>
+      </w:r>
+    </w:p>
+    <w:p>
+      <w:r>
+        <w:t>________________________________________________________________</w:t>
+      </w:r>
+    </w:p>
+    <w:p>
+      <w:r>
+        <w:t>________________________________________________________________</w:t>
+      </w:r>
+    </w:p>
+    <w:p>
+      <w:pPr>
+        <w:pStyle w:val="Heading2"/>
+      </w:pPr>
+      <w:r>
+        <w:t>Predict the supplied changed case</w:t>
+      </w:r>
+    </w:p>
+    <w:p>
+      <w:pPr>
+        <w:pStyle w:val="ListBullet"/>
+      </w:pPr>
+      <w:r>
+        <w:t>Change: Complex’s validation error becomes 2 on a newly documented, fair development comparison.</w:t>
+      </w:r>
+    </w:p>
+    <w:p>
+      <w:pPr>
+        <w:pStyle w:val="Heading2"/>
+      </w:pPr>
+      <w:r>
+        <w:t>Check after predicting · reference / check after trying</w:t>
       </w:r>
     </w:p>
     <w:p>
       <w:pPr>
         <w:spacing w:line="336" w:lineRule="auto" w:after="180"/>
-        <w:shd w:fill="FFF5E6"/>
-      </w:pPr>
+      </w:pPr>
+      <w:r>
+        <w:rPr>
+          <w:b/>
+        </w:rPr>
+        <w:t>Prediction</w:t>
+      </w:r>
       <w:r>
         <w:rPr>
           <w:b w:val="0"/>
         </w:rPr>
-        <w:t xml:space="preserve">MISSING INFORMATION: predict and name </w:t>
+        <w:t>: The stated rule now selects Complex.</w:t>
+      </w:r>
+    </w:p>
+    <w:p>
+      <w:pPr>
+        <w:spacing w:line="336" w:lineRule="auto" w:after="180"/>
+      </w:pPr>
+      <w:r>
+        <w:rPr>
+          <w:b w:val="0"/>
+        </w:rPr>
+        <w:t>Reason: The rule compares validation errors; it does not ban complex models.</w:t>
+      </w:r>
+    </w:p>
+    <w:p>
+      <w:pPr>
+        <w:pStyle w:val="Heading2"/>
+      </w:pPr>
+      <w:r>
+        <w:t>Earlier wording, alternatives and picture transcripts · reference / check after trying</w:t>
+      </w:r>
+    </w:p>
+    <w:p>
+      <w:pPr>
+        <w:spacing w:line="336" w:lineRule="auto" w:after="180"/>
+      </w:pPr>
+      <w:r>
+        <w:rPr>
+          <w:b w:val="0"/>
+        </w:rPr>
+        <w:t>CASE GALLERY</w:t>
+      </w:r>
+    </w:p>
+    <w:p>
+      <w:pPr>
+        <w:spacing w:line="336" w:lineRule="auto" w:after="180"/>
+      </w:pPr>
+      <w:r>
+        <w:rPr>
+          <w:b w:val="0"/>
+        </w:rPr>
+        <w:t xml:space="preserve">Four Tests, Four Kinds of </w:t>
       </w:r>
       <w:r>
         <w:rPr>
           <w:b/>
         </w:rPr>
-        <w:t>evidence</w:t>
-      </w:r>
+        <w:t>Evidence</w:t>
+      </w:r>
+    </w:p>
+    <w:p>
+      <w:pPr>
+        <w:spacing w:line="336" w:lineRule="auto" w:after="180"/>
+      </w:pPr>
       <w:r>
         <w:rPr>
           <w:b w:val="0"/>
         </w:rPr>
-        <w:t xml:space="preserve">.     TRANSFER CASE: predict and name </w:t>
-      </w:r>
-      <w:r>
-        <w:rPr>
-          <w:b/>
-        </w:rPr>
-        <w:t>evidence</w:t>
-      </w:r>
-      <w:r>
-        <w:rPr>
-          <w:b w:val="0"/>
-        </w:rPr>
-        <w:t>.</w:t>
-      </w:r>
-    </w:p>
-    <w:p>
-      <w:pPr>
-        <w:spacing w:line="336" w:lineRule="auto" w:after="180"/>
-        <w:shd w:fill="F5F1FB"/>
-      </w:pPr>
-      <w:r>
-        <w:rPr>
-          <w:b w:val="0"/>
-        </w:rPr>
-        <w:t>Which case is most likely to reveal a hidden assumption? Why?</w:t>
-      </w:r>
-    </w:p>
-    <w:p>
-      <w:pPr>
-        <w:pStyle w:val="Heading3"/>
-      </w:pPr>
-      <w:r>
-        <w:t>Write or draw your reasoning and evidence.</w:t>
-      </w:r>
-    </w:p>
-    <w:p>
-      <w:r>
-        <w:t>________________________________________________________________</w:t>
-      </w:r>
-    </w:p>
-    <w:p>
-      <w:r>
-        <w:t>________________________________________________________________</w:t>
-      </w:r>
-    </w:p>
-    <w:p>
-      <w:r>
-        <w:t>________________________________________________________________</w:t>
-      </w:r>
-    </w:p>
-    <w:p>
-      <w:r>
-        <w:t>________________________________________________________________</w:t>
-      </w:r>
-    </w:p>
-    <w:p>
-      <w:r>
-        <w:t>________________________________________________________________</w:t>
-      </w:r>
-    </w:p>
-    <w:p>
-      <w:pPr>
-        <w:pStyle w:val="Heading3"/>
-      </w:pPr>
-      <w:r>
-        <w:t>Change one thing in the pictured case</w:t>
-      </w:r>
-    </w:p>
-    <w:p>
-      <w:pPr>
-        <w:pStyle w:val="Heading3"/>
-      </w:pPr>
-      <w:r>
-        <w:t>Change one thing</w:t>
-      </w:r>
-    </w:p>
-    <w:p>
-      <w:pPr>
-        <w:spacing w:line="336" w:lineRule="auto" w:after="180"/>
-        <w:shd w:fill="F5F1FB"/>
-      </w:pPr>
-      <w:r>
-        <w:rPr>
-          <w:b w:val="0"/>
-        </w:rPr>
-        <w:t>Change: Complex’s validation error becomes 2 on a newly documented, fair development comparison.</w:t>
-      </w:r>
-    </w:p>
-    <w:p>
-      <w:pPr>
-        <w:pStyle w:val="Heading3"/>
-      </w:pPr>
-      <w:r>
-        <w:t>Predicted result</w:t>
-      </w:r>
-    </w:p>
-    <w:p>
-      <w:pPr>
-        <w:spacing w:line="336" w:lineRule="auto" w:after="180"/>
-        <w:shd w:fill="F1F6FC"/>
-      </w:pPr>
-      <w:r>
-        <w:rPr>
-          <w:b/>
-        </w:rPr>
-        <w:t>Prediction</w:t>
-      </w:r>
-      <w:r>
-        <w:rPr>
-          <w:b w:val="0"/>
-        </w:rPr>
-        <w:t>: The stated rule now selects Complex.</w:t>
-      </w:r>
-    </w:p>
-    <w:p>
-      <w:pPr>
-        <w:pStyle w:val="Heading3"/>
-      </w:pPr>
-      <w:r>
-        <w:t>Why the result follows</w:t>
-      </w:r>
-    </w:p>
-    <w:p>
-      <w:pPr>
-        <w:spacing w:line="336" w:lineRule="auto" w:after="180"/>
-        <w:shd w:fill="F1F6FC"/>
-      </w:pPr>
-      <w:r>
-        <w:rPr>
-          <w:b w:val="0"/>
-        </w:rPr>
-        <w:t>Reason: The rule compares validation errors; it does not ban complex models.</w:t>
-      </w:r>
-    </w:p>
-    <w:p>
-      <w:pPr>
-        <w:pStyle w:val="Heading1"/>
-      </w:pPr>
-      <w:r>
-        <w:t>05. Words that unlock the idea</w:t>
-      </w:r>
-    </w:p>
-    <w:p>
-      <w:r>
-        <w:t>Use the vocabulary of Overfitting Intuition to explain a concrete decision, rather than only memorising definitions.</w:t>
-      </w:r>
-    </w:p>
-    <w:p>
-      <w:pPr>
-        <w:spacing w:line="336" w:lineRule="auto" w:after="180"/>
-      </w:pPr>
-      <w:r>
-        <w:rPr>
-          <w:b/>
-        </w:rPr>
-        <w:t>VOCABULARY LAB</w:t>
-      </w:r>
-    </w:p>
-    <w:p>
-      <w:pPr>
-        <w:spacing w:line="336" w:lineRule="auto" w:after="180"/>
-      </w:pPr>
-      <w:r>
-        <w:rPr>
-          <w:b w:val="0"/>
-        </w:rPr>
-        <w:t>Words You Can Use to Reason</w:t>
-      </w:r>
-    </w:p>
-    <w:p>
-      <w:pPr>
-        <w:spacing w:line="336" w:lineRule="auto" w:after="180"/>
-      </w:pPr>
-      <w:r>
-        <w:rPr>
-          <w:b w:val="0"/>
-        </w:rPr>
-        <w:t>A definition matters when you can recognize the idea, use it, and contrast it with a near-miss.</w:t>
+        <w:t>A system is not understood until it survives more than one comfortable example.</w:t>
       </w:r>
     </w:p>
     <w:p>
@@ -1699,7 +1751,7 @@
         <w:drawing>
           <wp:inline xmlns:a="http://schemas.openxmlformats.org/drawingml/2006/main" xmlns:pic="http://schemas.openxmlformats.org/drawingml/2006/picture">
             <wp:extent cx="5486400" cy="3200400"/>
-            <wp:docPr id="10" name="Picture 10" descr="Vocabulary badge: overfitting"/>
+            <wp:docPr id="10" name="Picture 10" descr="NORMAL CASE illustration"/>
             <wp:cNvGraphicFramePr>
               <a:graphicFrameLocks noChangeAspect="1"/>
             </wp:cNvGraphicFramePr>
@@ -1707,11 +1759,11 @@
               <a:graphicData uri="http://schemas.openxmlformats.org/drawingml/2006/picture">
                 <pic:pic>
                   <pic:nvPicPr>
-                    <pic:cNvPr id="0" name="dbfed6449c02f59c644f170f7803bb8db0a823088f59c690ecc221ae01fc940d.png"/>
+                    <pic:cNvPr id="0" name="1f18213ba3d74c99072fa04ad7520b53eee0b2e9e845b0d8a61ccdda1b41f3f1.png"/>
                     <pic:cNvPicPr/>
                   </pic:nvPicPr>
                   <pic:blipFill>
-                    <a:blip r:embed="rId17"/>
+                    <a:blip r:embed="rId13"/>
                     <a:stretch>
                       <a:fillRect/>
                     </a:stretch>
@@ -1735,7 +1787,7 @@
         <w:drawing>
           <wp:inline xmlns:a="http://schemas.openxmlformats.org/drawingml/2006/main" xmlns:pic="http://schemas.openxmlformats.org/drawingml/2006/picture">
             <wp:extent cx="5486400" cy="3200400"/>
-            <wp:docPr id="11" name="Picture 11" descr="Vocabulary badge: generalize"/>
+            <wp:docPr id="11" name="Picture 11" descr="BOUNDARY CASE illustration"/>
             <wp:cNvGraphicFramePr>
               <a:graphicFrameLocks noChangeAspect="1"/>
             </wp:cNvGraphicFramePr>
@@ -1743,11 +1795,11 @@
               <a:graphicData uri="http://schemas.openxmlformats.org/drawingml/2006/picture">
                 <pic:pic>
                   <pic:nvPicPr>
-                    <pic:cNvPr id="0" name="0721604b0668f294dce775b9b433d642a315bdf91e253fe93487e4b1df88885a.png"/>
+                    <pic:cNvPr id="0" name="fed8318cf337134a2c31a8d2c90831db67a27a43d3c6f85b25079c53ec37ff9a.png"/>
                     <pic:cNvPicPr/>
                   </pic:nvPicPr>
                   <pic:blipFill>
-                    <a:blip r:embed="rId18"/>
+                    <a:blip r:embed="rId14"/>
                     <a:stretch>
                       <a:fillRect/>
                     </a:stretch>
@@ -1767,11 +1819,46 @@
       </w:r>
     </w:p>
     <w:p>
+      <w:pPr>
+        <w:spacing w:line="336" w:lineRule="auto" w:after="180"/>
+      </w:pPr>
+      <w:r>
+        <w:rPr>
+          <w:b w:val="0"/>
+        </w:rPr>
+        <w:t xml:space="preserve">NORMAL CASE: predict and name </w:t>
+      </w:r>
+      <w:r>
+        <w:rPr>
+          <w:b/>
+        </w:rPr>
+        <w:t>evidence</w:t>
+      </w:r>
+      <w:r>
+        <w:rPr>
+          <w:b w:val="0"/>
+        </w:rPr>
+        <w:t xml:space="preserve">.     BOUNDARY CASE: predict and name </w:t>
+      </w:r>
+      <w:r>
+        <w:rPr>
+          <w:b/>
+        </w:rPr>
+        <w:t>evidence</w:t>
+      </w:r>
+      <w:r>
+        <w:rPr>
+          <w:b w:val="0"/>
+        </w:rPr>
+        <w:t>.</w:t>
+      </w:r>
+    </w:p>
+    <w:p>
       <w:r>
         <w:drawing>
           <wp:inline xmlns:a="http://schemas.openxmlformats.org/drawingml/2006/main" xmlns:pic="http://schemas.openxmlformats.org/drawingml/2006/picture">
             <wp:extent cx="5486400" cy="3200400"/>
-            <wp:docPr id="12" name="Picture 12" descr="Vocabulary badge: complexity"/>
+            <wp:docPr id="12" name="Picture 12" descr="MISSING INFORMATION illustration"/>
             <wp:cNvGraphicFramePr>
               <a:graphicFrameLocks noChangeAspect="1"/>
             </wp:cNvGraphicFramePr>
@@ -1779,11 +1866,11 @@
               <a:graphicData uri="http://schemas.openxmlformats.org/drawingml/2006/picture">
                 <pic:pic>
                   <pic:nvPicPr>
-                    <pic:cNvPr id="0" name="44fe5568192118f3f2572c472246643545b06054e4299a34fe0fee21d2d36efa.png"/>
+                    <pic:cNvPr id="0" name="75f964dbe29000347e518a59e2717387d7109bd1f947abdafa07e931a61cf754.png"/>
                     <pic:cNvPicPr/>
                   </pic:nvPicPr>
                   <pic:blipFill>
-                    <a:blip r:embed="rId19"/>
+                    <a:blip r:embed="rId15"/>
                     <a:stretch>
                       <a:fillRect/>
                     </a:stretch>
@@ -1807,7 +1894,7 @@
         <w:drawing>
           <wp:inline xmlns:a="http://schemas.openxmlformats.org/drawingml/2006/main" xmlns:pic="http://schemas.openxmlformats.org/drawingml/2006/picture">
             <wp:extent cx="5486400" cy="3200400"/>
-            <wp:docPr id="13" name="Picture 13" descr="Vocabulary badge: exception"/>
+            <wp:docPr id="13" name="Picture 13" descr="TRANSFER CASE illustration"/>
             <wp:cNvGraphicFramePr>
               <a:graphicFrameLocks noChangeAspect="1"/>
             </wp:cNvGraphicFramePr>
@@ -1815,11 +1902,11 @@
               <a:graphicData uri="http://schemas.openxmlformats.org/drawingml/2006/picture">
                 <pic:pic>
                   <pic:nvPicPr>
-                    <pic:cNvPr id="0" name="7cd4daef39bc9f1b11ae59eba1cb13fa0c2ba00e50f8a244d480ffeacbb89562.png"/>
+                    <pic:cNvPr id="0" name="4d936b6648b81ac897fc99370c2788f8e0b135d8fc31cfd77afceee66a92128c.png"/>
                     <pic:cNvPicPr/>
                   </pic:nvPicPr>
                   <pic:blipFill>
-                    <a:blip r:embed="rId20"/>
+                    <a:blip r:embed="rId16"/>
                     <a:stretch>
                       <a:fillRect/>
                     </a:stretch>
@@ -1838,529 +1925,68 @@
         </w:drawing>
       </w:r>
     </w:p>
-    <w:tbl>
-      <w:tblPr>
-        <w:tblStyle w:val="LightShading-Accent1"/>
-        <w:tblW w:type="auto" w:w="0"/>
-        <w:tblLook w:firstColumn="1" w:firstRow="1" w:lastColumn="0" w:lastRow="0" w:noHBand="0" w:noVBand="1" w:val="04A0"/>
-      </w:tblPr>
-      <w:tblGrid>
-        <w:gridCol w:w="3408"/>
-        <w:gridCol w:w="3408"/>
-        <w:gridCol w:w="3408"/>
-      </w:tblGrid>
-      <w:tr>
-        <w:trPr>
-          <w:tblHeader/>
-        </w:trPr>
-        <w:tc>
-          <w:tcPr>
-            <w:tcW w:type="dxa" w:w="3408"/>
-          </w:tcPr>
-          <w:p>
-            <w:r>
-              <w:t>Word</w:t>
-            </w:r>
-          </w:p>
-        </w:tc>
-        <w:tc>
-          <w:tcPr>
-            <w:tcW w:type="dxa" w:w="3408"/>
-          </w:tcPr>
-          <w:p>
-            <w:r>
-              <w:t>My own example</w:t>
-            </w:r>
-          </w:p>
-        </w:tc>
-        <w:tc>
-          <w:tcPr>
-            <w:tcW w:type="dxa" w:w="3408"/>
-          </w:tcPr>
-          <w:p>
-            <w:r>
-              <w:t>Not this / boundary</w:t>
-            </w:r>
-          </w:p>
-        </w:tc>
-      </w:tr>
-      <w:tr>
-        <w:tc>
-          <w:tcPr>
-            <w:tcW w:type="dxa" w:w="3408"/>
-          </w:tcPr>
-          <w:p>
-            <w:r>
-              <w:t>overfitting</w:t>
-            </w:r>
-          </w:p>
-        </w:tc>
-        <w:tc>
-          <w:tcPr>
-            <w:tcW w:type="dxa" w:w="3408"/>
-          </w:tcPr>
-          <w:p>
-            <w:r>
-              <w:t>Adapting too closely to development examples so performance does not transfer well to new relevant cases.</w:t>
-            </w:r>
-          </w:p>
-        </w:tc>
-        <w:tc>
-          <w:tcPr>
-            <w:tcW w:type="dxa" w:w="3408"/>
-          </w:tcPr>
-          <w:p>
-            <w:r/>
-          </w:p>
-        </w:tc>
-      </w:tr>
-      <w:tr>
-        <w:tc>
-          <w:tcPr>
-            <w:tcW w:type="dxa" w:w="3408"/>
-          </w:tcPr>
-          <w:p>
-            <w:r>
-              <w:t>generalize</w:t>
-            </w:r>
-          </w:p>
-        </w:tc>
-        <w:tc>
-          <w:tcPr>
-            <w:tcW w:type="dxa" w:w="3408"/>
-          </w:tcPr>
-          <w:p>
-            <w:r>
-              <w:t>Perform usefully on new relevant cases beyond those used to develop a system.</w:t>
-            </w:r>
-          </w:p>
-        </w:tc>
-        <w:tc>
-          <w:tcPr>
-            <w:tcW w:type="dxa" w:w="3408"/>
-          </w:tcPr>
-          <w:p>
-            <w:r/>
-          </w:p>
-        </w:tc>
-      </w:tr>
-      <w:tr>
-        <w:tc>
-          <w:tcPr>
-            <w:tcW w:type="dxa" w:w="3408"/>
-          </w:tcPr>
-          <w:p>
-            <w:r>
-              <w:t>complexity</w:t>
-            </w:r>
-          </w:p>
-        </w:tc>
-        <w:tc>
-          <w:tcPr>
-            <w:tcW w:type="dxa" w:w="3408"/>
-          </w:tcPr>
-          <w:p>
-            <w:r>
-              <w:t>The amount of structure, work or resources a method requires, measured in a stated way.</w:t>
-            </w:r>
-          </w:p>
-        </w:tc>
-        <w:tc>
-          <w:tcPr>
-            <w:tcW w:type="dxa" w:w="3408"/>
-          </w:tcPr>
-          <w:p>
-            <w:r/>
-          </w:p>
-        </w:tc>
-      </w:tr>
-      <w:tr>
-        <w:tc>
-          <w:tcPr>
-            <w:tcW w:type="dxa" w:w="3408"/>
-          </w:tcPr>
-          <w:p>
-            <w:r>
-              <w:t>exception</w:t>
-            </w:r>
-          </w:p>
-        </w:tc>
-        <w:tc>
-          <w:tcPr>
-            <w:tcW w:type="dxa" w:w="3408"/>
-          </w:tcPr>
-          <w:p>
-            <w:r>
-              <w:t>A condition that requires handling outside the usual path.</w:t>
-            </w:r>
-          </w:p>
-        </w:tc>
-        <w:tc>
-          <w:tcPr>
-            <w:tcW w:type="dxa" w:w="3408"/>
-          </w:tcPr>
-          <w:p>
-            <w:r/>
-          </w:p>
-        </w:tc>
-      </w:tr>
-    </w:tbl>
+    <w:p>
+      <w:pPr>
+        <w:spacing w:line="336" w:lineRule="auto" w:after="180"/>
+      </w:pPr>
+      <w:r>
+        <w:rPr>
+          <w:b w:val="0"/>
+        </w:rPr>
+        <w:t xml:space="preserve">MISSING INFORMATION: predict and name </w:t>
+      </w:r>
+      <w:r>
+        <w:rPr>
+          <w:b/>
+        </w:rPr>
+        <w:t>evidence</w:t>
+      </w:r>
+      <w:r>
+        <w:rPr>
+          <w:b w:val="0"/>
+        </w:rPr>
+        <w:t xml:space="preserve">.     TRANSFER CASE: predict and name </w:t>
+      </w:r>
+      <w:r>
+        <w:rPr>
+          <w:b/>
+        </w:rPr>
+        <w:t>evidence</w:t>
+      </w:r>
+      <w:r>
+        <w:rPr>
+          <w:b w:val="0"/>
+        </w:rPr>
+        <w:t>.</w:t>
+      </w:r>
+    </w:p>
     <w:p>
       <w:pPr>
         <w:pStyle w:val="Heading3"/>
       </w:pPr>
       <w:r>
-        <w:t>Words used in the closer explanation</w:t>
-      </w:r>
-    </w:p>
-    <w:tbl>
-      <w:tblPr>
-        <w:tblStyle w:val="LightShading-Accent1"/>
-        <w:tblW w:type="auto" w:w="0"/>
-        <w:tblLook w:firstColumn="1" w:firstRow="1" w:lastColumn="0" w:lastRow="0" w:noHBand="0" w:noVBand="1" w:val="04A0"/>
-      </w:tblPr>
-      <w:tblGrid>
-        <w:gridCol w:w="5112"/>
-        <w:gridCol w:w="5112"/>
-      </w:tblGrid>
-      <w:tr>
-        <w:trPr>
-          <w:tblHeader/>
-        </w:trPr>
-        <w:tc>
-          <w:tcPr>
-            <w:tcW w:type="dxa" w:w="5112"/>
-          </w:tcPr>
-          <w:p>
-            <w:r>
-              <w:t>Word</w:t>
-            </w:r>
-          </w:p>
-        </w:tc>
-        <w:tc>
-          <w:tcPr>
-            <w:tcW w:type="dxa" w:w="5112"/>
-          </w:tcPr>
-          <w:p>
-            <w:r>
-              <w:t>Meaning</w:t>
-            </w:r>
-          </w:p>
-        </w:tc>
-      </w:tr>
-      <w:tr>
-        <w:tc>
-          <w:tcPr>
-            <w:tcW w:type="dxa" w:w="5112"/>
-          </w:tcPr>
-          <w:p>
-            <w:r>
-              <w:t>Capacity</w:t>
-            </w:r>
-          </w:p>
-        </w:tc>
-        <w:tc>
-          <w:tcPr>
-            <w:tcW w:type="dxa" w:w="5112"/>
-          </w:tcPr>
-          <w:p>
-            <w:r>
-              <w:t>Flexibility of a model to represent patterns</w:t>
-            </w:r>
-          </w:p>
-        </w:tc>
-      </w:tr>
-      <w:tr>
-        <w:tc>
-          <w:tcPr>
-            <w:tcW w:type="dxa" w:w="5112"/>
-          </w:tcPr>
-          <w:p>
-            <w:r>
-              <w:t>Underfitting</w:t>
-            </w:r>
-          </w:p>
-        </w:tc>
-        <w:tc>
-          <w:tcPr>
-            <w:tcW w:type="dxa" w:w="5112"/>
-          </w:tcPr>
-          <w:p>
-            <w:r>
-              <w:t>Failing to capture useful structure</w:t>
-            </w:r>
-          </w:p>
-        </w:tc>
-      </w:tr>
-      <w:tr>
-        <w:tc>
-          <w:tcPr>
-            <w:tcW w:type="dxa" w:w="5112"/>
-          </w:tcPr>
-          <w:p>
-            <w:r>
-              <w:t>Generalization</w:t>
-            </w:r>
-          </w:p>
-        </w:tc>
-        <w:tc>
-          <w:tcPr>
-            <w:tcW w:type="dxa" w:w="5112"/>
-          </w:tcPr>
-          <w:p>
-            <w:r>
-              <w:t>Performance on relevant unseen examples</w:t>
-            </w:r>
-          </w:p>
-        </w:tc>
-      </w:tr>
-    </w:tbl>
+        <w:t>Change one thing in the pictured case</w:t>
+      </w:r>
+    </w:p>
     <w:p>
       <w:pPr>
         <w:pStyle w:val="Heading1"/>
       </w:pPr>
       <w:r>
-        <w:t>06. Follow a worked example</w:t>
-      </w:r>
-    </w:p>
-    <w:p>
-      <w:r>
-        <w:t>Follow the worked trace for Overfitting Intuition, predict a step, then compare with its explanation.</w:t>
-      </w:r>
-    </w:p>
-    <w:p>
-      <w:pPr>
-        <w:spacing w:line="336" w:lineRule="auto" w:after="180"/>
-      </w:pPr>
-      <w:r>
-        <w:rPr>
-          <w:b/>
-        </w:rPr>
-        <w:t xml:space="preserve">WORKED </w:t>
-      </w:r>
-      <w:r>
-        <w:rPr>
-          <w:b/>
-        </w:rPr>
-        <w:t>EVIDENCE</w:t>
-      </w:r>
-    </w:p>
-    <w:p>
-      <w:pPr>
-        <w:spacing w:line="336" w:lineRule="auto" w:after="180"/>
-      </w:pPr>
-      <w:r>
-        <w:rPr>
-          <w:b w:val="0"/>
-        </w:rPr>
-        <w:t>Reason Step by Step</w:t>
-      </w:r>
-    </w:p>
-    <w:p>
-      <w:pPr>
-        <w:spacing w:line="336" w:lineRule="auto" w:after="180"/>
-      </w:pPr>
-      <w:r>
-        <w:rPr>
-          <w:b w:val="0"/>
-        </w:rPr>
-        <w:t xml:space="preserve">Predict first. Then check each step. A correct answer without visible reasoning is incomplete </w:t>
-      </w:r>
-      <w:r>
-        <w:rPr>
-          <w:b/>
-        </w:rPr>
-        <w:t>evidence</w:t>
-      </w:r>
-      <w:r>
-        <w:rPr>
-          <w:b w:val="0"/>
-        </w:rPr>
-        <w:t>.</w:t>
-      </w:r>
-    </w:p>
-    <w:p>
-      <w:r>
-        <w:drawing>
-          <wp:inline xmlns:a="http://schemas.openxmlformats.org/drawingml/2006/main" xmlns:pic="http://schemas.openxmlformats.org/drawingml/2006/picture">
-            <wp:extent cx="5486400" cy="2377440"/>
-            <wp:docPr id="14" name="Picture 14" descr="Worked evidence for Overfitting Intuition"/>
-            <wp:cNvGraphicFramePr>
-              <a:graphicFrameLocks noChangeAspect="1"/>
-            </wp:cNvGraphicFramePr>
-            <a:graphic>
-              <a:graphicData uri="http://schemas.openxmlformats.org/drawingml/2006/picture">
-                <pic:pic>
-                  <pic:nvPicPr>
-                    <pic:cNvPr id="0" name="14e60781e4a4cf452d9ab66b5cb659f58ad13aa10eabf6cbb4bea0e6b9ba7d53.png"/>
-                    <pic:cNvPicPr/>
-                  </pic:nvPicPr>
-                  <pic:blipFill>
-                    <a:blip r:embed="rId21"/>
-                    <a:stretch>
-                      <a:fillRect/>
-                    </a:stretch>
-                  </pic:blipFill>
-                  <pic:spPr>
-                    <a:xfrm>
-                      <a:off x="0" y="0"/>
-                      <a:ext cx="5486400" cy="2377440"/>
-                    </a:xfrm>
-                    <a:prstGeom prst="rect"/>
-                  </pic:spPr>
-                </pic:pic>
-              </a:graphicData>
-            </a:graphic>
-          </wp:inline>
-        </w:drawing>
-      </w:r>
-    </w:p>
-    <w:p>
-      <w:pPr>
-        <w:spacing w:line="336" w:lineRule="auto" w:after="180"/>
-        <w:shd w:fill="F4F9FC"/>
-      </w:pPr>
-      <w:r>
-        <w:rPr>
-          <w:b w:val="0"/>
-        </w:rPr>
-        <w:t>1. Simple rule: difficulty ≤ reader level + 1.</w:t>
-      </w:r>
-    </w:p>
-    <w:p>
-      <w:pPr>
-        <w:spacing w:line="336" w:lineRule="auto" w:after="180"/>
-        <w:shd w:fill="F4F9FC"/>
-      </w:pPr>
-      <w:r>
-        <w:rPr>
-          <w:b w:val="0"/>
-        </w:rPr>
-        <w:t xml:space="preserve">2. Memorized rule: seven title-specific </w:t>
-      </w:r>
-      <w:r>
-        <w:rPr>
-          <w:b/>
-        </w:rPr>
-        <w:t>exception</w:t>
-      </w:r>
-      <w:r>
-        <w:rPr>
-          <w:b w:val="0"/>
-        </w:rPr>
-        <w:t>s.</w:t>
-      </w:r>
-    </w:p>
-    <w:p>
-      <w:pPr>
-        <w:spacing w:line="336" w:lineRule="auto" w:after="180"/>
-        <w:shd w:fill="F4F9FC"/>
-      </w:pPr>
-      <w:r>
-        <w:rPr>
-          <w:b w:val="0"/>
-        </w:rPr>
-        <w:t xml:space="preserve">3. Both fit the seen books; only new books reveal </w:t>
-      </w:r>
-      <w:r>
-        <w:rPr>
-          <w:b/>
-        </w:rPr>
-        <w:t>generalization</w:t>
-      </w:r>
-      <w:r>
-        <w:rPr>
-          <w:b w:val="0"/>
-        </w:rPr>
-        <w:t>.</w:t>
-      </w:r>
-    </w:p>
-    <w:p>
-      <w:pPr>
-        <w:spacing w:line="336" w:lineRule="auto" w:after="180"/>
-        <w:shd w:fill="F4F9FC"/>
-      </w:pPr>
-      <w:r>
-        <w:rPr>
-          <w:b w:val="0"/>
-        </w:rPr>
-        <w:t>4. Prefer the simplest rule that performs well on fair validation cases.</w:t>
-      </w:r>
-    </w:p>
-    <w:p>
-      <w:pPr>
-        <w:spacing w:line="336" w:lineRule="auto" w:after="180"/>
-      </w:pPr>
-      <w:r>
-        <w:rPr>
-          <w:b w:val="0"/>
-        </w:rPr>
-        <w:t>Recalculate, retrace, or restate the reasoning in your own representation:</w:t>
-      </w:r>
-    </w:p>
-    <w:p>
-      <w:pPr>
-        <w:pStyle w:val="Heading3"/>
-      </w:pPr>
-      <w:r>
-        <w:t>Write or draw your reasoning and evidence.</w:t>
-      </w:r>
-    </w:p>
-    <w:p>
-      <w:r>
-        <w:t>________________________________________________________________</w:t>
-      </w:r>
-    </w:p>
-    <w:p>
-      <w:r>
-        <w:t>________________________________________________________________</w:t>
-      </w:r>
-    </w:p>
-    <w:p>
-      <w:r>
-        <w:t>________________________________________________________________</w:t>
-      </w:r>
-    </w:p>
-    <w:p>
-      <w:r>
-        <w:t>________________________________________________________________</w:t>
-      </w:r>
-    </w:p>
-    <w:p>
-      <w:r>
-        <w:t>________________________________________________________________</w:t>
-      </w:r>
-    </w:p>
-    <w:p>
-      <w:pPr>
-        <w:spacing w:line="336" w:lineRule="auto" w:after="180"/>
-        <w:shd w:fill="F5F1FB"/>
-      </w:pPr>
-      <w:r>
-        <w:rPr>
-          <w:b w:val="0"/>
-        </w:rPr>
-        <w:t xml:space="preserve">CHECK  Did the </w:t>
-      </w:r>
-      <w:r>
-        <w:rPr>
-          <w:b/>
-        </w:rPr>
-        <w:t>evidence</w:t>
-      </w:r>
-      <w:r>
-        <w:rPr>
-          <w:b w:val="0"/>
-        </w:rPr>
-        <w:t xml:space="preserve"> answer the exact question? Did the total, path, or source record stay consistent?</w:t>
-      </w:r>
-    </w:p>
-    <w:p>
-      <w:pPr>
-        <w:pStyle w:val="Heading3"/>
-      </w:pPr>
-      <w:r>
-        <w:t>A closer explanation</w:t>
+        <w:t>06. Interpret the training trap, then a separate pictured comparison</w:t>
+      </w:r>
+    </w:p>
+    <w:p>
+      <w:r>
+        <w:t>Use the validation column without claiming simplicity always wins.</w:t>
+      </w:r>
+    </w:p>
+    <w:p>
+      <w:pPr>
+        <w:pStyle w:val="Heading2"/>
+      </w:pPr>
+      <w:r>
+        <w:t>Read the opening comparison</w:t>
       </w:r>
     </w:p>
     <w:p>
@@ -2521,6 +2147,14 @@
     </w:p>
     <w:p>
       <w:pPr>
+        <w:pStyle w:val="Heading2"/>
+      </w:pPr>
+      <w:r>
+        <w:t>Question a gap-only diagnosis</w:t>
+      </w:r>
+    </w:p>
+    <w:p>
+      <w:pPr>
         <w:pStyle w:val="Heading3"/>
       </w:pPr>
       <w:r>
@@ -2549,9 +2183,553 @@
     </w:p>
     <w:p>
       <w:pPr>
+        <w:pStyle w:val="Heading2"/>
+      </w:pPr>
+      <w:r>
+        <w:t>Keep the two supplied records separate</w:t>
+      </w:r>
+    </w:p>
+    <w:p>
+      <w:pPr>
+        <w:spacing w:line="336" w:lineRule="auto" w:after="180"/>
+      </w:pPr>
+      <w:r>
+        <w:rPr>
+          <w:b w:val="0"/>
+        </w:rPr>
+        <w:t>Keep the two records distinct. The opening Constant/Line/Flexible comparison has validation errors6,3,8. The separate pictured Simple/Medium/Complex comparison below has6,3,7. Both select their middle candidate under the stated rule, but the last error is different. None of these numbers is an untouched final-test result.</w:t>
+      </w:r>
+    </w:p>
+    <w:p>
+      <w:pPr>
+        <w:pStyle w:val="Heading2"/>
+      </w:pPr>
+      <w:r>
+        <w:t>Introduce the separate pictured candidates</w:t>
+      </w:r>
+    </w:p>
+    <w:p>
+      <w:pPr>
+        <w:spacing w:line="336" w:lineRule="auto" w:after="180"/>
+      </w:pPr>
+      <w:r>
+        <w:rPr>
+          <w:b w:val="0"/>
+        </w:rPr>
+        <w:t xml:space="preserve">A fictional project compares three book-length </w:t>
+      </w:r>
+      <w:r>
+        <w:rPr>
+          <w:b/>
+        </w:rPr>
+        <w:t>prediction</w:t>
+      </w:r>
+      <w:r>
+        <w:rPr>
+          <w:b w:val="0"/>
+        </w:rPr>
+        <w:t xml:space="preserve"> models on the same development sets.</w:t>
+      </w:r>
+    </w:p>
+    <w:p>
+      <w:pPr>
+        <w:spacing w:line="336" w:lineRule="auto" w:after="180"/>
+      </w:pPr>
+      <w:r>
+        <w:rPr>
+          <w:b w:val="0"/>
+        </w:rPr>
+        <w:t xml:space="preserve">Mean absolute errors in pages: Simple </w:t>
+      </w:r>
+      <w:r>
+        <w:rPr>
+          <w:b/>
+        </w:rPr>
+        <w:t>training</w:t>
+      </w:r>
+      <w:r>
+        <w:rPr>
+          <w:b w:val="0"/>
+        </w:rPr>
+        <w:t xml:space="preserve"> 5, validation 6; Medium </w:t>
+      </w:r>
+      <w:r>
+        <w:rPr>
+          <w:b/>
+        </w:rPr>
+        <w:t>training</w:t>
+      </w:r>
+      <w:r>
+        <w:rPr>
+          <w:b w:val="0"/>
+        </w:rPr>
+        <w:t xml:space="preserve"> 2, validation 3; Complex </w:t>
+      </w:r>
+      <w:r>
+        <w:rPr>
+          <w:b/>
+        </w:rPr>
+        <w:t>training</w:t>
+      </w:r>
+      <w:r>
+        <w:rPr>
+          <w:b w:val="0"/>
+        </w:rPr>
+        <w:t xml:space="preserve"> 0, validation 7.</w:t>
+      </w:r>
+    </w:p>
+    <w:p>
+      <w:pPr>
+        <w:spacing w:line="336" w:lineRule="auto" w:after="180"/>
+      </w:pPr>
+      <w:r>
+        <w:rPr>
+          <w:b w:val="0"/>
+        </w:rPr>
+        <w:t>Select lowest validation error; untouched final tests are not used for selection.</w:t>
+      </w:r>
+    </w:p>
+    <w:p>
+      <w:pPr>
+        <w:pStyle w:val="Heading2"/>
+      </w:pPr>
+      <w:r>
+        <w:t>Trace development selection and final-test protection</w:t>
+      </w:r>
+    </w:p>
+    <w:p>
+      <w:r>
+        <w:drawing>
+          <wp:inline xmlns:a="http://schemas.openxmlformats.org/drawingml/2006/main" xmlns:pic="http://schemas.openxmlformats.org/drawingml/2006/picture">
+            <wp:extent cx="5486400" cy="4005072"/>
+            <wp:docPr id="14" name="Picture 14" descr="Training comparison: Complex fits training perfectly with zero error. → Validation comparison: Medium has error 3, versus Simple 6 and Complex 7. → Choose for development: Select Medium under the declared lowest-validation-error rule. → Final evaluation: Freeze the selection, then evaluate new reserved cases."/>
+            <wp:cNvGraphicFramePr>
+              <a:graphicFrameLocks noChangeAspect="1"/>
+            </wp:cNvGraphicFramePr>
+            <a:graphic>
+              <a:graphicData uri="http://schemas.openxmlformats.org/drawingml/2006/picture">
+                <pic:pic>
+                  <pic:nvPicPr>
+                    <pic:cNvPr id="0" name="academy-story-ai-2-16-02.png"/>
+                    <pic:cNvPicPr/>
+                  </pic:nvPicPr>
+                  <pic:blipFill>
+                    <a:blip r:embed="rId17"/>
+                    <a:stretch>
+                      <a:fillRect/>
+                    </a:stretch>
+                  </pic:blipFill>
+                  <pic:spPr>
+                    <a:xfrm>
+                      <a:off x="0" y="0"/>
+                      <a:ext cx="5486400" cy="4005072"/>
+                    </a:xfrm>
+                    <a:prstGeom prst="rect"/>
+                  </pic:spPr>
+                </pic:pic>
+              </a:graphicData>
+            </a:graphic>
+          </wp:inline>
+        </w:drawing>
+      </w:r>
+    </w:p>
+    <w:p>
+      <w:pPr>
+        <w:spacing w:line="336" w:lineRule="auto" w:after="180"/>
+      </w:pPr>
+      <w:r>
+        <w:rPr>
+          <w:b w:val="0"/>
+        </w:rPr>
+        <w:t xml:space="preserve">A flexible model can fit quirks of its </w:t>
+      </w:r>
+      <w:r>
+        <w:rPr>
+          <w:b/>
+        </w:rPr>
+        <w:t>training</w:t>
+      </w:r>
+      <w:r>
+        <w:rPr>
+          <w:b w:val="0"/>
+        </w:rPr>
+        <w:t xml:space="preserve"> set without predicting new examples well. Here Complex’s </w:t>
+      </w:r>
+      <w:r>
+        <w:rPr>
+          <w:b/>
+        </w:rPr>
+        <w:t>training</w:t>
+      </w:r>
+      <w:r>
+        <w:rPr>
+          <w:b w:val="0"/>
+        </w:rPr>
+        <w:t xml:space="preserve"> success occurs alongside the worst validation error.</w:t>
+      </w:r>
+    </w:p>
+    <w:p>
+      <w:pPr>
+        <w:spacing w:line="336" w:lineRule="auto" w:after="180"/>
+      </w:pPr>
+      <w:r>
+        <w:rPr>
+          <w:b w:val="0"/>
+        </w:rPr>
+        <w:t xml:space="preserve">The numbers are invented comparisons, not a claim that </w:t>
+      </w:r>
+      <w:r>
+        <w:rPr>
+          <w:b/>
+        </w:rPr>
+        <w:t>complexity</w:t>
+      </w:r>
+      <w:r>
+        <w:rPr>
+          <w:b w:val="0"/>
+        </w:rPr>
+        <w:t xml:space="preserve"> always hurts. Choosing Medium uses development </w:t>
+      </w:r>
+      <w:r>
+        <w:rPr>
+          <w:b/>
+        </w:rPr>
+        <w:t>evidence</w:t>
+      </w:r>
+      <w:r>
+        <w:rPr>
+          <w:b w:val="0"/>
+        </w:rPr>
+        <w:t>; its validation score must not be advertised as an untouched final-test result.</w:t>
+      </w:r>
+    </w:p>
+    <w:p>
+      <w:pPr>
+        <w:pStyle w:val="Heading2"/>
+      </w:pPr>
+      <w:r>
+        <w:t>Predict a newly documented development result</w:t>
+      </w:r>
+    </w:p>
+    <w:p>
+      <w:pPr>
+        <w:pStyle w:val="ListBullet"/>
+      </w:pPr>
+      <w:r>
+        <w:t>Change one thing: Complex’s validation error becomes 2 on a newly documented, fair development comparison. Predict the result before checking the explanation. What remains the same?</w:t>
+      </w:r>
+    </w:p>
+    <w:p>
+      <w:pPr>
+        <w:pStyle w:val="Heading2"/>
+      </w:pPr>
+      <w:r>
+        <w:t>Check after predicting · reference / check after trying</w:t>
+      </w:r>
+    </w:p>
+    <w:p>
+      <w:r>
+        <w:drawing>
+          <wp:inline xmlns:a="http://schemas.openxmlformats.org/drawingml/2006/main" xmlns:pic="http://schemas.openxmlformats.org/drawingml/2006/picture">
+            <wp:extent cx="5486400" cy="3041904"/>
+            <wp:docPr id="15" name="Picture 15" descr="Original case: Freeze the selection, then evaluate new reserved cases. Changed condition: Complex’s validation error becomes 2 on a newly documented, fair development comparison. Expected result: The stated rule now selects Complex. Reason: The rule compares validation errors; it does not ban complex models."/>
+            <wp:cNvGraphicFramePr>
+              <a:graphicFrameLocks noChangeAspect="1"/>
+            </wp:cNvGraphicFramePr>
+            <a:graphic>
+              <a:graphicData uri="http://schemas.openxmlformats.org/drawingml/2006/picture">
+                <pic:pic>
+                  <pic:nvPicPr>
+                    <pic:cNvPr id="0" name="academy-story-ai-2-16-04.png"/>
+                    <pic:cNvPicPr/>
+                  </pic:nvPicPr>
+                  <pic:blipFill>
+                    <a:blip r:embed="rId18"/>
+                    <a:stretch>
+                      <a:fillRect/>
+                    </a:stretch>
+                  </pic:blipFill>
+                  <pic:spPr>
+                    <a:xfrm>
+                      <a:off x="0" y="0"/>
+                      <a:ext cx="5486400" cy="3041904"/>
+                    </a:xfrm>
+                    <a:prstGeom prst="rect"/>
+                  </pic:spPr>
+                </pic:pic>
+              </a:graphicData>
+            </a:graphic>
+          </wp:inline>
+        </w:drawing>
+      </w:r>
+    </w:p>
+    <w:p>
+      <w:pPr>
+        <w:pStyle w:val="Heading2"/>
+      </w:pPr>
+      <w:r>
+        <w:t>Explain the original choice and remaining uncertainty</w:t>
+      </w:r>
+    </w:p>
+    <w:p>
+      <w:pPr>
+        <w:pStyle w:val="ListBullet"/>
+      </w:pPr>
+      <w:r>
+        <w:t>Read the labelled picture: Does zero training error justify choosing Complex in the original record?</w:t>
+      </w:r>
+    </w:p>
+    <w:p>
+      <w:pPr>
+        <w:pStyle w:val="ListBullet"/>
+      </w:pPr>
+      <w:r>
+        <w:t>A single small validation set may be noisy; selection evidence does not prove future population performance.</w:t>
+      </w:r>
+    </w:p>
+    <w:p>
+      <w:pPr>
+        <w:pStyle w:val="Heading2"/>
+      </w:pPr>
+      <w:r>
+        <w:t>Earlier wording, alternatives and picture transcripts · reference / check after trying</w:t>
+      </w:r>
+    </w:p>
+    <w:p>
+      <w:pPr>
+        <w:spacing w:line="336" w:lineRule="auto" w:after="180"/>
+      </w:pPr>
+      <w:r>
+        <w:rPr>
+          <w:b w:val="0"/>
+        </w:rPr>
+        <w:t xml:space="preserve">WORKED </w:t>
+      </w:r>
+      <w:r>
+        <w:rPr>
+          <w:b/>
+        </w:rPr>
+        <w:t>EVIDENCE</w:t>
+      </w:r>
+    </w:p>
+    <w:p>
+      <w:pPr>
+        <w:spacing w:line="336" w:lineRule="auto" w:after="180"/>
+      </w:pPr>
+      <w:r>
+        <w:rPr>
+          <w:b w:val="0"/>
+        </w:rPr>
+        <w:t>Reason Step by Step</w:t>
+      </w:r>
+    </w:p>
+    <w:p>
+      <w:pPr>
+        <w:spacing w:line="336" w:lineRule="auto" w:after="180"/>
+      </w:pPr>
+      <w:r>
+        <w:rPr>
+          <w:b w:val="0"/>
+        </w:rPr>
+        <w:t xml:space="preserve">Predict first. Then check each step. A correct answer without visible reasoning is incomplete </w:t>
+      </w:r>
+      <w:r>
+        <w:rPr>
+          <w:b/>
+        </w:rPr>
+        <w:t>evidence</w:t>
+      </w:r>
+      <w:r>
+        <w:rPr>
+          <w:b w:val="0"/>
+        </w:rPr>
+        <w:t>.</w:t>
+      </w:r>
+    </w:p>
+    <w:p>
+      <w:r>
+        <w:drawing>
+          <wp:inline xmlns:a="http://schemas.openxmlformats.org/drawingml/2006/main" xmlns:pic="http://schemas.openxmlformats.org/drawingml/2006/picture">
+            <wp:extent cx="5486400" cy="2377440"/>
+            <wp:docPr id="16" name="Picture 16" descr="Worked evidence for Overfitting Intuition"/>
+            <wp:cNvGraphicFramePr>
+              <a:graphicFrameLocks noChangeAspect="1"/>
+            </wp:cNvGraphicFramePr>
+            <a:graphic>
+              <a:graphicData uri="http://schemas.openxmlformats.org/drawingml/2006/picture">
+                <pic:pic>
+                  <pic:nvPicPr>
+                    <pic:cNvPr id="0" name="14e60781e4a4cf452d9ab66b5cb659f58ad13aa10eabf6cbb4bea0e6b9ba7d53.png"/>
+                    <pic:cNvPicPr/>
+                  </pic:nvPicPr>
+                  <pic:blipFill>
+                    <a:blip r:embed="rId19"/>
+                    <a:stretch>
+                      <a:fillRect/>
+                    </a:stretch>
+                  </pic:blipFill>
+                  <pic:spPr>
+                    <a:xfrm>
+                      <a:off x="0" y="0"/>
+                      <a:ext cx="5486400" cy="2377440"/>
+                    </a:xfrm>
+                    <a:prstGeom prst="rect"/>
+                  </pic:spPr>
+                </pic:pic>
+              </a:graphicData>
+            </a:graphic>
+          </wp:inline>
+        </w:drawing>
+      </w:r>
+    </w:p>
+    <w:p>
+      <w:pPr>
+        <w:spacing w:line="336" w:lineRule="auto" w:after="180"/>
+      </w:pPr>
+      <w:r>
+        <w:rPr>
+          <w:b w:val="0"/>
+        </w:rPr>
+        <w:t>1. Simple rule: difficulty ≤ reader level + 1.</w:t>
+      </w:r>
+    </w:p>
+    <w:p>
+      <w:pPr>
+        <w:spacing w:line="336" w:lineRule="auto" w:after="180"/>
+      </w:pPr>
+      <w:r>
+        <w:rPr>
+          <w:b w:val="0"/>
+        </w:rPr>
+        <w:t xml:space="preserve">2. Memorized rule: seven title-specific </w:t>
+      </w:r>
+      <w:r>
+        <w:rPr>
+          <w:b/>
+        </w:rPr>
+        <w:t>exception</w:t>
+      </w:r>
+      <w:r>
+        <w:rPr>
+          <w:b w:val="0"/>
+        </w:rPr>
+        <w:t>s.</w:t>
+      </w:r>
+    </w:p>
+    <w:p>
+      <w:pPr>
+        <w:spacing w:line="336" w:lineRule="auto" w:after="180"/>
+      </w:pPr>
+      <w:r>
+        <w:rPr>
+          <w:b w:val="0"/>
+        </w:rPr>
+        <w:t xml:space="preserve">3. Both fit the seen books; only new books reveal </w:t>
+      </w:r>
+      <w:r>
+        <w:rPr>
+          <w:b/>
+        </w:rPr>
+        <w:t>generalization</w:t>
+      </w:r>
+      <w:r>
+        <w:rPr>
+          <w:b w:val="0"/>
+        </w:rPr>
+        <w:t>.</w:t>
+      </w:r>
+    </w:p>
+    <w:p>
+      <w:pPr>
+        <w:spacing w:line="336" w:lineRule="auto" w:after="180"/>
+      </w:pPr>
+      <w:r>
+        <w:rPr>
+          <w:b w:val="0"/>
+        </w:rPr>
+        <w:t>4. Prefer the simplest rule that performs well on fair validation cases.</w:t>
+      </w:r>
+    </w:p>
+    <w:p>
+      <w:pPr>
+        <w:spacing w:line="336" w:lineRule="auto" w:after="180"/>
+      </w:pPr>
+      <w:r>
+        <w:rPr>
+          <w:b w:val="0"/>
+        </w:rPr>
+        <w:t>Recalculate, retrace, or restate the reasoning in your own representation:</w:t>
+      </w:r>
+    </w:p>
+    <w:p>
+      <w:pPr>
         <w:pStyle w:val="Heading3"/>
       </w:pPr>
       <w:r>
+        <w:t>Write or draw your reasoning and evidence.</w:t>
+      </w:r>
+    </w:p>
+    <w:p>
+      <w:r>
+        <w:t>________________________________________________________________</w:t>
+      </w:r>
+    </w:p>
+    <w:p>
+      <w:r>
+        <w:t>________________________________________________________________</w:t>
+      </w:r>
+    </w:p>
+    <w:p>
+      <w:r>
+        <w:t>________________________________________________________________</w:t>
+      </w:r>
+    </w:p>
+    <w:p>
+      <w:r>
+        <w:t>________________________________________________________________</w:t>
+      </w:r>
+    </w:p>
+    <w:p>
+      <w:r>
+        <w:t>________________________________________________________________</w:t>
+      </w:r>
+    </w:p>
+    <w:p>
+      <w:pPr>
+        <w:spacing w:line="336" w:lineRule="auto" w:after="180"/>
+      </w:pPr>
+      <w:r>
+        <w:rPr>
+          <w:b w:val="0"/>
+        </w:rPr>
+        <w:t xml:space="preserve">CHECK  Did the </w:t>
+      </w:r>
+      <w:r>
+        <w:rPr>
+          <w:b/>
+        </w:rPr>
+        <w:t>evidence</w:t>
+      </w:r>
+      <w:r>
+        <w:rPr>
+          <w:b w:val="0"/>
+        </w:rPr>
+        <w:t xml:space="preserve"> answer the exact question? Did the total, path, or source record stay consistent?</w:t>
+      </w:r>
+    </w:p>
+    <w:p>
+      <w:pPr>
+        <w:pStyle w:val="Heading3"/>
+      </w:pPr>
+      <w:r>
+        <w:t>A closer explanation</w:t>
+      </w:r>
+    </w:p>
+    <w:p>
+      <w:pPr>
+        <w:pStyle w:val="Heading3"/>
+      </w:pPr>
+      <w:r>
         <w:t>Learn from the worked case</w:t>
       </w:r>
     </w:p>
@@ -2576,109 +2754,10 @@
     </w:p>
     <w:p>
       <w:pPr>
-        <w:spacing w:line="336" w:lineRule="auto" w:after="180"/>
-      </w:pPr>
-      <w:r>
-        <w:rPr>
-          <w:b w:val="0"/>
-        </w:rPr>
-        <w:t xml:space="preserve">A fictional project compares three book-length </w:t>
-      </w:r>
-      <w:r>
-        <w:rPr>
-          <w:b/>
-        </w:rPr>
-        <w:t>prediction</w:t>
-      </w:r>
-      <w:r>
-        <w:rPr>
-          <w:b w:val="0"/>
-        </w:rPr>
-        <w:t xml:space="preserve"> models on the same development sets.</w:t>
-      </w:r>
-    </w:p>
-    <w:p>
-      <w:pPr>
         <w:pStyle w:val="Heading3"/>
       </w:pPr>
       <w:r>
         <w:t>The facts we will use</w:t>
-      </w:r>
-    </w:p>
-    <w:p>
-      <w:pPr>
-        <w:pStyle w:val="Heading3"/>
-      </w:pPr>
-      <w:r>
-        <w:t>Supplied facts</w:t>
-      </w:r>
-    </w:p>
-    <w:p>
-      <w:pPr>
-        <w:spacing w:line="336" w:lineRule="auto" w:after="180"/>
-        <w:shd w:fill="F1F6FC"/>
-      </w:pPr>
-      <w:r>
-        <w:rPr>
-          <w:b w:val="0"/>
-        </w:rPr>
-        <w:t xml:space="preserve">Mean absolute errors in pages: Simple </w:t>
-      </w:r>
-      <w:r>
-        <w:rPr>
-          <w:b/>
-        </w:rPr>
-        <w:t>training</w:t>
-      </w:r>
-      <w:r>
-        <w:rPr>
-          <w:b w:val="0"/>
-        </w:rPr>
-        <w:t xml:space="preserve"> 5, validation 6; Medium </w:t>
-      </w:r>
-      <w:r>
-        <w:rPr>
-          <w:b/>
-        </w:rPr>
-        <w:t>training</w:t>
-      </w:r>
-      <w:r>
-        <w:rPr>
-          <w:b w:val="0"/>
-        </w:rPr>
-        <w:t xml:space="preserve"> 2, validation 3; Complex </w:t>
-      </w:r>
-      <w:r>
-        <w:rPr>
-          <w:b/>
-        </w:rPr>
-        <w:t>training</w:t>
-      </w:r>
-      <w:r>
-        <w:rPr>
-          <w:b w:val="0"/>
-        </w:rPr>
-        <w:t xml:space="preserve"> 0, validation 7.</w:t>
-      </w:r>
-    </w:p>
-    <w:p>
-      <w:pPr>
-        <w:pStyle w:val="Heading3"/>
-      </w:pPr>
-      <w:r>
-        <w:t>Supplied facts</w:t>
-      </w:r>
-    </w:p>
-    <w:p>
-      <w:pPr>
-        <w:spacing w:line="336" w:lineRule="auto" w:after="180"/>
-        <w:shd w:fill="F1F6FC"/>
-      </w:pPr>
-      <w:r>
-        <w:rPr>
-          <w:b w:val="0"/>
-        </w:rPr>
-        <w:t>Select lowest validation error; untouched final tests are not used for selection.</w:t>
       </w:r>
     </w:p>
     <w:p>
@@ -2686,7 +2765,7 @@
         <w:drawing>
           <wp:inline xmlns:a="http://schemas.openxmlformats.org/drawingml/2006/main" xmlns:pic="http://schemas.openxmlformats.org/drawingml/2006/picture">
             <wp:extent cx="5486400" cy="3657600"/>
-            <wp:docPr id="15" name="Picture 15" descr="Training and validation errors"/>
+            <wp:docPr id="17" name="Picture 17" descr="Training and validation errors"/>
             <wp:cNvGraphicFramePr>
               <a:graphicFrameLocks noChangeAspect="1"/>
             </wp:cNvGraphicFramePr>
@@ -2698,7 +2777,7 @@
                     <pic:cNvPicPr/>
                   </pic:nvPicPr>
                   <pic:blipFill>
-                    <a:blip r:embed="rId22"/>
+                    <a:blip r:embed="rId20"/>
                     <a:stretch>
                       <a:fillRect/>
                     </a:stretch>
@@ -2722,7 +2801,7 @@
         <w:drawing>
           <wp:inline xmlns:a="http://schemas.openxmlformats.org/drawingml/2006/main" xmlns:pic="http://schemas.openxmlformats.org/drawingml/2006/picture">
             <wp:extent cx="5191636" cy="5943599"/>
-            <wp:docPr id="16" name="Picture 16" descr="Overfitting Intuition. Training comparison: Complex fits training perfectly with zero error.. Validation comparison: Medium has error 3, versus Simple 6 and Complex 7.. Choose for development: Select Medium under the declared lowest-validation-error rule.. Final evaluation: Freeze the selection, then evaluate new reserved cases."/>
+            <wp:docPr id="18" name="Picture 18" descr="Overfitting Intuition. Training comparison: Complex fits training perfectly with zero error.. Validation comparison: Medium has error 3, versus Simple 6 and Complex 7.. Choose for development: Select Medium under the declared lowest-validation-error rule.. Final evaluation: Freeze the selection, then evaluate new reserved cases."/>
             <wp:cNvGraphicFramePr>
               <a:graphicFrameLocks noChangeAspect="1"/>
             </wp:cNvGraphicFramePr>
@@ -2734,7 +2813,7 @@
                     <pic:cNvPicPr/>
                   </pic:nvPicPr>
                   <pic:blipFill>
-                    <a:blip r:embed="rId23"/>
+                    <a:blip r:embed="rId21"/>
                     <a:stretch>
                       <a:fillRect/>
                     </a:stretch>
@@ -2903,79 +2982,94 @@
         <w:pStyle w:val="Heading3"/>
       </w:pPr>
       <w:r>
-        <w:t>Why the result follows</w:t>
+        <w:t>What this example does not establish</w:t>
+      </w:r>
+    </w:p>
+    <w:p>
+      <w:pPr>
+        <w:pStyle w:val="Heading1"/>
+      </w:pPr>
+      <w:r>
+        <w:t>07. A gap suggests questions to investigate, not a complete diagnosis</w:t>
+      </w:r>
+    </w:p>
+    <w:p>
+      <w:r>
+        <w:t>Check the split and data before claiming a model memorised noise.</w:t>
+      </w:r>
+    </w:p>
+    <w:p>
+      <w:pPr>
+        <w:pStyle w:val="Heading2"/>
+      </w:pPr>
+      <w:r>
+        <w:t>Complexity is one experimental factor</w:t>
       </w:r>
     </w:p>
     <w:p>
       <w:pPr>
         <w:spacing w:line="336" w:lineRule="auto" w:after="180"/>
-        <w:shd w:fill="F1F6FC"/>
       </w:pPr>
       <w:r>
         <w:rPr>
           <w:b w:val="0"/>
         </w:rPr>
-        <w:t xml:space="preserve">A flexible model can fit quirks of its </w:t>
+        <w:t xml:space="preserve">A simpler model is not always better. If a flexible candidate has better valid </w:t>
       </w:r>
       <w:r>
         <w:rPr>
           <w:b/>
         </w:rPr>
-        <w:t>training</w:t>
+        <w:t>evidence</w:t>
       </w:r>
       <w:r>
         <w:rPr>
           <w:b w:val="0"/>
         </w:rPr>
-        <w:t xml:space="preserve"> set without predicting new examples well. Here Complex’s </w:t>
+        <w:t xml:space="preserve"> under the declared rule, keep that </w:t>
       </w:r>
       <w:r>
         <w:rPr>
           <w:b/>
         </w:rPr>
-        <w:t>training</w:t>
+        <w:t>evidence</w:t>
       </w:r>
       <w:r>
         <w:rPr>
           <w:b w:val="0"/>
         </w:rPr>
-        <w:t xml:space="preserve"> success occurs alongside the worst validation error.</w:t>
+        <w:t xml:space="preserve"> visible.</w:t>
       </w:r>
     </w:p>
     <w:p>
       <w:pPr>
         <w:spacing w:line="336" w:lineRule="auto" w:after="180"/>
-        <w:shd w:fill="F1F6FC"/>
       </w:pPr>
       <w:r>
         <w:rPr>
           <w:b w:val="0"/>
         </w:rPr>
-        <w:t xml:space="preserve">The numbers are invented comparisons, not a claim that </w:t>
+        <w:t xml:space="preserve">Model </w:t>
       </w:r>
       <w:r>
         <w:rPr>
           <w:b/>
         </w:rPr>
-        <w:t>complexity</w:t>
+        <w:t>capacity</w:t>
       </w:r>
       <w:r>
         <w:rPr>
           <w:b w:val="0"/>
         </w:rPr>
-        <w:t xml:space="preserve"> always hurts. Choosing Medium uses development </w:t>
-      </w:r>
-      <w:r>
-        <w:rPr>
-          <w:b/>
-        </w:rPr>
-        <w:t>evidence</w:t>
-      </w:r>
-      <w:r>
-        <w:rPr>
-          <w:b w:val="0"/>
-        </w:rPr>
-        <w:t>; its validation score must not be advertised as an untouched final-test result.</w:t>
+        <w:t xml:space="preserve"> is one part of an experiment, alongside features, sample size, label quality and the split.</w:t>
+      </w:r>
+    </w:p>
+    <w:p>
+      <w:pPr>
+        <w:pStyle w:val="Heading2"/>
+      </w:pPr>
+      <w:r>
+        <w:t>Name further evidence to inspect</w:t>
       </w:r>
     </w:p>
     <w:p>
@@ -2983,118 +3077,40 @@
         <w:pStyle w:val="Heading3"/>
       </w:pPr>
       <w:r>
-        <w:t>What this example does not establish</w:t>
-      </w:r>
-    </w:p>
-    <w:p>
-      <w:pPr>
-        <w:pStyle w:val="Heading3"/>
-      </w:pPr>
-      <w:r>
-        <w:t>Keep the stated limit</w:t>
+        <w:t>What extra evidence would you inspect before concluding a model memorized noise?</w:t>
+      </w:r>
+    </w:p>
+    <w:p>
+      <w:r>
+        <w:t>________________________________________________________________</w:t>
+      </w:r>
+    </w:p>
+    <w:p>
+      <w:r>
+        <w:t>________________________________________________________________</w:t>
+      </w:r>
+    </w:p>
+    <w:p>
+      <w:r>
+        <w:t>________________________________________________________________</w:t>
+      </w:r>
+    </w:p>
+    <w:p>
+      <w:r>
+        <w:t>________________________________________________________________</w:t>
+      </w:r>
+    </w:p>
+    <w:p>
+      <w:pPr>
+        <w:pStyle w:val="Heading2"/>
+      </w:pPr>
+      <w:r>
+        <w:t>Earlier wording, alternatives and picture transcripts · reference / check after trying</w:t>
       </w:r>
     </w:p>
     <w:p>
       <w:pPr>
         <w:spacing w:line="336" w:lineRule="auto" w:after="180"/>
-        <w:shd w:fill="FFF5E6"/>
-      </w:pPr>
-      <w:r>
-        <w:rPr>
-          <w:b w:val="0"/>
-        </w:rPr>
-        <w:t xml:space="preserve">A single small validation set may be noisy; selection </w:t>
-      </w:r>
-      <w:r>
-        <w:rPr>
-          <w:b/>
-        </w:rPr>
-        <w:t>evidence</w:t>
-      </w:r>
-      <w:r>
-        <w:rPr>
-          <w:b w:val="0"/>
-        </w:rPr>
-        <w:t xml:space="preserve"> does not prove future population performance.</w:t>
-      </w:r>
-    </w:p>
-    <w:p>
-      <w:pPr>
-        <w:pStyle w:val="Heading3"/>
-      </w:pPr>
-      <w:r>
-        <w:t>Keep the stated limit</w:t>
-      </w:r>
-    </w:p>
-    <w:p>
-      <w:pPr>
-        <w:spacing w:line="336" w:lineRule="auto" w:after="180"/>
-        <w:shd w:fill="FFF5E6"/>
-      </w:pPr>
-      <w:r>
-        <w:rPr>
-          <w:b w:val="0"/>
-        </w:rPr>
-        <w:t xml:space="preserve">Read the labelled picture: Does zero </w:t>
-      </w:r>
-      <w:r>
-        <w:rPr>
-          <w:b/>
-        </w:rPr>
-        <w:t>training</w:t>
-      </w:r>
-      <w:r>
-        <w:rPr>
-          <w:b w:val="0"/>
-        </w:rPr>
-        <w:t xml:space="preserve"> error justify choosing Complex in the original record?</w:t>
-      </w:r>
-    </w:p>
-    <w:p>
-      <w:pPr>
-        <w:pStyle w:val="Heading3"/>
-      </w:pPr>
-      <w:r>
-        <w:t>Keep the stated limit</w:t>
-      </w:r>
-    </w:p>
-    <w:p>
-      <w:pPr>
-        <w:spacing w:line="336" w:lineRule="auto" w:after="180"/>
-        <w:shd w:fill="FFF5E6"/>
-      </w:pPr>
-      <w:r>
-        <w:rPr>
-          <w:b w:val="0"/>
-        </w:rPr>
-        <w:t>Change one thing: Complex’s validation error becomes 2 on a newly documented, fair development comparison. Predict the result before checking the explanation. What remains the same?</w:t>
-      </w:r>
-    </w:p>
-    <w:p>
-      <w:pPr>
-        <w:pStyle w:val="Heading1"/>
-      </w:pPr>
-      <w:r>
-        <w:t>07. Find and repair a mistake</w:t>
-      </w:r>
-    </w:p>
-    <w:p>
-      <w:r>
-        <w:t>Find the unsupported step in the Overfitting Intuition claim and explain a repair using the supplied evidence.</w:t>
-      </w:r>
-    </w:p>
-    <w:p>
-      <w:pPr>
-        <w:pStyle w:val="Heading3"/>
-      </w:pPr>
-      <w:r>
-        <w:t>Find the first error</w:t>
-      </w:r>
-    </w:p>
-    <w:p>
-      <w:pPr>
-        <w:spacing w:line="336" w:lineRule="auto" w:after="180"/>
-        <w:shd w:fill="FFF5E6"/>
       </w:pPr>
       <w:r>
         <w:rPr>
@@ -3142,7 +3158,7 @@
         <w:drawing>
           <wp:inline xmlns:a="http://schemas.openxmlformats.org/drawingml/2006/main" xmlns:pic="http://schemas.openxmlformats.org/drawingml/2006/picture">
             <wp:extent cx="5486400" cy="1901952"/>
-            <wp:docPr id="17" name="Picture 17" descr="Misconception diagnosis for Overfitting Intuition"/>
+            <wp:docPr id="19" name="Picture 19" descr="Misconception diagnosis for Overfitting Intuition"/>
             <wp:cNvGraphicFramePr>
               <a:graphicFrameLocks noChangeAspect="1"/>
             </wp:cNvGraphicFramePr>
@@ -3154,7 +3170,7 @@
                     <pic:cNvPicPr/>
                   </pic:nvPicPr>
                   <pic:blipFill>
-                    <a:blip r:embed="rId24"/>
+                    <a:blip r:embed="rId22"/>
                     <a:stretch>
                       <a:fillRect/>
                     </a:stretch>
@@ -3386,7 +3402,6 @@
     <w:p>
       <w:pPr>
         <w:spacing w:line="336" w:lineRule="auto" w:after="180"/>
-        <w:shd w:fill="F5F1FB"/>
       </w:pPr>
       <w:r>
         <w:rPr>
@@ -3438,310 +3453,65 @@
     </w:p>
     <w:p>
       <w:pPr>
+        <w:pStyle w:val="Heading1"/>
+      </w:pPr>
+      <w:r>
+        <w:t>08. Plan one controlled development comparison</w:t>
+      </w:r>
+    </w:p>
+    <w:p>
+      <w:r>
+        <w:t>Keep training-only fitting, fixed validation cases and the metric visible.</w:t>
+      </w:r>
+    </w:p>
+    <w:p>
+      <w:pPr>
+        <w:pStyle w:val="Heading2"/>
+      </w:pPr>
+      <w:r>
+        <w:t>Change one declared factor and preserve valid cases</w:t>
+      </w:r>
+    </w:p>
+    <w:p>
+      <w:pPr>
         <w:spacing w:line="336" w:lineRule="auto" w:after="180"/>
       </w:pPr>
       <w:r>
         <w:rPr>
           <w:b w:val="0"/>
         </w:rPr>
-        <w:t xml:space="preserve">A simpler model is not always better. If a flexible candidate has better valid </w:t>
+        <w:t xml:space="preserve">Change one development factor at a time: simplify the candidate, improve data coverage or adjust a declared regularization setting. Refit on </w:t>
       </w:r>
       <w:r>
         <w:rPr>
           <w:b/>
         </w:rPr>
-        <w:t>evidence</w:t>
+        <w:t>training</w:t>
       </w:r>
       <w:r>
         <w:rPr>
           <w:b w:val="0"/>
         </w:rPr>
-        <w:t xml:space="preserve"> under the declared rule, keep that </w:t>
-      </w:r>
-      <w:r>
-        <w:rPr>
-          <w:b/>
-        </w:rPr>
-        <w:t>evidence</w:t>
-      </w:r>
+        <w:t xml:space="preserve"> and compare on validation.</w:t>
+      </w:r>
+    </w:p>
+    <w:p>
+      <w:pPr>
+        <w:spacing w:line="336" w:lineRule="auto" w:after="180"/>
+      </w:pPr>
       <w:r>
         <w:rPr>
           <w:b w:val="0"/>
         </w:rPr>
-        <w:t xml:space="preserve"> visible.</w:t>
-      </w:r>
-    </w:p>
-    <w:p>
-      <w:pPr>
-        <w:spacing w:line="336" w:lineRule="auto" w:after="180"/>
-      </w:pPr>
-      <w:r>
-        <w:rPr>
-          <w:b w:val="0"/>
-        </w:rPr>
-        <w:t xml:space="preserve">Model </w:t>
-      </w:r>
-      <w:r>
-        <w:rPr>
-          <w:b/>
-        </w:rPr>
-        <w:t>capacity</w:t>
-      </w:r>
-      <w:r>
-        <w:rPr>
-          <w:b w:val="0"/>
-        </w:rPr>
-        <w:t xml:space="preserve"> is one part of an experiment, alongside features, sample size, label quality and the split.</w:t>
-      </w:r>
-    </w:p>
-    <w:p>
-      <w:pPr>
-        <w:pStyle w:val="Heading3"/>
-      </w:pPr>
-      <w:r>
-        <w:t>What extra evidence would you inspect before concluding a model memorized noise?</w:t>
-      </w:r>
-    </w:p>
-    <w:p>
-      <w:r>
-        <w:t>________________________________________________________________</w:t>
-      </w:r>
-    </w:p>
-    <w:p>
-      <w:r>
-        <w:t>________________________________________________________________</w:t>
-      </w:r>
-    </w:p>
-    <w:p>
-      <w:r>
-        <w:t>________________________________________________________________</w:t>
-      </w:r>
-    </w:p>
-    <w:p>
-      <w:r>
-        <w:t>________________________________________________________________</w:t>
-      </w:r>
-    </w:p>
-    <w:p>
-      <w:pPr>
-        <w:pStyle w:val="Heading1"/>
-      </w:pPr>
-      <w:r>
-        <w:t>08. Practise together</w:t>
-      </w:r>
-    </w:p>
-    <w:p>
-      <w:r>
-        <w:t>Practise Overfitting Intuition with support, then explain the deciding step in your own words.</w:t>
-      </w:r>
-    </w:p>
-    <w:p>
-      <w:pPr>
-        <w:spacing w:line="336" w:lineRule="auto" w:after="180"/>
-      </w:pPr>
-      <w:r>
-        <w:rPr>
-          <w:b/>
-        </w:rPr>
-        <w:t>LOGIC STUDIO</w:t>
-      </w:r>
-    </w:p>
-    <w:p>
-      <w:pPr>
-        <w:spacing w:line="336" w:lineRule="auto" w:after="180"/>
-      </w:pPr>
-      <w:r>
-        <w:rPr>
-          <w:b w:val="0"/>
-        </w:rPr>
-        <w:t>Trace Before You Run</w:t>
-      </w:r>
-    </w:p>
-    <w:p>
-      <w:pPr>
-        <w:spacing w:line="336" w:lineRule="auto" w:after="180"/>
-      </w:pPr>
-      <w:r>
-        <w:rPr>
-          <w:b w:val="0"/>
-        </w:rPr>
-        <w:t>Block code, pseudocode, tables, and diagrams are different ways to expose the same reasoning.</w:t>
-      </w:r>
-    </w:p>
-    <w:p>
-      <w:r>
-        <w:drawing>
-          <wp:inline xmlns:a="http://schemas.openxmlformats.org/drawingml/2006/main" xmlns:pic="http://schemas.openxmlformats.org/drawingml/2006/picture">
-            <wp:extent cx="5486400" cy="1901952"/>
-            <wp:docPr id="18" name="Picture 18" descr="Logic tracing graphic for Overfitting Intuition"/>
-            <wp:cNvGraphicFramePr>
-              <a:graphicFrameLocks noChangeAspect="1"/>
-            </wp:cNvGraphicFramePr>
-            <a:graphic>
-              <a:graphicData uri="http://schemas.openxmlformats.org/drawingml/2006/picture">
-                <pic:pic>
-                  <pic:nvPicPr>
-                    <pic:cNvPr id="0" name="eea505167ffbbb10362ff86f5f17a806cbfff2dadf444f92883587fa6eb375a7.png"/>
-                    <pic:cNvPicPr/>
-                  </pic:nvPicPr>
-                  <pic:blipFill>
-                    <a:blip r:embed="rId25"/>
-                    <a:stretch>
-                      <a:fillRect/>
-                    </a:stretch>
-                  </pic:blipFill>
-                  <pic:spPr>
-                    <a:xfrm>
-                      <a:off x="0" y="0"/>
-                      <a:ext cx="5486400" cy="1901952"/>
-                    </a:xfrm>
-                    <a:prstGeom prst="rect"/>
-                  </pic:spPr>
-                </pic:pic>
-              </a:graphicData>
-            </a:graphic>
-          </wp:inline>
-        </w:drawing>
-      </w:r>
-    </w:p>
-    <w:p>
-      <w:pPr>
-        <w:spacing w:line="336" w:lineRule="auto" w:after="180"/>
-      </w:pPr>
-      <w:r>
-        <w:rPr>
-          <w:b w:val="0"/>
-        </w:rPr>
-        <w:t xml:space="preserve">SET </w:t>
-      </w:r>
-      <w:r>
-        <w:rPr>
-          <w:b/>
-        </w:rPr>
-        <w:t>evidence</w:t>
-      </w:r>
-      <w:r>
-        <w:rPr>
-          <w:b w:val="0"/>
-        </w:rPr>
-        <w:t>_record</w:t>
-        <w:br/>
-        <w:t>PREDICT expected_result</w:t>
-        <w:br/>
-        <w:t>RUN one normal case and one boundary case</w:t>
-        <w:br/>
-        <w:t>COMPARE actual_result with expected_result</w:t>
-        <w:br/>
-        <w:t>IF different: locate first cause; change one factor; RETEST</w:t>
-        <w:br/>
-        <w:t>EXPLAIN result, limitation, and next safe step</w:t>
-      </w:r>
-    </w:p>
-    <w:p>
-      <w:pPr>
-        <w:spacing w:line="336" w:lineRule="auto" w:after="180"/>
-        <w:shd w:fill="F5F1FB"/>
-      </w:pPr>
-      <w:r>
-        <w:rPr>
-          <w:b w:val="0"/>
-        </w:rPr>
-        <w:t xml:space="preserve">Trace one </w:t>
-      </w:r>
-      <w:r>
-        <w:rPr>
-          <w:b/>
-        </w:rPr>
-        <w:t>input</w:t>
-      </w:r>
-      <w:r>
-        <w:rPr>
-          <w:b w:val="0"/>
-        </w:rPr>
-        <w:t>. Which line changes the state or chooses a path?</w:t>
-      </w:r>
-    </w:p>
-    <w:p>
-      <w:pPr>
-        <w:pStyle w:val="Heading3"/>
-      </w:pPr>
-      <w:r>
-        <w:t>Write or draw your reasoning and evidence.</w:t>
-      </w:r>
-    </w:p>
-    <w:p>
-      <w:r>
-        <w:t>________________________________________________________________</w:t>
-      </w:r>
-    </w:p>
-    <w:p>
-      <w:r>
-        <w:t>________________________________________________________________</w:t>
-      </w:r>
-    </w:p>
-    <w:p>
-      <w:r>
-        <w:t>________________________________________________________________</w:t>
-      </w:r>
-    </w:p>
-    <w:p>
-      <w:r>
-        <w:t>________________________________________________________________</w:t>
-      </w:r>
-    </w:p>
-    <w:p>
-      <w:r>
-        <w:t>________________________________________________________________</w:t>
-      </w:r>
-    </w:p>
-    <w:p>
-      <w:pPr>
-        <w:pStyle w:val="Heading3"/>
-      </w:pPr>
-      <w:r>
-        <w:t>A closer explanation</w:t>
-      </w:r>
-    </w:p>
-    <w:p>
-      <w:pPr>
-        <w:spacing w:line="336" w:lineRule="auto" w:after="180"/>
-      </w:pPr>
-      <w:r>
-        <w:rPr>
-          <w:b w:val="0"/>
-        </w:rPr>
-        <w:t xml:space="preserve">Change one development factor at a time: simplify the candidate, improve data coverage or adjust a declared regularization setting. Refit on </w:t>
-      </w:r>
-      <w:r>
-        <w:rPr>
-          <w:b/>
-        </w:rPr>
-        <w:t>training</w:t>
-      </w:r>
-      <w:r>
-        <w:rPr>
-          <w:b w:val="0"/>
-        </w:rPr>
-        <w:t xml:space="preserve"> and compare on validation.</w:t>
-      </w:r>
-    </w:p>
-    <w:p>
-      <w:pPr>
-        <w:spacing w:line="336" w:lineRule="auto" w:after="180"/>
-      </w:pPr>
-      <w:r>
-        <w:rPr>
-          <w:b w:val="0"/>
-        </w:rPr>
         <w:t>Do not remove difficult valid examples or repeatedly search the test for a favorable result.</w:t>
       </w:r>
     </w:p>
     <w:p>
       <w:pPr>
-        <w:pStyle w:val="Heading3"/>
-      </w:pPr>
-      <w:r>
-        <w:t>Practise with less help: Interpret a gap</w:t>
+        <w:pStyle w:val="Heading2"/>
+      </w:pPr>
+      <w:r>
+        <w:t>Interpret a gap in W2</w:t>
       </w:r>
     </w:p>
     <w:p>
@@ -3883,10 +3653,34 @@
     </w:p>
     <w:p>
       <w:pPr>
-        <w:pStyle w:val="Heading3"/>
-      </w:pPr>
-      <w:r>
-        <w:t>Check your reasoning</w:t>
+        <w:pStyle w:val="Heading2"/>
+      </w:pPr>
+      <w:r>
+        <w:t>Repair an unsupported final-answer claim</w:t>
+      </w:r>
+    </w:p>
+    <w:p>
+      <w:pPr>
+        <w:pStyle w:val="ListBullet"/>
+      </w:pPr>
+      <w:r>
+        <w:t>Use the worked case for Overfitting and model capacity. Proposed explanation: “A final answer is enough”. Decide whether this explanation is supported. Point to the step or supplied fact that decides; explain your repair if needed.</w:t>
+      </w:r>
+    </w:p>
+    <w:p>
+      <w:pPr>
+        <w:pStyle w:val="ListBullet"/>
+      </w:pPr>
+      <w:r>
+        <w:t>Answer on your own before discussion. If you are unsure, say which step you need help with.</w:t>
+      </w:r>
+    </w:p>
+    <w:p>
+      <w:pPr>
+        <w:pStyle w:val="Heading2"/>
+      </w:pPr>
+      <w:r>
+        <w:t>Explain the pictured development choice</w:t>
       </w:r>
     </w:p>
     <w:p>
@@ -3897,31 +3691,38 @@
         <w:rPr>
           <w:b w:val="0"/>
         </w:rPr>
-        <w:t xml:space="preserve">Use the worked case for </w:t>
+        <w:t xml:space="preserve">Does zero </w:t>
       </w:r>
       <w:r>
         <w:rPr>
           <w:b/>
         </w:rPr>
-        <w:t>Overfitting</w:t>
+        <w:t>training</w:t>
       </w:r>
       <w:r>
         <w:rPr>
           <w:b w:val="0"/>
         </w:rPr>
-        <w:t xml:space="preserve"> and model </w:t>
-      </w:r>
-      <w:r>
-        <w:rPr>
-          <w:b/>
-        </w:rPr>
-        <w:t>capacity</w:t>
-      </w:r>
+        <w:t xml:space="preserve"> error justify choosing Complex in the original record?</w:t>
+      </w:r>
+    </w:p>
+    <w:p>
+      <w:pPr>
+        <w:spacing w:line="336" w:lineRule="auto" w:after="180"/>
+      </w:pPr>
       <w:r>
         <w:rPr>
           <w:b w:val="0"/>
         </w:rPr>
-        <w:t>. Proposed explanation: “A final answer is enough”. Decide whether this explanation is supported.</w:t>
+        <w:t>This is supported practice. Keep the separately named independent case for an attempt before feedback.</w:t>
+      </w:r>
+    </w:p>
+    <w:p>
+      <w:pPr>
+        <w:pStyle w:val="Heading2"/>
+      </w:pPr>
+      <w:r>
+        <w:t>Earlier wording, alternatives and picture transcripts · reference / check after trying</w:t>
       </w:r>
     </w:p>
     <w:p>
@@ -3932,7 +3733,7 @@
         <w:rPr>
           <w:b w:val="0"/>
         </w:rPr>
-        <w:t>Point to the step or supplied fact that decides; explain your repair if needed.</w:t>
+        <w:t>LOGIC STUDIO</w:t>
       </w:r>
     </w:p>
     <w:p>
@@ -3943,130 +3744,18 @@
         <w:rPr>
           <w:b w:val="0"/>
         </w:rPr>
-        <w:t>Answer on your own before discussion. If you are unsure, say which step you need help with.</w:t>
-      </w:r>
-    </w:p>
-    <w:p>
-      <w:pPr>
-        <w:pStyle w:val="Heading3"/>
-      </w:pPr>
-      <w:r>
-        <w:t>Explain the picture</w:t>
+        <w:t>Trace Before You Run</w:t>
       </w:r>
     </w:p>
     <w:p>
       <w:pPr>
         <w:spacing w:line="336" w:lineRule="auto" w:after="180"/>
-        <w:shd w:fill="F5F1FB"/>
       </w:pPr>
       <w:r>
         <w:rPr>
           <w:b w:val="0"/>
         </w:rPr>
-        <w:t xml:space="preserve">Does zero </w:t>
-      </w:r>
-      <w:r>
-        <w:rPr>
-          <w:b/>
-        </w:rPr>
-        <w:t>training</w:t>
-      </w:r>
-      <w:r>
-        <w:rPr>
-          <w:b w:val="0"/>
-        </w:rPr>
-        <w:t xml:space="preserve"> error justify choosing Complex in the original record?</w:t>
-      </w:r>
-    </w:p>
-    <w:p>
-      <w:pPr>
-        <w:pStyle w:val="Heading3"/>
-      </w:pPr>
-      <w:r>
-        <w:t>My explanation using a pictured step and the given facts</w:t>
-      </w:r>
-    </w:p>
-    <w:p>
-      <w:r>
-        <w:t>________________________________________________________________</w:t>
-      </w:r>
-    </w:p>
-    <w:p>
-      <w:r>
-        <w:t>________________________________________________________________</w:t>
-      </w:r>
-    </w:p>
-    <w:p>
-      <w:r>
-        <w:t>________________________________________________________________</w:t>
-      </w:r>
-    </w:p>
-    <w:p>
-      <w:r>
-        <w:t>________________________________________________________________</w:t>
-      </w:r>
-    </w:p>
-    <w:p>
-      <w:pPr>
-        <w:spacing w:line="336" w:lineRule="auto" w:after="180"/>
-      </w:pPr>
-      <w:r>
-        <w:rPr>
-          <w:b w:val="0"/>
-        </w:rPr>
-        <w:t>This is supported practice. Keep the separately named independent case for an attempt before feedback.</w:t>
-      </w:r>
-    </w:p>
-    <w:p>
-      <w:pPr>
-        <w:pStyle w:val="Heading1"/>
-      </w:pPr>
-      <w:r>
-        <w:t>09. Run the investigation</w:t>
-      </w:r>
-    </w:p>
-    <w:p>
-      <w:r>
-        <w:t>Investigate Overfitting Intuition. Record the prediction, actual observation or labelled paper trace, explanation and next test separately.</w:t>
-      </w:r>
-    </w:p>
-    <w:p>
-      <w:pPr>
-        <w:spacing w:line="336" w:lineRule="auto" w:after="180"/>
-      </w:pPr>
-      <w:r>
-        <w:rPr>
-          <w:b/>
-        </w:rPr>
-        <w:t>EVIDENCE</w:t>
-      </w:r>
-      <w:r>
-        <w:rPr>
-          <w:b/>
-        </w:rPr>
-        <w:t xml:space="preserve"> LAB</w:t>
-      </w:r>
-    </w:p>
-    <w:p>
-      <w:pPr>
-        <w:spacing w:line="336" w:lineRule="auto" w:after="180"/>
-      </w:pPr>
-      <w:r>
-        <w:rPr>
-          <w:b w:val="0"/>
-        </w:rPr>
-        <w:t>Predict → Test → Record → Explain</w:t>
-      </w:r>
-    </w:p>
-    <w:p>
-      <w:pPr>
-        <w:spacing w:line="336" w:lineRule="auto" w:after="180"/>
-      </w:pPr>
-      <w:r>
-        <w:rPr>
-          <w:b w:val="0"/>
-        </w:rPr>
-        <w:t>Keep expected and actual results separate. Surprises are useful data when recorded honestly.</w:t>
+        <w:t>Block code, pseudocode, tables, and diagrams are different ways to expose the same reasoning.</w:t>
       </w:r>
     </w:p>
     <w:p>
@@ -4074,7 +3763,7 @@
         <w:drawing>
           <wp:inline xmlns:a="http://schemas.openxmlformats.org/drawingml/2006/main" xmlns:pic="http://schemas.openxmlformats.org/drawingml/2006/picture">
             <wp:extent cx="5486400" cy="1901952"/>
-            <wp:docPr id="19" name="Picture 19" descr="Evidence lab graphic for Overfitting Intuition"/>
+            <wp:docPr id="20" name="Picture 20" descr="Logic tracing graphic for Overfitting Intuition"/>
             <wp:cNvGraphicFramePr>
               <a:graphicFrameLocks noChangeAspect="1"/>
             </wp:cNvGraphicFramePr>
@@ -4082,11 +3771,11 @@
               <a:graphicData uri="http://schemas.openxmlformats.org/drawingml/2006/picture">
                 <pic:pic>
                   <pic:nvPicPr>
-                    <pic:cNvPr id="0" name="85365e1e8e54c1c28866092382290814833690e888dc3f7a5df8f6678bf4ac6a.png"/>
+                    <pic:cNvPr id="0" name="eea505167ffbbb10362ff86f5f17a806cbfff2dadf444f92883587fa6eb375a7.png"/>
                     <pic:cNvPicPr/>
                   </pic:nvPicPr>
                   <pic:blipFill>
-                    <a:blip r:embed="rId26"/>
+                    <a:blip r:embed="rId23"/>
                     <a:stretch>
                       <a:fillRect/>
                     </a:stretch>
@@ -4113,31 +3802,486 @@
         <w:rPr>
           <w:b w:val="0"/>
         </w:rPr>
-        <w:t xml:space="preserve">Compare simple and </w:t>
+        <w:t xml:space="preserve">SET </w:t>
       </w:r>
       <w:r>
         <w:rPr>
           <w:b/>
         </w:rPr>
-        <w:t>exception</w:t>
+        <w:t>evidence</w:t>
       </w:r>
       <w:r>
         <w:rPr>
           <w:b w:val="0"/>
         </w:rPr>
-        <w:t xml:space="preserve">-heavy rules on </w:t>
+        <w:t>_record</w:t>
+        <w:br/>
+        <w:t>PREDICT expected_result</w:t>
+        <w:br/>
+        <w:t>RUN one normal case and one boundary case</w:t>
+        <w:br/>
+        <w:t>COMPARE actual_result with expected_result</w:t>
+        <w:br/>
+        <w:t>IF different: locate first cause; change one factor; RETEST</w:t>
+        <w:br/>
+        <w:t>EXPLAIN result, limitation, and next safe step</w:t>
+      </w:r>
+    </w:p>
+    <w:p>
+      <w:pPr>
+        <w:spacing w:line="336" w:lineRule="auto" w:after="180"/>
+      </w:pPr>
+      <w:r>
+        <w:rPr>
+          <w:b w:val="0"/>
+        </w:rPr>
+        <w:t xml:space="preserve">Trace one </w:t>
       </w:r>
       <w:r>
         <w:rPr>
           <w:b/>
         </w:rPr>
-        <w:t>training</w:t>
+        <w:t>input</w:t>
       </w:r>
       <w:r>
         <w:rPr>
           <w:b w:val="0"/>
         </w:rPr>
-        <w:t xml:space="preserve"> cards, then on sealed new cards. Count where performance changes and explain why.</w:t>
+        <w:t>. Which line changes the state or chooses a path?</w:t>
+      </w:r>
+    </w:p>
+    <w:p>
+      <w:pPr>
+        <w:pStyle w:val="Heading3"/>
+      </w:pPr>
+      <w:r>
+        <w:t>Write or draw your reasoning and evidence.</w:t>
+      </w:r>
+    </w:p>
+    <w:p>
+      <w:r>
+        <w:t>________________________________________________________________</w:t>
+      </w:r>
+    </w:p>
+    <w:p>
+      <w:r>
+        <w:t>________________________________________________________________</w:t>
+      </w:r>
+    </w:p>
+    <w:p>
+      <w:r>
+        <w:t>________________________________________________________________</w:t>
+      </w:r>
+    </w:p>
+    <w:p>
+      <w:r>
+        <w:t>________________________________________________________________</w:t>
+      </w:r>
+    </w:p>
+    <w:p>
+      <w:r>
+        <w:t>________________________________________________________________</w:t>
+      </w:r>
+    </w:p>
+    <w:p>
+      <w:pPr>
+        <w:pStyle w:val="Heading3"/>
+      </w:pPr>
+      <w:r>
+        <w:t>A closer explanation</w:t>
+      </w:r>
+    </w:p>
+    <w:p>
+      <w:pPr>
+        <w:pStyle w:val="Heading3"/>
+      </w:pPr>
+      <w:r>
+        <w:t>Practise with less help: Interpret a gap</w:t>
+      </w:r>
+    </w:p>
+    <w:p>
+      <w:pPr>
+        <w:pStyle w:val="Heading3"/>
+      </w:pPr>
+      <w:r>
+        <w:t>Check your reasoning</w:t>
+      </w:r>
+    </w:p>
+    <w:p>
+      <w:pPr>
+        <w:pStyle w:val="Heading3"/>
+      </w:pPr>
+      <w:r>
+        <w:t>Explain the picture</w:t>
+      </w:r>
+    </w:p>
+    <w:p>
+      <w:pPr>
+        <w:pStyle w:val="Heading3"/>
+      </w:pPr>
+      <w:r>
+        <w:t>My explanation using a pictured step and the given facts</w:t>
+      </w:r>
+    </w:p>
+    <w:p>
+      <w:r>
+        <w:t>________________________________________________________________</w:t>
+      </w:r>
+    </w:p>
+    <w:p>
+      <w:r>
+        <w:t>________________________________________________________________</w:t>
+      </w:r>
+    </w:p>
+    <w:p>
+      <w:r>
+        <w:t>________________________________________________________________</w:t>
+      </w:r>
+    </w:p>
+    <w:p>
+      <w:r>
+        <w:t>________________________________________________________________</w:t>
+      </w:r>
+    </w:p>
+    <w:p>
+      <w:pPr>
+        <w:pStyle w:val="Heading1"/>
+      </w:pPr>
+      <w:r>
+        <w:t>09. Audit validation MAE from complete prediction records</w:t>
+      </w:r>
+    </w:p>
+    <w:p>
+      <w:r>
+        <w:t>Retain every per-book error and distinguish supplied summaries from calculated evidence.</w:t>
+      </w:r>
+    </w:p>
+    <w:p>
+      <w:pPr>
+        <w:pStyle w:val="Heading2"/>
+      </w:pPr>
+      <w:r>
+        <w:t>The full four-book validation record</w:t>
+      </w:r>
+    </w:p>
+    <w:tbl>
+      <w:tblPr>
+        <w:tblStyle w:val="LightShading-Accent1"/>
+        <w:tblW w:type="auto" w:w="0"/>
+        <w:tblLook w:firstColumn="1" w:firstRow="1" w:lastColumn="0" w:lastRow="0" w:noHBand="0" w:noVBand="1" w:val="04A0"/>
+      </w:tblPr>
+      <w:tblGrid>
+        <w:gridCol w:w="2045"/>
+        <w:gridCol w:w="2045"/>
+        <w:gridCol w:w="2045"/>
+        <w:gridCol w:w="2045"/>
+        <w:gridCol w:w="2045"/>
+      </w:tblGrid>
+      <w:tr>
+        <w:trPr>
+          <w:tblHeader/>
+        </w:trPr>
+        <w:tc>
+          <w:tcPr>
+            <w:tcW w:type="dxa" w:w="2045"/>
+          </w:tcPr>
+          <w:p>
+            <w:r>
+              <w:t>Validation ID</w:t>
+            </w:r>
+          </w:p>
+        </w:tc>
+        <w:tc>
+          <w:tcPr>
+            <w:tcW w:type="dxa" w:w="2045"/>
+          </w:tcPr>
+          <w:p>
+            <w:r>
+              <w:t>Reference pages</w:t>
+            </w:r>
+          </w:p>
+        </w:tc>
+        <w:tc>
+          <w:tcPr>
+            <w:tcW w:type="dxa" w:w="2045"/>
+          </w:tcPr>
+          <w:p>
+            <w:r>
+              <w:t>Constant prediction</w:t>
+            </w:r>
+          </w:p>
+        </w:tc>
+        <w:tc>
+          <w:tcPr>
+            <w:tcW w:type="dxa" w:w="2045"/>
+          </w:tcPr>
+          <w:p>
+            <w:r>
+              <w:t>Line prediction</w:t>
+            </w:r>
+          </w:p>
+        </w:tc>
+        <w:tc>
+          <w:tcPr>
+            <w:tcW w:type="dxa" w:w="2045"/>
+          </w:tcPr>
+          <w:p>
+            <w:r>
+              <w:t>Flexible prediction</w:t>
+            </w:r>
+          </w:p>
+        </w:tc>
+      </w:tr>
+      <w:tr>
+        <w:tc>
+          <w:tcPr>
+            <w:tcW w:type="dxa" w:w="2045"/>
+          </w:tcPr>
+          <w:p>
+            <w:r>
+              <w:t>V1</w:t>
+            </w:r>
+          </w:p>
+        </w:tc>
+        <w:tc>
+          <w:tcPr>
+            <w:tcW w:type="dxa" w:w="2045"/>
+          </w:tcPr>
+          <w:p>
+            <w:r>
+              <w:t>10</w:t>
+            </w:r>
+          </w:p>
+        </w:tc>
+        <w:tc>
+          <w:tcPr>
+            <w:tcW w:type="dxa" w:w="2045"/>
+          </w:tcPr>
+          <w:p>
+            <w:r>
+              <w:t>22</w:t>
+            </w:r>
+          </w:p>
+        </w:tc>
+        <w:tc>
+          <w:tcPr>
+            <w:tcW w:type="dxa" w:w="2045"/>
+          </w:tcPr>
+          <w:p>
+            <w:r>
+              <w:t>13</w:t>
+            </w:r>
+          </w:p>
+        </w:tc>
+        <w:tc>
+          <w:tcPr>
+            <w:tcW w:type="dxa" w:w="2045"/>
+          </w:tcPr>
+          <w:p>
+            <w:r>
+              <w:t>18</w:t>
+            </w:r>
+          </w:p>
+        </w:tc>
+      </w:tr>
+      <w:tr>
+        <w:tc>
+          <w:tcPr>
+            <w:tcW w:type="dxa" w:w="2045"/>
+          </w:tcPr>
+          <w:p>
+            <w:r>
+              <w:t>V2</w:t>
+            </w:r>
+          </w:p>
+        </w:tc>
+        <w:tc>
+          <w:tcPr>
+            <w:tcW w:type="dxa" w:w="2045"/>
+          </w:tcPr>
+          <w:p>
+            <w:r>
+              <w:t>14</w:t>
+            </w:r>
+          </w:p>
+        </w:tc>
+        <w:tc>
+          <w:tcPr>
+            <w:tcW w:type="dxa" w:w="2045"/>
+          </w:tcPr>
+          <w:p>
+            <w:r>
+              <w:t>22</w:t>
+            </w:r>
+          </w:p>
+        </w:tc>
+        <w:tc>
+          <w:tcPr>
+            <w:tcW w:type="dxa" w:w="2045"/>
+          </w:tcPr>
+          <w:p>
+            <w:r>
+              <w:t>17</w:t>
+            </w:r>
+          </w:p>
+        </w:tc>
+        <w:tc>
+          <w:tcPr>
+            <w:tcW w:type="dxa" w:w="2045"/>
+          </w:tcPr>
+          <w:p>
+            <w:r>
+              <w:t>22</w:t>
+            </w:r>
+          </w:p>
+        </w:tc>
+      </w:tr>
+      <w:tr>
+        <w:tc>
+          <w:tcPr>
+            <w:tcW w:type="dxa" w:w="2045"/>
+          </w:tcPr>
+          <w:p>
+            <w:r>
+              <w:t>V3</w:t>
+            </w:r>
+          </w:p>
+        </w:tc>
+        <w:tc>
+          <w:tcPr>
+            <w:tcW w:type="dxa" w:w="2045"/>
+          </w:tcPr>
+          <w:p>
+            <w:r>
+              <w:t>18</w:t>
+            </w:r>
+          </w:p>
+        </w:tc>
+        <w:tc>
+          <w:tcPr>
+            <w:tcW w:type="dxa" w:w="2045"/>
+          </w:tcPr>
+          <w:p>
+            <w:r>
+              <w:t>22</w:t>
+            </w:r>
+          </w:p>
+        </w:tc>
+        <w:tc>
+          <w:tcPr>
+            <w:tcW w:type="dxa" w:w="2045"/>
+          </w:tcPr>
+          <w:p>
+            <w:r>
+              <w:t>21</w:t>
+            </w:r>
+          </w:p>
+        </w:tc>
+        <w:tc>
+          <w:tcPr>
+            <w:tcW w:type="dxa" w:w="2045"/>
+          </w:tcPr>
+          <w:p>
+            <w:r>
+              <w:t>26</w:t>
+            </w:r>
+          </w:p>
+        </w:tc>
+      </w:tr>
+      <w:tr>
+        <w:tc>
+          <w:tcPr>
+            <w:tcW w:type="dxa" w:w="2045"/>
+          </w:tcPr>
+          <w:p>
+            <w:r>
+              <w:t>V4</w:t>
+            </w:r>
+          </w:p>
+        </w:tc>
+        <w:tc>
+          <w:tcPr>
+            <w:tcW w:type="dxa" w:w="2045"/>
+          </w:tcPr>
+          <w:p>
+            <w:r>
+              <w:t>22</w:t>
+            </w:r>
+          </w:p>
+        </w:tc>
+        <w:tc>
+          <w:tcPr>
+            <w:tcW w:type="dxa" w:w="2045"/>
+          </w:tcPr>
+          <w:p>
+            <w:r>
+              <w:t>22</w:t>
+            </w:r>
+          </w:p>
+        </w:tc>
+        <w:tc>
+          <w:tcPr>
+            <w:tcW w:type="dxa" w:w="2045"/>
+          </w:tcPr>
+          <w:p>
+            <w:r>
+              <w:t>25</w:t>
+            </w:r>
+          </w:p>
+        </w:tc>
+        <w:tc>
+          <w:tcPr>
+            <w:tcW w:type="dxa" w:w="2045"/>
+          </w:tcPr>
+          <w:p>
+            <w:r>
+              <w:t>30</w:t>
+            </w:r>
+          </w:p>
+        </w:tc>
+      </w:tr>
+    </w:tbl>
+    <w:p>
+      <w:pPr>
+        <w:pStyle w:val="Heading2"/>
+      </w:pPr>
+      <w:r>
+        <w:t>Predict and calculate under a fixed comparison</w:t>
+      </w:r>
+    </w:p>
+    <w:p>
+      <w:pPr>
+        <w:pStyle w:val="ListNumber"/>
+      </w:pPr>
+      <w:r>
+        <w:t>These four invented validation records supply the opening comparison’s predictions. Keep the candidate names and all four rows fixed. Before calculating, predict which has the smallest average error. For each candidate write four absolute errors, their sum and sum/4 with units pages. Check the resulting validation MAEs against6,3,8. Training MAEs5,2,0 are supplied summary evidence; no training predictions are provided, so you cannot reconstruct those training scores here. This is an arithmetic audit, not a fitting experiment or final test. Keep an unresolved discrepancy visible rather than editing a reference to improve a score.</w:t>
+      </w:r>
+    </w:p>
+    <w:p>
+      <w:pPr>
+        <w:pStyle w:val="Heading2"/>
+      </w:pPr>
+      <w:r>
+        <w:t>Choose and propose a controlled next step</w:t>
+      </w:r>
+    </w:p>
+    <w:p>
+      <w:pPr>
+        <w:spacing w:line="336" w:lineRule="auto" w:after="180"/>
+      </w:pPr>
+      <w:r>
+        <w:rPr>
+          <w:b w:val="0"/>
+        </w:rPr>
+        <w:t>Using the audited results, select under smallest validation MAE and write one fair next development comparison. Change one candidate or training procedure at a time, fit using training only and compare on the same validation cases and metric. Log any repeated validation-driven choices and reserve an untouched final set. Do not claim a good validation score proves future performance or that the four rows establish the cause of the flexible candidate’s poor result. Reserve A/B/C and its simplicity tie rule for independent W4.</w:t>
+      </w:r>
+    </w:p>
+    <w:p>
+      <w:pPr>
+        <w:pStyle w:val="Heading2"/>
+      </w:pPr>
+      <w:r>
+        <w:t>Keep the record and explanation</w:t>
       </w:r>
     </w:p>
     <w:tbl>
@@ -4388,7 +4532,6 @@
     <w:p>
       <w:pPr>
         <w:spacing w:line="336" w:lineRule="auto" w:after="180"/>
-        <w:shd w:fill="F5F1FB"/>
       </w:pPr>
       <w:r>
         <w:rPr>
@@ -4432,6 +4575,123 @@
     </w:p>
     <w:p>
       <w:pPr>
+        <w:spacing w:line="336" w:lineRule="auto" w:after="180"/>
+      </w:pPr>
+      <w:r>
+        <w:rPr>
+          <w:b w:val="0"/>
+        </w:rPr>
+        <w:t>Before trying: what do I expect, and why? While trying: which step could first go wrong? Afterwards: what did I actually observe, and what should change? Keep “not run” if you only traced the procedure.</w:t>
+      </w:r>
+    </w:p>
+    <w:p>
+      <w:pPr>
+        <w:pStyle w:val="Heading2"/>
+      </w:pPr>
+      <w:r>
+        <w:t>Earlier wording, alternatives and picture transcripts · reference / check after trying</w:t>
+      </w:r>
+    </w:p>
+    <w:p>
+      <w:pPr>
+        <w:spacing w:line="336" w:lineRule="auto" w:after="180"/>
+      </w:pPr>
+      <w:r>
+        <w:rPr>
+          <w:b/>
+        </w:rPr>
+        <w:t>EVIDENCE</w:t>
+      </w:r>
+      <w:r>
+        <w:rPr>
+          <w:b w:val="0"/>
+        </w:rPr>
+        <w:t xml:space="preserve"> LAB</w:t>
+      </w:r>
+    </w:p>
+    <w:p>
+      <w:pPr>
+        <w:spacing w:line="336" w:lineRule="auto" w:after="180"/>
+      </w:pPr>
+      <w:r>
+        <w:rPr>
+          <w:b w:val="0"/>
+        </w:rPr>
+        <w:t>Predict → Test → Record → Explain</w:t>
+      </w:r>
+    </w:p>
+    <w:p>
+      <w:pPr>
+        <w:spacing w:line="336" w:lineRule="auto" w:after="180"/>
+      </w:pPr>
+      <w:r>
+        <w:rPr>
+          <w:b w:val="0"/>
+        </w:rPr>
+        <w:t>Keep expected and actual results separate. Surprises are useful data when recorded honestly.</w:t>
+      </w:r>
+    </w:p>
+    <w:p>
+      <w:r>
+        <w:drawing>
+          <wp:inline xmlns:a="http://schemas.openxmlformats.org/drawingml/2006/main" xmlns:pic="http://schemas.openxmlformats.org/drawingml/2006/picture">
+            <wp:extent cx="5486400" cy="1901952"/>
+            <wp:docPr id="21" name="Picture 21" descr="Evidence lab graphic for Overfitting Intuition"/>
+            <wp:cNvGraphicFramePr>
+              <a:graphicFrameLocks noChangeAspect="1"/>
+            </wp:cNvGraphicFramePr>
+            <a:graphic>
+              <a:graphicData uri="http://schemas.openxmlformats.org/drawingml/2006/picture">
+                <pic:pic>
+                  <pic:nvPicPr>
+                    <pic:cNvPr id="0" name="85365e1e8e54c1c28866092382290814833690e888dc3f7a5df8f6678bf4ac6a.png"/>
+                    <pic:cNvPicPr/>
+                  </pic:nvPicPr>
+                  <pic:blipFill>
+                    <a:blip r:embed="rId24"/>
+                    <a:stretch>
+                      <a:fillRect/>
+                    </a:stretch>
+                  </pic:blipFill>
+                  <pic:spPr>
+                    <a:xfrm>
+                      <a:off x="0" y="0"/>
+                      <a:ext cx="5486400" cy="1901952"/>
+                    </a:xfrm>
+                    <a:prstGeom prst="rect"/>
+                  </pic:spPr>
+                </pic:pic>
+              </a:graphicData>
+            </a:graphic>
+          </wp:inline>
+        </w:drawing>
+      </w:r>
+    </w:p>
+    <w:p>
+      <w:pPr>
+        <w:spacing w:line="336" w:lineRule="auto" w:after="180"/>
+      </w:pPr>
+      <w:r>
+        <w:rPr>
+          <w:b w:val="0"/>
+        </w:rPr>
+        <w:t xml:space="preserve">Audit the supplied four-book validation predictions: retain each absolute error, sum and denominator, compare with the supplied </w:t>
+      </w:r>
+      <w:r>
+        <w:rPr>
+          <w:b/>
+        </w:rPr>
+        <w:t>training</w:t>
+      </w:r>
+      <w:r>
+        <w:rPr>
+          <w:b w:val="0"/>
+        </w:rPr>
+        <w:t xml:space="preserve"> summaries and explain a controlled next step. No sealed-card dataset or real model fitting is supplied for this investigation.</w:t>
+      </w:r>
+    </w:p>
+    <w:p>
+      <w:pPr>
         <w:pStyle w:val="Heading3"/>
       </w:pPr>
       <w:r>
@@ -4440,13 +4700,580 @@
     </w:p>
     <w:p>
       <w:pPr>
+        <w:pStyle w:val="Heading1"/>
+      </w:pPr>
+      <w:r>
+        <w:t>14. Try alone: apply the validation rule and simplicity tie-break</w:t>
+      </w:r>
+    </w:p>
+    <w:p>
+      <w:r>
+        <w:t>Do not select using zero training error.</w:t>
+      </w:r>
+    </w:p>
+    <w:p>
+      <w:pPr>
+        <w:pStyle w:val="Heading2"/>
+      </w:pPr>
+      <w:r>
+        <w:t>The new A/B/C comparison</w:t>
+      </w:r>
+    </w:p>
+    <w:p>
+      <w:pPr>
         <w:spacing w:line="336" w:lineRule="auto" w:after="180"/>
       </w:pPr>
       <w:r>
         <w:rPr>
           <w:b w:val="0"/>
         </w:rPr>
-        <w:t>Before trying: what do I expect, and why? While trying: which step could first go wrong? Afterwards: what did I actually observe, and what should change? Keep “not run” if you only traced the procedure.</w:t>
+        <w:t xml:space="preserve">Models A </w:t>
+      </w:r>
+      <w:r>
+        <w:rPr>
+          <w:b/>
+        </w:rPr>
+        <w:t>training</w:t>
+      </w:r>
+      <w:r>
+        <w:rPr>
+          <w:b w:val="0"/>
+        </w:rPr>
+        <w:t xml:space="preserve"> 4 validation 5, B </w:t>
+      </w:r>
+      <w:r>
+        <w:rPr>
+          <w:b/>
+        </w:rPr>
+        <w:t>training</w:t>
+      </w:r>
+      <w:r>
+        <w:rPr>
+          <w:b w:val="0"/>
+        </w:rPr>
+        <w:t xml:space="preserve"> 1 validation 2, C </w:t>
+      </w:r>
+      <w:r>
+        <w:rPr>
+          <w:b/>
+        </w:rPr>
+        <w:t>training</w:t>
+      </w:r>
+      <w:r>
+        <w:rPr>
+          <w:b w:val="0"/>
+        </w:rPr>
+        <w:t xml:space="preserve"> 0 validation 2. Lowest validation MAE then simpler; B is simpler than C. Choose and justify.</w:t>
+      </w:r>
+    </w:p>
+    <w:p>
+      <w:pPr>
+        <w:pStyle w:val="Heading2"/>
+      </w:pPr>
+      <w:r>
+        <w:t>Units, rule and evidence scope</w:t>
+      </w:r>
+    </w:p>
+    <w:p>
+      <w:pPr>
+        <w:spacing w:line="336" w:lineRule="auto" w:after="180"/>
+      </w:pPr>
+      <w:r>
+        <w:rPr>
+          <w:b w:val="0"/>
+        </w:rPr>
+        <w:t>For this independent comparison all numbers are MAEs in pages on the same respective training and validation sets. Lower validation MAE wins; use the stated simplicity tie-break only when validation errors are equal. No final-test results are supplied.</w:t>
+      </w:r>
+    </w:p>
+    <w:p>
+      <w:pPr>
+        <w:pStyle w:val="Heading2"/>
+      </w:pPr>
+      <w:r>
+        <w:t>Your first attempt and help record</w:t>
+      </w:r>
+    </w:p>
+    <w:p>
+      <w:pPr>
+        <w:pStyle w:val="Heading3"/>
+      </w:pPr>
+      <w:r>
+        <w:t>My independent explanation, trace and limits</w:t>
+      </w:r>
+    </w:p>
+    <w:p>
+      <w:r>
+        <w:t>________________________________________________________________</w:t>
+      </w:r>
+    </w:p>
+    <w:p>
+      <w:r>
+        <w:t>________________________________________________________________</w:t>
+      </w:r>
+    </w:p>
+    <w:p>
+      <w:r>
+        <w:t>________________________________________________________________</w:t>
+      </w:r>
+    </w:p>
+    <w:p>
+      <w:r>
+        <w:t>________________________________________________________________</w:t>
+      </w:r>
+    </w:p>
+    <w:p>
+      <w:r>
+        <w:t>________________________________________________________________</w:t>
+      </w:r>
+    </w:p>
+    <w:p>
+      <w:r>
+        <w:t>________________________________________________________________</w:t>
+      </w:r>
+    </w:p>
+    <w:p>
+      <w:r>
+        <w:t>________________________________________________________________</w:t>
+      </w:r>
+    </w:p>
+    <w:p>
+      <w:pPr>
+        <w:spacing w:line="336" w:lineRule="auto" w:after="180"/>
+      </w:pPr>
+      <w:r>
+        <w:rPr>
+          <w:b w:val="0"/>
+        </w:rPr>
+        <w:t>Attempt this case before feedback. Record any help. Earlier examples below are further practice; a case already practised with feedback cannot establish fresh transfer.</w:t>
+      </w:r>
+    </w:p>
+    <w:p>
+      <w:pPr>
+        <w:spacing w:line="336" w:lineRule="auto" w:after="180"/>
+      </w:pPr>
+      <w:r>
+        <w:rPr>
+          <w:b w:val="0"/>
+        </w:rPr>
+        <w:t xml:space="preserve">Your teacher has the independent answer and scoring criteria. Complete the matching workbook week to keep your practice </w:t>
+      </w:r>
+      <w:r>
+        <w:rPr>
+          <w:b/>
+        </w:rPr>
+        <w:t>evidence</w:t>
+      </w:r>
+      <w:r>
+        <w:rPr>
+          <w:b w:val="0"/>
+        </w:rPr>
+        <w:t xml:space="preserve"> together.</w:t>
+      </w:r>
+    </w:p>
+    <w:p>
+      <w:pPr>
+        <w:pStyle w:val="Heading2"/>
+      </w:pPr>
+      <w:r>
+        <w:t>Use feedback after the attempt</w:t>
+      </w:r>
+    </w:p>
+    <w:p>
+      <w:pPr>
+        <w:spacing w:line="336" w:lineRule="auto" w:after="180"/>
+      </w:pPr>
+      <w:r>
+        <w:rPr>
+          <w:b w:val="0"/>
+        </w:rPr>
+        <w:t>Attempt the independent case before hints. Record whether you worked alone, used a hint or followed a model. After feedback, fix the first unsupported step and explain why it changed.</w:t>
+      </w:r>
+    </w:p>
+    <w:p>
+      <w:pPr>
+        <w:spacing w:line="336" w:lineRule="auto" w:after="180"/>
+      </w:pPr>
+      <w:r>
+        <w:rPr>
+          <w:b w:val="0"/>
+        </w:rPr>
+        <w:t>A later check uses a changed case, not a copied answer.</w:t>
+      </w:r>
+    </w:p>
+    <w:p>
+      <w:pPr>
+        <w:pStyle w:val="Heading2"/>
+      </w:pPr>
+      <w:r>
+        <w:t>Earlier wording, alternatives and picture transcripts · reference / check after trying</w:t>
+      </w:r>
+    </w:p>
+    <w:p>
+      <w:pPr>
+        <w:pStyle w:val="Heading3"/>
+      </w:pPr>
+      <w:r>
+        <w:t>Independent case: Apply independently</w:t>
+      </w:r>
+    </w:p>
+    <w:p>
+      <w:pPr>
+        <w:pStyle w:val="Heading3"/>
+      </w:pPr>
+      <w:r>
+        <w:t>Week 16 Independent application</w:t>
+      </w:r>
+    </w:p>
+    <w:p>
+      <w:pPr>
+        <w:spacing w:line="336" w:lineRule="auto" w:after="180"/>
+      </w:pPr>
+      <w:r>
+        <w:rPr>
+          <w:b w:val="0"/>
+        </w:rPr>
+        <w:t>Close the worked explanation. Apply the idea to this different question without copying.</w:t>
+      </w:r>
+    </w:p>
+    <w:p>
+      <w:pPr>
+        <w:spacing w:line="336" w:lineRule="auto" w:after="180"/>
+      </w:pPr>
+      <w:r>
+        <w:rPr>
+          <w:b w:val="0"/>
+        </w:rPr>
+        <w:t xml:space="preserve">Rule A memorises six </w:t>
+      </w:r>
+      <w:r>
+        <w:rPr>
+          <w:b/>
+        </w:rPr>
+        <w:t>training</w:t>
+      </w:r>
+      <w:r>
+        <w:rPr>
+          <w:b w:val="0"/>
+        </w:rPr>
+        <w:t xml:space="preserve"> book IDs. Rule B uses a relevant topic feature. Why might A fail on a new ID? What test is needed?</w:t>
+      </w:r>
+    </w:p>
+    <w:p>
+      <w:pPr>
+        <w:spacing w:line="336" w:lineRule="auto" w:after="180"/>
+      </w:pPr>
+      <w:r>
+        <w:rPr>
+          <w:b w:val="0"/>
+        </w:rPr>
+        <w:t xml:space="preserve">My answer, with a trace, calculation or supporting </w:t>
+      </w:r>
+      <w:r>
+        <w:rPr>
+          <w:b/>
+        </w:rPr>
+        <w:t>evidence</w:t>
+      </w:r>
+    </w:p>
+    <w:p>
+      <w:pPr>
+        <w:pStyle w:val="Heading3"/>
+      </w:pPr>
+      <w:r>
+        <w:t>Write or draw your reasoning and evidence.</w:t>
+      </w:r>
+    </w:p>
+    <w:p>
+      <w:r>
+        <w:t>________________________________________________________________</w:t>
+      </w:r>
+    </w:p>
+    <w:p>
+      <w:r>
+        <w:t>________________________________________________________________</w:t>
+      </w:r>
+    </w:p>
+    <w:p>
+      <w:r>
+        <w:t>________________________________________________________________</w:t>
+      </w:r>
+    </w:p>
+    <w:p>
+      <w:r>
+        <w:t>________________________________________________________________</w:t>
+      </w:r>
+    </w:p>
+    <w:p>
+      <w:r>
+        <w:t>________________________________________________________________</w:t>
+      </w:r>
+    </w:p>
+    <w:p>
+      <w:pPr>
+        <w:pStyle w:val="Heading3"/>
+      </w:pPr>
+      <w:r>
+        <w:t>Create and test</w:t>
+      </w:r>
+    </w:p>
+    <w:p>
+      <w:pPr>
+        <w:spacing w:line="336" w:lineRule="auto" w:after="180"/>
+      </w:pPr>
+      <w:r>
+        <w:rPr>
+          <w:b w:val="0"/>
+        </w:rPr>
+        <w:t>Change one relevant detail. Predict the result before testing. Include a boundary or missing-information case when it helps reveal a limit.</w:t>
+      </w:r>
+    </w:p>
+    <w:p>
+      <w:pPr>
+        <w:spacing w:line="336" w:lineRule="auto" w:after="180"/>
+      </w:pPr>
+      <w:r>
+        <w:rPr>
+          <w:b w:val="0"/>
+        </w:rPr>
+        <w:t xml:space="preserve">My changed </w:t>
+      </w:r>
+      <w:r>
+        <w:rPr>
+          <w:b/>
+        </w:rPr>
+        <w:t>input</w:t>
+      </w:r>
+      <w:r>
+        <w:rPr>
+          <w:b w:val="0"/>
+        </w:rPr>
+        <w:t xml:space="preserve"> and expected result</w:t>
+      </w:r>
+    </w:p>
+    <w:p>
+      <w:pPr>
+        <w:pStyle w:val="Heading3"/>
+      </w:pPr>
+      <w:r>
+        <w:t>Write or draw your reasoning and evidence.</w:t>
+      </w:r>
+    </w:p>
+    <w:p>
+      <w:r>
+        <w:t>________________________________________________________________</w:t>
+      </w:r>
+    </w:p>
+    <w:p>
+      <w:r>
+        <w:t>________________________________________________________________</w:t>
+      </w:r>
+    </w:p>
+    <w:p>
+      <w:r>
+        <w:t>________________________________________________________________</w:t>
+      </w:r>
+    </w:p>
+    <w:p>
+      <w:r>
+        <w:t>________________________________________________________________</w:t>
+      </w:r>
+    </w:p>
+    <w:p>
+      <w:r>
+        <w:t>________________________________________________________________</w:t>
+      </w:r>
+    </w:p>
+    <w:p>
+      <w:pPr>
+        <w:pStyle w:val="Heading3"/>
+      </w:pPr>
+      <w:r>
+        <w:t>Connect to your project</w:t>
+      </w:r>
+    </w:p>
+    <w:p>
+      <w:pPr>
+        <w:spacing w:line="336" w:lineRule="auto" w:after="180"/>
+      </w:pPr>
+      <w:r>
+        <w:rPr>
+          <w:b w:val="0"/>
+        </w:rPr>
+        <w:t>Avoid title-by-title patches; improve features or thresholds that transfer.</w:t>
+      </w:r>
+    </w:p>
+    <w:p>
+      <w:pPr>
+        <w:spacing w:line="336" w:lineRule="auto" w:after="180"/>
+      </w:pPr>
+      <w:r>
+        <w:rPr>
+          <w:b w:val="0"/>
+        </w:rPr>
+        <w:t xml:space="preserve">The </w:t>
+      </w:r>
+      <w:r>
+        <w:rPr>
+          <w:b/>
+        </w:rPr>
+        <w:t>evidence</w:t>
+      </w:r>
+      <w:r>
+        <w:rPr>
+          <w:b w:val="0"/>
+        </w:rPr>
+        <w:t xml:space="preserve"> I will keep</w:t>
+      </w:r>
+    </w:p>
+    <w:p>
+      <w:pPr>
+        <w:pStyle w:val="Heading3"/>
+      </w:pPr>
+      <w:r>
+        <w:t>Write or draw your reasoning and evidence.</w:t>
+      </w:r>
+    </w:p>
+    <w:p>
+      <w:r>
+        <w:t>________________________________________________________________</w:t>
+      </w:r>
+    </w:p>
+    <w:p>
+      <w:r>
+        <w:t>________________________________________________________________</w:t>
+      </w:r>
+    </w:p>
+    <w:p>
+      <w:r>
+        <w:t>________________________________________________________________</w:t>
+      </w:r>
+    </w:p>
+    <w:p>
+      <w:r>
+        <w:t>________________________________________________________________</w:t>
+      </w:r>
+    </w:p>
+    <w:p>
+      <w:r>
+        <w:t>________________________________________________________________</w:t>
+      </w:r>
+    </w:p>
+    <w:p>
+      <w:pPr>
+        <w:pStyle w:val="Heading3"/>
+      </w:pPr>
+      <w:r>
+        <w:t>Transfer practice from the original programme</w:t>
+      </w:r>
+    </w:p>
+    <w:p>
+      <w:pPr>
+        <w:spacing w:line="336" w:lineRule="auto" w:after="180"/>
+      </w:pPr>
+      <w:r>
+        <w:rPr>
+          <w:b w:val="0"/>
+        </w:rPr>
+        <w:t xml:space="preserve">Rule A memorises eight </w:t>
+      </w:r>
+      <w:r>
+        <w:rPr>
+          <w:b/>
+        </w:rPr>
+        <w:t>training</w:t>
+      </w:r>
+      <w:r>
+        <w:rPr>
+          <w:b w:val="0"/>
+        </w:rPr>
+        <w:t xml:space="preserve"> IDs and gets 8/8 </w:t>
+      </w:r>
+      <w:r>
+        <w:rPr>
+          <w:b/>
+        </w:rPr>
+        <w:t>training</w:t>
+      </w:r>
+      <w:r>
+        <w:rPr>
+          <w:b w:val="0"/>
+        </w:rPr>
+        <w:t xml:space="preserve">, 2/8 validation. Rule B uses genre and gets 6/8 </w:t>
+      </w:r>
+      <w:r>
+        <w:rPr>
+          <w:b/>
+        </w:rPr>
+        <w:t>training</w:t>
+      </w:r>
+      <w:r>
+        <w:rPr>
+          <w:b w:val="0"/>
+        </w:rPr>
+        <w:t xml:space="preserve">, 6/8 validation. Which is preferable on this </w:t>
+      </w:r>
+      <w:r>
+        <w:rPr>
+          <w:b/>
+        </w:rPr>
+        <w:t>evidence</w:t>
+      </w:r>
+      <w:r>
+        <w:rPr>
+          <w:b w:val="0"/>
+        </w:rPr>
+        <w:t>, and what test remains?</w:t>
+      </w:r>
+    </w:p>
+    <w:p>
+      <w:pPr>
+        <w:pStyle w:val="Heading3"/>
+      </w:pPr>
+      <w:r>
+        <w:t>Explain the mechanism, evidence and one limit.</w:t>
+      </w:r>
+    </w:p>
+    <w:p>
+      <w:r>
+        <w:t>________________________________________________________________</w:t>
+      </w:r>
+    </w:p>
+    <w:p>
+      <w:r>
+        <w:t>________________________________________________________________</w:t>
+      </w:r>
+    </w:p>
+    <w:p>
+      <w:r>
+        <w:t>________________________________________________________________</w:t>
+      </w:r>
+    </w:p>
+    <w:p>
+      <w:r>
+        <w:t>________________________________________________________________</w:t>
+      </w:r>
+    </w:p>
+    <w:p>
+      <w:r>
+        <w:t>________________________________________________________________</w:t>
+      </w:r>
+    </w:p>
+    <w:p>
+      <w:r>
+        <w:t>________________________________________________________________</w:t>
+      </w:r>
+    </w:p>
+    <w:p>
+      <w:r>
+        <w:t>________________________________________________________________</w:t>
+      </w:r>
+    </w:p>
+    <w:p>
+      <w:pPr>
+        <w:pStyle w:val="Heading3"/>
+      </w:pPr>
+      <w:r>
+        <w:t>Use feedback to improve</w:t>
       </w:r>
     </w:p>
     <w:p>
@@ -4454,12 +5281,20 @@
         <w:pStyle w:val="Heading1"/>
       </w:pPr>
       <w:r>
-        <w:t>10. Build your understanding</w:t>
-      </w:r>
-    </w:p>
-    <w:p>
-      <w:r>
-        <w:t>Move from recall to tracing, diagnosis and transfer in Overfitting Intuition. Explain why each step is justified.</w:t>
+        <w:t>11. Compare recommender revisions on a declared task</w:t>
+      </w:r>
+    </w:p>
+    <w:p>
+      <w:r>
+        <w:t>Keep numerical prediction, category decisions and preference ranking distinct.</w:t>
+      </w:r>
+    </w:p>
+    <w:p>
+      <w:pPr>
+        <w:pStyle w:val="Heading2"/>
+      </w:pPr>
+      <w:r>
+        <w:t>This week’s concrete portfolio contribution</w:t>
       </w:r>
     </w:p>
     <w:p>
@@ -4468,7 +5303,1010 @@
       </w:pPr>
       <w:r>
         <w:rPr>
+          <w:b w:val="0"/>
+        </w:rPr>
+        <w:t>Record the actual portfolio task and metric before comparing revisions. A numeric book-length prediction can use MAE in pages; an eligibility classifier needs a declared classification measure; an overall preference ranking is not automatically either one. Preserve related-record splits, training-only fitting and a change log. A title-specific fix is not evidence of transfer. Use fictional profiles and keep final cases separate from development choices.</w:t>
+      </w:r>
+    </w:p>
+    <w:p>
+      <w:pPr>
+        <w:spacing w:line="336" w:lineRule="auto" w:after="180"/>
+      </w:pPr>
+      <w:r>
+        <w:rPr>
+          <w:b w:val="0"/>
+        </w:rPr>
+        <w:t>Compare recommender revisions on fixed development cases, reserving new cases for the final presentation.</w:t>
+      </w:r>
+    </w:p>
+    <w:p>
+      <w:pPr>
+        <w:pStyle w:val="Heading2"/>
+      </w:pPr>
+      <w:r>
+        <w:t>Keep the checkpoint and human choice visible</w:t>
+      </w:r>
+    </w:p>
+    <w:p>
+      <w:pPr>
+        <w:spacing w:line="336" w:lineRule="auto" w:after="180"/>
+      </w:pPr>
+      <w:r>
+        <w:rPr>
+          <w:b w:val="0"/>
+        </w:rPr>
+        <w:t>THIS WEEK’S CHECKPOINT  Avoid title-by-title patches; improve features or thresholds that transfer.</w:t>
+      </w:r>
+    </w:p>
+    <w:p>
+      <w:pPr>
+        <w:spacing w:line="336" w:lineRule="auto" w:after="180"/>
+      </w:pPr>
+      <w:r>
+        <w:rPr>
+          <w:b w:val="0"/>
+        </w:rPr>
+        <w:t xml:space="preserve">SYSTEM MAP  Reader need → allowed </w:t>
+      </w:r>
+      <w:r>
+        <w:rPr>
           <w:b/>
+        </w:rPr>
+        <w:t>input</w:t>
+      </w:r>
+      <w:r>
+        <w:rPr>
+          <w:b w:val="0"/>
+        </w:rPr>
+        <w:t xml:space="preserve">s → transparent rule or score → ranked candidates → explanation → test record → </w:t>
+      </w:r>
+      <w:r>
+        <w:rPr>
+          <w:b/>
+        </w:rPr>
+        <w:t>human decision</w:t>
+      </w:r>
+    </w:p>
+    <w:p>
+      <w:pPr>
+        <w:spacing w:line="336" w:lineRule="auto" w:after="180"/>
+      </w:pPr>
+      <w:r>
+        <w:rPr>
+          <w:b w:val="0"/>
+        </w:rPr>
+        <w:t>What will you add, change, or verify in the project this week?</w:t>
+      </w:r>
+    </w:p>
+    <w:p>
+      <w:pPr>
+        <w:pStyle w:val="Heading3"/>
+      </w:pPr>
+      <w:r>
+        <w:t>Write or draw your reasoning and evidence.</w:t>
+      </w:r>
+    </w:p>
+    <w:p>
+      <w:r>
+        <w:t>________________________________________________________________</w:t>
+      </w:r>
+    </w:p>
+    <w:p>
+      <w:r>
+        <w:t>________________________________________________________________</w:t>
+      </w:r>
+    </w:p>
+    <w:p>
+      <w:r>
+        <w:t>________________________________________________________________</w:t>
+      </w:r>
+    </w:p>
+    <w:p>
+      <w:r>
+        <w:t>________________________________________________________________</w:t>
+      </w:r>
+    </w:p>
+    <w:p>
+      <w:r>
+        <w:t>________________________________________________________________</w:t>
+      </w:r>
+    </w:p>
+    <w:p>
+      <w:pPr>
+        <w:spacing w:line="336" w:lineRule="auto" w:after="180"/>
+      </w:pPr>
+      <w:r>
+        <w:rPr>
+          <w:b w:val="0"/>
+        </w:rPr>
+        <w:t xml:space="preserve">What should remain under </w:t>
+      </w:r>
+      <w:r>
+        <w:rPr>
+          <w:b/>
+        </w:rPr>
+        <w:t>human control</w:t>
+      </w:r>
+      <w:r>
+        <w:rPr>
+          <w:b w:val="0"/>
+        </w:rPr>
+        <w:t>?</w:t>
+      </w:r>
+    </w:p>
+    <w:p>
+      <w:pPr>
+        <w:pStyle w:val="Heading3"/>
+      </w:pPr>
+      <w:r>
+        <w:t>Write or draw your reasoning and evidence.</w:t>
+      </w:r>
+    </w:p>
+    <w:p>
+      <w:r>
+        <w:t>________________________________________________________________</w:t>
+      </w:r>
+    </w:p>
+    <w:p>
+      <w:r>
+        <w:t>________________________________________________________________</w:t>
+      </w:r>
+    </w:p>
+    <w:p>
+      <w:r>
+        <w:t>________________________________________________________________</w:t>
+      </w:r>
+    </w:p>
+    <w:p>
+      <w:r>
+        <w:t>________________________________________________________________</w:t>
+      </w:r>
+    </w:p>
+    <w:p>
+      <w:r>
+        <w:t>________________________________________________________________</w:t>
+      </w:r>
+    </w:p>
+    <w:p>
+      <w:pPr>
+        <w:spacing w:line="336" w:lineRule="auto" w:after="180"/>
+      </w:pPr>
+      <w:r>
+        <w:rPr>
+          <w:b w:val="0"/>
+        </w:rPr>
+        <w:t>RESPONSIBLE DESIGN  Collect only necessary information. Show uncertainty and limits. Never confuse a ranking with a fact about a person.</w:t>
+      </w:r>
+    </w:p>
+    <w:p>
+      <w:pPr>
+        <w:pStyle w:val="Heading2"/>
+      </w:pPr>
+      <w:r>
+        <w:t>Earlier wording, alternatives and picture transcripts · reference / check after trying</w:t>
+      </w:r>
+    </w:p>
+    <w:p>
+      <w:pPr>
+        <w:spacing w:line="336" w:lineRule="auto" w:after="180"/>
+      </w:pPr>
+      <w:r>
+        <w:rPr>
+          <w:b w:val="0"/>
+        </w:rPr>
+        <w:t>CUMULATIVE PROJECT</w:t>
+      </w:r>
+    </w:p>
+    <w:p>
+      <w:pPr>
+        <w:spacing w:line="336" w:lineRule="auto" w:after="180"/>
+      </w:pPr>
+      <w:r>
+        <w:rPr>
+          <w:b w:val="0"/>
+        </w:rPr>
+        <w:t>Transparent Book Recommender</w:t>
+      </w:r>
+    </w:p>
+    <w:p>
+      <w:pPr>
+        <w:spacing w:line="336" w:lineRule="auto" w:after="180"/>
+      </w:pPr>
+      <w:r>
+        <w:rPr>
+          <w:b w:val="0"/>
+        </w:rPr>
+        <w:t>Every week adds one inspectable piece. The system must show how it reached a result.</w:t>
+      </w:r>
+    </w:p>
+    <w:p>
+      <w:r>
+        <w:drawing>
+          <wp:inline xmlns:a="http://schemas.openxmlformats.org/drawingml/2006/main" xmlns:pic="http://schemas.openxmlformats.org/drawingml/2006/picture">
+            <wp:extent cx="5486400" cy="1901952"/>
+            <wp:docPr id="22" name="Picture 22" descr="Book recommender connection for Overfitting Intuition"/>
+            <wp:cNvGraphicFramePr>
+              <a:graphicFrameLocks noChangeAspect="1"/>
+            </wp:cNvGraphicFramePr>
+            <a:graphic>
+              <a:graphicData uri="http://schemas.openxmlformats.org/drawingml/2006/picture">
+                <pic:pic>
+                  <pic:nvPicPr>
+                    <pic:cNvPr id="0" name="58d2f39f1c4bfda109410d985ca1f2c28fecc8b2ac67d688002ac81d0be03005.png"/>
+                    <pic:cNvPicPr/>
+                  </pic:nvPicPr>
+                  <pic:blipFill>
+                    <a:blip r:embed="rId25"/>
+                    <a:stretch>
+                      <a:fillRect/>
+                    </a:stretch>
+                  </pic:blipFill>
+                  <pic:spPr>
+                    <a:xfrm>
+                      <a:off x="0" y="0"/>
+                      <a:ext cx="5486400" cy="1901952"/>
+                    </a:xfrm>
+                    <a:prstGeom prst="rect"/>
+                  </pic:spPr>
+                </pic:pic>
+              </a:graphicData>
+            </a:graphic>
+          </wp:inline>
+        </w:drawing>
+      </w:r>
+    </w:p>
+    <w:p>
+      <w:pPr>
+        <w:pStyle w:val="Heading3"/>
+      </w:pPr>
+      <w:r>
+        <w:t>Evidence for your project</w:t>
+      </w:r>
+    </w:p>
+    <w:p>
+      <w:pPr>
+        <w:pStyle w:val="Heading1"/>
+      </w:pPr>
+      <w:r>
+        <w:t>16. Finish: justify the comparison without overstating the cause</w:t>
+      </w:r>
+    </w:p>
+    <w:p>
+      <w:r>
+        <w:t>Name the metric, development evidence and what remains untested.</w:t>
+      </w:r>
+    </w:p>
+    <w:p>
+      <w:pPr>
+        <w:pStyle w:val="Heading2"/>
+      </w:pPr>
+      <w:r>
+        <w:t>Your explanation without notes</w:t>
+      </w:r>
+    </w:p>
+    <w:p>
+      <w:pPr>
+        <w:pStyle w:val="ListBullet"/>
+      </w:pPr>
+      <w:r>
+        <w:t>Close your notes. Explain this goal in your own words: Compare training and validation evidence for model capacity</w:t>
+      </w:r>
+    </w:p>
+    <w:p>
+      <w:pPr>
+        <w:pStyle w:val="Heading3"/>
+      </w:pPr>
+      <w:r>
+        <w:t>My deciding step, evidence and one remaining question</w:t>
+      </w:r>
+    </w:p>
+    <w:p>
+      <w:r>
+        <w:t>________________________________________________________________</w:t>
+      </w:r>
+    </w:p>
+    <w:p>
+      <w:r>
+        <w:t>________________________________________________________________</w:t>
+      </w:r>
+    </w:p>
+    <w:p>
+      <w:r>
+        <w:t>________________________________________________________________</w:t>
+      </w:r>
+    </w:p>
+    <w:p>
+      <w:r>
+        <w:t>________________________________________________________________</w:t>
+      </w:r>
+    </w:p>
+    <w:p>
+      <w:r>
+        <w:t>________________________________________________________________</w:t>
+      </w:r>
+    </w:p>
+    <w:p>
+      <w:pPr>
+        <w:pStyle w:val="Heading2"/>
+      </w:pPr>
+      <w:r>
+        <w:t>Choose a changed-case return</w:t>
+      </w:r>
+    </w:p>
+    <w:p>
+      <w:pPr>
+        <w:spacing w:line="336" w:lineRule="auto" w:after="180"/>
+      </w:pPr>
+      <w:r>
+        <w:rPr>
+          <w:b w:val="0"/>
+        </w:rPr>
+        <w:t xml:space="preserve">If you are unsure, return to the worked picture and explain one arrow. If you are ready, change an </w:t>
+      </w:r>
+      <w:r>
+        <w:rPr>
+          <w:b/>
+        </w:rPr>
+        <w:t>input</w:t>
+      </w:r>
+      <w:r>
+        <w:rPr>
+          <w:b w:val="0"/>
+        </w:rPr>
+        <w:t xml:space="preserve"> or assumption and justify your </w:t>
+      </w:r>
+      <w:r>
+        <w:rPr>
+          <w:b/>
+        </w:rPr>
+        <w:t>prediction</w:t>
+      </w:r>
+      <w:r>
+        <w:rPr>
+          <w:b w:val="0"/>
+        </w:rPr>
+        <w:t>.</w:t>
+      </w:r>
+    </w:p>
+    <w:p>
+      <w:pPr>
+        <w:spacing w:line="336" w:lineRule="auto" w:after="180"/>
+      </w:pPr>
+      <w:r>
+        <w:rPr>
+          <w:b w:val="0"/>
+        </w:rPr>
+        <w:t xml:space="preserve">Save your workbook </w:t>
+      </w:r>
+      <w:r>
+        <w:rPr>
+          <w:b/>
+        </w:rPr>
+        <w:t>evidence</w:t>
+      </w:r>
+      <w:r>
+        <w:rPr>
+          <w:b w:val="0"/>
+        </w:rPr>
+        <w:t>. At the next review, try a different case before opening your old answer.</w:t>
+      </w:r>
+    </w:p>
+    <w:p>
+      <w:pPr>
+        <w:pStyle w:val="Heading1"/>
+      </w:pPr>
+      <w:r>
+        <w:t>Reference bank and extra practice</w:t>
+      </w:r>
+    </w:p>
+    <w:p>
+      <w:pPr>
+        <w:pStyle w:val="Heading1"/>
+      </w:pPr>
+      <w:r>
+        <w:t>05. Your quick word guide</w:t>
+      </w:r>
+    </w:p>
+    <w:p>
+      <w:r>
+        <w:t>Use the words to explain a particular step, record or limit.</w:t>
+      </w:r>
+    </w:p>
+    <w:p>
+      <w:pPr>
+        <w:pStyle w:val="Heading2"/>
+      </w:pPr>
+      <w:r>
+        <w:t>Core vocabulary</w:t>
+      </w:r>
+    </w:p>
+    <w:tbl>
+      <w:tblPr>
+        <w:tblStyle w:val="LightShading-Accent1"/>
+        <w:tblW w:type="auto" w:w="0"/>
+        <w:tblLook w:firstColumn="1" w:firstRow="1" w:lastColumn="0" w:lastRow="0" w:noHBand="0" w:noVBand="1" w:val="04A0"/>
+      </w:tblPr>
+      <w:tblGrid>
+        <w:gridCol w:w="3408"/>
+        <w:gridCol w:w="3408"/>
+        <w:gridCol w:w="3408"/>
+      </w:tblGrid>
+      <w:tr>
+        <w:trPr>
+          <w:tblHeader/>
+        </w:trPr>
+        <w:tc>
+          <w:tcPr>
+            <w:tcW w:type="dxa" w:w="3408"/>
+          </w:tcPr>
+          <w:p>
+            <w:r>
+              <w:t>Word</w:t>
+            </w:r>
+          </w:p>
+        </w:tc>
+        <w:tc>
+          <w:tcPr>
+            <w:tcW w:type="dxa" w:w="3408"/>
+          </w:tcPr>
+          <w:p>
+            <w:r>
+              <w:t>My own example</w:t>
+            </w:r>
+          </w:p>
+        </w:tc>
+        <w:tc>
+          <w:tcPr>
+            <w:tcW w:type="dxa" w:w="3408"/>
+          </w:tcPr>
+          <w:p>
+            <w:r>
+              <w:t>Not this / boundary</w:t>
+            </w:r>
+          </w:p>
+        </w:tc>
+      </w:tr>
+      <w:tr>
+        <w:tc>
+          <w:tcPr>
+            <w:tcW w:type="dxa" w:w="3408"/>
+          </w:tcPr>
+          <w:p>
+            <w:r>
+              <w:t>overfitting</w:t>
+            </w:r>
+          </w:p>
+        </w:tc>
+        <w:tc>
+          <w:tcPr>
+            <w:tcW w:type="dxa" w:w="3408"/>
+          </w:tcPr>
+          <w:p>
+            <w:r>
+              <w:t>Adapting too closely to development examples so performance does not transfer well to new relevant cases.</w:t>
+            </w:r>
+          </w:p>
+        </w:tc>
+        <w:tc>
+          <w:tcPr>
+            <w:tcW w:type="dxa" w:w="3408"/>
+          </w:tcPr>
+          <w:p>
+            <w:r/>
+          </w:p>
+        </w:tc>
+      </w:tr>
+      <w:tr>
+        <w:tc>
+          <w:tcPr>
+            <w:tcW w:type="dxa" w:w="3408"/>
+          </w:tcPr>
+          <w:p>
+            <w:r>
+              <w:t>generalize</w:t>
+            </w:r>
+          </w:p>
+        </w:tc>
+        <w:tc>
+          <w:tcPr>
+            <w:tcW w:type="dxa" w:w="3408"/>
+          </w:tcPr>
+          <w:p>
+            <w:r>
+              <w:t>Perform usefully on new relevant cases beyond those used to develop a system.</w:t>
+            </w:r>
+          </w:p>
+        </w:tc>
+        <w:tc>
+          <w:tcPr>
+            <w:tcW w:type="dxa" w:w="3408"/>
+          </w:tcPr>
+          <w:p>
+            <w:r/>
+          </w:p>
+        </w:tc>
+      </w:tr>
+      <w:tr>
+        <w:tc>
+          <w:tcPr>
+            <w:tcW w:type="dxa" w:w="3408"/>
+          </w:tcPr>
+          <w:p>
+            <w:r>
+              <w:t>complexity</w:t>
+            </w:r>
+          </w:p>
+        </w:tc>
+        <w:tc>
+          <w:tcPr>
+            <w:tcW w:type="dxa" w:w="3408"/>
+          </w:tcPr>
+          <w:p>
+            <w:r>
+              <w:t>The amount of structure, work or resources a method requires, measured in a stated way.</w:t>
+            </w:r>
+          </w:p>
+        </w:tc>
+        <w:tc>
+          <w:tcPr>
+            <w:tcW w:type="dxa" w:w="3408"/>
+          </w:tcPr>
+          <w:p>
+            <w:r/>
+          </w:p>
+        </w:tc>
+      </w:tr>
+      <w:tr>
+        <w:tc>
+          <w:tcPr>
+            <w:tcW w:type="dxa" w:w="3408"/>
+          </w:tcPr>
+          <w:p>
+            <w:r>
+              <w:t>exception</w:t>
+            </w:r>
+          </w:p>
+        </w:tc>
+        <w:tc>
+          <w:tcPr>
+            <w:tcW w:type="dxa" w:w="3408"/>
+          </w:tcPr>
+          <w:p>
+            <w:r>
+              <w:t>A condition that requires handling outside the usual path.</w:t>
+            </w:r>
+          </w:p>
+        </w:tc>
+        <w:tc>
+          <w:tcPr>
+            <w:tcW w:type="dxa" w:w="3408"/>
+          </w:tcPr>
+          <w:p>
+            <w:r/>
+          </w:p>
+        </w:tc>
+      </w:tr>
+    </w:tbl>
+    <w:p>
+      <w:pPr>
+        <w:pStyle w:val="Heading2"/>
+      </w:pPr>
+      <w:r>
+        <w:t>Terms for the connected explanation</w:t>
+      </w:r>
+    </w:p>
+    <w:tbl>
+      <w:tblPr>
+        <w:tblStyle w:val="LightShading-Accent1"/>
+        <w:tblW w:type="auto" w:w="0"/>
+        <w:tblLook w:firstColumn="1" w:firstRow="1" w:lastColumn="0" w:lastRow="0" w:noHBand="0" w:noVBand="1" w:val="04A0"/>
+      </w:tblPr>
+      <w:tblGrid>
+        <w:gridCol w:w="5112"/>
+        <w:gridCol w:w="5112"/>
+      </w:tblGrid>
+      <w:tr>
+        <w:trPr>
+          <w:tblHeader/>
+        </w:trPr>
+        <w:tc>
+          <w:tcPr>
+            <w:tcW w:type="dxa" w:w="5112"/>
+          </w:tcPr>
+          <w:p>
+            <w:r>
+              <w:t>Word</w:t>
+            </w:r>
+          </w:p>
+        </w:tc>
+        <w:tc>
+          <w:tcPr>
+            <w:tcW w:type="dxa" w:w="5112"/>
+          </w:tcPr>
+          <w:p>
+            <w:r>
+              <w:t>Meaning</w:t>
+            </w:r>
+          </w:p>
+        </w:tc>
+      </w:tr>
+      <w:tr>
+        <w:tc>
+          <w:tcPr>
+            <w:tcW w:type="dxa" w:w="5112"/>
+          </w:tcPr>
+          <w:p>
+            <w:r>
+              <w:t>Capacity</w:t>
+            </w:r>
+          </w:p>
+        </w:tc>
+        <w:tc>
+          <w:tcPr>
+            <w:tcW w:type="dxa" w:w="5112"/>
+          </w:tcPr>
+          <w:p>
+            <w:r>
+              <w:t>Flexibility of a model to represent patterns</w:t>
+            </w:r>
+          </w:p>
+        </w:tc>
+      </w:tr>
+      <w:tr>
+        <w:tc>
+          <w:tcPr>
+            <w:tcW w:type="dxa" w:w="5112"/>
+          </w:tcPr>
+          <w:p>
+            <w:r>
+              <w:t>Underfitting</w:t>
+            </w:r>
+          </w:p>
+        </w:tc>
+        <w:tc>
+          <w:tcPr>
+            <w:tcW w:type="dxa" w:w="5112"/>
+          </w:tcPr>
+          <w:p>
+            <w:r>
+              <w:t>Failing to capture useful structure</w:t>
+            </w:r>
+          </w:p>
+        </w:tc>
+      </w:tr>
+      <w:tr>
+        <w:tc>
+          <w:tcPr>
+            <w:tcW w:type="dxa" w:w="5112"/>
+          </w:tcPr>
+          <w:p>
+            <w:r>
+              <w:t>Generalization</w:t>
+            </w:r>
+          </w:p>
+        </w:tc>
+        <w:tc>
+          <w:tcPr>
+            <w:tcW w:type="dxa" w:w="5112"/>
+          </w:tcPr>
+          <w:p>
+            <w:r>
+              <w:t>Performance on relevant unseen examples</w:t>
+            </w:r>
+          </w:p>
+        </w:tc>
+      </w:tr>
+    </w:tbl>
+    <w:p>
+      <w:pPr>
+        <w:pStyle w:val="Heading2"/>
+      </w:pPr>
+      <w:r>
+        <w:t>Earlier wording, alternatives and picture transcripts · reference / check after trying</w:t>
+      </w:r>
+    </w:p>
+    <w:p>
+      <w:pPr>
+        <w:spacing w:line="336" w:lineRule="auto" w:after="180"/>
+      </w:pPr>
+      <w:r>
+        <w:rPr>
+          <w:b w:val="0"/>
+        </w:rPr>
+        <w:t>VOCABULARY LAB</w:t>
+      </w:r>
+    </w:p>
+    <w:p>
+      <w:pPr>
+        <w:spacing w:line="336" w:lineRule="auto" w:after="180"/>
+      </w:pPr>
+      <w:r>
+        <w:rPr>
+          <w:b w:val="0"/>
+        </w:rPr>
+        <w:t>Words You Can Use to Reason</w:t>
+      </w:r>
+    </w:p>
+    <w:p>
+      <w:pPr>
+        <w:spacing w:line="336" w:lineRule="auto" w:after="180"/>
+      </w:pPr>
+      <w:r>
+        <w:rPr>
+          <w:b w:val="0"/>
+        </w:rPr>
+        <w:t>A definition matters when you can recognize the idea, use it, and contrast it with a near-miss.</w:t>
+      </w:r>
+    </w:p>
+    <w:p>
+      <w:r>
+        <w:drawing>
+          <wp:inline xmlns:a="http://schemas.openxmlformats.org/drawingml/2006/main" xmlns:pic="http://schemas.openxmlformats.org/drawingml/2006/picture">
+            <wp:extent cx="5486400" cy="3200400"/>
+            <wp:docPr id="23" name="Picture 23" descr="Vocabulary badge: overfitting"/>
+            <wp:cNvGraphicFramePr>
+              <a:graphicFrameLocks noChangeAspect="1"/>
+            </wp:cNvGraphicFramePr>
+            <a:graphic>
+              <a:graphicData uri="http://schemas.openxmlformats.org/drawingml/2006/picture">
+                <pic:pic>
+                  <pic:nvPicPr>
+                    <pic:cNvPr id="0" name="dbfed6449c02f59c644f170f7803bb8db0a823088f59c690ecc221ae01fc940d.png"/>
+                    <pic:cNvPicPr/>
+                  </pic:nvPicPr>
+                  <pic:blipFill>
+                    <a:blip r:embed="rId26"/>
+                    <a:stretch>
+                      <a:fillRect/>
+                    </a:stretch>
+                  </pic:blipFill>
+                  <pic:spPr>
+                    <a:xfrm>
+                      <a:off x="0" y="0"/>
+                      <a:ext cx="5486400" cy="3200400"/>
+                    </a:xfrm>
+                    <a:prstGeom prst="rect"/>
+                  </pic:spPr>
+                </pic:pic>
+              </a:graphicData>
+            </a:graphic>
+          </wp:inline>
+        </w:drawing>
+      </w:r>
+    </w:p>
+    <w:p>
+      <w:r>
+        <w:drawing>
+          <wp:inline xmlns:a="http://schemas.openxmlformats.org/drawingml/2006/main" xmlns:pic="http://schemas.openxmlformats.org/drawingml/2006/picture">
+            <wp:extent cx="5486400" cy="3200400"/>
+            <wp:docPr id="24" name="Picture 24" descr="Vocabulary badge: generalize"/>
+            <wp:cNvGraphicFramePr>
+              <a:graphicFrameLocks noChangeAspect="1"/>
+            </wp:cNvGraphicFramePr>
+            <a:graphic>
+              <a:graphicData uri="http://schemas.openxmlformats.org/drawingml/2006/picture">
+                <pic:pic>
+                  <pic:nvPicPr>
+                    <pic:cNvPr id="0" name="0721604b0668f294dce775b9b433d642a315bdf91e253fe93487e4b1df88885a.png"/>
+                    <pic:cNvPicPr/>
+                  </pic:nvPicPr>
+                  <pic:blipFill>
+                    <a:blip r:embed="rId27"/>
+                    <a:stretch>
+                      <a:fillRect/>
+                    </a:stretch>
+                  </pic:blipFill>
+                  <pic:spPr>
+                    <a:xfrm>
+                      <a:off x="0" y="0"/>
+                      <a:ext cx="5486400" cy="3200400"/>
+                    </a:xfrm>
+                    <a:prstGeom prst="rect"/>
+                  </pic:spPr>
+                </pic:pic>
+              </a:graphicData>
+            </a:graphic>
+          </wp:inline>
+        </w:drawing>
+      </w:r>
+    </w:p>
+    <w:p>
+      <w:r>
+        <w:drawing>
+          <wp:inline xmlns:a="http://schemas.openxmlformats.org/drawingml/2006/main" xmlns:pic="http://schemas.openxmlformats.org/drawingml/2006/picture">
+            <wp:extent cx="5486400" cy="3200400"/>
+            <wp:docPr id="25" name="Picture 25" descr="Vocabulary badge: complexity"/>
+            <wp:cNvGraphicFramePr>
+              <a:graphicFrameLocks noChangeAspect="1"/>
+            </wp:cNvGraphicFramePr>
+            <a:graphic>
+              <a:graphicData uri="http://schemas.openxmlformats.org/drawingml/2006/picture">
+                <pic:pic>
+                  <pic:nvPicPr>
+                    <pic:cNvPr id="0" name="44fe5568192118f3f2572c472246643545b06054e4299a34fe0fee21d2d36efa.png"/>
+                    <pic:cNvPicPr/>
+                  </pic:nvPicPr>
+                  <pic:blipFill>
+                    <a:blip r:embed="rId28"/>
+                    <a:stretch>
+                      <a:fillRect/>
+                    </a:stretch>
+                  </pic:blipFill>
+                  <pic:spPr>
+                    <a:xfrm>
+                      <a:off x="0" y="0"/>
+                      <a:ext cx="5486400" cy="3200400"/>
+                    </a:xfrm>
+                    <a:prstGeom prst="rect"/>
+                  </pic:spPr>
+                </pic:pic>
+              </a:graphicData>
+            </a:graphic>
+          </wp:inline>
+        </w:drawing>
+      </w:r>
+    </w:p>
+    <w:p>
+      <w:r>
+        <w:drawing>
+          <wp:inline xmlns:a="http://schemas.openxmlformats.org/drawingml/2006/main" xmlns:pic="http://schemas.openxmlformats.org/drawingml/2006/picture">
+            <wp:extent cx="5486400" cy="3200400"/>
+            <wp:docPr id="26" name="Picture 26" descr="Vocabulary badge: exception"/>
+            <wp:cNvGraphicFramePr>
+              <a:graphicFrameLocks noChangeAspect="1"/>
+            </wp:cNvGraphicFramePr>
+            <a:graphic>
+              <a:graphicData uri="http://schemas.openxmlformats.org/drawingml/2006/picture">
+                <pic:pic>
+                  <pic:nvPicPr>
+                    <pic:cNvPr id="0" name="7cd4daef39bc9f1b11ae59eba1cb13fa0c2ba00e50f8a244d480ffeacbb89562.png"/>
+                    <pic:cNvPicPr/>
+                  </pic:nvPicPr>
+                  <pic:blipFill>
+                    <a:blip r:embed="rId29"/>
+                    <a:stretch>
+                      <a:fillRect/>
+                    </a:stretch>
+                  </pic:blipFill>
+                  <pic:spPr>
+                    <a:xfrm>
+                      <a:off x="0" y="0"/>
+                      <a:ext cx="5486400" cy="3200400"/>
+                    </a:xfrm>
+                    <a:prstGeom prst="rect"/>
+                  </pic:spPr>
+                </pic:pic>
+              </a:graphicData>
+            </a:graphic>
+          </wp:inline>
+        </w:drawing>
+      </w:r>
+    </w:p>
+    <w:p>
+      <w:pPr>
+        <w:pStyle w:val="Heading3"/>
+      </w:pPr>
+      <w:r>
+        <w:t>Words used in the closer explanation</w:t>
+      </w:r>
+    </w:p>
+    <w:p>
+      <w:pPr>
+        <w:pStyle w:val="Heading1"/>
+      </w:pPr>
+      <w:r>
+        <w:t>10. Choose a stronger thinking challenge</w:t>
+      </w:r>
+    </w:p>
+    <w:p>
+      <w:r>
+        <w:t>Choose the next useful challenge rather than treating the whole ladder as compulsory.</w:t>
+      </w:r>
+    </w:p>
+    <w:p>
+      <w:pPr>
+        <w:pStyle w:val="Heading2"/>
+      </w:pPr>
+      <w:r>
+        <w:t>Pick your next step</w:t>
+      </w:r>
+    </w:p>
+    <w:p>
+      <w:pPr>
+        <w:pStyle w:val="ListBullet"/>
+      </w:pPr>
+      <w:r>
+        <w:t>1 • NAME: Define the concept without repeating the textbook.</w:t>
+      </w:r>
+    </w:p>
+    <w:p>
+      <w:pPr>
+        <w:pStyle w:val="ListBullet"/>
+      </w:pPr>
+      <w:r>
+        <w:t>2 • TRACE: Show the information, state, branch, calculation, or evidence path.</w:t>
+      </w:r>
+    </w:p>
+    <w:p>
+      <w:pPr>
+        <w:pStyle w:val="ListBullet"/>
+      </w:pPr>
+      <w:r>
+        <w:t>3 • APPLY: Solve a different example independently.</w:t>
+      </w:r>
+    </w:p>
+    <w:p>
+      <w:pPr>
+        <w:pStyle w:val="ListBullet"/>
+      </w:pPr>
+      <w:r>
+        <w:t>4 • CHALLENGE: Find a boundary case, counterexample, or unfair outcome.</w:t>
+      </w:r>
+    </w:p>
+    <w:p>
+      <w:pPr>
+        <w:pStyle w:val="ListBullet"/>
+      </w:pPr>
+      <w:r>
+        <w:t>5 • EXPLAIN LIMITS: Say when the result should not be trusted or used alone.</w:t>
+      </w:r>
+    </w:p>
+    <w:p>
+      <w:pPr>
+        <w:pStyle w:val="ListBullet"/>
+      </w:pPr>
+      <w:r>
+        <w:t>My strongest evidence of independent understanding:</w:t>
+      </w:r>
+    </w:p>
+    <w:p>
+      <w:pPr>
+        <w:pStyle w:val="Heading3"/>
+      </w:pPr>
+      <w:r>
+        <w:t>Write or draw your reasoning and evidence.</w:t>
+      </w:r>
+    </w:p>
+    <w:p>
+      <w:r>
+        <w:t>________________________________________________________________</w:t>
+      </w:r>
+    </w:p>
+    <w:p>
+      <w:r>
+        <w:t>________________________________________________________________</w:t>
+      </w:r>
+    </w:p>
+    <w:p>
+      <w:r>
+        <w:t>________________________________________________________________</w:t>
+      </w:r>
+    </w:p>
+    <w:p>
+      <w:r>
+        <w:t>________________________________________________________________</w:t>
+      </w:r>
+    </w:p>
+    <w:p>
+      <w:r>
+        <w:t>________________________________________________________________</w:t>
+      </w:r>
+    </w:p>
+    <w:p>
+      <w:pPr>
+        <w:pStyle w:val="Heading2"/>
+      </w:pPr>
+      <w:r>
+        <w:t>Earlier wording, alternatives and picture transcripts · reference / check after trying</w:t>
+      </w:r>
+    </w:p>
+    <w:p>
+      <w:pPr>
+        <w:spacing w:line="336" w:lineRule="auto" w:after="180"/>
+      </w:pPr>
+      <w:r>
+        <w:rPr>
+          <w:b w:val="0"/>
         </w:rPr>
         <w:t>MASTERY</w:t>
       </w:r>
@@ -4512,7 +6350,7 @@
         <w:drawing>
           <wp:inline xmlns:a="http://schemas.openxmlformats.org/drawingml/2006/main" xmlns:pic="http://schemas.openxmlformats.org/drawingml/2006/picture">
             <wp:extent cx="5486400" cy="1719072"/>
-            <wp:docPr id="20" name="Picture 20" descr="Mastery ladder for Overfitting Intuition"/>
+            <wp:docPr id="27" name="Picture 27" descr="Mastery ladder for Overfitting Intuition"/>
             <wp:cNvGraphicFramePr>
               <a:graphicFrameLocks noChangeAspect="1"/>
             </wp:cNvGraphicFramePr>
@@ -4524,7 +6362,7 @@
                     <pic:cNvPicPr/>
                   </pic:nvPicPr>
                   <pic:blipFill>
-                    <a:blip r:embed="rId27"/>
+                    <a:blip r:embed="rId30"/>
                     <a:stretch>
                       <a:fillRect/>
                     </a:stretch>
@@ -4545,13 +6383,164 @@
     </w:p>
     <w:p>
       <w:pPr>
+        <w:pStyle w:val="Heading1"/>
+      </w:pPr>
+      <w:r>
+        <w:t>12. Reference: check your explanation</w:t>
+      </w:r>
+    </w:p>
+    <w:p>
+      <w:r>
+        <w:t>Use after practice. Apply independently is the selected independent case.</w:t>
+      </w:r>
+    </w:p>
+    <w:p>
+      <w:pPr>
+        <w:pStyle w:val="Heading2"/>
+      </w:pPr>
+      <w:r>
+        <w:t>Check the evidence and its limit</w:t>
+      </w:r>
+    </w:p>
+    <w:p>
+      <w:pPr>
+        <w:pStyle w:val="ListBullet"/>
+      </w:pPr>
+      <w:r>
+        <w:t>1. My fresh example, trace, calculation, or design:</w:t>
+      </w:r>
+    </w:p>
+    <w:p>
+      <w:pPr>
+        <w:pStyle w:val="Heading3"/>
+      </w:pPr>
+      <w:r>
+        <w:t>Write or draw your reasoning and evidence.</w:t>
+      </w:r>
+    </w:p>
+    <w:p>
+      <w:r>
+        <w:t>________________________________________________________________</w:t>
+      </w:r>
+    </w:p>
+    <w:p>
+      <w:r>
+        <w:t>________________________________________________________________</w:t>
+      </w:r>
+    </w:p>
+    <w:p>
+      <w:r>
+        <w:t>________________________________________________________________</w:t>
+      </w:r>
+    </w:p>
+    <w:p>
+      <w:r>
+        <w:t>________________________________________________________________</w:t>
+      </w:r>
+    </w:p>
+    <w:p>
+      <w:r>
+        <w:t>________________________________________________________________</w:t>
+      </w:r>
+    </w:p>
+    <w:p>
+      <w:pPr>
+        <w:pStyle w:val="ListBullet"/>
+      </w:pPr>
+      <w:r>
+        <w:t>2. My evidence that it works (include a boundary or missing-data case):</w:t>
+      </w:r>
+    </w:p>
+    <w:p>
+      <w:pPr>
+        <w:pStyle w:val="Heading3"/>
+      </w:pPr>
+      <w:r>
+        <w:t>Write or draw your reasoning and evidence.</w:t>
+      </w:r>
+    </w:p>
+    <w:p>
+      <w:r>
+        <w:t>________________________________________________________________</w:t>
+      </w:r>
+    </w:p>
+    <w:p>
+      <w:r>
+        <w:t>________________________________________________________________</w:t>
+      </w:r>
+    </w:p>
+    <w:p>
+      <w:r>
+        <w:t>________________________________________________________________</w:t>
+      </w:r>
+    </w:p>
+    <w:p>
+      <w:r>
+        <w:t>________________________________________________________________</w:t>
+      </w:r>
+    </w:p>
+    <w:p>
+      <w:r>
+        <w:t>________________________________________________________________</w:t>
+      </w:r>
+    </w:p>
+    <w:p>
+      <w:pPr>
+        <w:pStyle w:val="ListBullet"/>
+      </w:pPr>
+      <w:r>
+        <w:t>3. One limitation, fairness concern, or situation needing human review:</w:t>
+      </w:r>
+    </w:p>
+    <w:p>
+      <w:pPr>
+        <w:pStyle w:val="Heading2"/>
+      </w:pPr>
+      <w:r>
+        <w:t>Self-check and record</w:t>
+      </w:r>
+    </w:p>
+    <w:p>
+      <w:pPr>
         <w:spacing w:line="336" w:lineRule="auto" w:after="180"/>
       </w:pPr>
       <w:r>
         <w:rPr>
           <w:b w:val="0"/>
         </w:rPr>
-        <w:t>1 • NAME: Define the concept without repeating the textbook.</w:t>
+        <w:t xml:space="preserve">SELF-CHECK  □ I explained the </w:t>
+      </w:r>
+      <w:r>
+        <w:rPr>
+          <w:b/>
+        </w:rPr>
+        <w:t>mechanism</w:t>
+      </w:r>
+      <w:r>
+        <w:rPr>
+          <w:b w:val="0"/>
+        </w:rPr>
+        <w:t xml:space="preserve">  □ I used </w:t>
+      </w:r>
+      <w:r>
+        <w:rPr>
+          <w:b/>
+        </w:rPr>
+        <w:t>evidence</w:t>
+      </w:r>
+      <w:r>
+        <w:rPr>
+          <w:b w:val="0"/>
+        </w:rPr>
+        <w:t xml:space="preserve">  □ I tested a fresh case  □ I named a limitation  □ I can answer ‘why?’</w:t>
+      </w:r>
+    </w:p>
+    <w:p>
+      <w:pPr>
+        <w:pStyle w:val="Heading2"/>
+      </w:pPr>
+      <w:r>
+        <w:t>Earlier wording, alternatives and picture transcripts · reference / check after trying</w:t>
       </w:r>
     </w:p>
     <w:p>
@@ -4562,19 +6551,18 @@
         <w:rPr>
           <w:b w:val="0"/>
         </w:rPr>
-        <w:t xml:space="preserve">2 • TRACE: Show the information, state, branch, calculation, or </w:t>
-      </w:r>
-      <w:r>
-        <w:rPr>
-          <w:b/>
-        </w:rPr>
-        <w:t>evidence</w:t>
-      </w:r>
+        <w:t>INDEPENDENT MASTERY PROOF</w:t>
+      </w:r>
+    </w:p>
+    <w:p>
+      <w:pPr>
+        <w:spacing w:line="336" w:lineRule="auto" w:after="180"/>
+      </w:pPr>
       <w:r>
         <w:rPr>
           <w:b w:val="0"/>
         </w:rPr>
-        <w:t xml:space="preserve"> path.</w:t>
+        <w:t>Checklist for explaining this week’s idea</w:t>
       </w:r>
     </w:p>
     <w:p>
@@ -4585,131 +6573,7 @@
         <w:rPr>
           <w:b w:val="0"/>
         </w:rPr>
-        <w:t>3 • APPLY: Solve a different example independently.</w:t>
-      </w:r>
-    </w:p>
-    <w:p>
-      <w:pPr>
-        <w:spacing w:line="336" w:lineRule="auto" w:after="180"/>
-      </w:pPr>
-      <w:r>
-        <w:rPr>
-          <w:b w:val="0"/>
-        </w:rPr>
-        <w:t>4 • CHALLENGE: Find a boundary case, counterexample, or unfair outcome.</w:t>
-      </w:r>
-    </w:p>
-    <w:p>
-      <w:pPr>
-        <w:spacing w:line="336" w:lineRule="auto" w:after="180"/>
-      </w:pPr>
-      <w:r>
-        <w:rPr>
-          <w:b w:val="0"/>
-        </w:rPr>
-        <w:t>5 • EXPLAIN LIMITS: Say when the result should not be trusted or used alone.</w:t>
-      </w:r>
-    </w:p>
-    <w:p>
-      <w:pPr>
-        <w:spacing w:line="336" w:lineRule="auto" w:after="180"/>
-      </w:pPr>
-      <w:r>
-        <w:rPr>
-          <w:b w:val="0"/>
-        </w:rPr>
-        <w:t xml:space="preserve">My strongest </w:t>
-      </w:r>
-      <w:r>
-        <w:rPr>
-          <w:b/>
-        </w:rPr>
-        <w:t>evidence</w:t>
-      </w:r>
-      <w:r>
-        <w:rPr>
-          <w:b w:val="0"/>
-        </w:rPr>
-        <w:t xml:space="preserve"> of independent understanding:</w:t>
-      </w:r>
-    </w:p>
-    <w:p>
-      <w:pPr>
-        <w:pStyle w:val="Heading3"/>
-      </w:pPr>
-      <w:r>
-        <w:t>Write or draw your reasoning and evidence.</w:t>
-      </w:r>
-    </w:p>
-    <w:p>
-      <w:r>
-        <w:t>________________________________________________________________</w:t>
-      </w:r>
-    </w:p>
-    <w:p>
-      <w:r>
-        <w:t>________________________________________________________________</w:t>
-      </w:r>
-    </w:p>
-    <w:p>
-      <w:r>
-        <w:t>________________________________________________________________</w:t>
-      </w:r>
-    </w:p>
-    <w:p>
-      <w:r>
-        <w:t>________________________________________________________________</w:t>
-      </w:r>
-    </w:p>
-    <w:p>
-      <w:r>
-        <w:t>________________________________________________________________</w:t>
-      </w:r>
-    </w:p>
-    <w:p>
-      <w:pPr>
-        <w:pStyle w:val="Heading1"/>
-      </w:pPr>
-      <w:r>
-        <w:t>11. Connect your project</w:t>
-      </w:r>
-    </w:p>
-    <w:p>
-      <w:r>
-        <w:t>Apply this week’s idea to Transparent Book Recommender. Keep an annotated decision and the evidence supporting it.</w:t>
-      </w:r>
-    </w:p>
-    <w:p>
-      <w:pPr>
-        <w:spacing w:line="336" w:lineRule="auto" w:after="180"/>
-      </w:pPr>
-      <w:r>
-        <w:rPr>
-          <w:b/>
-        </w:rPr>
-        <w:t>CUMULATIVE PROJECT</w:t>
-      </w:r>
-    </w:p>
-    <w:p>
-      <w:pPr>
-        <w:spacing w:line="336" w:lineRule="auto" w:after="180"/>
-      </w:pPr>
-      <w:r>
-        <w:rPr>
-          <w:b w:val="0"/>
-        </w:rPr>
-        <w:t>Transparent Book Recommender</w:t>
-      </w:r>
-    </w:p>
-    <w:p>
-      <w:pPr>
-        <w:spacing w:line="336" w:lineRule="auto" w:after="180"/>
-      </w:pPr>
-      <w:r>
-        <w:rPr>
-          <w:b w:val="0"/>
-        </w:rPr>
-        <w:t>Every week adds one inspectable piece. The system must show how it reached a result.</w:t>
+        <w:t>Use after practice. Apply independently is the selected independent case.</w:t>
       </w:r>
     </w:p>
     <w:p>
@@ -4717,7 +6581,7 @@
         <w:drawing>
           <wp:inline xmlns:a="http://schemas.openxmlformats.org/drawingml/2006/main" xmlns:pic="http://schemas.openxmlformats.org/drawingml/2006/picture">
             <wp:extent cx="5486400" cy="1901952"/>
-            <wp:docPr id="21" name="Picture 21" descr="Book recommender connection for Overfitting Intuition"/>
+            <wp:docPr id="28" name="Picture 28" descr="Independent proof graphic for Overfitting Intuition"/>
             <wp:cNvGraphicFramePr>
               <a:graphicFrameLocks noChangeAspect="1"/>
             </wp:cNvGraphicFramePr>
@@ -4725,11 +6589,11 @@
               <a:graphicData uri="http://schemas.openxmlformats.org/drawingml/2006/picture">
                 <pic:pic>
                   <pic:nvPicPr>
-                    <pic:cNvPr id="0" name="58d2f39f1c4bfda109410d985ca1f2c28fecc8b2ac67d688002ac81d0be03005.png"/>
+                    <pic:cNvPr id="0" name="72a47ea953b0002ccbd9056f66f00b46580d908cf40a2602d39218c1a4df33f2.png"/>
                     <pic:cNvPicPr/>
                   </pic:nvPicPr>
                   <pic:blipFill>
-                    <a:blip r:embed="rId28"/>
+                    <a:blip r:embed="rId31"/>
                     <a:stretch>
                       <a:fillRect/>
                     </a:stretch>
@@ -4756,7 +6620,7 @@
         <w:rPr>
           <w:b w:val="0"/>
         </w:rPr>
-        <w:t>THIS WEEK’S CHECKPOINT  Avoid title-by-title patches; improve features or thresholds that transfer.</w:t>
+        <w:t>EXPLANATION CHECK  Keep the metric, units, split and declared selection rule visible; development evidence does not prove a causal diagnosis or future performance.</w:t>
       </w:r>
     </w:p>
     <w:p>
@@ -4764,675 +6628,167 @@
         <w:pStyle w:val="Heading3"/>
       </w:pPr>
       <w:r>
-        <w:t>Trace the system</w:t>
+        <w:t>Write or draw your reasoning and evidence.</w:t>
+      </w:r>
+    </w:p>
+    <w:p>
+      <w:r>
+        <w:t>________________________________________________________________</w:t>
+      </w:r>
+    </w:p>
+    <w:p>
+      <w:r>
+        <w:t>________________________________________________________________</w:t>
+      </w:r>
+    </w:p>
+    <w:p>
+      <w:r>
+        <w:t>________________________________________________________________</w:t>
+      </w:r>
+    </w:p>
+    <w:p>
+      <w:r>
+        <w:t>________________________________________________________________</w:t>
+      </w:r>
+    </w:p>
+    <w:p>
+      <w:r>
+        <w:t>________________________________________________________________</w:t>
+      </w:r>
+    </w:p>
+    <w:p>
+      <w:pPr>
+        <w:pStyle w:val="Heading1"/>
+      </w:pPr>
+      <w:r>
+        <w:t>13. Extra practice: Perfect recall can hide weak transfer</w:t>
+      </w:r>
+    </w:p>
+    <w:p>
+      <w:r>
+        <w:t>Try the question before opening its worked explanation.</w:t>
+      </w:r>
+    </w:p>
+    <w:p>
+      <w:pPr>
+        <w:pStyle w:val="Heading2"/>
+      </w:pPr>
+      <w:r>
+        <w:t>Read the supplied case and question</w:t>
       </w:r>
     </w:p>
     <w:p>
       <w:pPr>
         <w:spacing w:line="336" w:lineRule="auto" w:after="180"/>
-        <w:shd w:fill="EDF7F3"/>
       </w:pPr>
       <w:r>
         <w:rPr>
           <w:b w:val="0"/>
         </w:rPr>
-        <w:t xml:space="preserve">SYSTEM MAP  Reader need → allowed </w:t>
+        <w:t xml:space="preserve">Rule A memorises six </w:t>
       </w:r>
       <w:r>
         <w:rPr>
           <w:b/>
         </w:rPr>
-        <w:t>input</w:t>
+        <w:t>training</w:t>
       </w:r>
       <w:r>
         <w:rPr>
           <w:b w:val="0"/>
         </w:rPr>
-        <w:t xml:space="preserve">s → transparent rule or score → ranked candidates → explanation → test record → </w:t>
+        <w:t xml:space="preserve"> book names. It scores 6/6 familiar and 2/6 new. Rule B uses relevant traits but is untested.</w:t>
+      </w:r>
+    </w:p>
+    <w:p>
+      <w:pPr>
+        <w:spacing w:line="336" w:lineRule="auto" w:after="180"/>
+      </w:pPr>
+      <w:r>
+        <w:rPr>
+          <w:b w:val="0"/>
+        </w:rPr>
+        <w:t xml:space="preserve">What does the </w:t>
       </w:r>
       <w:r>
         <w:rPr>
           <w:b/>
         </w:rPr>
-        <w:t>human decision</w:t>
+        <w:t>evidence</w:t>
+      </w:r>
+      <w:r>
+        <w:rPr>
+          <w:b w:val="0"/>
+        </w:rPr>
+        <w:t xml:space="preserve"> support?</w:t>
+      </w:r>
+    </w:p>
+    <w:p>
+      <w:pPr>
+        <w:pStyle w:val="Heading2"/>
+      </w:pPr>
+      <w:r>
+        <w:t>Your explanation</w:t>
+      </w:r>
+    </w:p>
+    <w:p>
+      <w:pPr>
+        <w:pStyle w:val="ListBullet"/>
+      </w:pPr>
+      <w:r>
+        <w:t>Which detail supports the answer, and why does it matter?</w:t>
+      </w:r>
+    </w:p>
+    <w:p>
+      <w:pPr>
+        <w:pStyle w:val="Heading3"/>
+      </w:pPr>
+      <w:r>
+        <w:t>Write or draw your reasoning and evidence.</w:t>
+      </w:r>
+    </w:p>
+    <w:p>
+      <w:r>
+        <w:t>________________________________________________________________</w:t>
+      </w:r>
+    </w:p>
+    <w:p>
+      <w:r>
+        <w:t>________________________________________________________________</w:t>
+      </w:r>
+    </w:p>
+    <w:p>
+      <w:r>
+        <w:t>________________________________________________________________</w:t>
+      </w:r>
+    </w:p>
+    <w:p>
+      <w:r>
+        <w:t>________________________________________________________________</w:t>
+      </w:r>
+    </w:p>
+    <w:p>
+      <w:r>
+        <w:t>________________________________________________________________</w:t>
+      </w:r>
+    </w:p>
+    <w:p>
+      <w:pPr>
+        <w:pStyle w:val="Heading2"/>
+      </w:pPr>
+      <w:r>
+        <w:t>Check after trying · reference / check after trying</w:t>
       </w:r>
     </w:p>
     <w:p>
       <w:pPr>
         <w:spacing w:line="336" w:lineRule="auto" w:after="180"/>
-        <w:shd w:fill="F5F1FB"/>
       </w:pPr>
       <w:r>
         <w:rPr>
           <w:b w:val="0"/>
         </w:rPr>
-        <w:t>What will you add, change, or verify in the project this week?</w:t>
-      </w:r>
-    </w:p>
-    <w:p>
-      <w:pPr>
-        <w:pStyle w:val="Heading3"/>
-      </w:pPr>
-      <w:r>
-        <w:t>Write or draw your reasoning and evidence.</w:t>
-      </w:r>
-    </w:p>
-    <w:p>
-      <w:r>
-        <w:t>________________________________________________________________</w:t>
-      </w:r>
-    </w:p>
-    <w:p>
-      <w:r>
-        <w:t>________________________________________________________________</w:t>
-      </w:r>
-    </w:p>
-    <w:p>
-      <w:r>
-        <w:t>________________________________________________________________</w:t>
-      </w:r>
-    </w:p>
-    <w:p>
-      <w:r>
-        <w:t>________________________________________________________________</w:t>
-      </w:r>
-    </w:p>
-    <w:p>
-      <w:r>
-        <w:t>________________________________________________________________</w:t>
-      </w:r>
-    </w:p>
-    <w:p>
-      <w:pPr>
-        <w:spacing w:line="336" w:lineRule="auto" w:after="180"/>
-        <w:shd w:fill="F5F1FB"/>
-      </w:pPr>
-      <w:r>
-        <w:rPr>
-          <w:b w:val="0"/>
-        </w:rPr>
-        <w:t xml:space="preserve">What should remain under </w:t>
-      </w:r>
-      <w:r>
-        <w:rPr>
-          <w:b/>
-        </w:rPr>
-        <w:t>human control</w:t>
-      </w:r>
-      <w:r>
-        <w:rPr>
-          <w:b w:val="0"/>
-        </w:rPr>
-        <w:t>?</w:t>
-      </w:r>
-    </w:p>
-    <w:p>
-      <w:pPr>
-        <w:pStyle w:val="Heading3"/>
-      </w:pPr>
-      <w:r>
-        <w:t>Write or draw your reasoning and evidence.</w:t>
-      </w:r>
-    </w:p>
-    <w:p>
-      <w:r>
-        <w:t>________________________________________________________________</w:t>
-      </w:r>
-    </w:p>
-    <w:p>
-      <w:r>
-        <w:t>________________________________________________________________</w:t>
-      </w:r>
-    </w:p>
-    <w:p>
-      <w:r>
-        <w:t>________________________________________________________________</w:t>
-      </w:r>
-    </w:p>
-    <w:p>
-      <w:r>
-        <w:t>________________________________________________________________</w:t>
-      </w:r>
-    </w:p>
-    <w:p>
-      <w:r>
-        <w:t>________________________________________________________________</w:t>
-      </w:r>
-    </w:p>
-    <w:p>
-      <w:pPr>
-        <w:pStyle w:val="Heading3"/>
-      </w:pPr>
-      <w:r>
-        <w:t>Responsible design</w:t>
-      </w:r>
-    </w:p>
-    <w:p>
-      <w:pPr>
-        <w:spacing w:line="336" w:lineRule="auto" w:after="180"/>
-        <w:shd w:fill="FFF5E6"/>
-      </w:pPr>
-      <w:r>
-        <w:rPr>
-          <w:b w:val="0"/>
-        </w:rPr>
-        <w:t>RESPONSIBLE DESIGN  Collect only necessary information. Show uncertainty and limits. Never confuse a ranking with a fact about a person.</w:t>
-      </w:r>
-    </w:p>
-    <w:p>
-      <w:pPr>
-        <w:pStyle w:val="Heading3"/>
-      </w:pPr>
-      <w:r>
-        <w:t>Evidence for your project</w:t>
-      </w:r>
-    </w:p>
-    <w:p>
-      <w:pPr>
-        <w:spacing w:line="336" w:lineRule="auto" w:after="180"/>
-      </w:pPr>
-      <w:r>
-        <w:rPr>
-          <w:b w:val="0"/>
-        </w:rPr>
-        <w:t>Compare recommender revisions on fixed development cases, reserving new cases for the final presentation.</w:t>
-      </w:r>
-    </w:p>
-    <w:p>
-      <w:pPr>
-        <w:pStyle w:val="Heading1"/>
-      </w:pPr>
-      <w:r>
-        <w:t>12. Show what you know</w:t>
-      </w:r>
-    </w:p>
-    <w:p>
-      <w:r>
-        <w:t>Use a genuinely new case for independent evidence. Previously discussed examples remain practice; use the separately named independent case before feedback.</w:t>
-      </w:r>
-    </w:p>
-    <w:p>
-      <w:pPr>
-        <w:pStyle w:val="Heading3"/>
-      </w:pPr>
-      <w:r>
-        <w:t>Independent evidence</w:t>
-      </w:r>
-    </w:p>
-    <w:p>
-      <w:pPr>
-        <w:spacing w:line="336" w:lineRule="auto" w:after="180"/>
-        <w:shd w:fill="FFF5E6"/>
-      </w:pPr>
-      <w:r>
-        <w:rPr>
-          <w:b w:val="0"/>
-        </w:rPr>
-        <w:t>INDEPENDENT MASTERY PROOF</w:t>
-      </w:r>
-    </w:p>
-    <w:p>
-      <w:pPr>
-        <w:spacing w:line="336" w:lineRule="auto" w:after="180"/>
-      </w:pPr>
-      <w:r>
-        <w:rPr>
-          <w:b w:val="0"/>
-        </w:rPr>
-        <w:t>Explain • Transfer • Test • Defend</w:t>
-      </w:r>
-    </w:p>
-    <w:p>
-      <w:pPr>
-        <w:spacing w:line="336" w:lineRule="auto" w:after="180"/>
-      </w:pPr>
-      <w:r>
-        <w:rPr>
-          <w:b w:val="0"/>
-        </w:rPr>
-        <w:t>Complete this page without copying the worked example. Your reasoning matters more than decoration.</w:t>
-      </w:r>
-    </w:p>
-    <w:p>
-      <w:r>
-        <w:drawing>
-          <wp:inline xmlns:a="http://schemas.openxmlformats.org/drawingml/2006/main" xmlns:pic="http://schemas.openxmlformats.org/drawingml/2006/picture">
-            <wp:extent cx="5486400" cy="1901952"/>
-            <wp:docPr id="22" name="Picture 22" descr="Independent proof graphic for Overfitting Intuition"/>
-            <wp:cNvGraphicFramePr>
-              <a:graphicFrameLocks noChangeAspect="1"/>
-            </wp:cNvGraphicFramePr>
-            <a:graphic>
-              <a:graphicData uri="http://schemas.openxmlformats.org/drawingml/2006/picture">
-                <pic:pic>
-                  <pic:nvPicPr>
-                    <pic:cNvPr id="0" name="72a47ea953b0002ccbd9056f66f00b46580d908cf40a2602d39218c1a4df33f2.png"/>
-                    <pic:cNvPicPr/>
-                  </pic:nvPicPr>
-                  <pic:blipFill>
-                    <a:blip r:embed="rId29"/>
-                    <a:stretch>
-                      <a:fillRect/>
-                    </a:stretch>
-                  </pic:blipFill>
-                  <pic:spPr>
-                    <a:xfrm>
-                      <a:off x="0" y="0"/>
-                      <a:ext cx="5486400" cy="1901952"/>
-                    </a:xfrm>
-                    <a:prstGeom prst="rect"/>
-                  </pic:spPr>
-                </pic:pic>
-              </a:graphicData>
-            </a:graphic>
-          </wp:inline>
-        </w:drawing>
-      </w:r>
-    </w:p>
-    <w:p>
-      <w:pPr>
-        <w:pStyle w:val="Heading3"/>
-      </w:pPr>
-      <w:r>
-        <w:t>Try a more demanding case</w:t>
-      </w:r>
-    </w:p>
-    <w:p>
-      <w:pPr>
-        <w:spacing w:line="336" w:lineRule="auto" w:after="180"/>
-        <w:shd w:fill="F5F1FB"/>
-      </w:pPr>
-      <w:r>
-        <w:rPr>
-          <w:b w:val="0"/>
-        </w:rPr>
-        <w:t>CHALLENGE  Contrast a simple rule with a seven-</w:t>
-      </w:r>
-      <w:r>
-        <w:rPr>
-          <w:b/>
-        </w:rPr>
-        <w:t>exception</w:t>
-      </w:r>
-      <w:r>
-        <w:rPr>
-          <w:b w:val="0"/>
-        </w:rPr>
-        <w:t xml:space="preserve"> rule.</w:t>
-      </w:r>
-    </w:p>
-    <w:p>
-      <w:pPr>
-        <w:spacing w:line="336" w:lineRule="auto" w:after="180"/>
-        <w:shd w:fill="F4F9FC"/>
-      </w:pPr>
-      <w:r>
-        <w:rPr>
-          <w:b w:val="0"/>
-        </w:rPr>
-        <w:t>1. My fresh example, trace, calculation, or design:</w:t>
-      </w:r>
-    </w:p>
-    <w:p>
-      <w:pPr>
-        <w:pStyle w:val="Heading3"/>
-      </w:pPr>
-      <w:r>
-        <w:t>Write or draw your reasoning and evidence.</w:t>
-      </w:r>
-    </w:p>
-    <w:p>
-      <w:r>
-        <w:t>________________________________________________________________</w:t>
-      </w:r>
-    </w:p>
-    <w:p>
-      <w:r>
-        <w:t>________________________________________________________________</w:t>
-      </w:r>
-    </w:p>
-    <w:p>
-      <w:r>
-        <w:t>________________________________________________________________</w:t>
-      </w:r>
-    </w:p>
-    <w:p>
-      <w:r>
-        <w:t>________________________________________________________________</w:t>
-      </w:r>
-    </w:p>
-    <w:p>
-      <w:r>
-        <w:t>________________________________________________________________</w:t>
-      </w:r>
-    </w:p>
-    <w:p>
-      <w:pPr>
-        <w:spacing w:line="336" w:lineRule="auto" w:after="180"/>
-        <w:shd w:fill="F4F9FC"/>
-      </w:pPr>
-      <w:r>
-        <w:rPr>
-          <w:b w:val="0"/>
-        </w:rPr>
-        <w:t xml:space="preserve">2. My </w:t>
-      </w:r>
-      <w:r>
-        <w:rPr>
-          <w:b/>
-        </w:rPr>
-        <w:t>evidence</w:t>
-      </w:r>
-      <w:r>
-        <w:rPr>
-          <w:b w:val="0"/>
-        </w:rPr>
-        <w:t xml:space="preserve"> that it works (include a boundary or missing-data case):</w:t>
-      </w:r>
-    </w:p>
-    <w:p>
-      <w:pPr>
-        <w:pStyle w:val="Heading3"/>
-      </w:pPr>
-      <w:r>
-        <w:t>Write or draw your reasoning and evidence.</w:t>
-      </w:r>
-    </w:p>
-    <w:p>
-      <w:r>
-        <w:t>________________________________________________________________</w:t>
-      </w:r>
-    </w:p>
-    <w:p>
-      <w:r>
-        <w:t>________________________________________________________________</w:t>
-      </w:r>
-    </w:p>
-    <w:p>
-      <w:r>
-        <w:t>________________________________________________________________</w:t>
-      </w:r>
-    </w:p>
-    <w:p>
-      <w:r>
-        <w:t>________________________________________________________________</w:t>
-      </w:r>
-    </w:p>
-    <w:p>
-      <w:r>
-        <w:t>________________________________________________________________</w:t>
-      </w:r>
-    </w:p>
-    <w:p>
-      <w:pPr>
-        <w:spacing w:line="336" w:lineRule="auto" w:after="180"/>
-        <w:shd w:fill="F4F9FC"/>
-      </w:pPr>
-      <w:r>
-        <w:rPr>
-          <w:b w:val="0"/>
-        </w:rPr>
-        <w:t>3. One limitation, fairness concern, or situation needing human review:</w:t>
-      </w:r>
-    </w:p>
-    <w:p>
-      <w:pPr>
-        <w:pStyle w:val="Heading3"/>
-      </w:pPr>
-      <w:r>
-        <w:t>Write or draw your reasoning and evidence.</w:t>
-      </w:r>
-    </w:p>
-    <w:p>
-      <w:r>
-        <w:t>________________________________________________________________</w:t>
-      </w:r>
-    </w:p>
-    <w:p>
-      <w:r>
-        <w:t>________________________________________________________________</w:t>
-      </w:r>
-    </w:p>
-    <w:p>
-      <w:r>
-        <w:t>________________________________________________________________</w:t>
-      </w:r>
-    </w:p>
-    <w:p>
-      <w:r>
-        <w:t>________________________________________________________________</w:t>
-      </w:r>
-    </w:p>
-    <w:p>
-      <w:r>
-        <w:t>________________________________________________________________</w:t>
-      </w:r>
-    </w:p>
-    <w:p>
-      <w:pPr>
-        <w:pStyle w:val="Heading3"/>
-      </w:pPr>
-      <w:r>
-        <w:t>Check your explanation</w:t>
-      </w:r>
-    </w:p>
-    <w:p>
-      <w:pPr>
-        <w:spacing w:line="336" w:lineRule="auto" w:after="180"/>
-        <w:shd w:fill="F5F1FB"/>
-      </w:pPr>
-      <w:r>
-        <w:rPr>
-          <w:b w:val="0"/>
-        </w:rPr>
-        <w:t xml:space="preserve">SELF-CHECK  □ I explained the </w:t>
-      </w:r>
-      <w:r>
-        <w:rPr>
-          <w:b/>
-        </w:rPr>
-        <w:t>mechanism</w:t>
-      </w:r>
-      <w:r>
-        <w:rPr>
-          <w:b w:val="0"/>
-        </w:rPr>
-        <w:t xml:space="preserve">  □ I used </w:t>
-      </w:r>
-      <w:r>
-        <w:rPr>
-          <w:b/>
-        </w:rPr>
-        <w:t>evidence</w:t>
-      </w:r>
-      <w:r>
-        <w:rPr>
-          <w:b w:val="0"/>
-        </w:rPr>
-        <w:t xml:space="preserve">  □ I tested a fresh case  □ I named a limitation  □ I can answer ‘why?’</w:t>
-      </w:r>
-    </w:p>
-    <w:p>
-      <w:pPr>
-        <w:pStyle w:val="Heading1"/>
-      </w:pPr>
-      <w:r>
-        <w:t>13. Study a complete case</w:t>
-      </w:r>
-    </w:p>
-    <w:p>
-      <w:r>
-        <w:t>Revisit the complete Overfitting Intuition case for supported practice. Repeated examples do not become fresh assessments.</w:t>
-      </w:r>
-    </w:p>
-    <w:p>
-      <w:pPr>
-        <w:pStyle w:val="Heading3"/>
-      </w:pPr>
-      <w:r>
-        <w:t>Week 16 Worked case</w:t>
-      </w:r>
-    </w:p>
-    <w:p>
-      <w:pPr>
-        <w:spacing w:line="336" w:lineRule="auto" w:after="180"/>
-      </w:pPr>
-      <w:r>
-        <w:rPr>
-          <w:b w:val="0"/>
-        </w:rPr>
-        <w:t>Use the supplied details to practise the weekly concept before attempting the independent question. This case extends the illustrated lesson.</w:t>
-      </w:r>
-    </w:p>
-    <w:p>
-      <w:pPr>
-        <w:pStyle w:val="Heading3"/>
-      </w:pPr>
-      <w:r>
-        <w:t>The situation</w:t>
-      </w:r>
-    </w:p>
-    <w:p>
-      <w:pPr>
-        <w:spacing w:line="336" w:lineRule="auto" w:after="180"/>
-      </w:pPr>
-      <w:r>
-        <w:rPr>
-          <w:b w:val="0"/>
-        </w:rPr>
-        <w:t xml:space="preserve">Rule A memorises six </w:t>
-      </w:r>
-      <w:r>
-        <w:rPr>
-          <w:b/>
-        </w:rPr>
-        <w:t>training</w:t>
-      </w:r>
-      <w:r>
-        <w:rPr>
-          <w:b w:val="0"/>
-        </w:rPr>
-        <w:t xml:space="preserve"> book names. It scores 6/6 familiar and 2/6 new. Rule B uses relevant traits but is untested.</w:t>
-      </w:r>
-    </w:p>
-    <w:p>
-      <w:pPr>
-        <w:pStyle w:val="Heading3"/>
-      </w:pPr>
-      <w:r>
-        <w:t>The question</w:t>
-      </w:r>
-    </w:p>
-    <w:p>
-      <w:pPr>
-        <w:spacing w:line="336" w:lineRule="auto" w:after="180"/>
-        <w:shd w:fill="F5F1FB"/>
-      </w:pPr>
-      <w:r>
-        <w:rPr>
-          <w:b w:val="0"/>
-        </w:rPr>
-        <w:t xml:space="preserve">What does the </w:t>
-      </w:r>
-      <w:r>
-        <w:rPr>
-          <w:b/>
-        </w:rPr>
-        <w:t>evidence</w:t>
-      </w:r>
-      <w:r>
-        <w:rPr>
-          <w:b w:val="0"/>
-        </w:rPr>
-        <w:t xml:space="preserve"> support?</w:t>
-      </w:r>
-    </w:p>
-    <w:p>
-      <w:pPr>
-        <w:pStyle w:val="Heading3"/>
-      </w:pPr>
-      <w:r>
-        <w:t>Worked explanation</w:t>
-      </w:r>
-    </w:p>
-    <w:p>
-      <w:pPr>
-        <w:spacing w:line="336" w:lineRule="auto" w:after="180"/>
-      </w:pPr>
-      <w:r>
-        <w:rPr>
-          <w:b w:val="0"/>
-        </w:rPr>
         <w:t>A shows weak transfer. B might generalise better but requires testing; simplicity is not proof.</w:t>
-      </w:r>
-    </w:p>
-    <w:p>
-      <w:pPr>
-        <w:pStyle w:val="Heading3"/>
-      </w:pPr>
-      <w:r>
-        <w:t>Explain it in your own words</w:t>
-      </w:r>
-    </w:p>
-    <w:p>
-      <w:pPr>
-        <w:spacing w:line="336" w:lineRule="auto" w:after="180"/>
-        <w:shd w:fill="F5F1FB"/>
-      </w:pPr>
-      <w:r>
-        <w:rPr>
-          <w:b w:val="0"/>
-        </w:rPr>
-        <w:t>Which detail supports the answer, and why does it matter?</w:t>
-      </w:r>
-    </w:p>
-    <w:p>
-      <w:pPr>
-        <w:pStyle w:val="Heading3"/>
-      </w:pPr>
-      <w:r>
-        <w:t>Write or draw your reasoning and evidence.</w:t>
-      </w:r>
-    </w:p>
-    <w:p>
-      <w:r>
-        <w:t>________________________________________________________________</w:t>
-      </w:r>
-    </w:p>
-    <w:p>
-      <w:r>
-        <w:t>________________________________________________________________</w:t>
-      </w:r>
-    </w:p>
-    <w:p>
-      <w:r>
-        <w:t>________________________________________________________________</w:t>
-      </w:r>
-    </w:p>
-    <w:p>
-      <w:r>
-        <w:t>________________________________________________________________</w:t>
-      </w:r>
-    </w:p>
-    <w:p>
-      <w:r>
-        <w:t>________________________________________________________________</w:t>
-      </w:r>
-    </w:p>
-    <w:p>
-      <w:pPr>
-        <w:pStyle w:val="Heading3"/>
-      </w:pPr>
-      <w:r>
-        <w:t>Trace the supplied case visually</w:t>
-      </w:r>
-    </w:p>
-    <w:p>
-      <w:pPr>
-        <w:pStyle w:val="Heading3"/>
-      </w:pPr>
-      <w:r>
-        <w:t>Perfect recall can hide weak transfer</w:t>
       </w:r>
     </w:p>
     <w:tbl>
@@ -5517,12 +6873,87 @@
     </w:tbl>
     <w:p>
       <w:pPr>
+        <w:pStyle w:val="Heading2"/>
+      </w:pPr>
+      <w:r>
+        <w:t>Earlier wording, alternatives and picture transcripts · reference / check after trying</w:t>
+      </w:r>
+    </w:p>
+    <w:p>
+      <w:pPr>
+        <w:pStyle w:val="Heading3"/>
+      </w:pPr>
+      <w:r>
+        <w:t>Week 16 Worked case</w:t>
+      </w:r>
+    </w:p>
+    <w:p>
+      <w:pPr>
         <w:spacing w:line="336" w:lineRule="auto" w:after="180"/>
       </w:pPr>
       <w:r>
         <w:rPr>
           <w:b w:val="0"/>
         </w:rPr>
+        <w:t>Use the supplied details to practise the weekly concept before attempting the independent question. This case extends the illustrated lesson.</w:t>
+      </w:r>
+    </w:p>
+    <w:p>
+      <w:pPr>
+        <w:pStyle w:val="Heading3"/>
+      </w:pPr>
+      <w:r>
+        <w:t>The situation</w:t>
+      </w:r>
+    </w:p>
+    <w:p>
+      <w:pPr>
+        <w:pStyle w:val="Heading3"/>
+      </w:pPr>
+      <w:r>
+        <w:t>The question</w:t>
+      </w:r>
+    </w:p>
+    <w:p>
+      <w:pPr>
+        <w:pStyle w:val="Heading3"/>
+      </w:pPr>
+      <w:r>
+        <w:t>Worked explanation</w:t>
+      </w:r>
+    </w:p>
+    <w:p>
+      <w:pPr>
+        <w:pStyle w:val="Heading3"/>
+      </w:pPr>
+      <w:r>
+        <w:t>Explain it in your own words</w:t>
+      </w:r>
+    </w:p>
+    <w:p>
+      <w:pPr>
+        <w:pStyle w:val="Heading3"/>
+      </w:pPr>
+      <w:r>
+        <w:t>Trace the supplied case visually</w:t>
+      </w:r>
+    </w:p>
+    <w:p>
+      <w:pPr>
+        <w:pStyle w:val="Heading3"/>
+      </w:pPr>
+      <w:r>
+        <w:t>Perfect recall can hide weak transfer</w:t>
+      </w:r>
+    </w:p>
+    <w:p>
+      <w:pPr>
+        <w:spacing w:line="336" w:lineRule="auto" w:after="180"/>
+      </w:pPr>
+      <w:r>
+        <w:rPr>
+          <w:b w:val="0"/>
+        </w:rPr>
         <w:t xml:space="preserve">Rule A memorises six </w:t>
       </w:r>
       <w:r>
@@ -5541,7 +6972,6 @@
     <w:p>
       <w:pPr>
         <w:spacing w:line="336" w:lineRule="auto" w:after="180"/>
-        <w:shd w:fill="F5F1FB"/>
       </w:pPr>
       <w:r>
         <w:rPr>
@@ -5578,564 +7008,20 @@
         <w:pStyle w:val="Heading1"/>
       </w:pPr>
       <w:r>
-        <w:t>14. Try a new case independently</w:t>
-      </w:r>
-    </w:p>
-    <w:p>
-      <w:r>
-        <w:t>Attempt the reserved new case before feedback. Record support; the earlier examples below remain additional practice.</w:t>
-      </w:r>
-    </w:p>
-    <w:p>
-      <w:pPr>
-        <w:pStyle w:val="Heading3"/>
-      </w:pPr>
-      <w:r>
-        <w:t>Independent case: Apply independently</w:t>
-      </w:r>
-    </w:p>
-    <w:p>
-      <w:pPr>
-        <w:spacing w:line="336" w:lineRule="auto" w:after="180"/>
-      </w:pPr>
-      <w:r>
-        <w:rPr>
-          <w:b w:val="0"/>
-        </w:rPr>
-        <w:t xml:space="preserve">Models A </w:t>
-      </w:r>
-      <w:r>
-        <w:rPr>
-          <w:b/>
-        </w:rPr>
-        <w:t>training</w:t>
-      </w:r>
-      <w:r>
-        <w:rPr>
-          <w:b w:val="0"/>
-        </w:rPr>
-        <w:t xml:space="preserve"> 4 validation 5, B </w:t>
-      </w:r>
-      <w:r>
-        <w:rPr>
-          <w:b/>
-        </w:rPr>
-        <w:t>training</w:t>
-      </w:r>
-      <w:r>
-        <w:rPr>
-          <w:b w:val="0"/>
-        </w:rPr>
-        <w:t xml:space="preserve"> 1 validation 2, C </w:t>
-      </w:r>
-      <w:r>
-        <w:rPr>
-          <w:b/>
-        </w:rPr>
-        <w:t>training</w:t>
-      </w:r>
-      <w:r>
-        <w:rPr>
-          <w:b w:val="0"/>
-        </w:rPr>
-        <w:t xml:space="preserve"> 0 validation 2. Lowest validation MAE then simpler; B is simpler than C. Choose and justify.</w:t>
-      </w:r>
-    </w:p>
-    <w:p>
-      <w:pPr>
-        <w:pStyle w:val="Heading3"/>
-      </w:pPr>
-      <w:r>
-        <w:t>My independent explanation, trace and limits</w:t>
-      </w:r>
-    </w:p>
-    <w:p>
-      <w:r>
-        <w:t>________________________________________________________________</w:t>
-      </w:r>
-    </w:p>
-    <w:p>
-      <w:r>
-        <w:t>________________________________________________________________</w:t>
-      </w:r>
-    </w:p>
-    <w:p>
-      <w:r>
-        <w:t>________________________________________________________________</w:t>
-      </w:r>
-    </w:p>
-    <w:p>
-      <w:r>
-        <w:t>________________________________________________________________</w:t>
-      </w:r>
-    </w:p>
-    <w:p>
-      <w:r>
-        <w:t>________________________________________________________________</w:t>
-      </w:r>
-    </w:p>
-    <w:p>
-      <w:r>
-        <w:t>________________________________________________________________</w:t>
-      </w:r>
-    </w:p>
-    <w:p>
-      <w:r>
-        <w:t>________________________________________________________________</w:t>
-      </w:r>
-    </w:p>
-    <w:p>
-      <w:pPr>
-        <w:spacing w:line="336" w:lineRule="auto" w:after="180"/>
-      </w:pPr>
-      <w:r>
-        <w:rPr>
-          <w:b w:val="0"/>
-        </w:rPr>
-        <w:t>Attempt this case before feedback. Record any help. Earlier examples below are further practice; a case already practised with feedback cannot establish fresh transfer.</w:t>
-      </w:r>
-    </w:p>
-    <w:p>
-      <w:pPr>
-        <w:pStyle w:val="Heading3"/>
-      </w:pPr>
-      <w:r>
-        <w:t>Week 16 Independent application</w:t>
-      </w:r>
-    </w:p>
-    <w:p>
-      <w:pPr>
-        <w:spacing w:line="336" w:lineRule="auto" w:after="180"/>
-      </w:pPr>
-      <w:r>
-        <w:rPr>
-          <w:b w:val="0"/>
-        </w:rPr>
-        <w:t>Close the worked explanation. Apply the idea to this different question without copying.</w:t>
-      </w:r>
-    </w:p>
-    <w:p>
-      <w:pPr>
-        <w:spacing w:line="336" w:lineRule="auto" w:after="180"/>
-        <w:shd w:fill="F5F1FB"/>
-      </w:pPr>
-      <w:r>
-        <w:rPr>
-          <w:b w:val="0"/>
-        </w:rPr>
-        <w:t xml:space="preserve">Rule A memorises six </w:t>
-      </w:r>
-      <w:r>
-        <w:rPr>
-          <w:b/>
-        </w:rPr>
-        <w:t>training</w:t>
-      </w:r>
-      <w:r>
-        <w:rPr>
-          <w:b w:val="0"/>
-        </w:rPr>
-        <w:t xml:space="preserve"> book IDs. Rule B uses a relevant topic feature. Why might A fail on a new ID? What test is needed?</w:t>
-      </w:r>
-    </w:p>
-    <w:p>
-      <w:pPr>
-        <w:spacing w:line="336" w:lineRule="auto" w:after="180"/>
-      </w:pPr>
-      <w:r>
-        <w:rPr>
-          <w:b w:val="0"/>
-        </w:rPr>
-        <w:t xml:space="preserve">My answer, with a trace, calculation or supporting </w:t>
-      </w:r>
-      <w:r>
-        <w:rPr>
-          <w:b/>
-        </w:rPr>
-        <w:t>evidence</w:t>
-      </w:r>
-    </w:p>
-    <w:p>
-      <w:pPr>
-        <w:pStyle w:val="Heading3"/>
-      </w:pPr>
-      <w:r>
-        <w:t>Write or draw your reasoning and evidence.</w:t>
-      </w:r>
-    </w:p>
-    <w:p>
-      <w:r>
-        <w:t>________________________________________________________________</w:t>
-      </w:r>
-    </w:p>
-    <w:p>
-      <w:r>
-        <w:t>________________________________________________________________</w:t>
-      </w:r>
-    </w:p>
-    <w:p>
-      <w:r>
-        <w:t>________________________________________________________________</w:t>
-      </w:r>
-    </w:p>
-    <w:p>
-      <w:r>
-        <w:t>________________________________________________________________</w:t>
-      </w:r>
-    </w:p>
-    <w:p>
-      <w:r>
-        <w:t>________________________________________________________________</w:t>
-      </w:r>
-    </w:p>
-    <w:p>
-      <w:pPr>
-        <w:pStyle w:val="Heading3"/>
-      </w:pPr>
-      <w:r>
-        <w:t>Create and test</w:t>
-      </w:r>
-    </w:p>
-    <w:p>
-      <w:pPr>
-        <w:spacing w:line="336" w:lineRule="auto" w:after="180"/>
-      </w:pPr>
-      <w:r>
-        <w:rPr>
-          <w:b w:val="0"/>
-        </w:rPr>
-        <w:t>Change one relevant detail. Predict the result before testing. Include a boundary or missing-information case when it helps reveal a limit.</w:t>
-      </w:r>
-    </w:p>
-    <w:p>
-      <w:pPr>
-        <w:spacing w:line="336" w:lineRule="auto" w:after="180"/>
-      </w:pPr>
-      <w:r>
-        <w:rPr>
-          <w:b w:val="0"/>
-        </w:rPr>
-        <w:t xml:space="preserve">My changed </w:t>
-      </w:r>
-      <w:r>
-        <w:rPr>
-          <w:b/>
-        </w:rPr>
-        <w:t>input</w:t>
-      </w:r>
-      <w:r>
-        <w:rPr>
-          <w:b w:val="0"/>
-        </w:rPr>
-        <w:t xml:space="preserve"> and expected result</w:t>
-      </w:r>
-    </w:p>
-    <w:p>
-      <w:pPr>
-        <w:pStyle w:val="Heading3"/>
-      </w:pPr>
-      <w:r>
-        <w:t>Write or draw your reasoning and evidence.</w:t>
-      </w:r>
-    </w:p>
-    <w:p>
-      <w:r>
-        <w:t>________________________________________________________________</w:t>
-      </w:r>
-    </w:p>
-    <w:p>
-      <w:r>
-        <w:t>________________________________________________________________</w:t>
-      </w:r>
-    </w:p>
-    <w:p>
-      <w:r>
-        <w:t>________________________________________________________________</w:t>
-      </w:r>
-    </w:p>
-    <w:p>
-      <w:r>
-        <w:t>________________________________________________________________</w:t>
-      </w:r>
-    </w:p>
-    <w:p>
-      <w:r>
-        <w:t>________________________________________________________________</w:t>
-      </w:r>
-    </w:p>
-    <w:p>
-      <w:pPr>
-        <w:pStyle w:val="Heading3"/>
-      </w:pPr>
-      <w:r>
-        <w:t>Connect to your project</w:t>
-      </w:r>
-    </w:p>
-    <w:p>
-      <w:pPr>
-        <w:spacing w:line="336" w:lineRule="auto" w:after="180"/>
-      </w:pPr>
-      <w:r>
-        <w:rPr>
-          <w:b w:val="0"/>
-        </w:rPr>
-        <w:t>Avoid title-by-title patches; improve features or thresholds that transfer.</w:t>
-      </w:r>
-    </w:p>
-    <w:p>
-      <w:pPr>
-        <w:spacing w:line="336" w:lineRule="auto" w:after="180"/>
-      </w:pPr>
-      <w:r>
-        <w:rPr>
-          <w:b w:val="0"/>
-        </w:rPr>
-        <w:t xml:space="preserve">The </w:t>
-      </w:r>
-      <w:r>
-        <w:rPr>
-          <w:b/>
-        </w:rPr>
-        <w:t>evidence</w:t>
-      </w:r>
-      <w:r>
-        <w:rPr>
-          <w:b w:val="0"/>
-        </w:rPr>
-        <w:t xml:space="preserve"> I will keep</w:t>
-      </w:r>
-    </w:p>
-    <w:p>
-      <w:pPr>
-        <w:pStyle w:val="Heading3"/>
-      </w:pPr>
-      <w:r>
-        <w:t>Write or draw your reasoning and evidence.</w:t>
-      </w:r>
-    </w:p>
-    <w:p>
-      <w:r>
-        <w:t>________________________________________________________________</w:t>
-      </w:r>
-    </w:p>
-    <w:p>
-      <w:r>
-        <w:t>________________________________________________________________</w:t>
-      </w:r>
-    </w:p>
-    <w:p>
-      <w:r>
-        <w:t>________________________________________________________________</w:t>
-      </w:r>
-    </w:p>
-    <w:p>
-      <w:r>
-        <w:t>________________________________________________________________</w:t>
-      </w:r>
-    </w:p>
-    <w:p>
-      <w:r>
-        <w:t>________________________________________________________________</w:t>
-      </w:r>
-    </w:p>
-    <w:p>
-      <w:pPr>
-        <w:spacing w:line="336" w:lineRule="auto" w:after="180"/>
-      </w:pPr>
-      <w:r>
-        <w:rPr>
-          <w:b w:val="0"/>
-        </w:rPr>
-        <w:t xml:space="preserve">Your teacher has the independent answer and scoring criteria. Complete the matching workbook week to keep your practice </w:t>
-      </w:r>
-      <w:r>
-        <w:rPr>
-          <w:b/>
-        </w:rPr>
-        <w:t>evidence</w:t>
-      </w:r>
-      <w:r>
-        <w:rPr>
-          <w:b w:val="0"/>
-        </w:rPr>
-        <w:t xml:space="preserve"> together.</w:t>
-      </w:r>
-    </w:p>
-    <w:p>
-      <w:pPr>
-        <w:pStyle w:val="Heading3"/>
-      </w:pPr>
-      <w:r>
-        <w:t>Transfer practice from the original programme</w:t>
-      </w:r>
-    </w:p>
-    <w:p>
-      <w:pPr>
-        <w:spacing w:line="336" w:lineRule="auto" w:after="180"/>
-        <w:shd w:fill="F5F1FB"/>
-      </w:pPr>
-      <w:r>
-        <w:rPr>
-          <w:b w:val="0"/>
-        </w:rPr>
-        <w:t xml:space="preserve">Rule A memorises eight </w:t>
-      </w:r>
-      <w:r>
-        <w:rPr>
-          <w:b/>
-        </w:rPr>
-        <w:t>training</w:t>
-      </w:r>
-      <w:r>
-        <w:rPr>
-          <w:b w:val="0"/>
-        </w:rPr>
-        <w:t xml:space="preserve"> IDs and gets 8/8 </w:t>
-      </w:r>
-      <w:r>
-        <w:rPr>
-          <w:b/>
-        </w:rPr>
-        <w:t>training</w:t>
-      </w:r>
-      <w:r>
-        <w:rPr>
-          <w:b w:val="0"/>
-        </w:rPr>
-        <w:t xml:space="preserve">, 2/8 validation. Rule B uses genre and gets 6/8 </w:t>
-      </w:r>
-      <w:r>
-        <w:rPr>
-          <w:b/>
-        </w:rPr>
-        <w:t>training</w:t>
-      </w:r>
-      <w:r>
-        <w:rPr>
-          <w:b w:val="0"/>
-        </w:rPr>
-        <w:t xml:space="preserve">, 6/8 validation. Which is preferable on this </w:t>
-      </w:r>
-      <w:r>
-        <w:rPr>
-          <w:b/>
-        </w:rPr>
-        <w:t>evidence</w:t>
-      </w:r>
-      <w:r>
-        <w:rPr>
-          <w:b w:val="0"/>
-        </w:rPr>
-        <w:t>, and what test remains?</w:t>
-      </w:r>
-    </w:p>
-    <w:p>
-      <w:pPr>
-        <w:pStyle w:val="Heading3"/>
-      </w:pPr>
-      <w:r>
-        <w:t>Explain the mechanism, evidence and one limit.</w:t>
-      </w:r>
-    </w:p>
-    <w:p>
-      <w:r>
-        <w:t>________________________________________________________________</w:t>
-      </w:r>
-    </w:p>
-    <w:p>
-      <w:r>
-        <w:t>________________________________________________________________</w:t>
-      </w:r>
-    </w:p>
-    <w:p>
-      <w:r>
-        <w:t>________________________________________________________________</w:t>
-      </w:r>
-    </w:p>
-    <w:p>
-      <w:r>
-        <w:t>________________________________________________________________</w:t>
-      </w:r>
-    </w:p>
-    <w:p>
-      <w:r>
-        <w:t>________________________________________________________________</w:t>
-      </w:r>
-    </w:p>
-    <w:p>
-      <w:r>
-        <w:t>________________________________________________________________</w:t>
-      </w:r>
-    </w:p>
-    <w:p>
-      <w:r>
-        <w:t>________________________________________________________________</w:t>
-      </w:r>
-    </w:p>
-    <w:p>
-      <w:pPr>
-        <w:pStyle w:val="Heading3"/>
-      </w:pPr>
-      <w:r>
-        <w:t>Use feedback to improve</w:t>
-      </w:r>
-    </w:p>
-    <w:p>
-      <w:pPr>
-        <w:spacing w:line="336" w:lineRule="auto" w:after="180"/>
-      </w:pPr>
-      <w:r>
-        <w:rPr>
-          <w:b w:val="0"/>
-        </w:rPr>
-        <w:t>Attempt the independent case before hints. Record whether you worked alone, used a hint or followed a model. After feedback, fix the first unsupported step and explain why it changed.</w:t>
-      </w:r>
-    </w:p>
-    <w:p>
-      <w:pPr>
-        <w:spacing w:line="336" w:lineRule="auto" w:after="180"/>
-      </w:pPr>
-      <w:r>
-        <w:rPr>
-          <w:b w:val="0"/>
-        </w:rPr>
-        <w:t>A later check uses a changed case, not a copied answer.</w:t>
-      </w:r>
-    </w:p>
-    <w:p>
-      <w:pPr>
-        <w:pStyle w:val="Heading1"/>
-      </w:pPr>
-      <w:r>
-        <w:t>15. Your lesson route</w:t>
-      </w:r>
-    </w:p>
-    <w:p>
-      <w:r>
-        <w:t>Use this map to navigate Overfitting Intuition, connect the goals to tasks and keep one evidence record for each attempt.</w:t>
-      </w:r>
-    </w:p>
-    <w:p>
-      <w:pPr>
-        <w:spacing w:line="336" w:lineRule="auto" w:after="180"/>
-      </w:pPr>
-      <w:r>
-        <w:rPr>
-          <w:b w:val="0"/>
-        </w:rPr>
-        <w:t xml:space="preserve">Start with this question: A fictional project compares three book-length </w:t>
-      </w:r>
-      <w:r>
-        <w:rPr>
-          <w:b/>
-        </w:rPr>
-        <w:t>prediction</w:t>
-      </w:r>
-      <w:r>
-        <w:rPr>
-          <w:b w:val="0"/>
-        </w:rPr>
-        <w:t xml:space="preserve"> models on the same development sets.</w:t>
+        <w:t>15. Reference: original lesson checklist</w:t>
+      </w:r>
+    </w:p>
+    <w:p>
+      <w:r>
+        <w:t>Use an additional checklist when it helps inspect your explanation.</w:t>
+      </w:r>
+    </w:p>
+    <w:p>
+      <w:pPr>
+        <w:pStyle w:val="Heading2"/>
+      </w:pPr>
+      <w:r>
+        <w:t>Targets and evidence</w:t>
       </w:r>
     </w:p>
     <w:tbl>
@@ -6242,6 +7128,14 @@
     </w:tbl>
     <w:p>
       <w:pPr>
+        <w:pStyle w:val="Heading2"/>
+      </w:pPr>
+      <w:r>
+        <w:t>Keep your route and first prediction</w:t>
+      </w:r>
+    </w:p>
+    <w:p>
+      <w:pPr>
         <w:spacing w:line="336" w:lineRule="auto" w:after="180"/>
       </w:pPr>
       <w:r>
@@ -6300,15 +7194,159 @@
     </w:p>
     <w:p>
       <w:pPr>
+        <w:pStyle w:val="Heading2"/>
+      </w:pPr>
+      <w:r>
+        <w:t>Earlier wording, alternatives and picture transcripts · reference / check after trying</w:t>
+      </w:r>
+    </w:p>
+    <w:p>
+      <w:pPr>
+        <w:spacing w:line="336" w:lineRule="auto" w:after="180"/>
+      </w:pPr>
+      <w:r>
+        <w:rPr>
+          <w:b w:val="0"/>
+        </w:rPr>
+        <w:t xml:space="preserve">Start with this question: A fictional project compares three book-length </w:t>
+      </w:r>
+      <w:r>
+        <w:rPr>
+          <w:b/>
+        </w:rPr>
+        <w:t>prediction</w:t>
+      </w:r>
+      <w:r>
+        <w:rPr>
+          <w:b w:val="0"/>
+        </w:rPr>
+        <w:t xml:space="preserve"> models on the same development sets.</w:t>
+      </w:r>
+    </w:p>
+    <w:p>
+      <w:pPr>
         <w:pStyle w:val="Heading1"/>
       </w:pPr>
       <w:r>
-        <w:t>16. Finish and return</w:t>
-      </w:r>
-    </w:p>
-    <w:p>
-      <w:r>
-        <w:t>Explain Overfitting Intuition without notes, identify a remaining question and plan a later check with a changed case.</w:t>
+        <w:t>17. Extra practice: pictures, repair and feedback</w:t>
+      </w:r>
+    </w:p>
+    <w:p>
+      <w:r>
+        <w:t>Attempt each question before opening its explanation. Use one browser or paper copy.</w:t>
+      </w:r>
+    </w:p>
+    <w:p>
+      <w:pPr>
+        <w:pStyle w:val="Heading2"/>
+      </w:pPr>
+      <w:r>
+        <w:t>First supported question</w:t>
+      </w:r>
+    </w:p>
+    <w:p>
+      <w:pPr>
+        <w:pStyle w:val="ListBullet"/>
+      </w:pPr>
+      <w:r>
+        <w:t>A fictional project compares three book-length prediction models on the same development sets.</w:t>
+      </w:r>
+    </w:p>
+    <w:p>
+      <w:pPr>
+        <w:pStyle w:val="Heading3"/>
+      </w:pPr>
+      <w:r>
+        <w:t>Practice 1: explain the deciding evidence</w:t>
+      </w:r>
+    </w:p>
+    <w:p>
+      <w:pPr>
+        <w:pStyle w:val="ListBullet"/>
+      </w:pPr>
+      <w:r>
+        <w:t>Which labelled step matches this detail? Freeze the selection, then evaluate new reserved cases.</w:t>
+      </w:r>
+    </w:p>
+    <w:p>
+      <w:pPr>
+        <w:pStyle w:val="ListBullet"/>
+      </w:pPr>
+      <w:r>
+        <w:t>1. Final evaluation</w:t>
+      </w:r>
+    </w:p>
+    <w:p>
+      <w:pPr>
+        <w:pStyle w:val="ListBullet"/>
+      </w:pPr>
+      <w:r>
+        <w:t>2. Training comparison</w:t>
+      </w:r>
+    </w:p>
+    <w:p>
+      <w:pPr>
+        <w:pStyle w:val="ListBullet"/>
+      </w:pPr>
+      <w:r>
+        <w:t>3. Choose for development</w:t>
+      </w:r>
+    </w:p>
+    <w:p>
+      <w:pPr>
+        <w:pStyle w:val="ListBullet"/>
+      </w:pPr>
+      <w:r>
+        <w:t>4. Validation comparison</w:t>
+      </w:r>
+    </w:p>
+    <w:p>
+      <w:pPr>
+        <w:pStyle w:val="Heading3"/>
+      </w:pPr>
+      <w:r>
+        <w:t>My selected conclusion, deciding fact and explanation</w:t>
+      </w:r>
+    </w:p>
+    <w:p>
+      <w:r>
+        <w:t>________________________________________________________________</w:t>
+      </w:r>
+    </w:p>
+    <w:p>
+      <w:r>
+        <w:t>________________________________________________________________</w:t>
+      </w:r>
+    </w:p>
+    <w:p>
+      <w:r>
+        <w:t>________________________________________________________________</w:t>
+      </w:r>
+    </w:p>
+    <w:p>
+      <w:r>
+        <w:t>________________________________________________________________</w:t>
+      </w:r>
+    </w:p>
+    <w:p>
+      <w:r>
+        <w:t>________________________________________________________________</w:t>
+      </w:r>
+    </w:p>
+    <w:p>
+      <w:pPr>
+        <w:pStyle w:val="ListBullet"/>
+      </w:pPr>
+      <w:r>
+        <w:t>Hint if needed: Read the steps in the pictorial case. Match the supplied detail to the stage that performs or records it.</w:t>
+      </w:r>
+    </w:p>
+    <w:p>
+      <w:pPr>
+        <w:pStyle w:val="Heading2"/>
+      </w:pPr>
+      <w:r>
+        <w:t>Check the first explanation · reference / check after trying</w:t>
       </w:r>
     </w:p>
     <w:p>
@@ -6319,7 +7357,7 @@
         <w:rPr>
           <w:b w:val="0"/>
         </w:rPr>
-        <w:t xml:space="preserve">Close your notes. Explain this goal in your own words: Compare </w:t>
+        <w:t xml:space="preserve">After your attempt, compare with the supported explanation: Final evaluation Freeze the selection, then evaluate new reserved cases. A flexible model can fit quirks of its </w:t>
       </w:r>
       <w:r>
         <w:rPr>
@@ -6331,25 +7369,360 @@
         <w:rPr>
           <w:b w:val="0"/>
         </w:rPr>
-        <w:t xml:space="preserve"> and validation </w:t>
+        <w:t xml:space="preserve"> set without predicting new examples well.</w:t>
+      </w:r>
+    </w:p>
+    <w:p>
+      <w:pPr>
+        <w:spacing w:line="336" w:lineRule="auto" w:after="180"/>
+      </w:pPr>
+      <w:r>
+        <w:rPr>
+          <w:b w:val="0"/>
+        </w:rPr>
+        <w:t xml:space="preserve">Here Complex’s </w:t>
       </w:r>
       <w:r>
         <w:rPr>
           <w:b/>
         </w:rPr>
+        <w:t>training</w:t>
+      </w:r>
+      <w:r>
+        <w:rPr>
+          <w:b w:val="0"/>
+        </w:rPr>
+        <w:t xml:space="preserve"> success occurs alongside the worst validation error. The numbers are invented comparisons, not a claim that </w:t>
+      </w:r>
+      <w:r>
+        <w:rPr>
+          <w:b/>
+        </w:rPr>
+        <w:t>complexity</w:t>
+      </w:r>
+      <w:r>
+        <w:rPr>
+          <w:b w:val="0"/>
+        </w:rPr>
+        <w:t xml:space="preserve"> always hurts.</w:t>
+      </w:r>
+    </w:p>
+    <w:p>
+      <w:pPr>
+        <w:spacing w:line="336" w:lineRule="auto" w:after="180"/>
+      </w:pPr>
+      <w:r>
+        <w:rPr>
+          <w:b w:val="0"/>
+        </w:rPr>
+        <w:t xml:space="preserve">Choosing Medium uses development </w:t>
+      </w:r>
+      <w:r>
+        <w:rPr>
+          <w:b/>
+        </w:rPr>
         <w:t>evidence</w:t>
       </w:r>
       <w:r>
         <w:rPr>
           <w:b w:val="0"/>
         </w:rPr>
-        <w:t xml:space="preserve"> for model </w:t>
+        <w:t>; its validation score must not be advertised as an untouched final-test result.</w:t>
+      </w:r>
+    </w:p>
+    <w:p>
+      <w:pPr>
+        <w:pStyle w:val="Heading2"/>
+      </w:pPr>
+      <w:r>
+        <w:t>Changed-case question</w:t>
+      </w:r>
+    </w:p>
+    <w:p>
+      <w:pPr>
+        <w:pStyle w:val="Heading3"/>
+      </w:pPr>
+      <w:r>
+        <w:t>Practice 2: explain the deciding evidence</w:t>
+      </w:r>
+    </w:p>
+    <w:p>
+      <w:pPr>
+        <w:pStyle w:val="ListBullet"/>
+      </w:pPr>
+      <w:r>
+        <w:t>Changed-case practice: Complex’s validation error becomes 2 on a newly documented, fair development comparison. Which conclusion is supported by the supplied facts?</w:t>
+      </w:r>
+    </w:p>
+    <w:p>
+      <w:pPr>
+        <w:pStyle w:val="ListBullet"/>
+      </w:pPr>
+      <w:r>
+        <w:t>1. We can decide the result without examining the changed input or the procedure.</w:t>
+      </w:r>
+    </w:p>
+    <w:p>
+      <w:pPr>
+        <w:pStyle w:val="ListBullet"/>
+      </w:pPr>
+      <w:r>
+        <w:t>2. This one example guarantees correct results for every future input.</w:t>
+      </w:r>
+    </w:p>
+    <w:p>
+      <w:pPr>
+        <w:pStyle w:val="ListBullet"/>
+      </w:pPr>
+      <w:r>
+        <w:t>3. The stated rule now selects Complex.</w:t>
+      </w:r>
+    </w:p>
+    <w:p>
+      <w:pPr>
+        <w:pStyle w:val="Heading3"/>
+      </w:pPr>
+      <w:r>
+        <w:t>My selected conclusion, deciding fact and explanation</w:t>
+      </w:r>
+    </w:p>
+    <w:p>
+      <w:r>
+        <w:t>________________________________________________________________</w:t>
+      </w:r>
+    </w:p>
+    <w:p>
+      <w:r>
+        <w:t>________________________________________________________________</w:t>
+      </w:r>
+    </w:p>
+    <w:p>
+      <w:r>
+        <w:t>________________________________________________________________</w:t>
+      </w:r>
+    </w:p>
+    <w:p>
+      <w:r>
+        <w:t>________________________________________________________________</w:t>
+      </w:r>
+    </w:p>
+    <w:p>
+      <w:r>
+        <w:t>________________________________________________________________</w:t>
+      </w:r>
+    </w:p>
+    <w:p>
+      <w:pPr>
+        <w:pStyle w:val="ListBullet"/>
+      </w:pPr>
+      <w:r>
+        <w:t>Hint if needed: Use the changed condition and the deciding step in the pictorial trace. The answer must say what follows from those facts.</w:t>
+      </w:r>
+    </w:p>
+    <w:p>
+      <w:pPr>
+        <w:pStyle w:val="Heading2"/>
+      </w:pPr>
+      <w:r>
+        <w:t>Check the changed case · reference / check after trying</w:t>
+      </w:r>
+    </w:p>
+    <w:p>
+      <w:pPr>
+        <w:spacing w:line="336" w:lineRule="auto" w:after="180"/>
+      </w:pPr>
+      <w:r>
+        <w:rPr>
+          <w:b w:val="0"/>
+        </w:rPr>
+        <w:t>After your attempt, compare with the supported explanation: The stated rule now selects Complex. The rule compares validation errors; it does not ban complex models.</w:t>
+      </w:r>
+    </w:p>
+    <w:p>
+      <w:pPr>
+        <w:pStyle w:val="Heading2"/>
+      </w:pPr>
+      <w:r>
+        <w:t>Repair and save your work</w:t>
+      </w:r>
+    </w:p>
+    <w:p>
+      <w:pPr>
+        <w:spacing w:line="336" w:lineRule="auto" w:after="180"/>
+      </w:pPr>
+      <w:r>
+        <w:rPr>
+          <w:b w:val="0"/>
+        </w:rPr>
+        <w:t xml:space="preserve">Review Choose Informative Questions (ai-2/15). Goal: Fit a root question and leaf </w:t>
       </w:r>
       <w:r>
         <w:rPr>
           <w:b/>
         </w:rPr>
-        <w:t>capacity</w:t>
+        <w:t>prediction</w:t>
+      </w:r>
+      <w:r>
+        <w:rPr>
+          <w:b w:val="0"/>
+        </w:rPr>
+        <w:t xml:space="preserve">s from </w:t>
+      </w:r>
+      <w:r>
+        <w:rPr>
+          <w:b/>
+        </w:rPr>
+        <w:t>training</w:t>
+      </w:r>
+      <w:r>
+        <w:rPr>
+          <w:b w:val="0"/>
+        </w:rPr>
+        <w:t xml:space="preserve"> examples. Short practice: Choose the best original question and explain why its more balanced split matters here..</w:t>
+      </w:r>
+    </w:p>
+    <w:p>
+      <w:pPr>
+        <w:spacing w:line="336" w:lineRule="auto" w:after="180"/>
+      </w:pPr>
+      <w:r>
+        <w:rPr>
+          <w:b w:val="0"/>
+        </w:rPr>
+        <w:t>Return to this week and explain what you changed.</w:t>
+      </w:r>
+    </w:p>
+    <w:p>
+      <w:pPr>
+        <w:spacing w:line="336" w:lineRule="auto" w:after="180"/>
+      </w:pPr>
+      <w:r>
+        <w:rPr>
+          <w:b w:val="0"/>
+        </w:rPr>
+        <w:t xml:space="preserve">Review Types of Classification Error (ai-2/13). Goal: Build a labelled confusion matrix from matched reference and </w:t>
+      </w:r>
+      <w:r>
+        <w:rPr>
+          <w:b/>
+        </w:rPr>
+        <w:t>prediction</w:t>
+      </w:r>
+      <w:r>
+        <w:rPr>
+          <w:b w:val="0"/>
+        </w:rPr>
+        <w:t xml:space="preserve"> pairs. Short practice: Which error causes a sound book to be sent for unnecessary repair review?.</w:t>
+      </w:r>
+    </w:p>
+    <w:p>
+      <w:pPr>
+        <w:spacing w:line="336" w:lineRule="auto" w:after="180"/>
+      </w:pPr>
+      <w:r>
+        <w:rPr>
+          <w:b w:val="0"/>
+        </w:rPr>
+        <w:t>Return to this week and explain what you changed.</w:t>
+      </w:r>
+    </w:p>
+    <w:p>
+      <w:pPr>
+        <w:spacing w:line="336" w:lineRule="auto" w:after="180"/>
+      </w:pPr>
+      <w:r>
+        <w:rPr>
+          <w:b w:val="0"/>
+        </w:rPr>
+        <w:t xml:space="preserve">Review Human Classifier Simulation (ai-2/10). Goal: Construct a classifier with a stated </w:t>
+      </w:r>
+      <w:r>
+        <w:rPr>
+          <w:b/>
+        </w:rPr>
+        <w:t>input</w:t>
+      </w:r>
+      <w:r>
+        <w:rPr>
+          <w:b w:val="0"/>
+        </w:rPr>
+        <w:t xml:space="preserve"> format, selected rule and recorded </w:t>
+      </w:r>
+      <w:r>
+        <w:rPr>
+          <w:b/>
+        </w:rPr>
+        <w:t>output</w:t>
+      </w:r>
+      <w:r>
+        <w:rPr>
+          <w:b w:val="0"/>
+        </w:rPr>
+        <w:t>.</w:t>
+      </w:r>
+    </w:p>
+    <w:p>
+      <w:pPr>
+        <w:spacing w:line="336" w:lineRule="auto" w:after="180"/>
+      </w:pPr>
+      <w:r>
+        <w:rPr>
+          <w:b w:val="0"/>
+        </w:rPr>
+        <w:t>Short practice: Why are J and M initially treated differently even though both are illustrated mysteries?. Return to this week and explain what you changed.</w:t>
+      </w:r>
+    </w:p>
+    <w:p>
+      <w:pPr>
+        <w:spacing w:line="336" w:lineRule="auto" w:after="180"/>
+      </w:pPr>
+      <w:r>
+        <w:rPr>
+          <w:b w:val="0"/>
+        </w:rPr>
+        <w:t xml:space="preserve">Use Download completed work in the hosted lesson to export your answers, reflections, practice feedback and code-run </w:t>
+      </w:r>
+      <w:r>
+        <w:rPr>
+          <w:b/>
+        </w:rPr>
+        <w:t>evidence</w:t>
+      </w:r>
+      <w:r>
+        <w:rPr>
+          <w:b w:val="0"/>
+        </w:rPr>
+        <w:t>. Open the HTML copy to read or print it.</w:t>
+      </w:r>
+    </w:p>
+    <w:p>
+      <w:pPr>
+        <w:spacing w:line="336" w:lineRule="auto" w:after="180"/>
+      </w:pPr>
+      <w:r>
+        <w:rPr>
+          <w:b w:val="0"/>
+        </w:rPr>
+        <w:t>Drafts stay in this browser when storage is available; clear drafts on a shared device.</w:t>
+      </w:r>
+    </w:p>
+    <w:p>
+      <w:pPr>
+        <w:pStyle w:val="Heading2"/>
+      </w:pPr>
+      <w:r>
+        <w:t>Earlier wording, alternatives and picture transcripts · reference / check after trying</w:t>
+      </w:r>
+    </w:p>
+    <w:p>
+      <w:pPr>
+        <w:spacing w:line="336" w:lineRule="auto" w:after="180"/>
+      </w:pPr>
+      <w:r>
+        <w:rPr>
+          <w:b w:val="0"/>
+        </w:rPr>
+        <w:t>Use this supported practice once, in the browser or on paper. Keep the reserved independent assessment for a separate first attempt before teacher feedback.</w:t>
       </w:r>
     </w:p>
     <w:p>
@@ -6357,90 +7730,15 @@
         <w:pStyle w:val="Heading3"/>
       </w:pPr>
       <w:r>
-        <w:t>My deciding step, evidence and one remaining question</w:t>
-      </w:r>
-    </w:p>
-    <w:p>
-      <w:r>
-        <w:t>________________________________________________________________</w:t>
-      </w:r>
-    </w:p>
-    <w:p>
-      <w:r>
-        <w:t>________________________________________________________________</w:t>
-      </w:r>
-    </w:p>
-    <w:p>
-      <w:r>
-        <w:t>________________________________________________________________</w:t>
-      </w:r>
-    </w:p>
-    <w:p>
-      <w:r>
-        <w:t>________________________________________________________________</w:t>
-      </w:r>
-    </w:p>
-    <w:p>
-      <w:r>
-        <w:t>________________________________________________________________</w:t>
-      </w:r>
-    </w:p>
-    <w:p>
-      <w:pPr>
-        <w:spacing w:line="336" w:lineRule="auto" w:after="180"/>
-      </w:pPr>
-      <w:r>
-        <w:rPr>
-          <w:b w:val="0"/>
-        </w:rPr>
-        <w:t xml:space="preserve">If you are unsure, return to the worked picture and explain one arrow. If you are ready, change an </w:t>
-      </w:r>
-      <w:r>
-        <w:rPr>
-          <w:b/>
-        </w:rPr>
-        <w:t>input</w:t>
-      </w:r>
-      <w:r>
-        <w:rPr>
-          <w:b w:val="0"/>
-        </w:rPr>
-        <w:t xml:space="preserve"> or assumption and justify your </w:t>
-      </w:r>
-      <w:r>
-        <w:rPr>
-          <w:b/>
-        </w:rPr>
-        <w:t>prediction</w:t>
-      </w:r>
-      <w:r>
-        <w:rPr>
-          <w:b w:val="0"/>
-        </w:rPr>
-        <w:t>.</w:t>
-      </w:r>
-    </w:p>
-    <w:p>
-      <w:pPr>
-        <w:spacing w:line="336" w:lineRule="auto" w:after="180"/>
-      </w:pPr>
-      <w:r>
-        <w:rPr>
-          <w:b w:val="0"/>
-        </w:rPr>
-        <w:t xml:space="preserve">Save your workbook </w:t>
-      </w:r>
-      <w:r>
-        <w:rPr>
-          <w:b/>
-        </w:rPr>
-        <w:t>evidence</w:t>
-      </w:r>
-      <w:r>
-        <w:rPr>
-          <w:b w:val="0"/>
-        </w:rPr>
-        <w:t>. At the next review, try a different case before opening your old answer.</w:t>
+        <w:t>Repair a missing building block</w:t>
+      </w:r>
+    </w:p>
+    <w:p>
+      <w:pPr>
+        <w:pStyle w:val="Heading3"/>
+      </w:pPr>
+      <w:r>
+        <w:t>Keep your completed work</w:t>
       </w:r>
     </w:p>
     <w:p>
@@ -6448,625 +7746,17 @@
         <w:pStyle w:val="Heading1"/>
       </w:pPr>
       <w:r>
-        <w:t>17. Supported practice, repair and portfolio</w:t>
-      </w:r>
-    </w:p>
-    <w:p>
-      <w:r>
-        <w:t>Attempt supported questions before using hints or feedback. Review a missing building block, then keep the completed work.</w:t>
-      </w:r>
-    </w:p>
-    <w:p>
-      <w:pPr>
-        <w:spacing w:line="336" w:lineRule="auto" w:after="180"/>
-      </w:pPr>
-      <w:r>
-        <w:rPr>
-          <w:b w:val="0"/>
-        </w:rPr>
-        <w:t>Use this supported practice once, in the browser or on paper. Keep the reserved independent assessment for a separate first attempt before teacher feedback.</w:t>
-      </w:r>
-    </w:p>
-    <w:p>
-      <w:pPr>
-        <w:spacing w:line="336" w:lineRule="auto" w:after="180"/>
-      </w:pPr>
-      <w:r>
-        <w:rPr>
-          <w:b w:val="0"/>
-        </w:rPr>
-        <w:t xml:space="preserve">A fictional project compares three book-length </w:t>
-      </w:r>
-      <w:r>
-        <w:rPr>
-          <w:b/>
-        </w:rPr>
-        <w:t>prediction</w:t>
-      </w:r>
-      <w:r>
-        <w:rPr>
-          <w:b w:val="0"/>
-        </w:rPr>
-        <w:t xml:space="preserve"> models on the same development sets.</w:t>
-      </w:r>
-    </w:p>
-    <w:p>
-      <w:pPr>
-        <w:pStyle w:val="Heading3"/>
-      </w:pPr>
-      <w:r>
-        <w:t>Practice 1: explain the deciding evidence</w:t>
-      </w:r>
-    </w:p>
-    <w:p>
-      <w:pPr>
-        <w:spacing w:line="336" w:lineRule="auto" w:after="180"/>
-      </w:pPr>
-      <w:r>
-        <w:rPr>
-          <w:b w:val="0"/>
-        </w:rPr>
-        <w:t>Which labelled step matches this detail? Freeze the selection, then evaluate new reserved cases.</w:t>
-      </w:r>
-    </w:p>
-    <w:p>
-      <w:pPr>
-        <w:spacing w:line="336" w:lineRule="auto" w:after="180"/>
-        <w:shd w:fill="F4F9FC"/>
-      </w:pPr>
-      <w:r>
-        <w:rPr>
-          <w:b w:val="0"/>
-        </w:rPr>
-        <w:t>1. Final evaluation</w:t>
-      </w:r>
-    </w:p>
-    <w:p>
-      <w:pPr>
-        <w:spacing w:line="336" w:lineRule="auto" w:after="180"/>
-        <w:shd w:fill="F4F9FC"/>
-      </w:pPr>
-      <w:r>
-        <w:rPr>
-          <w:b w:val="0"/>
-        </w:rPr>
-        <w:t xml:space="preserve">2. </w:t>
-      </w:r>
-      <w:r>
-        <w:rPr>
-          <w:b/>
-        </w:rPr>
-        <w:t>Training</w:t>
-      </w:r>
-      <w:r>
-        <w:rPr>
-          <w:b w:val="0"/>
-        </w:rPr>
-        <w:t xml:space="preserve"> comparison</w:t>
-      </w:r>
-    </w:p>
-    <w:p>
-      <w:pPr>
-        <w:spacing w:line="336" w:lineRule="auto" w:after="180"/>
-        <w:shd w:fill="F4F9FC"/>
-      </w:pPr>
-      <w:r>
-        <w:rPr>
-          <w:b w:val="0"/>
-        </w:rPr>
-        <w:t>3. Choose for development</w:t>
-      </w:r>
-    </w:p>
-    <w:p>
-      <w:pPr>
-        <w:spacing w:line="336" w:lineRule="auto" w:after="180"/>
-        <w:shd w:fill="F4F9FC"/>
-      </w:pPr>
-      <w:r>
-        <w:rPr>
-          <w:b w:val="0"/>
-        </w:rPr>
-        <w:t>4. Validation comparison</w:t>
-      </w:r>
-    </w:p>
-    <w:p>
-      <w:pPr>
-        <w:pStyle w:val="Heading3"/>
-      </w:pPr>
-      <w:r>
-        <w:t>My selected conclusion, deciding fact and explanation</w:t>
-      </w:r>
-    </w:p>
-    <w:p>
-      <w:r>
-        <w:t>________________________________________________________________</w:t>
-      </w:r>
-    </w:p>
-    <w:p>
-      <w:r>
-        <w:t>________________________________________________________________</w:t>
-      </w:r>
-    </w:p>
-    <w:p>
-      <w:r>
-        <w:t>________________________________________________________________</w:t>
-      </w:r>
-    </w:p>
-    <w:p>
-      <w:r>
-        <w:t>________________________________________________________________</w:t>
-      </w:r>
-    </w:p>
-    <w:p>
-      <w:r>
-        <w:t>________________________________________________________________</w:t>
-      </w:r>
-    </w:p>
-    <w:p>
-      <w:pPr>
-        <w:pStyle w:val="Heading3"/>
-      </w:pPr>
-      <w:r>
-        <w:t>Hint · try first</w:t>
-      </w:r>
-    </w:p>
-    <w:p>
-      <w:pPr>
-        <w:spacing w:line="336" w:lineRule="auto" w:after="180"/>
-        <w:shd w:fill="F1F6F8"/>
-      </w:pPr>
-      <w:r>
-        <w:rPr>
-          <w:b w:val="0"/>
-        </w:rPr>
-        <w:t>Hint if needed: Read the steps in the pictorial case. Match the supplied detail to the stage that performs or records it.</w:t>
-      </w:r>
-    </w:p>
-    <w:p>
-      <w:pPr>
-        <w:pStyle w:val="Heading3"/>
-      </w:pPr>
-      <w:r>
-        <w:t>Feedback · compare after trying</w:t>
-      </w:r>
-    </w:p>
-    <w:p>
-      <w:pPr>
-        <w:spacing w:line="336" w:lineRule="auto" w:after="180"/>
-        <w:shd w:fill="F1F6FC"/>
-      </w:pPr>
-      <w:r>
-        <w:rPr>
-          <w:b w:val="0"/>
-        </w:rPr>
-        <w:t xml:space="preserve">After your attempt, compare with the supported explanation: Final evaluation Freeze the selection, then evaluate new reserved cases. A flexible model can fit quirks of its </w:t>
-      </w:r>
-      <w:r>
-        <w:rPr>
-          <w:b/>
-        </w:rPr>
-        <w:t>training</w:t>
-      </w:r>
-      <w:r>
-        <w:rPr>
-          <w:b w:val="0"/>
-        </w:rPr>
-        <w:t xml:space="preserve"> set without predicting new examples well.</w:t>
-      </w:r>
-    </w:p>
-    <w:p>
-      <w:pPr>
-        <w:spacing w:line="336" w:lineRule="auto" w:after="180"/>
-        <w:shd w:fill="F1F6FC"/>
-      </w:pPr>
-      <w:r>
-        <w:rPr>
-          <w:b w:val="0"/>
-        </w:rPr>
-        <w:t xml:space="preserve">Here Complex’s </w:t>
-      </w:r>
-      <w:r>
-        <w:rPr>
-          <w:b/>
-        </w:rPr>
-        <w:t>training</w:t>
-      </w:r>
-      <w:r>
-        <w:rPr>
-          <w:b w:val="0"/>
-        </w:rPr>
-        <w:t xml:space="preserve"> success occurs alongside the worst validation error. The numbers are invented comparisons, not a claim that </w:t>
-      </w:r>
-      <w:r>
-        <w:rPr>
-          <w:b/>
-        </w:rPr>
-        <w:t>complexity</w:t>
-      </w:r>
-      <w:r>
-        <w:rPr>
-          <w:b w:val="0"/>
-        </w:rPr>
-        <w:t xml:space="preserve"> always hurts.</w:t>
-      </w:r>
-    </w:p>
-    <w:p>
-      <w:pPr>
-        <w:spacing w:line="336" w:lineRule="auto" w:after="180"/>
-        <w:shd w:fill="F1F6FC"/>
-      </w:pPr>
-      <w:r>
-        <w:rPr>
-          <w:b w:val="0"/>
-        </w:rPr>
-        <w:t xml:space="preserve">Choosing Medium uses development </w:t>
-      </w:r>
-      <w:r>
-        <w:rPr>
-          <w:b/>
-        </w:rPr>
-        <w:t>evidence</w:t>
-      </w:r>
-      <w:r>
-        <w:rPr>
-          <w:b w:val="0"/>
-        </w:rPr>
-        <w:t>; its validation score must not be advertised as an untouched final-test result.</w:t>
-      </w:r>
-    </w:p>
-    <w:p>
-      <w:pPr>
-        <w:pStyle w:val="Heading3"/>
-      </w:pPr>
-      <w:r>
-        <w:t>Practice 2: explain the deciding evidence</w:t>
-      </w:r>
-    </w:p>
-    <w:p>
-      <w:pPr>
-        <w:pStyle w:val="Heading3"/>
-      </w:pPr>
-      <w:r>
-        <w:t>Changed case · predict first</w:t>
-      </w:r>
-    </w:p>
-    <w:p>
-      <w:pPr>
-        <w:spacing w:line="336" w:lineRule="auto" w:after="180"/>
-        <w:shd w:fill="F5F1FB"/>
-      </w:pPr>
-      <w:r>
-        <w:rPr>
-          <w:b w:val="0"/>
-        </w:rPr>
-        <w:t>Changed-case practice: Complex’s validation error becomes 2 on a newly documented, fair development comparison. Which conclusion is supported by the supplied facts?</w:t>
-      </w:r>
-    </w:p>
-    <w:p>
-      <w:pPr>
-        <w:spacing w:line="336" w:lineRule="auto" w:after="180"/>
-        <w:shd w:fill="F4F9FC"/>
-      </w:pPr>
-      <w:r>
-        <w:rPr>
-          <w:b w:val="0"/>
-        </w:rPr>
-        <w:t xml:space="preserve">1. We can decide the result without examining the changed </w:t>
-      </w:r>
-      <w:r>
-        <w:rPr>
-          <w:b/>
-        </w:rPr>
-        <w:t>input</w:t>
-      </w:r>
-      <w:r>
-        <w:rPr>
-          <w:b w:val="0"/>
-        </w:rPr>
-        <w:t xml:space="preserve"> or the procedure.</w:t>
-      </w:r>
-    </w:p>
-    <w:p>
-      <w:pPr>
-        <w:spacing w:line="336" w:lineRule="auto" w:after="180"/>
-        <w:shd w:fill="F4F9FC"/>
-      </w:pPr>
-      <w:r>
-        <w:rPr>
-          <w:b w:val="0"/>
-        </w:rPr>
-        <w:t xml:space="preserve">2. This one example guarantees correct results for every future </w:t>
-      </w:r>
-      <w:r>
-        <w:rPr>
-          <w:b/>
-        </w:rPr>
-        <w:t>input</w:t>
-      </w:r>
-      <w:r>
-        <w:rPr>
-          <w:b w:val="0"/>
-        </w:rPr>
-        <w:t>.</w:t>
-      </w:r>
-    </w:p>
-    <w:p>
-      <w:pPr>
-        <w:spacing w:line="336" w:lineRule="auto" w:after="180"/>
-        <w:shd w:fill="F4F9FC"/>
-      </w:pPr>
-      <w:r>
-        <w:rPr>
-          <w:b w:val="0"/>
-        </w:rPr>
-        <w:t>3. The stated rule now selects Complex.</w:t>
-      </w:r>
-    </w:p>
-    <w:p>
-      <w:pPr>
-        <w:pStyle w:val="Heading3"/>
-      </w:pPr>
-      <w:r>
-        <w:t>My selected conclusion, deciding fact and explanation</w:t>
-      </w:r>
-    </w:p>
-    <w:p>
-      <w:r>
-        <w:t>________________________________________________________________</w:t>
-      </w:r>
-    </w:p>
-    <w:p>
-      <w:r>
-        <w:t>________________________________________________________________</w:t>
-      </w:r>
-    </w:p>
-    <w:p>
-      <w:r>
-        <w:t>________________________________________________________________</w:t>
-      </w:r>
-    </w:p>
-    <w:p>
-      <w:r>
-        <w:t>________________________________________________________________</w:t>
-      </w:r>
-    </w:p>
-    <w:p>
-      <w:r>
-        <w:t>________________________________________________________________</w:t>
-      </w:r>
-    </w:p>
-    <w:p>
-      <w:pPr>
-        <w:pStyle w:val="Heading3"/>
-      </w:pPr>
-      <w:r>
-        <w:t>Hint · try first</w:t>
-      </w:r>
-    </w:p>
-    <w:p>
-      <w:pPr>
-        <w:spacing w:line="336" w:lineRule="auto" w:after="180"/>
-        <w:shd w:fill="F1F6F8"/>
-      </w:pPr>
-      <w:r>
-        <w:rPr>
-          <w:b w:val="0"/>
-        </w:rPr>
-        <w:t>Hint if needed: Use the changed condition and the deciding step in the pictorial trace. The answer must say what follows from those facts.</w:t>
-      </w:r>
-    </w:p>
-    <w:p>
-      <w:pPr>
-        <w:pStyle w:val="Heading3"/>
-      </w:pPr>
-      <w:r>
-        <w:t>Feedback · compare after trying</w:t>
-      </w:r>
-    </w:p>
-    <w:p>
-      <w:pPr>
-        <w:spacing w:line="336" w:lineRule="auto" w:after="180"/>
-        <w:shd w:fill="F1F6FC"/>
-      </w:pPr>
-      <w:r>
-        <w:rPr>
-          <w:b w:val="0"/>
-        </w:rPr>
-        <w:t>After your attempt, compare with the supported explanation: The stated rule now selects Complex. The rule compares validation errors; it does not ban complex models.</w:t>
-      </w:r>
-    </w:p>
-    <w:p>
-      <w:pPr>
-        <w:pStyle w:val="Heading3"/>
-      </w:pPr>
-      <w:r>
-        <w:t>Repair a missing building block</w:t>
-      </w:r>
-    </w:p>
-    <w:p>
-      <w:pPr>
-        <w:spacing w:line="336" w:lineRule="auto" w:after="180"/>
-      </w:pPr>
-      <w:r>
-        <w:rPr>
-          <w:b w:val="0"/>
-        </w:rPr>
-        <w:t xml:space="preserve">Review Choose Informative Questions (ai-2/15). Goal: Fit a root question and leaf </w:t>
-      </w:r>
-      <w:r>
-        <w:rPr>
-          <w:b/>
-        </w:rPr>
-        <w:t>prediction</w:t>
-      </w:r>
-      <w:r>
-        <w:rPr>
-          <w:b w:val="0"/>
-        </w:rPr>
-        <w:t xml:space="preserve">s from </w:t>
-      </w:r>
-      <w:r>
-        <w:rPr>
-          <w:b/>
-        </w:rPr>
-        <w:t>training</w:t>
-      </w:r>
-      <w:r>
-        <w:rPr>
-          <w:b w:val="0"/>
-        </w:rPr>
-        <w:t xml:space="preserve"> examples. Short practice: Choose the best original question and explain why its more balanced split matters here..</w:t>
-      </w:r>
-    </w:p>
-    <w:p>
-      <w:pPr>
-        <w:spacing w:line="336" w:lineRule="auto" w:after="180"/>
-      </w:pPr>
-      <w:r>
-        <w:rPr>
-          <w:b w:val="0"/>
-        </w:rPr>
-        <w:t>Return to this week and explain what you changed.</w:t>
-      </w:r>
-    </w:p>
-    <w:p>
-      <w:pPr>
-        <w:spacing w:line="336" w:lineRule="auto" w:after="180"/>
-      </w:pPr>
-      <w:r>
-        <w:rPr>
-          <w:b w:val="0"/>
-        </w:rPr>
-        <w:t xml:space="preserve">Review Types of Classification Error (ai-2/13). Goal: Build a labelled confusion matrix from matched reference and </w:t>
-      </w:r>
-      <w:r>
-        <w:rPr>
-          <w:b/>
-        </w:rPr>
-        <w:t>prediction</w:t>
-      </w:r>
-      <w:r>
-        <w:rPr>
-          <w:b w:val="0"/>
-        </w:rPr>
-        <w:t xml:space="preserve"> pairs. Short practice: Which error causes a sound book to be sent for unnecessary repair review?.</w:t>
-      </w:r>
-    </w:p>
-    <w:p>
-      <w:pPr>
-        <w:spacing w:line="336" w:lineRule="auto" w:after="180"/>
-      </w:pPr>
-      <w:r>
-        <w:rPr>
-          <w:b w:val="0"/>
-        </w:rPr>
-        <w:t>Return to this week and explain what you changed.</w:t>
-      </w:r>
-    </w:p>
-    <w:p>
-      <w:pPr>
-        <w:spacing w:line="336" w:lineRule="auto" w:after="180"/>
-      </w:pPr>
-      <w:r>
-        <w:rPr>
-          <w:b w:val="0"/>
-        </w:rPr>
-        <w:t xml:space="preserve">Review Human Classifier Simulation (ai-2/10). Goal: Construct a classifier with a stated </w:t>
-      </w:r>
-      <w:r>
-        <w:rPr>
-          <w:b/>
-        </w:rPr>
-        <w:t>input</w:t>
-      </w:r>
-      <w:r>
-        <w:rPr>
-          <w:b w:val="0"/>
-        </w:rPr>
-        <w:t xml:space="preserve"> format, selected rule and recorded </w:t>
-      </w:r>
-      <w:r>
-        <w:rPr>
-          <w:b/>
-        </w:rPr>
-        <w:t>output</w:t>
-      </w:r>
-      <w:r>
-        <w:rPr>
-          <w:b w:val="0"/>
-        </w:rPr>
-        <w:t>.</w:t>
-      </w:r>
-    </w:p>
-    <w:p>
-      <w:pPr>
-        <w:spacing w:line="336" w:lineRule="auto" w:after="180"/>
-      </w:pPr>
-      <w:r>
-        <w:rPr>
-          <w:b w:val="0"/>
-        </w:rPr>
-        <w:t>Short practice: Why are J and M initially treated differently even though both are illustrated mysteries?. Return to this week and explain what you changed.</w:t>
-      </w:r>
-    </w:p>
-    <w:p>
-      <w:pPr>
-        <w:pStyle w:val="Heading3"/>
-      </w:pPr>
-      <w:r>
-        <w:t>Keep your completed work</w:t>
-      </w:r>
-    </w:p>
-    <w:p>
-      <w:pPr>
-        <w:spacing w:line="336" w:lineRule="auto" w:after="180"/>
-      </w:pPr>
-      <w:r>
-        <w:rPr>
-          <w:b w:val="0"/>
-        </w:rPr>
-        <w:t xml:space="preserve">Use Download completed work in the hosted lesson to export your answers, reflections, practice feedback and code-run </w:t>
-      </w:r>
-      <w:r>
-        <w:rPr>
-          <w:b/>
-        </w:rPr>
-        <w:t>evidence</w:t>
-      </w:r>
-      <w:r>
-        <w:rPr>
-          <w:b w:val="0"/>
-        </w:rPr>
-        <w:t>. Open the HTML copy to read or print it.</w:t>
-      </w:r>
-    </w:p>
-    <w:p>
-      <w:pPr>
-        <w:spacing w:line="336" w:lineRule="auto" w:after="180"/>
-      </w:pPr>
-      <w:r>
-        <w:rPr>
-          <w:b w:val="0"/>
-        </w:rPr>
-        <w:t>Drafts stay in this browser when storage is available; clear drafts on a shared device.</w:t>
-      </w:r>
-    </w:p>
-    <w:p>
-      <w:pPr>
-        <w:pStyle w:val="Heading1"/>
-      </w:pPr>
-      <w:r>
-        <w:t>18. Visual concept journey</w:t>
-      </w:r>
-    </w:p>
-    <w:p>
-      <w:r>
-        <w:t>Explain each Overfitting Intuition graphic using its labels, deciding evidence and relevant limitation.</w:t>
-      </w:r>
-    </w:p>
-    <w:p>
-      <w:pPr>
-        <w:pStyle w:val="Heading3"/>
+        <w:t>18. Reference: the six-picture journey</w:t>
+      </w:r>
+    </w:p>
+    <w:p>
+      <w:r>
+        <w:t>Revisit the picture that serves the current question; key diagrams already sit beside the main explanation.</w:t>
+      </w:r>
+    </w:p>
+    <w:p>
+      <w:pPr>
+        <w:pStyle w:val="Heading2"/>
       </w:pPr>
       <w:r>
         <w:t>01. Overfitting Intuition: the case</w:t>
@@ -7077,7 +7767,7 @@
         <w:drawing>
           <wp:inline xmlns:a="http://schemas.openxmlformats.org/drawingml/2006/main" xmlns:pic="http://schemas.openxmlformats.org/drawingml/2006/picture">
             <wp:extent cx="5486400" cy="3142488"/>
-            <wp:docPr id="23" name="Picture 23" descr="A fictional project compares three book-length prediction models on the same development sets. Supplied facts: Mean absolute errors in pages: Simple training 5, validation 6; Medium training 2, validation 3; Complex training 0, validation 7. Select lowest validation error; untouched final tests are not used for selection."/>
+            <wp:docPr id="29" name="Picture 29" descr="A fictional project compares three book-length prediction models on the same development sets. Supplied facts: Mean absolute errors in pages: Simple training 5, validation 6; Medium training 2, validation 3; Complex training 0, validation 7. Select lowest validation error; untouched final tests are not used for selection."/>
             <wp:cNvGraphicFramePr>
               <a:graphicFrameLocks noChangeAspect="1"/>
             </wp:cNvGraphicFramePr>
@@ -7089,7 +7779,7 @@
                     <pic:cNvPicPr/>
                   </pic:nvPicPr>
                   <pic:blipFill>
-                    <a:blip r:embed="rId30"/>
+                    <a:blip r:embed="rId32"/>
                     <a:stretch>
                       <a:fillRect/>
                     </a:stretch>
@@ -7192,7 +7882,6 @@
     <w:p>
       <w:pPr>
         <w:spacing w:line="336" w:lineRule="auto" w:after="180"/>
-        <w:shd w:fill="F5F1FB"/>
       </w:pPr>
       <w:r>
         <w:rPr>
@@ -7203,7 +7892,7 @@
     </w:p>
     <w:p>
       <w:pPr>
-        <w:pStyle w:val="Heading3"/>
+        <w:pStyle w:val="Heading2"/>
       </w:pPr>
       <w:r>
         <w:t>02. Follow the deciding steps</w:t>
@@ -7214,7 +7903,7 @@
         <w:drawing>
           <wp:inline xmlns:a="http://schemas.openxmlformats.org/drawingml/2006/main" xmlns:pic="http://schemas.openxmlformats.org/drawingml/2006/picture">
             <wp:extent cx="5486400" cy="4005072"/>
-            <wp:docPr id="24" name="Picture 24" descr="Training comparison: Complex fits training perfectly with zero error. → Validation comparison: Medium has error 3, versus Simple 6 and Complex 7. → Choose for development: Select Medium under the declared lowest-validation-error rule. → Final evaluation: Freeze the selection, then evaluate new reserved cases."/>
+            <wp:docPr id="30" name="Picture 30" descr="Training comparison: Complex fits training perfectly with zero error. → Validation comparison: Medium has error 3, versus Simple 6 and Complex 7. → Choose for development: Select Medium under the declared lowest-validation-error rule. → Final evaluation: Freeze the selection, then evaluate new reserved cases."/>
             <wp:cNvGraphicFramePr>
               <a:graphicFrameLocks noChangeAspect="1"/>
             </wp:cNvGraphicFramePr>
@@ -7226,7 +7915,7 @@
                     <pic:cNvPicPr/>
                   </pic:nvPicPr>
                   <pic:blipFill>
-                    <a:blip r:embed="rId31"/>
+                    <a:blip r:embed="rId17"/>
                     <a:stretch>
                       <a:fillRect/>
                     </a:stretch>
@@ -7277,7 +7966,6 @@
     <w:p>
       <w:pPr>
         <w:spacing w:line="336" w:lineRule="auto" w:after="180"/>
-        <w:shd w:fill="F5F1FB"/>
       </w:pPr>
       <w:r>
         <w:rPr>
@@ -7300,7 +7988,7 @@
     </w:p>
     <w:p>
       <w:pPr>
-        <w:pStyle w:val="Heading3"/>
+        <w:pStyle w:val="Heading2"/>
       </w:pPr>
       <w:r>
         <w:t>03. Training and validation errors</w:t>
@@ -7311,7 +7999,7 @@
         <w:drawing>
           <wp:inline xmlns:a="http://schemas.openxmlformats.org/drawingml/2006/main" xmlns:pic="http://schemas.openxmlformats.org/drawingml/2006/picture">
             <wp:extent cx="5486400" cy="3617976"/>
-            <wp:docPr id="25" name="Picture 25" descr="Training and validation errors. Simple: Training MAE pages = 5, Validation MAE pages = 6. Medium: Training MAE pages = 2, Validation MAE pages = 3. Complex: Training MAE pages = 0, Validation MAE pages = 7."/>
+            <wp:docPr id="31" name="Picture 31" descr="Training and validation errors. Simple: Training MAE pages = 5, Validation MAE pages = 6. Medium: Training MAE pages = 2, Validation MAE pages = 3. Complex: Training MAE pages = 0, Validation MAE pages = 7."/>
             <wp:cNvGraphicFramePr>
               <a:graphicFrameLocks noChangeAspect="1"/>
             </wp:cNvGraphicFramePr>
@@ -7323,7 +8011,7 @@
                     <pic:cNvPicPr/>
                   </pic:nvPicPr>
                   <pic:blipFill>
-                    <a:blip r:embed="rId32"/>
+                    <a:blip r:embed="rId33"/>
                     <a:stretch>
                       <a:fillRect/>
                     </a:stretch>
@@ -7398,7 +8086,6 @@
     <w:p>
       <w:pPr>
         <w:spacing w:line="336" w:lineRule="auto" w:after="180"/>
-        <w:shd w:fill="F5F1FB"/>
       </w:pPr>
       <w:r>
         <w:rPr>
@@ -7409,7 +8096,7 @@
     </w:p>
     <w:p>
       <w:pPr>
-        <w:pStyle w:val="Heading3"/>
+        <w:pStyle w:val="Heading2"/>
       </w:pPr>
       <w:r>
         <w:t>04. Change one thing. Trace what follows.</w:t>
@@ -7420,7 +8107,7 @@
         <w:drawing>
           <wp:inline xmlns:a="http://schemas.openxmlformats.org/drawingml/2006/main" xmlns:pic="http://schemas.openxmlformats.org/drawingml/2006/picture">
             <wp:extent cx="5486400" cy="3041904"/>
-            <wp:docPr id="26" name="Picture 26" descr="Original case: Freeze the selection, then evaluate new reserved cases. Changed condition: Complex’s validation error becomes 2 on a newly documented, fair development comparison. Expected result: The stated rule now selects Complex. Reason: The rule compares validation errors; it does not ban complex models."/>
+            <wp:docPr id="32" name="Picture 32" descr="Original case: Freeze the selection, then evaluate new reserved cases. Changed condition: Complex’s validation error becomes 2 on a newly documented, fair development comparison. Expected result: The stated rule now selects Complex. Reason: The rule compares validation errors; it does not ban complex models."/>
             <wp:cNvGraphicFramePr>
               <a:graphicFrameLocks noChangeAspect="1"/>
             </wp:cNvGraphicFramePr>
@@ -7432,7 +8119,7 @@
                     <pic:cNvPicPr/>
                   </pic:nvPicPr>
                   <pic:blipFill>
-                    <a:blip r:embed="rId33"/>
+                    <a:blip r:embed="rId18"/>
                     <a:stretch>
                       <a:fillRect/>
                     </a:stretch>
@@ -7476,7 +8163,6 @@
     <w:p>
       <w:pPr>
         <w:spacing w:line="336" w:lineRule="auto" w:after="180"/>
-        <w:shd w:fill="F5F1FB"/>
       </w:pPr>
       <w:r>
         <w:rPr>
@@ -7487,7 +8173,7 @@
     </w:p>
     <w:p>
       <w:pPr>
-        <w:pStyle w:val="Heading3"/>
+        <w:pStyle w:val="Heading2"/>
       </w:pPr>
       <w:r>
         <w:t>05. Connect the explanation to its limit</w:t>
@@ -7498,7 +8184,7 @@
         <w:drawing>
           <wp:inline xmlns:a="http://schemas.openxmlformats.org/drawingml/2006/main" xmlns:pic="http://schemas.openxmlformats.org/drawingml/2006/picture">
             <wp:extent cx="5486400" cy="2834640"/>
-            <wp:docPr id="27" name="Picture 27" descr="A flexible model can fit quirks of its training set without predicting new examples well. Here Complex’s training success occurs alongside the worst validation error. The numbers are invented comparisons, not a claim that complexity always hurts. Choosing Medium uses development evidence; its validation score must not be advertised as an untouched final-test result. Limit: A single small validation set may be noisy; selection evidence does not prove future population performance."/>
+            <wp:docPr id="33" name="Picture 33" descr="A flexible model can fit quirks of its training set without predicting new examples well. Here Complex’s training success occurs alongside the worst validation error. The numbers are invented comparisons, not a claim that complexity always hurts. Choosing Medium uses development evidence; its validation score must not be advertised as an untouched final-test result. Limit: A single small validation set may be noisy; selection evidence does not prove future population performance."/>
             <wp:cNvGraphicFramePr>
               <a:graphicFrameLocks noChangeAspect="1"/>
             </wp:cNvGraphicFramePr>
@@ -7625,7 +8311,6 @@
     <w:p>
       <w:pPr>
         <w:spacing w:line="336" w:lineRule="auto" w:after="180"/>
-        <w:shd w:fill="F5F1FB"/>
       </w:pPr>
       <w:r>
         <w:rPr>
@@ -7636,7 +8321,7 @@
     </w:p>
     <w:p>
       <w:pPr>
-        <w:pStyle w:val="Heading3"/>
+        <w:pStyle w:val="Heading2"/>
       </w:pPr>
       <w:r>
         <w:t>06. Make the idea visible in your project</w:t>
@@ -7647,7 +8332,7 @@
         <w:drawing>
           <wp:inline xmlns:a="http://schemas.openxmlformats.org/drawingml/2006/main" xmlns:pic="http://schemas.openxmlformats.org/drawingml/2006/picture">
             <wp:extent cx="5486400" cy="3380232"/>
-            <wp:docPr id="28" name="Picture 28" descr="Compare recommender revisions on fixed development cases, reserving new cases for the final presentation. Draw your input, deciding step, result and limit. Supported question: Does zero training error justify choosing Complex in the original record?"/>
+            <wp:docPr id="34" name="Picture 34" descr="Compare recommender revisions on fixed development cases, reserving new cases for the final presentation. Draw your input, deciding step, result and limit. Supported question: Does zero training error justify choosing Complex in the original record?"/>
             <wp:cNvGraphicFramePr>
               <a:graphicFrameLocks noChangeAspect="1"/>
             </wp:cNvGraphicFramePr>
@@ -7681,7 +8366,6 @@
     <w:p>
       <w:pPr>
         <w:spacing w:line="336" w:lineRule="auto" w:after="180"/>
-        <w:shd w:fill="F5F1FB"/>
       </w:pPr>
       <w:r>
         <w:rPr>
@@ -7705,7 +8389,6 @@
     <w:p>
       <w:pPr>
         <w:spacing w:line="336" w:lineRule="auto" w:after="180"/>
-        <w:shd w:fill="F5F1FB"/>
       </w:pPr>
       <w:r>
         <w:rPr>
@@ -7729,7 +8412,6 @@
     <w:p>
       <w:pPr>
         <w:spacing w:line="336" w:lineRule="auto" w:after="180"/>
-        <w:shd w:fill="F5F1FB"/>
       </w:pPr>
       <w:r>
         <w:rPr>
@@ -7748,6 +8430,62 @@
           <w:b w:val="0"/>
         </w:rPr>
         <w:t>.</w:t>
+      </w:r>
+    </w:p>
+    <w:p>
+      <w:pPr>
+        <w:pStyle w:val="Heading2"/>
+      </w:pPr>
+      <w:r>
+        <w:t>Earlier wording, alternatives and picture transcripts · reference / check after trying</w:t>
+      </w:r>
+    </w:p>
+    <w:p>
+      <w:pPr>
+        <w:pStyle w:val="Heading3"/>
+      </w:pPr>
+      <w:r>
+        <w:t>01. Overfitting Intuition: the case</w:t>
+      </w:r>
+    </w:p>
+    <w:p>
+      <w:pPr>
+        <w:pStyle w:val="Heading3"/>
+      </w:pPr>
+      <w:r>
+        <w:t>02. Follow the deciding steps</w:t>
+      </w:r>
+    </w:p>
+    <w:p>
+      <w:pPr>
+        <w:pStyle w:val="Heading3"/>
+      </w:pPr>
+      <w:r>
+        <w:t>03. Training and validation errors</w:t>
+      </w:r>
+    </w:p>
+    <w:p>
+      <w:pPr>
+        <w:pStyle w:val="Heading3"/>
+      </w:pPr>
+      <w:r>
+        <w:t>04. Change one thing. Trace what follows.</w:t>
+      </w:r>
+    </w:p>
+    <w:p>
+      <w:pPr>
+        <w:pStyle w:val="Heading3"/>
+      </w:pPr>
+      <w:r>
+        <w:t>05. Connect the explanation to its limit</w:t>
+      </w:r>
+    </w:p>
+    <w:p>
+      <w:pPr>
+        <w:pStyle w:val="Heading3"/>
+      </w:pPr>
+      <w:r>
+        <w:t>06. Make the idea visible in your project</w:t>
       </w:r>
     </w:p>
     <w:sectPr>
